--- a/2. Second_Semester/2. Software Testing/2. Class_Test-01.docx
+++ b/2. Second_Semester/2. Software Testing/2. Class_Test-01.docx
@@ -65,117 +65,6 @@
     <w:p>
       <w:pPr>
         <w:spacing w:before="100" w:beforeAutospacing="1" w:after="100" w:afterAutospacing="1" w:line="240" w:lineRule="auto"/>
-        <w:outlineLvl w:val="2"/>
-        <w:rPr>
-          <w:rFonts w:ascii="Times New Roman" w:eastAsia="Times New Roman" w:hAnsi="Times New Roman" w:cs="Times New Roman"/>
-          <w:b/>
-          <w:bCs/>
-          <w:sz w:val="27"/>
-          <w:szCs w:val="27"/>
-        </w:rPr>
-      </w:pPr>
-      <w:r>
-        <w:rPr>
-          <w:rFonts w:ascii="Times New Roman" w:eastAsia="Times New Roman" w:hAnsi="Times New Roman" w:cs="Times New Roman"/>
-          <w:b/>
-          <w:bCs/>
-          <w:sz w:val="27"/>
-          <w:szCs w:val="27"/>
-        </w:rPr>
-        <w:t>Functions of Software</w:t>
-      </w:r>
-    </w:p>
-    <w:p>
-      <w:pPr>
-        <w:numPr>
-          <w:ilvl w:val="0"/>
-          <w:numId w:val="1"/>
-        </w:numPr>
-        <w:spacing w:before="100" w:beforeAutospacing="1" w:after="100" w:afterAutospacing="1" w:line="240" w:lineRule="auto"/>
-        <w:rPr>
-          <w:rFonts w:ascii="Times New Roman" w:eastAsia="Times New Roman" w:hAnsi="Times New Roman" w:cs="Times New Roman"/>
-          <w:sz w:val="24"/>
-          <w:szCs w:val="24"/>
-        </w:rPr>
-      </w:pPr>
-      <w:r>
-        <w:rPr>
-          <w:rFonts w:ascii="Times New Roman" w:eastAsia="Times New Roman" w:hAnsi="Times New Roman" w:cs="Times New Roman"/>
-          <w:sz w:val="24"/>
-          <w:szCs w:val="24"/>
-        </w:rPr>
-        <w:t>Provides instructions for the computer to perform tasks.</w:t>
-      </w:r>
-    </w:p>
-    <w:p>
-      <w:pPr>
-        <w:numPr>
-          <w:ilvl w:val="0"/>
-          <w:numId w:val="1"/>
-        </w:numPr>
-        <w:spacing w:before="100" w:beforeAutospacing="1" w:after="100" w:afterAutospacing="1" w:line="240" w:lineRule="auto"/>
-        <w:rPr>
-          <w:rFonts w:ascii="Times New Roman" w:eastAsia="Times New Roman" w:hAnsi="Times New Roman" w:cs="Times New Roman"/>
-          <w:sz w:val="24"/>
-          <w:szCs w:val="24"/>
-        </w:rPr>
-      </w:pPr>
-      <w:r>
-        <w:rPr>
-          <w:rFonts w:ascii="Times New Roman" w:eastAsia="Times New Roman" w:hAnsi="Times New Roman" w:cs="Times New Roman"/>
-          <w:sz w:val="24"/>
-          <w:szCs w:val="24"/>
-        </w:rPr>
-        <w:t>Enables communication between users and hardware.</w:t>
-      </w:r>
-    </w:p>
-    <w:p>
-      <w:pPr>
-        <w:numPr>
-          <w:ilvl w:val="0"/>
-          <w:numId w:val="1"/>
-        </w:numPr>
-        <w:spacing w:before="100" w:beforeAutospacing="1" w:after="100" w:afterAutospacing="1" w:line="240" w:lineRule="auto"/>
-        <w:rPr>
-          <w:rFonts w:ascii="Times New Roman" w:eastAsia="Times New Roman" w:hAnsi="Times New Roman" w:cs="Times New Roman"/>
-          <w:sz w:val="24"/>
-          <w:szCs w:val="24"/>
-        </w:rPr>
-      </w:pPr>
-      <w:r>
-        <w:rPr>
-          <w:rFonts w:ascii="Times New Roman" w:eastAsia="Times New Roman" w:hAnsi="Times New Roman" w:cs="Times New Roman"/>
-          <w:sz w:val="24"/>
-          <w:szCs w:val="24"/>
-        </w:rPr>
-        <w:t>Helps manage and control computer resources.</w:t>
-      </w:r>
-    </w:p>
-    <w:p>
-      <w:pPr>
-        <w:numPr>
-          <w:ilvl w:val="0"/>
-          <w:numId w:val="1"/>
-        </w:numPr>
-        <w:spacing w:before="100" w:beforeAutospacing="1" w:after="100" w:afterAutospacing="1" w:line="240" w:lineRule="auto"/>
-        <w:rPr>
-          <w:rFonts w:ascii="Times New Roman" w:eastAsia="Times New Roman" w:hAnsi="Times New Roman" w:cs="Times New Roman"/>
-          <w:sz w:val="24"/>
-          <w:szCs w:val="24"/>
-        </w:rPr>
-      </w:pPr>
-      <w:r>
-        <w:rPr>
-          <w:rFonts w:ascii="Times New Roman" w:eastAsia="Times New Roman" w:hAnsi="Times New Roman" w:cs="Times New Roman"/>
-          <w:sz w:val="24"/>
-          <w:szCs w:val="24"/>
-        </w:rPr>
-        <w:t>Allows applications to run properly.</w:t>
-      </w:r>
-    </w:p>
-    <w:p>
-      <w:pPr>
-        <w:spacing w:before="100" w:beforeAutospacing="1" w:after="100" w:afterAutospacing="1" w:line="240" w:lineRule="auto"/>
         <w:outlineLvl w:val="1"/>
         <w:rPr>
           <w:rFonts w:ascii="Times New Roman" w:eastAsia="Times New Roman" w:hAnsi="Times New Roman" w:cs="Times New Roman"/>
@@ -539,7 +428,6 @@
           <w:sz w:val="28"/>
           <w:szCs w:val="28"/>
         </w:rPr>
-        <w:lastRenderedPageBreak/>
         <w:t>Define Software Testing and Software Quality Assurance (SQA). Explain the differences between them with suitable examples.</w:t>
       </w:r>
     </w:p>
@@ -585,6 +473,7 @@
           <w:sz w:val="24"/>
           <w:szCs w:val="24"/>
         </w:rPr>
+        <w:lastRenderedPageBreak/>
         <w:t>Definition:</w:t>
       </w:r>
       <w:r>
@@ -596,7 +485,13 @@
         <w:br/>
       </w:r>
       <w:r>
-        <w:t>Software Testing is the process of checking and evaluating a software application to find defects and verify that it meets the specified requirements.</w:t>
+        <w:t>Software testing is a process of checking and evaluating the functionality of a software application with an intent to find whether the developed software met the specified requirements or not and</w:t>
+      </w:r>
+      <w:r>
+        <w:t xml:space="preserve"> </w:t>
+      </w:r>
+      <w:r>
+        <w:t>verify that it meets the specified requirements.</w:t>
       </w:r>
     </w:p>
     <w:p>
@@ -804,26 +699,8 @@
         </w:rPr>
         <w:t>, a defect is found.</w:t>
       </w:r>
-    </w:p>
-    <w:p>
-      <w:pPr>
-        <w:spacing w:after="0" w:line="240" w:lineRule="auto"/>
-        <w:rPr>
-          <w:rFonts w:ascii="Times New Roman" w:eastAsia="Times New Roman" w:hAnsi="Times New Roman" w:cs="Times New Roman"/>
-          <w:sz w:val="24"/>
-          <w:szCs w:val="24"/>
-        </w:rPr>
-      </w:pPr>
-      <w:r>
-        <w:rPr>
-          <w:rFonts w:ascii="Times New Roman" w:eastAsia="Times New Roman" w:hAnsi="Times New Roman" w:cs="Times New Roman"/>
-          <w:sz w:val="24"/>
-          <w:szCs w:val="24"/>
-        </w:rPr>
-        <w:pict>
-          <v:rect id="_x0000_i1045" style="width:0;height:1.5pt" o:hralign="center" o:hrstd="t" o:hr="t" fillcolor="#a0a0a0" stroked="f"/>
-        </w:pict>
-      </w:r>
+      <w:bookmarkStart w:id="0" w:name="_GoBack"/>
+      <w:bookmarkEnd w:id="0"/>
     </w:p>
     <w:p>
       <w:pPr>
@@ -876,10 +753,7 @@
         <w:br/>
       </w:r>
       <w:r>
-        <w:t>Software Quality Assurance (SQA) is a set of activities that ensures the software development process is followed correctly to produce a high-quality software product.</w:t>
-      </w:r>
-      <w:r>
-        <w:t xml:space="preserve"> </w:t>
+        <w:t xml:space="preserve">Software Quality Assurance (SQA) is a set of activities to ensure the quality in software engineering processes that ultimately result in quality software products. The activities establish and evaluate the processes that produce products. It involves process-focused action. </w:t>
       </w:r>
     </w:p>
     <w:p>
@@ -975,7 +849,7 @@
           <w:szCs w:val="24"/>
         </w:rPr>
         <w:pict>
-          <v:rect id="_x0000_i1046" style="width:0;height:1.5pt" o:hralign="center" o:hrstd="t" o:hr="t" fillcolor="#a0a0a0" stroked="f"/>
+          <v:rect id="_x0000_i1026" style="width:0;height:1.5pt" o:hralign="center" o:hrstd="t" o:hr="t" fillcolor="#a0a0a0" stroked="f"/>
         </w:pict>
       </w:r>
     </w:p>
@@ -1110,7 +984,6 @@
                 <w:sz w:val="24"/>
                 <w:szCs w:val="24"/>
               </w:rPr>
-              <w:lastRenderedPageBreak/>
               <w:t>Testing finds defects in the software.</w:t>
             </w:r>
           </w:p>
@@ -1221,6 +1094,7 @@
                 <w:sz w:val="24"/>
                 <w:szCs w:val="24"/>
               </w:rPr>
+              <w:lastRenderedPageBreak/>
               <w:t>Performed after or during software development.</w:t>
             </w:r>
           </w:p>
@@ -1435,7 +1309,12 @@
           <w:szCs w:val="24"/>
         </w:rPr>
         <w:br/>
-        <w:t>Software Testing is the process of checking and evaluating a software application to find defects and verify that it meets the specified requirements.</w:t>
+      </w:r>
+      <w:r>
+        <w:t>Software testing is a process of checking and evaluating the functionality of a software application with an intent to find whether the developed software met the specified requirements or not and verify that it meets the specified requirements.</w:t>
+      </w:r>
+      <w:r>
+        <w:t xml:space="preserve"> </w:t>
       </w:r>
     </w:p>
     <w:p>
@@ -1703,45 +1582,45 @@
           <w:sz w:val="24"/>
           <w:szCs w:val="24"/>
         </w:rPr>
+        <w:t>Easy Meaning:</w:t>
+      </w:r>
+      <w:r>
+        <w:rPr>
+          <w:rFonts w:ascii="Times New Roman" w:eastAsia="Times New Roman" w:hAnsi="Times New Roman" w:cs="Times New Roman"/>
+          <w:sz w:val="24"/>
+          <w:szCs w:val="24"/>
+        </w:rPr>
+        <w:br/>
+      </w:r>
+      <w:r>
+        <w:rPr>
+          <w:rFonts w:ascii="Times New Roman" w:eastAsia="Times New Roman" w:hAnsi="Times New Roman" w:cs="Times New Roman"/>
+          <w:b/>
+          <w:bCs/>
+          <w:sz w:val="24"/>
+          <w:szCs w:val="24"/>
+        </w:rPr>
+        <w:t>Debugging is the process of fixing the bugs found during testing.</w:t>
+      </w:r>
+    </w:p>
+    <w:p>
+      <w:pPr>
+        <w:spacing w:before="100" w:beforeAutospacing="1" w:after="100" w:afterAutospacing="1" w:line="240" w:lineRule="auto"/>
+        <w:rPr>
+          <w:rFonts w:ascii="Times New Roman" w:eastAsia="Times New Roman" w:hAnsi="Times New Roman" w:cs="Times New Roman"/>
+          <w:sz w:val="24"/>
+          <w:szCs w:val="24"/>
+        </w:rPr>
+      </w:pPr>
+      <w:r>
+        <w:rPr>
+          <w:rFonts w:ascii="Times New Roman" w:eastAsia="Times New Roman" w:hAnsi="Times New Roman" w:cs="Times New Roman"/>
+          <w:b/>
+          <w:bCs/>
+          <w:sz w:val="24"/>
+          <w:szCs w:val="24"/>
+        </w:rPr>
         <w:lastRenderedPageBreak/>
-        <w:t>Easy Meaning:</w:t>
-      </w:r>
-      <w:r>
-        <w:rPr>
-          <w:rFonts w:ascii="Times New Roman" w:eastAsia="Times New Roman" w:hAnsi="Times New Roman" w:cs="Times New Roman"/>
-          <w:sz w:val="24"/>
-          <w:szCs w:val="24"/>
-        </w:rPr>
-        <w:br/>
-      </w:r>
-      <w:r>
-        <w:rPr>
-          <w:rFonts w:ascii="Times New Roman" w:eastAsia="Times New Roman" w:hAnsi="Times New Roman" w:cs="Times New Roman"/>
-          <w:b/>
-          <w:bCs/>
-          <w:sz w:val="24"/>
-          <w:szCs w:val="24"/>
-        </w:rPr>
-        <w:t>Debugging is the process of fixing the bugs found during testing.</w:t>
-      </w:r>
-    </w:p>
-    <w:p>
-      <w:pPr>
-        <w:spacing w:before="100" w:beforeAutospacing="1" w:after="100" w:afterAutospacing="1" w:line="240" w:lineRule="auto"/>
-        <w:rPr>
-          <w:rFonts w:ascii="Times New Roman" w:eastAsia="Times New Roman" w:hAnsi="Times New Roman" w:cs="Times New Roman"/>
-          <w:sz w:val="24"/>
-          <w:szCs w:val="24"/>
-        </w:rPr>
-      </w:pPr>
-      <w:r>
-        <w:rPr>
-          <w:rFonts w:ascii="Times New Roman" w:eastAsia="Times New Roman" w:hAnsi="Times New Roman" w:cs="Times New Roman"/>
-          <w:b/>
-          <w:bCs/>
-          <w:sz w:val="24"/>
-          <w:szCs w:val="24"/>
-        </w:rPr>
         <w:t>Example:</w:t>
       </w:r>
       <w:r>
@@ -1836,7 +1715,7 @@
           <w:szCs w:val="24"/>
         </w:rPr>
         <w:pict>
-          <v:rect id="_x0000_i1050" style="width:0;height:1.5pt" o:hralign="center" o:hrstd="t" o:hr="t" fillcolor="#a0a0a0" stroked="f"/>
+          <v:rect id="_x0000_i1027" style="width:0;height:1.5pt" o:hralign="center" o:hrstd="t" o:hr="t" fillcolor="#a0a0a0" stroked="f"/>
         </w:pict>
       </w:r>
     </w:p>
@@ -2294,8 +2173,6 @@
       <w:pPr>
         <w:pStyle w:val="NormalWeb"/>
       </w:pPr>
-      <w:bookmarkStart w:id="0" w:name="_GoBack"/>
-      <w:bookmarkEnd w:id="0"/>
     </w:p>
     <w:p>
       <w:pPr>
@@ -2389,7 +2266,6 @@
           <w:i w:val="0"/>
           <w:color w:val="FF0000"/>
         </w:rPr>
-        <w:lastRenderedPageBreak/>
         <w:t>2. Structural Quality</w:t>
       </w:r>
       <w:r>
@@ -2437,6 +2313,7 @@
           <w:sz w:val="36"/>
           <w:szCs w:val="36"/>
         </w:rPr>
+        <w:lastRenderedPageBreak/>
         <w:br/>
       </w:r>
     </w:p>
@@ -3023,23 +2900,23 @@
         <w:pStyle w:val="NormalWeb"/>
       </w:pPr>
       <w:r>
+        <w:t>Just as a house needs a proper blueprint from an architect, software needs a strong architecture and database design before development begins. This helps the system remain stable even when the number of users grows.</w:t>
+      </w:r>
+    </w:p>
+    <w:p>
+      <w:pPr>
+        <w:pStyle w:val="Heading3"/>
+      </w:pPr>
+      <w:r>
+        <w:t>3. Following SDLC &amp; Standards</w:t>
+      </w:r>
+    </w:p>
+    <w:p>
+      <w:pPr>
+        <w:pStyle w:val="NormalWeb"/>
+      </w:pPr>
+      <w:r>
         <w:lastRenderedPageBreak/>
-        <w:t>Just as a house needs a proper blueprint from an architect, software needs a strong architecture and database design before development begins. This helps the system remain stable even when the number of users grows.</w:t>
-      </w:r>
-    </w:p>
-    <w:p>
-      <w:pPr>
-        <w:pStyle w:val="Heading3"/>
-      </w:pPr>
-      <w:r>
-        <w:t>3. Following SDLC &amp; Standards</w:t>
-      </w:r>
-    </w:p>
-    <w:p>
-      <w:pPr>
-        <w:pStyle w:val="NormalWeb"/>
-      </w:pPr>
-      <w:r>
         <w:t xml:space="preserve">Developers should follow a standard </w:t>
       </w:r>
       <w:r>
@@ -3262,7 +3139,6 @@
           <w:b/>
           <w:bCs/>
         </w:rPr>
-        <w:lastRenderedPageBreak/>
         <w:t>Solid Architecture &amp; Design (</w:t>
       </w:r>
       <w:r>
@@ -3376,6 +3252,7 @@
           <w:b/>
           <w:bCs/>
         </w:rPr>
+        <w:lastRenderedPageBreak/>
         <w:t>Rigorous Testing (</w:t>
       </w:r>
       <w:r>
@@ -3986,7 +3863,6 @@
           <w:rStyle w:val="Strong"/>
           <w:rFonts w:eastAsiaTheme="majorEastAsia"/>
         </w:rPr>
-        <w:lastRenderedPageBreak/>
         <w:t>Definition:</w:t>
       </w:r>
       <w:r>
@@ -4022,6 +3898,7 @@
         <w:rPr>
           <w:rStyle w:val="HTMLCode"/>
         </w:rPr>
+        <w:lastRenderedPageBreak/>
         <w:t>a = 10</w:t>
       </w:r>
       <w:r>
@@ -4470,7 +4347,6 @@
           <w:sz w:val="32"/>
           <w:szCs w:val="32"/>
         </w:rPr>
-        <w:lastRenderedPageBreak/>
         <w:t>Define Software Verification and Software Validation. Explain the differences between them with suitable examples.</w:t>
       </w:r>
     </w:p>
@@ -4503,6 +4379,7 @@
         <w:rPr>
           <w:rStyle w:val="Strong"/>
         </w:rPr>
+        <w:lastRenderedPageBreak/>
         <w:t>Definition:</w:t>
       </w:r>
       <w:r>
@@ -4582,7 +4459,7 @@
     <w:p>
       <w:r>
         <w:pict>
-          <v:rect id="_x0000_i1038" style="width:0;height:1.5pt" o:hralign="center" o:hrstd="t" o:hr="t" fillcolor="#a0a0a0" stroked="f"/>
+          <v:rect id="_x0000_i1028" style="width:0;height:1.5pt" o:hralign="center" o:hrstd="t" o:hr="t" fillcolor="#a0a0a0" stroked="f"/>
         </w:pict>
       </w:r>
     </w:p>
@@ -4820,7 +4697,6 @@
           </w:tcPr>
           <w:p>
             <w:r>
-              <w:lastRenderedPageBreak/>
               <w:t>Performed during software development.</w:t>
             </w:r>
           </w:p>
@@ -4911,6 +4787,7 @@
               <w:rPr>
                 <w:rStyle w:val="Strong"/>
               </w:rPr>
+              <w:lastRenderedPageBreak/>
               <w:t>Question:</w:t>
             </w:r>
             <w:r>
@@ -4940,303 +4817,6 @@
     </w:tbl>
     <w:p>
       <w:pPr>
-        <w:pStyle w:val="Heading3"/>
-        <w:rPr>
-          <w:color w:val="FF0000"/>
-        </w:rPr>
-      </w:pPr>
-    </w:p>
-    <w:p>
-      <w:pPr>
-        <w:pStyle w:val="Heading3"/>
-        <w:rPr>
-          <w:color w:val="FF0000"/>
-        </w:rPr>
-      </w:pPr>
-      <w:r>
-        <w:rPr>
-          <w:color w:val="FF0000"/>
-        </w:rPr>
-        <w:t>What is a Computer Bug?</w:t>
-      </w:r>
-    </w:p>
-    <w:p>
-      <w:pPr>
-        <w:pStyle w:val="NormalWeb"/>
-      </w:pPr>
-      <w:r>
-        <w:t xml:space="preserve">A </w:t>
-      </w:r>
-      <w:r>
-        <w:rPr>
-          <w:rStyle w:val="Strong"/>
-        </w:rPr>
-        <w:t>computer bug</w:t>
-      </w:r>
-      <w:r>
-        <w:t xml:space="preserve"> is a </w:t>
-      </w:r>
-      <w:r>
-        <w:rPr>
-          <w:rStyle w:val="Strong"/>
-        </w:rPr>
-        <w:t>mistake or problem in a computer program</w:t>
-      </w:r>
-      <w:r>
-        <w:t xml:space="preserve"> that causes it to work incorrectly or produce wrong results.</w:t>
-      </w:r>
-    </w:p>
-    <w:p>
-      <w:pPr>
-        <w:spacing w:before="100" w:beforeAutospacing="1" w:after="100" w:afterAutospacing="1" w:line="240" w:lineRule="auto"/>
-        <w:outlineLvl w:val="2"/>
-        <w:rPr>
-          <w:rFonts w:ascii="Times New Roman" w:eastAsia="Times New Roman" w:hAnsi="Times New Roman" w:cs="Times New Roman"/>
-          <w:b/>
-          <w:bCs/>
-          <w:sz w:val="27"/>
-          <w:szCs w:val="27"/>
-        </w:rPr>
-      </w:pPr>
-      <w:r>
-        <w:rPr>
-          <w:rFonts w:ascii="Times New Roman" w:eastAsia="Times New Roman" w:hAnsi="Times New Roman" w:cs="Times New Roman"/>
-          <w:b/>
-          <w:bCs/>
-          <w:sz w:val="27"/>
-          <w:szCs w:val="27"/>
-        </w:rPr>
-        <w:t>Bug is also called:</w:t>
-      </w:r>
-    </w:p>
-    <w:p>
-      <w:pPr>
-        <w:numPr>
-          <w:ilvl w:val="0"/>
-          <w:numId w:val="4"/>
-        </w:numPr>
-        <w:spacing w:before="100" w:beforeAutospacing="1" w:after="100" w:afterAutospacing="1" w:line="240" w:lineRule="auto"/>
-        <w:rPr>
-          <w:rFonts w:ascii="Times New Roman" w:eastAsia="Times New Roman" w:hAnsi="Times New Roman" w:cs="Times New Roman"/>
-          <w:sz w:val="24"/>
-          <w:szCs w:val="24"/>
-        </w:rPr>
-      </w:pPr>
-      <w:r>
-        <w:rPr>
-          <w:rFonts w:ascii="Times New Roman" w:eastAsia="Times New Roman" w:hAnsi="Times New Roman" w:cs="Times New Roman"/>
-          <w:sz w:val="24"/>
-          <w:szCs w:val="24"/>
-        </w:rPr>
-        <w:t xml:space="preserve">Defect </w:t>
-      </w:r>
-    </w:p>
-    <w:p>
-      <w:pPr>
-        <w:numPr>
-          <w:ilvl w:val="0"/>
-          <w:numId w:val="4"/>
-        </w:numPr>
-        <w:spacing w:before="100" w:beforeAutospacing="1" w:after="100" w:afterAutospacing="1" w:line="240" w:lineRule="auto"/>
-        <w:rPr>
-          <w:rFonts w:ascii="Times New Roman" w:eastAsia="Times New Roman" w:hAnsi="Times New Roman" w:cs="Times New Roman"/>
-          <w:sz w:val="24"/>
-          <w:szCs w:val="24"/>
-        </w:rPr>
-      </w:pPr>
-      <w:r>
-        <w:rPr>
-          <w:rFonts w:ascii="Times New Roman" w:eastAsia="Times New Roman" w:hAnsi="Times New Roman" w:cs="Times New Roman"/>
-          <w:sz w:val="24"/>
-          <w:szCs w:val="24"/>
-        </w:rPr>
-        <w:t xml:space="preserve">Fault </w:t>
-      </w:r>
-    </w:p>
-    <w:p>
-      <w:pPr>
-        <w:numPr>
-          <w:ilvl w:val="0"/>
-          <w:numId w:val="4"/>
-        </w:numPr>
-        <w:spacing w:before="100" w:beforeAutospacing="1" w:after="100" w:afterAutospacing="1" w:line="240" w:lineRule="auto"/>
-        <w:rPr>
-          <w:rFonts w:ascii="Times New Roman" w:eastAsia="Times New Roman" w:hAnsi="Times New Roman" w:cs="Times New Roman"/>
-          <w:sz w:val="24"/>
-          <w:szCs w:val="24"/>
-        </w:rPr>
-      </w:pPr>
-      <w:r>
-        <w:rPr>
-          <w:rFonts w:ascii="Times New Roman" w:eastAsia="Times New Roman" w:hAnsi="Times New Roman" w:cs="Times New Roman"/>
-          <w:sz w:val="24"/>
-          <w:szCs w:val="24"/>
-        </w:rPr>
-        <w:t xml:space="preserve">Error </w:t>
-      </w:r>
-    </w:p>
-    <w:p>
-      <w:pPr>
-        <w:numPr>
-          <w:ilvl w:val="0"/>
-          <w:numId w:val="4"/>
-        </w:numPr>
-        <w:spacing w:before="100" w:beforeAutospacing="1" w:after="100" w:afterAutospacing="1" w:line="240" w:lineRule="auto"/>
-        <w:rPr>
-          <w:rFonts w:ascii="Times New Roman" w:eastAsia="Times New Roman" w:hAnsi="Times New Roman" w:cs="Times New Roman"/>
-          <w:sz w:val="24"/>
-          <w:szCs w:val="24"/>
-        </w:rPr>
-      </w:pPr>
-      <w:r>
-        <w:rPr>
-          <w:rFonts w:ascii="Times New Roman" w:eastAsia="Times New Roman" w:hAnsi="Times New Roman" w:cs="Times New Roman"/>
-          <w:sz w:val="24"/>
-          <w:szCs w:val="24"/>
-        </w:rPr>
-        <w:t xml:space="preserve">Problem </w:t>
-      </w:r>
-    </w:p>
-    <w:p>
-      <w:pPr>
-        <w:numPr>
-          <w:ilvl w:val="0"/>
-          <w:numId w:val="4"/>
-        </w:numPr>
-        <w:spacing w:before="100" w:beforeAutospacing="1" w:after="100" w:afterAutospacing="1" w:line="240" w:lineRule="auto"/>
-        <w:rPr>
-          <w:rFonts w:ascii="Times New Roman" w:eastAsia="Times New Roman" w:hAnsi="Times New Roman" w:cs="Times New Roman"/>
-          <w:sz w:val="24"/>
-          <w:szCs w:val="24"/>
-        </w:rPr>
-      </w:pPr>
-      <w:r>
-        <w:rPr>
-          <w:rFonts w:ascii="Times New Roman" w:eastAsia="Times New Roman" w:hAnsi="Times New Roman" w:cs="Times New Roman"/>
-          <w:sz w:val="24"/>
-          <w:szCs w:val="24"/>
-        </w:rPr>
-        <w:t xml:space="preserve">Failure </w:t>
-      </w:r>
-    </w:p>
-    <w:p>
-      <w:pPr>
-        <w:numPr>
-          <w:ilvl w:val="0"/>
-          <w:numId w:val="4"/>
-        </w:numPr>
-        <w:spacing w:before="100" w:beforeAutospacing="1" w:after="100" w:afterAutospacing="1" w:line="240" w:lineRule="auto"/>
-        <w:rPr>
-          <w:rFonts w:ascii="Times New Roman" w:eastAsia="Times New Roman" w:hAnsi="Times New Roman" w:cs="Times New Roman"/>
-          <w:sz w:val="24"/>
-          <w:szCs w:val="24"/>
-        </w:rPr>
-      </w:pPr>
-      <w:r>
-        <w:rPr>
-          <w:rFonts w:ascii="Times New Roman" w:eastAsia="Times New Roman" w:hAnsi="Times New Roman" w:cs="Times New Roman"/>
-          <w:sz w:val="24"/>
-          <w:szCs w:val="24"/>
-        </w:rPr>
-        <w:t xml:space="preserve">Anomaly </w:t>
-      </w:r>
-    </w:p>
-    <w:p>
-      <w:pPr>
-        <w:numPr>
-          <w:ilvl w:val="0"/>
-          <w:numId w:val="4"/>
-        </w:numPr>
-        <w:spacing w:before="100" w:beforeAutospacing="1" w:after="100" w:afterAutospacing="1" w:line="240" w:lineRule="auto"/>
-        <w:rPr>
-          <w:rFonts w:ascii="Times New Roman" w:eastAsia="Times New Roman" w:hAnsi="Times New Roman" w:cs="Times New Roman"/>
-          <w:sz w:val="24"/>
-          <w:szCs w:val="24"/>
-        </w:rPr>
-      </w:pPr>
-      <w:r>
-        <w:rPr>
-          <w:rFonts w:ascii="Times New Roman" w:eastAsia="Times New Roman" w:hAnsi="Times New Roman" w:cs="Times New Roman"/>
-          <w:sz w:val="24"/>
-          <w:szCs w:val="24"/>
-        </w:rPr>
-        <w:t xml:space="preserve">Incident </w:t>
-      </w:r>
-    </w:p>
-    <w:p>
-      <w:pPr>
-        <w:numPr>
-          <w:ilvl w:val="0"/>
-          <w:numId w:val="4"/>
-        </w:numPr>
-        <w:spacing w:before="100" w:beforeAutospacing="1" w:after="100" w:afterAutospacing="1" w:line="240" w:lineRule="auto"/>
-        <w:rPr>
-          <w:rFonts w:ascii="Times New Roman" w:eastAsia="Times New Roman" w:hAnsi="Times New Roman" w:cs="Times New Roman"/>
-          <w:sz w:val="24"/>
-          <w:szCs w:val="24"/>
-        </w:rPr>
-      </w:pPr>
-      <w:r>
-        <w:rPr>
-          <w:rFonts w:ascii="Times New Roman" w:eastAsia="Times New Roman" w:hAnsi="Times New Roman" w:cs="Times New Roman"/>
-          <w:sz w:val="24"/>
-          <w:szCs w:val="24"/>
-        </w:rPr>
-        <w:t xml:space="preserve">Inconsistency </w:t>
-      </w:r>
-    </w:p>
-    <w:p>
-      <w:pPr>
-        <w:numPr>
-          <w:ilvl w:val="0"/>
-          <w:numId w:val="4"/>
-        </w:numPr>
-        <w:spacing w:before="100" w:beforeAutospacing="1" w:after="100" w:afterAutospacing="1" w:line="240" w:lineRule="auto"/>
-        <w:rPr>
-          <w:rFonts w:ascii="Times New Roman" w:eastAsia="Times New Roman" w:hAnsi="Times New Roman" w:cs="Times New Roman"/>
-          <w:sz w:val="24"/>
-          <w:szCs w:val="24"/>
-        </w:rPr>
-      </w:pPr>
-      <w:r>
-        <w:rPr>
-          <w:rFonts w:ascii="Times New Roman" w:eastAsia="Times New Roman" w:hAnsi="Times New Roman" w:cs="Times New Roman"/>
-          <w:sz w:val="24"/>
-          <w:szCs w:val="24"/>
-        </w:rPr>
-        <w:t>Product anomaly</w:t>
-      </w:r>
-    </w:p>
-    <w:p>
-      <w:pPr>
-        <w:spacing w:before="100" w:beforeAutospacing="1" w:after="100" w:afterAutospacing="1" w:line="240" w:lineRule="auto"/>
-        <w:rPr>
-          <w:rFonts w:ascii="Times New Roman" w:eastAsia="Times New Roman" w:hAnsi="Times New Roman" w:cs="Times New Roman"/>
-          <w:color w:val="FF0000"/>
-          <w:sz w:val="28"/>
-          <w:szCs w:val="28"/>
-        </w:rPr>
-      </w:pPr>
-      <w:r>
-        <w:rPr>
-          <w:rFonts w:ascii="Times New Roman" w:eastAsia="Times New Roman" w:hAnsi="Times New Roman" w:cs="Times New Roman"/>
-          <w:color w:val="FF0000"/>
-          <w:sz w:val="28"/>
-          <w:szCs w:val="28"/>
-        </w:rPr>
-        <w:t xml:space="preserve">Difference </w:t>
-      </w:r>
-      <w:r>
-        <w:rPr>
-          <w:color w:val="FF0000"/>
-          <w:sz w:val="28"/>
-          <w:szCs w:val="28"/>
-        </w:rPr>
-        <w:t>Software Fault, error and failure with appropriate example and Code</w:t>
-      </w:r>
-    </w:p>
-    <w:p>
-      <w:pPr>
         <w:spacing w:before="100" w:beforeAutospacing="1" w:after="100" w:afterAutospacing="1" w:line="240" w:lineRule="auto"/>
         <w:outlineLvl w:val="2"/>
         <w:rPr>
@@ -5481,7 +5061,6 @@
           <w:sz w:val="24"/>
           <w:szCs w:val="24"/>
         </w:rPr>
-        <w:lastRenderedPageBreak/>
         <w:t>Support Systems:</w:t>
       </w:r>
       <w:r>
@@ -5918,6 +5497,7 @@
         <w:pStyle w:val="Heading3"/>
       </w:pPr>
       <w:r>
+        <w:lastRenderedPageBreak/>
         <w:t>3. Implementation (</w:t>
       </w:r>
       <w:r>
@@ -6265,7 +5845,6 @@
         <w:pStyle w:val="NormalWeb"/>
       </w:pPr>
       <w:r>
-        <w:lastRenderedPageBreak/>
         <w:t xml:space="preserve">Maintenance </w:t>
       </w:r>
       <w:r>
@@ -7027,6 +6606,7 @@
           <w:sz w:val="24"/>
           <w:szCs w:val="24"/>
         </w:rPr>
+        <w:lastRenderedPageBreak/>
         <w:t>তথ্য</w:t>
       </w:r>
       <w:r>
@@ -7829,7 +7409,6 @@
           <w:sz w:val="27"/>
           <w:szCs w:val="27"/>
         </w:rPr>
-        <w:lastRenderedPageBreak/>
         <w:t>5. Safety-Critical Applications (</w:t>
       </w:r>
       <w:r>
@@ -8836,6 +8415,7 @@
           <w:sz w:val="24"/>
           <w:szCs w:val="24"/>
         </w:rPr>
+        <w:lastRenderedPageBreak/>
         <w:t>প্রযুক্তির</w:t>
       </w:r>
       <w:r>
@@ -9684,7 +9264,6 @@
           <w:sz w:val="24"/>
           <w:szCs w:val="24"/>
         </w:rPr>
-        <w:lastRenderedPageBreak/>
         <w:t></w:t>
       </w:r>
       <w:r>
@@ -9893,359 +9472,6 @@
         <w:t xml:space="preserve"> → False arrest</w:t>
       </w:r>
     </w:p>
-    <w:p>
-      <w:pPr>
-        <w:pStyle w:val="Heading3"/>
-        <w:rPr>
-          <w:color w:val="FF0000"/>
-          <w:u w:val="single"/>
-        </w:rPr>
-      </w:pPr>
-      <w:r>
-        <w:rPr>
-          <w:color w:val="FF0000"/>
-          <w:u w:val="single"/>
-        </w:rPr>
-        <w:t>Verification and Validation</w:t>
-      </w:r>
-    </w:p>
-    <w:p>
-      <w:pPr>
-        <w:pStyle w:val="Heading4"/>
-        <w:rPr>
-          <w:b/>
-          <w:i w:val="0"/>
-          <w:color w:val="FF0000"/>
-          <w:sz w:val="32"/>
-          <w:szCs w:val="32"/>
-          <w:u w:val="single"/>
-        </w:rPr>
-      </w:pPr>
-      <w:r>
-        <w:rPr>
-          <w:b/>
-          <w:i w:val="0"/>
-          <w:color w:val="FF0000"/>
-          <w:sz w:val="32"/>
-          <w:szCs w:val="32"/>
-          <w:u w:val="single"/>
-        </w:rPr>
-        <w:t>Verification</w:t>
-      </w:r>
-    </w:p>
-    <w:p>
-      <w:pPr>
-        <w:pStyle w:val="NormalWeb"/>
-      </w:pPr>
-      <w:r>
-        <w:rPr>
-          <w:rStyle w:val="Strong"/>
-        </w:rPr>
-        <w:t>Verification</w:t>
-      </w:r>
-      <w:r>
-        <w:t xml:space="preserve"> is the process of checking whether the software is being developed correctly according to the requirements of the previous phase.</w:t>
-      </w:r>
-    </w:p>
-    <w:p>
-      <w:pPr>
-        <w:pStyle w:val="NormalWeb"/>
-      </w:pPr>
-      <w:r>
-        <w:rPr>
-          <w:rFonts w:ascii="Segoe UI Symbol" w:hAnsi="Segoe UI Symbol" w:cs="Segoe UI Symbol"/>
-        </w:rPr>
-        <w:t>👉</w:t>
-      </w:r>
-      <w:r>
-        <w:t xml:space="preserve"> </w:t>
-      </w:r>
-      <w:r>
-        <w:rPr>
-          <w:rStyle w:val="Strong"/>
-        </w:rPr>
-        <w:t>Easy Meaning:</w:t>
-      </w:r>
-      <w:r>
-        <w:br/>
-      </w:r>
-      <w:r>
-        <w:rPr>
-          <w:rStyle w:val="Strong"/>
-        </w:rPr>
-        <w:t>"Are we building the product right?"</w:t>
-      </w:r>
-    </w:p>
-    <w:p>
-      <w:pPr>
-        <w:pStyle w:val="Heading4"/>
-        <w:rPr>
-          <w:b/>
-          <w:i w:val="0"/>
-          <w:color w:val="FF0000"/>
-          <w:sz w:val="28"/>
-          <w:szCs w:val="28"/>
-        </w:rPr>
-      </w:pPr>
-      <w:r>
-        <w:rPr>
-          <w:b/>
-          <w:i w:val="0"/>
-          <w:color w:val="FF0000"/>
-          <w:sz w:val="28"/>
-          <w:szCs w:val="28"/>
-        </w:rPr>
-        <w:t>Validation</w:t>
-      </w:r>
-    </w:p>
-    <w:p>
-      <w:pPr>
-        <w:pStyle w:val="NormalWeb"/>
-      </w:pPr>
-      <w:r>
-        <w:rPr>
-          <w:rStyle w:val="Strong"/>
-        </w:rPr>
-        <w:t>Validation</w:t>
-      </w:r>
-      <w:r>
-        <w:t xml:space="preserve"> is the process of checking whether the final software meets the user's needs and intended use.</w:t>
-      </w:r>
-    </w:p>
-    <w:p>
-      <w:pPr>
-        <w:pStyle w:val="NormalWeb"/>
-      </w:pPr>
-      <w:r>
-        <w:rPr>
-          <w:rFonts w:ascii="Segoe UI Symbol" w:hAnsi="Segoe UI Symbol" w:cs="Segoe UI Symbol"/>
-        </w:rPr>
-        <w:t>👉</w:t>
-      </w:r>
-      <w:r>
-        <w:t xml:space="preserve"> </w:t>
-      </w:r>
-      <w:r>
-        <w:rPr>
-          <w:rStyle w:val="Strong"/>
-        </w:rPr>
-        <w:t>Easy Meaning:</w:t>
-      </w:r>
-      <w:r>
-        <w:br/>
-      </w:r>
-      <w:r>
-        <w:rPr>
-          <w:rStyle w:val="Strong"/>
-        </w:rPr>
-        <w:t>"Are we building the right product?"</w:t>
-      </w:r>
-    </w:p>
-    <w:p>
-      <w:pPr>
-        <w:pStyle w:val="Heading3"/>
-      </w:pPr>
-      <w:r>
-        <w:t>Short Definitions for Exam</w:t>
-      </w:r>
-    </w:p>
-    <w:p>
-      <w:pPr>
-        <w:pStyle w:val="NormalWeb"/>
-      </w:pPr>
-      <w:r>
-        <w:rPr>
-          <w:rStyle w:val="Strong"/>
-        </w:rPr>
-        <w:t>Verification:</w:t>
-      </w:r>
-      <w:r>
-        <w:br/>
-        <w:t>Checking whether each development phase meets the requirements of the previous phase.</w:t>
-      </w:r>
-    </w:p>
-    <w:p>
-      <w:pPr>
-        <w:pStyle w:val="NormalWeb"/>
-      </w:pPr>
-      <w:r>
-        <w:rPr>
-          <w:rStyle w:val="Strong"/>
-        </w:rPr>
-        <w:t>Validation:</w:t>
-      </w:r>
-      <w:r>
-        <w:br/>
-        <w:t>Checking whether the final software satisfies the user's requirements and intended use.</w:t>
-      </w:r>
-    </w:p>
-    <w:p>
-      <w:pPr>
-        <w:pStyle w:val="Heading3"/>
-      </w:pPr>
-      <w:r>
-        <w:t>Easy Difference</w:t>
-      </w:r>
-      <w:r>
-        <w:t xml:space="preserve"> </w:t>
-      </w:r>
-    </w:p>
-    <w:tbl>
-      <w:tblPr>
-        <w:tblW w:w="0" w:type="auto"/>
-        <w:tblCellSpacing w:w="15" w:type="dxa"/>
-        <w:tblCellMar>
-          <w:top w:w="15" w:type="dxa"/>
-          <w:left w:w="15" w:type="dxa"/>
-          <w:bottom w:w="15" w:type="dxa"/>
-          <w:right w:w="15" w:type="dxa"/>
-        </w:tblCellMar>
-        <w:tblLook w:val="04A0" w:firstRow="1" w:lastRow="0" w:firstColumn="1" w:lastColumn="0" w:noHBand="0" w:noVBand="1"/>
-      </w:tblPr>
-      <w:tblGrid>
-        <w:gridCol w:w="3325"/>
-        <w:gridCol w:w="3325"/>
-      </w:tblGrid>
-      <w:tr>
-        <w:trPr>
-          <w:tblHeader/>
-          <w:tblCellSpacing w:w="15" w:type="dxa"/>
-        </w:trPr>
-        <w:tc>
-          <w:tcPr>
-            <w:tcW w:w="0" w:type="auto"/>
-            <w:vAlign w:val="center"/>
-            <w:hideMark/>
-          </w:tcPr>
-          <w:p>
-            <w:pPr>
-              <w:jc w:val="center"/>
-              <w:rPr>
-                <w:b/>
-                <w:bCs/>
-              </w:rPr>
-            </w:pPr>
-            <w:r>
-              <w:rPr>
-                <w:b/>
-                <w:bCs/>
-              </w:rPr>
-              <w:t>Verification</w:t>
-            </w:r>
-          </w:p>
-        </w:tc>
-        <w:tc>
-          <w:tcPr>
-            <w:tcW w:w="0" w:type="auto"/>
-            <w:vAlign w:val="center"/>
-            <w:hideMark/>
-          </w:tcPr>
-          <w:p>
-            <w:pPr>
-              <w:jc w:val="center"/>
-              <w:rPr>
-                <w:b/>
-                <w:bCs/>
-              </w:rPr>
-            </w:pPr>
-            <w:r>
-              <w:rPr>
-                <w:b/>
-                <w:bCs/>
-              </w:rPr>
-              <w:t>Validation</w:t>
-            </w:r>
-          </w:p>
-        </w:tc>
-      </w:tr>
-      <w:tr>
-        <w:trPr>
-          <w:tblCellSpacing w:w="15" w:type="dxa"/>
-        </w:trPr>
-        <w:tc>
-          <w:tcPr>
-            <w:tcW w:w="0" w:type="auto"/>
-            <w:vAlign w:val="center"/>
-            <w:hideMark/>
-          </w:tcPr>
-          <w:p>
-            <w:r>
-              <w:t>Checks the development process</w:t>
-            </w:r>
-          </w:p>
-        </w:tc>
-        <w:tc>
-          <w:tcPr>
-            <w:tcW w:w="0" w:type="auto"/>
-            <w:vAlign w:val="center"/>
-            <w:hideMark/>
-          </w:tcPr>
-          <w:p>
-            <w:r>
-              <w:t>Checks the final product</w:t>
-            </w:r>
-          </w:p>
-        </w:tc>
-      </w:tr>
-      <w:tr>
-        <w:trPr>
-          <w:tblCellSpacing w:w="15" w:type="dxa"/>
-        </w:trPr>
-        <w:tc>
-          <w:tcPr>
-            <w:tcW w:w="0" w:type="auto"/>
-            <w:vAlign w:val="center"/>
-            <w:hideMark/>
-          </w:tcPr>
-          <w:p>
-            <w:r>
-              <w:t>"Are we building the product right?"</w:t>
-            </w:r>
-          </w:p>
-        </w:tc>
-        <w:tc>
-          <w:tcPr>
-            <w:tcW w:w="0" w:type="auto"/>
-            <w:vAlign w:val="center"/>
-            <w:hideMark/>
-          </w:tcPr>
-          <w:p>
-            <w:r>
-              <w:t>"Are we building the right product?"</w:t>
-            </w:r>
-          </w:p>
-        </w:tc>
-      </w:tr>
-      <w:tr>
-        <w:trPr>
-          <w:tblCellSpacing w:w="15" w:type="dxa"/>
-        </w:trPr>
-        <w:tc>
-          <w:tcPr>
-            <w:tcW w:w="0" w:type="auto"/>
-            <w:vAlign w:val="center"/>
-            <w:hideMark/>
-          </w:tcPr>
-          <w:p>
-            <w:r>
-              <w:t>Done during development</w:t>
-            </w:r>
-          </w:p>
-        </w:tc>
-        <w:tc>
-          <w:tcPr>
-            <w:tcW w:w="0" w:type="auto"/>
-            <w:vAlign w:val="center"/>
-            <w:hideMark/>
-          </w:tcPr>
-          <w:p>
-            <w:r>
-              <w:t>Done after development</w:t>
-            </w:r>
-          </w:p>
-        </w:tc>
-      </w:tr>
-    </w:tbl>
     <w:p>
       <w:pPr>
         <w:spacing w:before="100" w:beforeAutospacing="1" w:after="100" w:afterAutospacing="1" w:line="240" w:lineRule="auto"/>
@@ -10254,6 +9480,7 @@
           <w:rFonts w:ascii="Times New Roman" w:eastAsia="Times New Roman" w:hAnsi="Times New Roman" w:cs="Times New Roman"/>
           <w:b/>
           <w:bCs/>
+          <w:color w:val="FF0000"/>
           <w:kern w:val="36"/>
           <w:sz w:val="48"/>
           <w:szCs w:val="48"/>
@@ -10264,12 +9491,24 @@
           <w:rFonts w:ascii="Times New Roman" w:eastAsia="Times New Roman" w:hAnsi="Times New Roman" w:cs="Times New Roman"/>
           <w:b/>
           <w:bCs/>
+          <w:color w:val="FF0000"/>
           <w:kern w:val="36"/>
           <w:sz w:val="48"/>
           <w:szCs w:val="48"/>
         </w:rPr>
-        <w:lastRenderedPageBreak/>
-        <w:t>Testing Goals Based on Test Process Maturity Level (Full Marks Easy Version)</w:t>
+        <w:t xml:space="preserve">Testing Goals Based </w:t>
+      </w:r>
+      <w:r>
+        <w:rPr>
+          <w:rFonts w:ascii="Times New Roman" w:eastAsia="Times New Roman" w:hAnsi="Times New Roman" w:cs="Times New Roman"/>
+          <w:b/>
+          <w:bCs/>
+          <w:color w:val="FF0000"/>
+          <w:kern w:val="36"/>
+          <w:sz w:val="48"/>
+          <w:szCs w:val="48"/>
+        </w:rPr>
+        <w:t>on Test Process Maturity Level</w:t>
       </w:r>
     </w:p>
     <w:p>
@@ -11006,6 +10245,7 @@
           <w:sz w:val="24"/>
           <w:szCs w:val="24"/>
         </w:rPr>
+        <w:lastRenderedPageBreak/>
         <w:t>এতে</w:t>
       </w:r>
       <w:r>
@@ -11924,7 +11164,6 @@
           <w:sz w:val="24"/>
           <w:szCs w:val="24"/>
         </w:rPr>
-        <w:lastRenderedPageBreak/>
         <w:t>Test Managers-</w:t>
       </w:r>
       <w:r>
@@ -12613,6 +11852,7 @@
           <w:sz w:val="24"/>
           <w:szCs w:val="24"/>
         </w:rPr>
+        <w:lastRenderedPageBreak/>
         <w:t>যদি</w:t>
       </w:r>
       <w:r>
@@ -13575,7 +12815,6 @@
           <w:sz w:val="24"/>
           <w:szCs w:val="24"/>
         </w:rPr>
-        <w:lastRenderedPageBreak/>
         <w:t>কিছু</w:t>
       </w:r>
       <w:r>
@@ -14080,6 +13319,7 @@
           <w:sz w:val="24"/>
           <w:szCs w:val="24"/>
         </w:rPr>
+        <w:lastRenderedPageBreak/>
         <w:t xml:space="preserve">Software Quality Improve </w:t>
       </w:r>
       <w:r>
@@ -14362,7 +13602,7 @@
           <w:szCs w:val="24"/>
         </w:rPr>
         <w:pict>
-          <v:rect id="_x0000_i1025" style="width:0;height:1.5pt" o:hralign="center" o:hrstd="t" o:hr="t" fillcolor="#a0a0a0" stroked="f"/>
+          <v:rect id="_x0000_i1029" style="width:0;height:1.5pt" o:hralign="center" o:hrstd="t" o:hr="t" fillcolor="#a0a0a0" stroked="f"/>
         </w:pict>
       </w:r>
     </w:p>
@@ -14789,7 +14029,6 @@
           <w:sz w:val="24"/>
           <w:szCs w:val="24"/>
         </w:rPr>
-        <w:lastRenderedPageBreak/>
         <w:t>👉</w:t>
       </w:r>
       <w:r>
@@ -15346,6 +14585,7 @@
           <w:sz w:val="36"/>
           <w:szCs w:val="36"/>
         </w:rPr>
+        <w:lastRenderedPageBreak/>
         <w:t>Level 0 Thinking: Testing = Debugging</w:t>
       </w:r>
     </w:p>
@@ -15650,7 +14890,6 @@
           <w:sz w:val="24"/>
           <w:szCs w:val="24"/>
         </w:rPr>
-        <w:lastRenderedPageBreak/>
         <w:t>Complete correctness is impossible to prove.</w:t>
       </w:r>
     </w:p>
@@ -15956,6 +15195,7 @@
           <w:sz w:val="24"/>
           <w:szCs w:val="24"/>
         </w:rPr>
+        <w:lastRenderedPageBreak/>
         <w:t>The purpose of testing is to find failures and defects.</w:t>
       </w:r>
     </w:p>
@@ -16285,7 +15525,6 @@
           <w:sz w:val="24"/>
           <w:szCs w:val="24"/>
         </w:rPr>
-        <w:lastRenderedPageBreak/>
         <w:t>Risks may be:</w:t>
       </w:r>
     </w:p>
@@ -16526,6 +15765,7 @@
           <w:sz w:val="24"/>
           <w:szCs w:val="24"/>
         </w:rPr>
+        <w:lastRenderedPageBreak/>
         <w:t>Testing is one way to improve software quality.</w:t>
       </w:r>
     </w:p>
@@ -17145,7 +16385,6 @@
         <w:rPr>
           <w:rFonts w:ascii="Nirmala UI" w:hAnsi="Nirmala UI" w:cs="Nirmala UI"/>
         </w:rPr>
-        <w:lastRenderedPageBreak/>
         <w:t>এই</w:t>
       </w:r>
       <w:r>
@@ -18426,6 +17665,7 @@
           <w:sz w:val="24"/>
           <w:szCs w:val="24"/>
         </w:rPr>
+        <w:lastRenderedPageBreak/>
         <w:t xml:space="preserve">This diagram shows the </w:t>
       </w:r>
       <w:r>
@@ -18821,7 +18061,6 @@
           <w:sz w:val="24"/>
           <w:szCs w:val="24"/>
         </w:rPr>
-        <w:lastRenderedPageBreak/>
         <w:t xml:space="preserve">This is the </w:t>
       </w:r>
       <w:r>
@@ -19321,6 +18560,7 @@
           <w:b/>
           <w:bCs/>
         </w:rPr>
+        <w:lastRenderedPageBreak/>
         <w:t>১</w:t>
       </w:r>
       <w:r>
@@ -21094,7 +20334,6 @@
           <w:sz w:val="24"/>
           <w:szCs w:val="24"/>
         </w:rPr>
-        <w:lastRenderedPageBreak/>
         <w:t xml:space="preserve">Every standard software test has </w:t>
       </w:r>
       <w:r>
@@ -21360,6 +20599,7 @@
           <w:sz w:val="24"/>
           <w:szCs w:val="24"/>
         </w:rPr>
+        <w:lastRenderedPageBreak/>
         <w:t xml:space="preserve">This is the step where we actually </w:t>
       </w:r>
       <w:r>
@@ -21770,7 +21010,6 @@
           <w:sz w:val="24"/>
           <w:szCs w:val="24"/>
         </w:rPr>
-        <w:lastRenderedPageBreak/>
         <w:t xml:space="preserve">Reset environment </w:t>
       </w:r>
     </w:p>
@@ -21978,6 +21217,7 @@
         <w:pStyle w:val="Heading3"/>
       </w:pPr>
       <w:r>
+        <w:lastRenderedPageBreak/>
         <w:t>1. Reachability</w:t>
       </w:r>
     </w:p>
@@ -22320,220 +21560,220 @@
         <w:rPr>
           <w:rFonts w:ascii="Segoe UI Symbol" w:hAnsi="Segoe UI Symbol" w:cs="Segoe UI Symbol"/>
         </w:rPr>
+        <w:t>➡️</w:t>
+      </w:r>
+      <w:r>
+        <w:t xml:space="preserve"> Infection occurs.</w:t>
+      </w:r>
+    </w:p>
+    <w:p>
+      <w:pPr>
+        <w:pStyle w:val="Heading3"/>
+      </w:pPr>
+      <w:r>
+        <w:t>3. Propagation</w:t>
+      </w:r>
+    </w:p>
+    <w:p>
+      <w:pPr>
+        <w:pStyle w:val="NormalWeb"/>
+      </w:pPr>
+      <w:r>
+        <w:t xml:space="preserve">The incorrect state must </w:t>
+      </w:r>
+      <w:r>
+        <w:rPr>
+          <w:rStyle w:val="Strong"/>
+        </w:rPr>
+        <w:t>affect the final output</w:t>
+      </w:r>
+      <w:r>
+        <w:t>.</w:t>
+      </w:r>
+    </w:p>
+    <w:p>
+      <w:pPr>
+        <w:pStyle w:val="NormalWeb"/>
+      </w:pPr>
+      <w:r>
+        <w:rPr>
+          <w:rStyle w:val="Strong"/>
+        </w:rPr>
+        <w:t>Example:</w:t>
+      </w:r>
+    </w:p>
+    <w:p>
+      <w:pPr>
+        <w:pStyle w:val="HTMLPreformatted"/>
+      </w:pPr>
+      <w:r>
+        <w:rPr>
+          <w:rStyle w:val="m"/>
+        </w:rPr>
+        <w:t>total</w:t>
+      </w:r>
+      <w:r>
+        <w:rPr>
+          <w:rStyle w:val="HTMLCode"/>
+        </w:rPr>
+        <w:t xml:space="preserve"> </w:t>
+      </w:r>
+      <w:r>
+        <w:rPr>
+          <w:rStyle w:val="g"/>
+        </w:rPr>
+        <w:t>=</w:t>
+      </w:r>
+      <w:r>
+        <w:rPr>
+          <w:rStyle w:val="HTMLCode"/>
+        </w:rPr>
+        <w:t xml:space="preserve"> </w:t>
+      </w:r>
+      <w:r>
+        <w:rPr>
+          <w:rStyle w:val="m"/>
+        </w:rPr>
+        <w:t>price</w:t>
+      </w:r>
+      <w:r>
+        <w:rPr>
+          <w:rStyle w:val="HTMLCode"/>
+        </w:rPr>
+        <w:t xml:space="preserve"> </w:t>
+      </w:r>
+      <w:r>
+        <w:rPr>
+          <w:rStyle w:val="g"/>
+        </w:rPr>
+        <w:t>-</w:t>
+      </w:r>
+      <w:r>
+        <w:rPr>
+          <w:rStyle w:val="HTMLCode"/>
+        </w:rPr>
+        <w:t xml:space="preserve"> </w:t>
+      </w:r>
+      <w:r>
+        <w:rPr>
+          <w:rStyle w:val="m"/>
+        </w:rPr>
+        <w:t>quantity</w:t>
+      </w:r>
+      <w:r>
+        <w:rPr>
+          <w:rStyle w:val="HTMLCode"/>
+        </w:rPr>
+        <w:t xml:space="preserve">; </w:t>
+      </w:r>
+      <w:r>
+        <w:rPr>
+          <w:rStyle w:val="e"/>
+        </w:rPr>
+        <w:t>// wrong</w:t>
+      </w:r>
+      <w:r>
+        <w:br/>
+      </w:r>
+      <w:r>
+        <w:rPr>
+          <w:rStyle w:val="m"/>
+        </w:rPr>
+        <w:t>total</w:t>
+      </w:r>
+      <w:r>
+        <w:rPr>
+          <w:rStyle w:val="HTMLCode"/>
+        </w:rPr>
+        <w:t xml:space="preserve"> </w:t>
+      </w:r>
+      <w:r>
+        <w:rPr>
+          <w:rStyle w:val="g"/>
+        </w:rPr>
+        <w:t>=</w:t>
+      </w:r>
+      <w:r>
+        <w:rPr>
+          <w:rStyle w:val="HTMLCode"/>
+        </w:rPr>
+        <w:t xml:space="preserve"> </w:t>
+      </w:r>
+      <w:r>
+        <w:rPr>
+          <w:rStyle w:val="j"/>
+        </w:rPr>
+        <w:t>120</w:t>
+      </w:r>
+      <w:r>
+        <w:rPr>
+          <w:rStyle w:val="HTMLCode"/>
+        </w:rPr>
+        <w:t xml:space="preserve">;             </w:t>
+      </w:r>
+      <w:r>
+        <w:rPr>
+          <w:rStyle w:val="e"/>
+        </w:rPr>
+        <w:t>// corrected later</w:t>
+      </w:r>
+    </w:p>
+    <w:p>
+      <w:pPr>
+        <w:pStyle w:val="NormalWeb"/>
+      </w:pPr>
+      <w:r>
+        <w:t>The error happened, but it did not reach the output.</w:t>
+      </w:r>
+    </w:p>
+    <w:p>
+      <w:pPr>
+        <w:pStyle w:val="NormalWeb"/>
+      </w:pPr>
+      <w:r>
+        <w:rPr>
+          <w:rFonts w:ascii="Segoe UI Symbol" w:hAnsi="Segoe UI Symbol" w:cs="Segoe UI Symbol"/>
+        </w:rPr>
+        <w:t>➡️</w:t>
+      </w:r>
+      <w:r>
+        <w:t xml:space="preserve"> No propagation.</w:t>
+      </w:r>
+    </w:p>
+    <w:p>
+      <w:pPr>
+        <w:pStyle w:val="Heading3"/>
+      </w:pPr>
+      <w:r>
+        <w:t>4. Revealability</w:t>
+      </w:r>
+    </w:p>
+    <w:p>
+      <w:pPr>
+        <w:pStyle w:val="NormalWeb"/>
+      </w:pPr>
+      <w:r>
+        <w:t xml:space="preserve">The tester must </w:t>
+      </w:r>
+      <w:r>
+        <w:rPr>
+          <w:rStyle w:val="Strong"/>
+        </w:rPr>
+        <w:t>notice the wrong output</w:t>
+      </w:r>
+      <w:r>
+        <w:t>.</w:t>
+      </w:r>
+    </w:p>
+    <w:p>
+      <w:pPr>
+        <w:pStyle w:val="NormalWeb"/>
+      </w:pPr>
+      <w:r>
+        <w:rPr>
+          <w:rStyle w:val="Strong"/>
+        </w:rPr>
         <w:lastRenderedPageBreak/>
-        <w:t>➡️</w:t>
-      </w:r>
-      <w:r>
-        <w:t xml:space="preserve"> Infection occurs.</w:t>
-      </w:r>
-    </w:p>
-    <w:p>
-      <w:pPr>
-        <w:pStyle w:val="Heading3"/>
-      </w:pPr>
-      <w:r>
-        <w:t>3. Propagation</w:t>
-      </w:r>
-    </w:p>
-    <w:p>
-      <w:pPr>
-        <w:pStyle w:val="NormalWeb"/>
-      </w:pPr>
-      <w:r>
-        <w:t xml:space="preserve">The incorrect state must </w:t>
-      </w:r>
-      <w:r>
-        <w:rPr>
-          <w:rStyle w:val="Strong"/>
-        </w:rPr>
-        <w:t>affect the final output</w:t>
-      </w:r>
-      <w:r>
-        <w:t>.</w:t>
-      </w:r>
-    </w:p>
-    <w:p>
-      <w:pPr>
-        <w:pStyle w:val="NormalWeb"/>
-      </w:pPr>
-      <w:r>
-        <w:rPr>
-          <w:rStyle w:val="Strong"/>
-        </w:rPr>
-        <w:t>Example:</w:t>
-      </w:r>
-    </w:p>
-    <w:p>
-      <w:pPr>
-        <w:pStyle w:val="HTMLPreformatted"/>
-      </w:pPr>
-      <w:r>
-        <w:rPr>
-          <w:rStyle w:val="m"/>
-        </w:rPr>
-        <w:t>total</w:t>
-      </w:r>
-      <w:r>
-        <w:rPr>
-          <w:rStyle w:val="HTMLCode"/>
-        </w:rPr>
-        <w:t xml:space="preserve"> </w:t>
-      </w:r>
-      <w:r>
-        <w:rPr>
-          <w:rStyle w:val="g"/>
-        </w:rPr>
-        <w:t>=</w:t>
-      </w:r>
-      <w:r>
-        <w:rPr>
-          <w:rStyle w:val="HTMLCode"/>
-        </w:rPr>
-        <w:t xml:space="preserve"> </w:t>
-      </w:r>
-      <w:r>
-        <w:rPr>
-          <w:rStyle w:val="m"/>
-        </w:rPr>
-        <w:t>price</w:t>
-      </w:r>
-      <w:r>
-        <w:rPr>
-          <w:rStyle w:val="HTMLCode"/>
-        </w:rPr>
-        <w:t xml:space="preserve"> </w:t>
-      </w:r>
-      <w:r>
-        <w:rPr>
-          <w:rStyle w:val="g"/>
-        </w:rPr>
-        <w:t>-</w:t>
-      </w:r>
-      <w:r>
-        <w:rPr>
-          <w:rStyle w:val="HTMLCode"/>
-        </w:rPr>
-        <w:t xml:space="preserve"> </w:t>
-      </w:r>
-      <w:r>
-        <w:rPr>
-          <w:rStyle w:val="m"/>
-        </w:rPr>
-        <w:t>quantity</w:t>
-      </w:r>
-      <w:r>
-        <w:rPr>
-          <w:rStyle w:val="HTMLCode"/>
-        </w:rPr>
-        <w:t xml:space="preserve">; </w:t>
-      </w:r>
-      <w:r>
-        <w:rPr>
-          <w:rStyle w:val="e"/>
-        </w:rPr>
-        <w:t>// wrong</w:t>
-      </w:r>
-      <w:r>
-        <w:br/>
-      </w:r>
-      <w:r>
-        <w:rPr>
-          <w:rStyle w:val="m"/>
-        </w:rPr>
-        <w:t>total</w:t>
-      </w:r>
-      <w:r>
-        <w:rPr>
-          <w:rStyle w:val="HTMLCode"/>
-        </w:rPr>
-        <w:t xml:space="preserve"> </w:t>
-      </w:r>
-      <w:r>
-        <w:rPr>
-          <w:rStyle w:val="g"/>
-        </w:rPr>
-        <w:t>=</w:t>
-      </w:r>
-      <w:r>
-        <w:rPr>
-          <w:rStyle w:val="HTMLCode"/>
-        </w:rPr>
-        <w:t xml:space="preserve"> </w:t>
-      </w:r>
-      <w:r>
-        <w:rPr>
-          <w:rStyle w:val="j"/>
-        </w:rPr>
-        <w:t>120</w:t>
-      </w:r>
-      <w:r>
-        <w:rPr>
-          <w:rStyle w:val="HTMLCode"/>
-        </w:rPr>
-        <w:t xml:space="preserve">;             </w:t>
-      </w:r>
-      <w:r>
-        <w:rPr>
-          <w:rStyle w:val="e"/>
-        </w:rPr>
-        <w:t>// corrected later</w:t>
-      </w:r>
-    </w:p>
-    <w:p>
-      <w:pPr>
-        <w:pStyle w:val="NormalWeb"/>
-      </w:pPr>
-      <w:r>
-        <w:t>The error happened, but it did not reach the output.</w:t>
-      </w:r>
-    </w:p>
-    <w:p>
-      <w:pPr>
-        <w:pStyle w:val="NormalWeb"/>
-      </w:pPr>
-      <w:r>
-        <w:rPr>
-          <w:rFonts w:ascii="Segoe UI Symbol" w:hAnsi="Segoe UI Symbol" w:cs="Segoe UI Symbol"/>
-        </w:rPr>
-        <w:t>➡️</w:t>
-      </w:r>
-      <w:r>
-        <w:t xml:space="preserve"> No propagation.</w:t>
-      </w:r>
-    </w:p>
-    <w:p>
-      <w:pPr>
-        <w:pStyle w:val="Heading3"/>
-      </w:pPr>
-      <w:r>
-        <w:t>4. Revealability</w:t>
-      </w:r>
-    </w:p>
-    <w:p>
-      <w:pPr>
-        <w:pStyle w:val="NormalWeb"/>
-      </w:pPr>
-      <w:r>
-        <w:t xml:space="preserve">The tester must </w:t>
-      </w:r>
-      <w:r>
-        <w:rPr>
-          <w:rStyle w:val="Strong"/>
-        </w:rPr>
-        <w:t>notice the wrong output</w:t>
-      </w:r>
-      <w:r>
-        <w:t>.</w:t>
-      </w:r>
-    </w:p>
-    <w:p>
-      <w:pPr>
-        <w:pStyle w:val="NormalWeb"/>
-      </w:pPr>
-      <w:r>
-        <w:rPr>
-          <w:rStyle w:val="Strong"/>
-        </w:rPr>
         <w:t>Example:</w:t>
       </w:r>
       <w:r>
@@ -23007,7 +22247,6 @@
         <w:rPr>
           <w:rStyle w:val="HTMLCode"/>
         </w:rPr>
-        <w:lastRenderedPageBreak/>
         <w:t xml:space="preserve">   </w:t>
       </w:r>
       <w:r>
@@ -23487,655 +22726,6 @@
           <w:rStyle w:val="HTMLCode"/>
         </w:rPr>
         <w:t>quantity=20</w:t>
-      </w:r>
-    </w:p>
-    <w:p>
-      <w:pPr>
-        <w:pStyle w:val="NormalWeb"/>
-      </w:pPr>
-      <w:r>
-        <w:t xml:space="preserve">Output </w:t>
-      </w:r>
-      <w:r>
-        <w:rPr>
-          <w:rFonts w:ascii="Nirmala UI" w:hAnsi="Nirmala UI" w:cs="Nirmala UI"/>
-        </w:rPr>
-        <w:t>হবে</w:t>
-      </w:r>
-      <w:r>
-        <w:t xml:space="preserve"> </w:t>
-      </w:r>
-      <w:r>
-        <w:rPr>
-          <w:rStyle w:val="HTMLCode"/>
-        </w:rPr>
-        <w:t>80</w:t>
-      </w:r>
-      <w:r>
-        <w:rPr>
-          <w:rFonts w:ascii="Nirmala UI" w:hAnsi="Nirmala UI" w:cs="Nirmala UI"/>
-        </w:rPr>
-        <w:t>।</w:t>
-      </w:r>
-    </w:p>
-    <w:p>
-      <w:pPr>
-        <w:pStyle w:val="NormalWeb"/>
-      </w:pPr>
-      <w:r>
-        <w:rPr>
-          <w:rFonts w:ascii="Segoe UI Symbol" w:hAnsi="Segoe UI Symbol" w:cs="Segoe UI Symbol"/>
-        </w:rPr>
-        <w:t>➡️</w:t>
-      </w:r>
-      <w:r>
-        <w:t xml:space="preserve"> Program state </w:t>
-      </w:r>
-      <w:r>
-        <w:rPr>
-          <w:rFonts w:ascii="Nirmala UI" w:hAnsi="Nirmala UI" w:cs="Nirmala UI"/>
-        </w:rPr>
-        <w:t>ভুল</w:t>
-      </w:r>
-      <w:r>
-        <w:t xml:space="preserve"> </w:t>
-      </w:r>
-      <w:r>
-        <w:rPr>
-          <w:rFonts w:ascii="Nirmala UI" w:hAnsi="Nirmala UI" w:cs="Nirmala UI"/>
-        </w:rPr>
-        <w:t>হয়েছে।</w:t>
-      </w:r>
-      <w:r>
-        <w:br/>
-      </w:r>
-      <w:r>
-        <w:rPr>
-          <w:rFonts w:ascii="Segoe UI Symbol" w:hAnsi="Segoe UI Symbol" w:cs="Segoe UI Symbol"/>
-        </w:rPr>
-        <w:t>➡️</w:t>
-      </w:r>
-      <w:r>
-        <w:t xml:space="preserve"> Infection </w:t>
-      </w:r>
-      <w:r>
-        <w:rPr>
-          <w:rFonts w:ascii="Nirmala UI" w:hAnsi="Nirmala UI" w:cs="Nirmala UI"/>
-        </w:rPr>
-        <w:t>হয়েছে।</w:t>
-      </w:r>
-    </w:p>
-    <w:p>
-      <w:pPr>
-        <w:pStyle w:val="Heading3"/>
-      </w:pPr>
-      <w:r>
-        <w:t>3. Propagation (</w:t>
-      </w:r>
-      <w:r>
-        <w:rPr>
-          <w:rFonts w:ascii="Nirmala UI" w:hAnsi="Nirmala UI" w:cs="Nirmala UI"/>
-        </w:rPr>
-        <w:t>ছড়িয়ে</w:t>
-      </w:r>
-      <w:r>
-        <w:t xml:space="preserve"> </w:t>
-      </w:r>
-      <w:r>
-        <w:rPr>
-          <w:rFonts w:ascii="Nirmala UI" w:hAnsi="Nirmala UI" w:cs="Nirmala UI"/>
-        </w:rPr>
-        <w:t>পড়া</w:t>
-      </w:r>
-      <w:r>
-        <w:t>)</w:t>
-      </w:r>
-    </w:p>
-    <w:p>
-      <w:pPr>
-        <w:pStyle w:val="NormalWeb"/>
-      </w:pPr>
-      <w:r>
-        <w:rPr>
-          <w:rStyle w:val="Strong"/>
-          <w:rFonts w:ascii="Nirmala UI" w:hAnsi="Nirmala UI" w:cs="Nirmala UI"/>
-        </w:rPr>
-        <w:t>ভুল</w:t>
-      </w:r>
-      <w:r>
-        <w:rPr>
-          <w:rStyle w:val="Strong"/>
-        </w:rPr>
-        <w:t xml:space="preserve"> state </w:t>
-      </w:r>
-      <w:r>
-        <w:rPr>
-          <w:rStyle w:val="Strong"/>
-          <w:rFonts w:ascii="Nirmala UI" w:hAnsi="Nirmala UI" w:cs="Nirmala UI"/>
-        </w:rPr>
-        <w:t>শেষ</w:t>
-      </w:r>
-      <w:r>
-        <w:rPr>
-          <w:rStyle w:val="Strong"/>
-        </w:rPr>
-        <w:t xml:space="preserve"> output </w:t>
-      </w:r>
-      <w:r>
-        <w:rPr>
-          <w:rStyle w:val="Strong"/>
-          <w:rFonts w:ascii="Nirmala UI" w:hAnsi="Nirmala UI" w:cs="Nirmala UI"/>
-        </w:rPr>
-        <w:t>পর্যন্ত</w:t>
-      </w:r>
-      <w:r>
-        <w:rPr>
-          <w:rStyle w:val="Strong"/>
-        </w:rPr>
-        <w:t xml:space="preserve"> </w:t>
-      </w:r>
-      <w:r>
-        <w:rPr>
-          <w:rStyle w:val="Strong"/>
-          <w:rFonts w:ascii="Nirmala UI" w:hAnsi="Nirmala UI" w:cs="Nirmala UI"/>
-        </w:rPr>
-        <w:t>পৌঁছাতে</w:t>
-      </w:r>
-      <w:r>
-        <w:rPr>
-          <w:rStyle w:val="Strong"/>
-        </w:rPr>
-        <w:t xml:space="preserve"> </w:t>
-      </w:r>
-      <w:r>
-        <w:rPr>
-          <w:rStyle w:val="Strong"/>
-          <w:rFonts w:ascii="Nirmala UI" w:hAnsi="Nirmala UI" w:cs="Nirmala UI"/>
-        </w:rPr>
-        <w:t>হবে।</w:t>
-      </w:r>
-    </w:p>
-    <w:p>
-      <w:pPr>
-        <w:pStyle w:val="NormalWeb"/>
-      </w:pPr>
-      <w:r>
-        <w:rPr>
-          <w:rFonts w:ascii="Nirmala UI" w:hAnsi="Nirmala UI" w:cs="Nirmala UI"/>
-        </w:rPr>
-        <w:t>ভুল</w:t>
-      </w:r>
-      <w:r>
-        <w:t xml:space="preserve"> </w:t>
-      </w:r>
-      <w:r>
-        <w:rPr>
-          <w:rFonts w:ascii="Nirmala UI" w:hAnsi="Nirmala UI" w:cs="Nirmala UI"/>
-        </w:rPr>
-        <w:t>হয়েছে</w:t>
-      </w:r>
-      <w:r>
-        <w:t xml:space="preserve">, </w:t>
-      </w:r>
-      <w:r>
-        <w:rPr>
-          <w:rFonts w:ascii="Nirmala UI" w:hAnsi="Nirmala UI" w:cs="Nirmala UI"/>
-        </w:rPr>
-        <w:t>কিন্তু</w:t>
-      </w:r>
-      <w:r>
-        <w:t xml:space="preserve"> </w:t>
-      </w:r>
-      <w:r>
-        <w:rPr>
-          <w:rFonts w:ascii="Nirmala UI" w:hAnsi="Nirmala UI" w:cs="Nirmala UI"/>
-        </w:rPr>
-        <w:t>পরে</w:t>
-      </w:r>
-      <w:r>
-        <w:t xml:space="preserve"> </w:t>
-      </w:r>
-      <w:r>
-        <w:rPr>
-          <w:rFonts w:ascii="Nirmala UI" w:hAnsi="Nirmala UI" w:cs="Nirmala UI"/>
-        </w:rPr>
-        <w:t>অন্য</w:t>
-      </w:r>
-      <w:r>
-        <w:t xml:space="preserve"> </w:t>
-      </w:r>
-      <w:r>
-        <w:rPr>
-          <w:rFonts w:ascii="Nirmala UI" w:hAnsi="Nirmala UI" w:cs="Nirmala UI"/>
-        </w:rPr>
-        <w:t>কোড</w:t>
-      </w:r>
-      <w:r>
-        <w:t xml:space="preserve"> </w:t>
-      </w:r>
-      <w:r>
-        <w:rPr>
-          <w:rFonts w:ascii="Nirmala UI" w:hAnsi="Nirmala UI" w:cs="Nirmala UI"/>
-        </w:rPr>
-        <w:t>সেটি</w:t>
-      </w:r>
-      <w:r>
-        <w:t xml:space="preserve"> </w:t>
-      </w:r>
-      <w:r>
-        <w:rPr>
-          <w:rFonts w:ascii="Nirmala UI" w:hAnsi="Nirmala UI" w:cs="Nirmala UI"/>
-        </w:rPr>
-        <w:t>ঠিক</w:t>
-      </w:r>
-      <w:r>
-        <w:t xml:space="preserve"> </w:t>
-      </w:r>
-      <w:r>
-        <w:rPr>
-          <w:rFonts w:ascii="Nirmala UI" w:hAnsi="Nirmala UI" w:cs="Nirmala UI"/>
-        </w:rPr>
-        <w:t>করে</w:t>
-      </w:r>
-      <w:r>
-        <w:t xml:space="preserve"> </w:t>
-      </w:r>
-      <w:r>
-        <w:rPr>
-          <w:rFonts w:ascii="Nirmala UI" w:hAnsi="Nirmala UI" w:cs="Nirmala UI"/>
-        </w:rPr>
-        <w:t>ফেলল।</w:t>
-      </w:r>
-    </w:p>
-    <w:p>
-      <w:pPr>
-        <w:pStyle w:val="NormalWeb"/>
-      </w:pPr>
-      <w:r>
-        <w:rPr>
-          <w:rStyle w:val="Strong"/>
-          <w:rFonts w:ascii="Nirmala UI" w:hAnsi="Nirmala UI" w:cs="Nirmala UI"/>
-        </w:rPr>
-        <w:t>উদাহরণ</w:t>
-      </w:r>
-      <w:r>
-        <w:rPr>
-          <w:rStyle w:val="Strong"/>
-        </w:rPr>
-        <w:t>:</w:t>
-      </w:r>
-    </w:p>
-    <w:p>
-      <w:pPr>
-        <w:pStyle w:val="HTMLPreformatted"/>
-      </w:pPr>
-      <w:r>
-        <w:rPr>
-          <w:rStyle w:val="m"/>
-        </w:rPr>
-        <w:t>total</w:t>
-      </w:r>
-      <w:r>
-        <w:rPr>
-          <w:rStyle w:val="HTMLCode"/>
-        </w:rPr>
-        <w:t xml:space="preserve"> </w:t>
-      </w:r>
-      <w:r>
-        <w:rPr>
-          <w:rStyle w:val="g"/>
-        </w:rPr>
-        <w:t>=</w:t>
-      </w:r>
-      <w:r>
-        <w:rPr>
-          <w:rStyle w:val="HTMLCode"/>
-        </w:rPr>
-        <w:t xml:space="preserve"> </w:t>
-      </w:r>
-      <w:r>
-        <w:rPr>
-          <w:rStyle w:val="m"/>
-        </w:rPr>
-        <w:t>price</w:t>
-      </w:r>
-      <w:r>
-        <w:rPr>
-          <w:rStyle w:val="HTMLCode"/>
-        </w:rPr>
-        <w:t xml:space="preserve"> </w:t>
-      </w:r>
-      <w:r>
-        <w:rPr>
-          <w:rStyle w:val="g"/>
-        </w:rPr>
-        <w:t>-</w:t>
-      </w:r>
-      <w:r>
-        <w:rPr>
-          <w:rStyle w:val="HTMLCode"/>
-        </w:rPr>
-        <w:t xml:space="preserve"> </w:t>
-      </w:r>
-      <w:r>
-        <w:rPr>
-          <w:rStyle w:val="m"/>
-        </w:rPr>
-        <w:t>quantity</w:t>
-      </w:r>
-      <w:r>
-        <w:rPr>
-          <w:rStyle w:val="HTMLCode"/>
-        </w:rPr>
-        <w:t xml:space="preserve">; </w:t>
-      </w:r>
-      <w:r>
-        <w:rPr>
-          <w:rStyle w:val="e"/>
-        </w:rPr>
-        <w:t xml:space="preserve">// </w:t>
-      </w:r>
-      <w:r>
-        <w:rPr>
-          <w:rStyle w:val="e"/>
-          <w:rFonts w:ascii="Nirmala UI" w:hAnsi="Nirmala UI" w:cs="Nirmala UI"/>
-        </w:rPr>
-        <w:t>ভুল</w:t>
-      </w:r>
-      <w:r>
-        <w:br/>
-      </w:r>
-      <w:r>
-        <w:rPr>
-          <w:rStyle w:val="m"/>
-        </w:rPr>
-        <w:t>total</w:t>
-      </w:r>
-      <w:r>
-        <w:rPr>
-          <w:rStyle w:val="HTMLCode"/>
-        </w:rPr>
-        <w:t xml:space="preserve"> </w:t>
-      </w:r>
-      <w:r>
-        <w:rPr>
-          <w:rStyle w:val="g"/>
-        </w:rPr>
-        <w:t>=</w:t>
-      </w:r>
-      <w:r>
-        <w:rPr>
-          <w:rStyle w:val="HTMLCode"/>
-        </w:rPr>
-        <w:t xml:space="preserve"> </w:t>
-      </w:r>
-      <w:r>
-        <w:rPr>
-          <w:rStyle w:val="j"/>
-        </w:rPr>
-        <w:t>100</w:t>
-      </w:r>
-      <w:r>
-        <w:rPr>
-          <w:rStyle w:val="HTMLCode"/>
-        </w:rPr>
-        <w:t xml:space="preserve">;             </w:t>
-      </w:r>
-      <w:r>
-        <w:rPr>
-          <w:rStyle w:val="e"/>
-        </w:rPr>
-        <w:t xml:space="preserve">// </w:t>
-      </w:r>
-      <w:r>
-        <w:rPr>
-          <w:rStyle w:val="e"/>
-          <w:rFonts w:ascii="Nirmala UI" w:hAnsi="Nirmala UI" w:cs="Nirmala UI"/>
-        </w:rPr>
-        <w:t>পরে</w:t>
-      </w:r>
-      <w:r>
-        <w:rPr>
-          <w:rStyle w:val="e"/>
-        </w:rPr>
-        <w:t xml:space="preserve"> </w:t>
-      </w:r>
-      <w:r>
-        <w:rPr>
-          <w:rStyle w:val="e"/>
-          <w:rFonts w:ascii="Nirmala UI" w:hAnsi="Nirmala UI" w:cs="Nirmala UI"/>
-        </w:rPr>
-        <w:t>ঠিক</w:t>
-      </w:r>
-      <w:r>
-        <w:rPr>
-          <w:rStyle w:val="e"/>
-        </w:rPr>
-        <w:t xml:space="preserve"> </w:t>
-      </w:r>
-      <w:r>
-        <w:rPr>
-          <w:rStyle w:val="e"/>
-          <w:rFonts w:ascii="Nirmala UI" w:hAnsi="Nirmala UI" w:cs="Nirmala UI"/>
-        </w:rPr>
-        <w:t>করে</w:t>
-      </w:r>
-      <w:r>
-        <w:rPr>
-          <w:rStyle w:val="e"/>
-        </w:rPr>
-        <w:t xml:space="preserve"> </w:t>
-      </w:r>
-      <w:r>
-        <w:rPr>
-          <w:rStyle w:val="e"/>
-          <w:rFonts w:ascii="Nirmala UI" w:hAnsi="Nirmala UI" w:cs="Nirmala UI"/>
-        </w:rPr>
-        <w:t>দিল</w:t>
-      </w:r>
-    </w:p>
-    <w:p>
-      <w:pPr>
-        <w:pStyle w:val="NormalWeb"/>
-      </w:pPr>
-      <w:r>
-        <w:rPr>
-          <w:rFonts w:ascii="Nirmala UI" w:hAnsi="Nirmala UI" w:cs="Nirmala UI"/>
-        </w:rPr>
-        <w:t>এখানে</w:t>
-      </w:r>
-      <w:r>
-        <w:t xml:space="preserve"> </w:t>
-      </w:r>
-      <w:r>
-        <w:rPr>
-          <w:rFonts w:ascii="Nirmala UI" w:hAnsi="Nirmala UI" w:cs="Nirmala UI"/>
-        </w:rPr>
-        <w:t>ভুল</w:t>
-      </w:r>
-      <w:r>
-        <w:t xml:space="preserve"> </w:t>
-      </w:r>
-      <w:r>
-        <w:rPr>
-          <w:rFonts w:ascii="Nirmala UI" w:hAnsi="Nirmala UI" w:cs="Nirmala UI"/>
-        </w:rPr>
-        <w:t>হয়েছিল</w:t>
-      </w:r>
-      <w:r>
-        <w:t xml:space="preserve">, </w:t>
-      </w:r>
-      <w:r>
-        <w:rPr>
-          <w:rFonts w:ascii="Nirmala UI" w:hAnsi="Nirmala UI" w:cs="Nirmala UI"/>
-        </w:rPr>
-        <w:t>কিন্তু</w:t>
-      </w:r>
-      <w:r>
-        <w:t xml:space="preserve"> output-</w:t>
-      </w:r>
-      <w:r>
-        <w:rPr>
-          <w:rFonts w:ascii="Nirmala UI" w:hAnsi="Nirmala UI" w:cs="Nirmala UI"/>
-        </w:rPr>
-        <w:t>এ</w:t>
-      </w:r>
-      <w:r>
-        <w:t xml:space="preserve"> </w:t>
-      </w:r>
-      <w:r>
-        <w:rPr>
-          <w:rFonts w:ascii="Nirmala UI" w:hAnsi="Nirmala UI" w:cs="Nirmala UI"/>
-        </w:rPr>
-        <w:t>আর</w:t>
-      </w:r>
-      <w:r>
-        <w:t xml:space="preserve"> </w:t>
-      </w:r>
-      <w:r>
-        <w:rPr>
-          <w:rFonts w:ascii="Nirmala UI" w:hAnsi="Nirmala UI" w:cs="Nirmala UI"/>
-        </w:rPr>
-        <w:t>দেখা</w:t>
-      </w:r>
-      <w:r>
-        <w:t xml:space="preserve"> </w:t>
-      </w:r>
-      <w:r>
-        <w:rPr>
-          <w:rFonts w:ascii="Nirmala UI" w:hAnsi="Nirmala UI" w:cs="Nirmala UI"/>
-        </w:rPr>
-        <w:t>যাচ্ছে</w:t>
-      </w:r>
-      <w:r>
-        <w:t xml:space="preserve"> </w:t>
-      </w:r>
-      <w:r>
-        <w:rPr>
-          <w:rFonts w:ascii="Nirmala UI" w:hAnsi="Nirmala UI" w:cs="Nirmala UI"/>
-        </w:rPr>
-        <w:t>না।</w:t>
-      </w:r>
-    </w:p>
-    <w:p>
-      <w:pPr>
-        <w:pStyle w:val="NormalWeb"/>
-      </w:pPr>
-      <w:r>
-        <w:rPr>
-          <w:rFonts w:ascii="Segoe UI Symbol" w:hAnsi="Segoe UI Symbol" w:cs="Segoe UI Symbol"/>
-        </w:rPr>
-        <w:t>➡️</w:t>
-      </w:r>
-      <w:r>
-        <w:t xml:space="preserve"> Infection </w:t>
-      </w:r>
-      <w:r>
-        <w:rPr>
-          <w:rFonts w:ascii="Nirmala UI" w:hAnsi="Nirmala UI" w:cs="Nirmala UI"/>
-        </w:rPr>
-        <w:t>হয়েছে</w:t>
-      </w:r>
-      <w:r>
-        <w:br/>
-      </w:r>
-      <w:r>
-        <w:rPr>
-          <w:rFonts w:ascii="Segoe UI Symbol" w:hAnsi="Segoe UI Symbol" w:cs="Segoe UI Symbol"/>
-        </w:rPr>
-        <w:t>➡️</w:t>
-      </w:r>
-      <w:r>
-        <w:t xml:space="preserve"> Propagation </w:t>
-      </w:r>
-      <w:r>
-        <w:rPr>
-          <w:rFonts w:ascii="Nirmala UI" w:hAnsi="Nirmala UI" w:cs="Nirmala UI"/>
-        </w:rPr>
-        <w:t>হয়নি</w:t>
-      </w:r>
-    </w:p>
-    <w:p>
-      <w:pPr>
-        <w:pStyle w:val="Heading3"/>
-      </w:pPr>
-      <w:r>
-        <w:t>4. Revealability (</w:t>
-      </w:r>
-      <w:r>
-        <w:rPr>
-          <w:rFonts w:ascii="Nirmala UI" w:hAnsi="Nirmala UI" w:cs="Nirmala UI"/>
-        </w:rPr>
-        <w:t>প্রকাশ</w:t>
-      </w:r>
-      <w:r>
-        <w:t xml:space="preserve"> </w:t>
-      </w:r>
-      <w:r>
-        <w:rPr>
-          <w:rFonts w:ascii="Nirmala UI" w:hAnsi="Nirmala UI" w:cs="Nirmala UI"/>
-        </w:rPr>
-        <w:t>পাওয়া</w:t>
-      </w:r>
-      <w:r>
-        <w:t>)</w:t>
-      </w:r>
-    </w:p>
-    <w:p>
-      <w:pPr>
-        <w:pStyle w:val="NormalWeb"/>
-      </w:pPr>
-      <w:r>
-        <w:rPr>
-          <w:rStyle w:val="Strong"/>
-        </w:rPr>
-        <w:t>Tester-</w:t>
-      </w:r>
-      <w:r>
-        <w:rPr>
-          <w:rStyle w:val="Strong"/>
-          <w:rFonts w:ascii="Nirmala UI" w:hAnsi="Nirmala UI" w:cs="Nirmala UI"/>
-        </w:rPr>
-        <w:t>কে</w:t>
-      </w:r>
-      <w:r>
-        <w:rPr>
-          <w:rStyle w:val="Strong"/>
-        </w:rPr>
-        <w:t xml:space="preserve"> </w:t>
-      </w:r>
-      <w:r>
-        <w:rPr>
-          <w:rStyle w:val="Strong"/>
-          <w:rFonts w:ascii="Nirmala UI" w:hAnsi="Nirmala UI" w:cs="Nirmala UI"/>
-        </w:rPr>
-        <w:t>ভুল</w:t>
-      </w:r>
-      <w:r>
-        <w:rPr>
-          <w:rStyle w:val="Strong"/>
-        </w:rPr>
-        <w:t xml:space="preserve"> output </w:t>
-      </w:r>
-      <w:r>
-        <w:rPr>
-          <w:rStyle w:val="Strong"/>
-          <w:rFonts w:ascii="Nirmala UI" w:hAnsi="Nirmala UI" w:cs="Nirmala UI"/>
-        </w:rPr>
-        <w:t>দেখতে</w:t>
-      </w:r>
-      <w:r>
-        <w:rPr>
-          <w:rStyle w:val="Strong"/>
-        </w:rPr>
-        <w:t xml:space="preserve"> </w:t>
-      </w:r>
-      <w:r>
-        <w:rPr>
-          <w:rStyle w:val="Strong"/>
-          <w:rFonts w:ascii="Nirmala UI" w:hAnsi="Nirmala UI" w:cs="Nirmala UI"/>
-        </w:rPr>
-        <w:t>হবে।</w:t>
       </w:r>
     </w:p>
     <w:p>
@@ -24150,6 +22740,655 @@
         <w:rPr>
           <w:rFonts w:ascii="Nirmala UI" w:hAnsi="Nirmala UI" w:cs="Nirmala UI"/>
         </w:rPr>
+        <w:t>হবে</w:t>
+      </w:r>
+      <w:r>
+        <w:t xml:space="preserve"> </w:t>
+      </w:r>
+      <w:r>
+        <w:rPr>
+          <w:rStyle w:val="HTMLCode"/>
+        </w:rPr>
+        <w:t>80</w:t>
+      </w:r>
+      <w:r>
+        <w:rPr>
+          <w:rFonts w:ascii="Nirmala UI" w:hAnsi="Nirmala UI" w:cs="Nirmala UI"/>
+        </w:rPr>
+        <w:t>।</w:t>
+      </w:r>
+    </w:p>
+    <w:p>
+      <w:pPr>
+        <w:pStyle w:val="NormalWeb"/>
+      </w:pPr>
+      <w:r>
+        <w:rPr>
+          <w:rFonts w:ascii="Segoe UI Symbol" w:hAnsi="Segoe UI Symbol" w:cs="Segoe UI Symbol"/>
+        </w:rPr>
+        <w:t>➡️</w:t>
+      </w:r>
+      <w:r>
+        <w:t xml:space="preserve"> Program state </w:t>
+      </w:r>
+      <w:r>
+        <w:rPr>
+          <w:rFonts w:ascii="Nirmala UI" w:hAnsi="Nirmala UI" w:cs="Nirmala UI"/>
+        </w:rPr>
+        <w:t>ভুল</w:t>
+      </w:r>
+      <w:r>
+        <w:t xml:space="preserve"> </w:t>
+      </w:r>
+      <w:r>
+        <w:rPr>
+          <w:rFonts w:ascii="Nirmala UI" w:hAnsi="Nirmala UI" w:cs="Nirmala UI"/>
+        </w:rPr>
+        <w:t>হয়েছে।</w:t>
+      </w:r>
+      <w:r>
+        <w:br/>
+      </w:r>
+      <w:r>
+        <w:rPr>
+          <w:rFonts w:ascii="Segoe UI Symbol" w:hAnsi="Segoe UI Symbol" w:cs="Segoe UI Symbol"/>
+        </w:rPr>
+        <w:t>➡️</w:t>
+      </w:r>
+      <w:r>
+        <w:t xml:space="preserve"> Infection </w:t>
+      </w:r>
+      <w:r>
+        <w:rPr>
+          <w:rFonts w:ascii="Nirmala UI" w:hAnsi="Nirmala UI" w:cs="Nirmala UI"/>
+        </w:rPr>
+        <w:t>হয়েছে।</w:t>
+      </w:r>
+    </w:p>
+    <w:p>
+      <w:pPr>
+        <w:pStyle w:val="Heading3"/>
+      </w:pPr>
+      <w:r>
+        <w:t>3. Propagation (</w:t>
+      </w:r>
+      <w:r>
+        <w:rPr>
+          <w:rFonts w:ascii="Nirmala UI" w:hAnsi="Nirmala UI" w:cs="Nirmala UI"/>
+        </w:rPr>
+        <w:t>ছড়িয়ে</w:t>
+      </w:r>
+      <w:r>
+        <w:t xml:space="preserve"> </w:t>
+      </w:r>
+      <w:r>
+        <w:rPr>
+          <w:rFonts w:ascii="Nirmala UI" w:hAnsi="Nirmala UI" w:cs="Nirmala UI"/>
+        </w:rPr>
+        <w:t>পড়া</w:t>
+      </w:r>
+      <w:r>
+        <w:t>)</w:t>
+      </w:r>
+    </w:p>
+    <w:p>
+      <w:pPr>
+        <w:pStyle w:val="NormalWeb"/>
+      </w:pPr>
+      <w:r>
+        <w:rPr>
+          <w:rStyle w:val="Strong"/>
+          <w:rFonts w:ascii="Nirmala UI" w:hAnsi="Nirmala UI" w:cs="Nirmala UI"/>
+        </w:rPr>
+        <w:t>ভুল</w:t>
+      </w:r>
+      <w:r>
+        <w:rPr>
+          <w:rStyle w:val="Strong"/>
+        </w:rPr>
+        <w:t xml:space="preserve"> state </w:t>
+      </w:r>
+      <w:r>
+        <w:rPr>
+          <w:rStyle w:val="Strong"/>
+          <w:rFonts w:ascii="Nirmala UI" w:hAnsi="Nirmala UI" w:cs="Nirmala UI"/>
+        </w:rPr>
+        <w:t>শেষ</w:t>
+      </w:r>
+      <w:r>
+        <w:rPr>
+          <w:rStyle w:val="Strong"/>
+        </w:rPr>
+        <w:t xml:space="preserve"> output </w:t>
+      </w:r>
+      <w:r>
+        <w:rPr>
+          <w:rStyle w:val="Strong"/>
+          <w:rFonts w:ascii="Nirmala UI" w:hAnsi="Nirmala UI" w:cs="Nirmala UI"/>
+        </w:rPr>
+        <w:t>পর্যন্ত</w:t>
+      </w:r>
+      <w:r>
+        <w:rPr>
+          <w:rStyle w:val="Strong"/>
+        </w:rPr>
+        <w:t xml:space="preserve"> </w:t>
+      </w:r>
+      <w:r>
+        <w:rPr>
+          <w:rStyle w:val="Strong"/>
+          <w:rFonts w:ascii="Nirmala UI" w:hAnsi="Nirmala UI" w:cs="Nirmala UI"/>
+        </w:rPr>
+        <w:t>পৌঁছাতে</w:t>
+      </w:r>
+      <w:r>
+        <w:rPr>
+          <w:rStyle w:val="Strong"/>
+        </w:rPr>
+        <w:t xml:space="preserve"> </w:t>
+      </w:r>
+      <w:r>
+        <w:rPr>
+          <w:rStyle w:val="Strong"/>
+          <w:rFonts w:ascii="Nirmala UI" w:hAnsi="Nirmala UI" w:cs="Nirmala UI"/>
+        </w:rPr>
+        <w:t>হবে।</w:t>
+      </w:r>
+    </w:p>
+    <w:p>
+      <w:pPr>
+        <w:pStyle w:val="NormalWeb"/>
+      </w:pPr>
+      <w:r>
+        <w:rPr>
+          <w:rFonts w:ascii="Nirmala UI" w:hAnsi="Nirmala UI" w:cs="Nirmala UI"/>
+        </w:rPr>
+        <w:t>ভুল</w:t>
+      </w:r>
+      <w:r>
+        <w:t xml:space="preserve"> </w:t>
+      </w:r>
+      <w:r>
+        <w:rPr>
+          <w:rFonts w:ascii="Nirmala UI" w:hAnsi="Nirmala UI" w:cs="Nirmala UI"/>
+        </w:rPr>
+        <w:t>হয়েছে</w:t>
+      </w:r>
+      <w:r>
+        <w:t xml:space="preserve">, </w:t>
+      </w:r>
+      <w:r>
+        <w:rPr>
+          <w:rFonts w:ascii="Nirmala UI" w:hAnsi="Nirmala UI" w:cs="Nirmala UI"/>
+        </w:rPr>
+        <w:t>কিন্তু</w:t>
+      </w:r>
+      <w:r>
+        <w:t xml:space="preserve"> </w:t>
+      </w:r>
+      <w:r>
+        <w:rPr>
+          <w:rFonts w:ascii="Nirmala UI" w:hAnsi="Nirmala UI" w:cs="Nirmala UI"/>
+        </w:rPr>
+        <w:t>পরে</w:t>
+      </w:r>
+      <w:r>
+        <w:t xml:space="preserve"> </w:t>
+      </w:r>
+      <w:r>
+        <w:rPr>
+          <w:rFonts w:ascii="Nirmala UI" w:hAnsi="Nirmala UI" w:cs="Nirmala UI"/>
+        </w:rPr>
+        <w:t>অন্য</w:t>
+      </w:r>
+      <w:r>
+        <w:t xml:space="preserve"> </w:t>
+      </w:r>
+      <w:r>
+        <w:rPr>
+          <w:rFonts w:ascii="Nirmala UI" w:hAnsi="Nirmala UI" w:cs="Nirmala UI"/>
+        </w:rPr>
+        <w:t>কোড</w:t>
+      </w:r>
+      <w:r>
+        <w:t xml:space="preserve"> </w:t>
+      </w:r>
+      <w:r>
+        <w:rPr>
+          <w:rFonts w:ascii="Nirmala UI" w:hAnsi="Nirmala UI" w:cs="Nirmala UI"/>
+        </w:rPr>
+        <w:t>সেটি</w:t>
+      </w:r>
+      <w:r>
+        <w:t xml:space="preserve"> </w:t>
+      </w:r>
+      <w:r>
+        <w:rPr>
+          <w:rFonts w:ascii="Nirmala UI" w:hAnsi="Nirmala UI" w:cs="Nirmala UI"/>
+        </w:rPr>
+        <w:t>ঠিক</w:t>
+      </w:r>
+      <w:r>
+        <w:t xml:space="preserve"> </w:t>
+      </w:r>
+      <w:r>
+        <w:rPr>
+          <w:rFonts w:ascii="Nirmala UI" w:hAnsi="Nirmala UI" w:cs="Nirmala UI"/>
+        </w:rPr>
+        <w:t>করে</w:t>
+      </w:r>
+      <w:r>
+        <w:t xml:space="preserve"> </w:t>
+      </w:r>
+      <w:r>
+        <w:rPr>
+          <w:rFonts w:ascii="Nirmala UI" w:hAnsi="Nirmala UI" w:cs="Nirmala UI"/>
+        </w:rPr>
+        <w:t>ফেলল।</w:t>
+      </w:r>
+    </w:p>
+    <w:p>
+      <w:pPr>
+        <w:pStyle w:val="NormalWeb"/>
+      </w:pPr>
+      <w:r>
+        <w:rPr>
+          <w:rStyle w:val="Strong"/>
+          <w:rFonts w:ascii="Nirmala UI" w:hAnsi="Nirmala UI" w:cs="Nirmala UI"/>
+        </w:rPr>
+        <w:t>উদাহরণ</w:t>
+      </w:r>
+      <w:r>
+        <w:rPr>
+          <w:rStyle w:val="Strong"/>
+        </w:rPr>
+        <w:t>:</w:t>
+      </w:r>
+    </w:p>
+    <w:p>
+      <w:pPr>
+        <w:pStyle w:val="HTMLPreformatted"/>
+      </w:pPr>
+      <w:r>
+        <w:rPr>
+          <w:rStyle w:val="m"/>
+        </w:rPr>
+        <w:t>total</w:t>
+      </w:r>
+      <w:r>
+        <w:rPr>
+          <w:rStyle w:val="HTMLCode"/>
+        </w:rPr>
+        <w:t xml:space="preserve"> </w:t>
+      </w:r>
+      <w:r>
+        <w:rPr>
+          <w:rStyle w:val="g"/>
+        </w:rPr>
+        <w:t>=</w:t>
+      </w:r>
+      <w:r>
+        <w:rPr>
+          <w:rStyle w:val="HTMLCode"/>
+        </w:rPr>
+        <w:t xml:space="preserve"> </w:t>
+      </w:r>
+      <w:r>
+        <w:rPr>
+          <w:rStyle w:val="m"/>
+        </w:rPr>
+        <w:t>price</w:t>
+      </w:r>
+      <w:r>
+        <w:rPr>
+          <w:rStyle w:val="HTMLCode"/>
+        </w:rPr>
+        <w:t xml:space="preserve"> </w:t>
+      </w:r>
+      <w:r>
+        <w:rPr>
+          <w:rStyle w:val="g"/>
+        </w:rPr>
+        <w:t>-</w:t>
+      </w:r>
+      <w:r>
+        <w:rPr>
+          <w:rStyle w:val="HTMLCode"/>
+        </w:rPr>
+        <w:t xml:space="preserve"> </w:t>
+      </w:r>
+      <w:r>
+        <w:rPr>
+          <w:rStyle w:val="m"/>
+        </w:rPr>
+        <w:t>quantity</w:t>
+      </w:r>
+      <w:r>
+        <w:rPr>
+          <w:rStyle w:val="HTMLCode"/>
+        </w:rPr>
+        <w:t xml:space="preserve">; </w:t>
+      </w:r>
+      <w:r>
+        <w:rPr>
+          <w:rStyle w:val="e"/>
+        </w:rPr>
+        <w:t xml:space="preserve">// </w:t>
+      </w:r>
+      <w:r>
+        <w:rPr>
+          <w:rStyle w:val="e"/>
+          <w:rFonts w:ascii="Nirmala UI" w:hAnsi="Nirmala UI" w:cs="Nirmala UI"/>
+        </w:rPr>
+        <w:t>ভুল</w:t>
+      </w:r>
+      <w:r>
+        <w:br/>
+      </w:r>
+      <w:r>
+        <w:rPr>
+          <w:rStyle w:val="m"/>
+        </w:rPr>
+        <w:t>total</w:t>
+      </w:r>
+      <w:r>
+        <w:rPr>
+          <w:rStyle w:val="HTMLCode"/>
+        </w:rPr>
+        <w:t xml:space="preserve"> </w:t>
+      </w:r>
+      <w:r>
+        <w:rPr>
+          <w:rStyle w:val="g"/>
+        </w:rPr>
+        <w:t>=</w:t>
+      </w:r>
+      <w:r>
+        <w:rPr>
+          <w:rStyle w:val="HTMLCode"/>
+        </w:rPr>
+        <w:t xml:space="preserve"> </w:t>
+      </w:r>
+      <w:r>
+        <w:rPr>
+          <w:rStyle w:val="j"/>
+        </w:rPr>
+        <w:t>100</w:t>
+      </w:r>
+      <w:r>
+        <w:rPr>
+          <w:rStyle w:val="HTMLCode"/>
+        </w:rPr>
+        <w:t xml:space="preserve">;             </w:t>
+      </w:r>
+      <w:r>
+        <w:rPr>
+          <w:rStyle w:val="e"/>
+        </w:rPr>
+        <w:t xml:space="preserve">// </w:t>
+      </w:r>
+      <w:r>
+        <w:rPr>
+          <w:rStyle w:val="e"/>
+          <w:rFonts w:ascii="Nirmala UI" w:hAnsi="Nirmala UI" w:cs="Nirmala UI"/>
+        </w:rPr>
+        <w:t>পরে</w:t>
+      </w:r>
+      <w:r>
+        <w:rPr>
+          <w:rStyle w:val="e"/>
+        </w:rPr>
+        <w:t xml:space="preserve"> </w:t>
+      </w:r>
+      <w:r>
+        <w:rPr>
+          <w:rStyle w:val="e"/>
+          <w:rFonts w:ascii="Nirmala UI" w:hAnsi="Nirmala UI" w:cs="Nirmala UI"/>
+        </w:rPr>
+        <w:t>ঠিক</w:t>
+      </w:r>
+      <w:r>
+        <w:rPr>
+          <w:rStyle w:val="e"/>
+        </w:rPr>
+        <w:t xml:space="preserve"> </w:t>
+      </w:r>
+      <w:r>
+        <w:rPr>
+          <w:rStyle w:val="e"/>
+          <w:rFonts w:ascii="Nirmala UI" w:hAnsi="Nirmala UI" w:cs="Nirmala UI"/>
+        </w:rPr>
+        <w:t>করে</w:t>
+      </w:r>
+      <w:r>
+        <w:rPr>
+          <w:rStyle w:val="e"/>
+        </w:rPr>
+        <w:t xml:space="preserve"> </w:t>
+      </w:r>
+      <w:r>
+        <w:rPr>
+          <w:rStyle w:val="e"/>
+          <w:rFonts w:ascii="Nirmala UI" w:hAnsi="Nirmala UI" w:cs="Nirmala UI"/>
+        </w:rPr>
+        <w:t>দিল</w:t>
+      </w:r>
+    </w:p>
+    <w:p>
+      <w:pPr>
+        <w:pStyle w:val="NormalWeb"/>
+      </w:pPr>
+      <w:r>
+        <w:rPr>
+          <w:rFonts w:ascii="Nirmala UI" w:hAnsi="Nirmala UI" w:cs="Nirmala UI"/>
+        </w:rPr>
+        <w:t>এখানে</w:t>
+      </w:r>
+      <w:r>
+        <w:t xml:space="preserve"> </w:t>
+      </w:r>
+      <w:r>
+        <w:rPr>
+          <w:rFonts w:ascii="Nirmala UI" w:hAnsi="Nirmala UI" w:cs="Nirmala UI"/>
+        </w:rPr>
+        <w:t>ভুল</w:t>
+      </w:r>
+      <w:r>
+        <w:t xml:space="preserve"> </w:t>
+      </w:r>
+      <w:r>
+        <w:rPr>
+          <w:rFonts w:ascii="Nirmala UI" w:hAnsi="Nirmala UI" w:cs="Nirmala UI"/>
+        </w:rPr>
+        <w:t>হয়েছিল</w:t>
+      </w:r>
+      <w:r>
+        <w:t xml:space="preserve">, </w:t>
+      </w:r>
+      <w:r>
+        <w:rPr>
+          <w:rFonts w:ascii="Nirmala UI" w:hAnsi="Nirmala UI" w:cs="Nirmala UI"/>
+        </w:rPr>
+        <w:t>কিন্তু</w:t>
+      </w:r>
+      <w:r>
+        <w:t xml:space="preserve"> output-</w:t>
+      </w:r>
+      <w:r>
+        <w:rPr>
+          <w:rFonts w:ascii="Nirmala UI" w:hAnsi="Nirmala UI" w:cs="Nirmala UI"/>
+        </w:rPr>
+        <w:t>এ</w:t>
+      </w:r>
+      <w:r>
+        <w:t xml:space="preserve"> </w:t>
+      </w:r>
+      <w:r>
+        <w:rPr>
+          <w:rFonts w:ascii="Nirmala UI" w:hAnsi="Nirmala UI" w:cs="Nirmala UI"/>
+        </w:rPr>
+        <w:t>আর</w:t>
+      </w:r>
+      <w:r>
+        <w:t xml:space="preserve"> </w:t>
+      </w:r>
+      <w:r>
+        <w:rPr>
+          <w:rFonts w:ascii="Nirmala UI" w:hAnsi="Nirmala UI" w:cs="Nirmala UI"/>
+        </w:rPr>
+        <w:t>দেখা</w:t>
+      </w:r>
+      <w:r>
+        <w:t xml:space="preserve"> </w:t>
+      </w:r>
+      <w:r>
+        <w:rPr>
+          <w:rFonts w:ascii="Nirmala UI" w:hAnsi="Nirmala UI" w:cs="Nirmala UI"/>
+        </w:rPr>
+        <w:t>যাচ্ছে</w:t>
+      </w:r>
+      <w:r>
+        <w:t xml:space="preserve"> </w:t>
+      </w:r>
+      <w:r>
+        <w:rPr>
+          <w:rFonts w:ascii="Nirmala UI" w:hAnsi="Nirmala UI" w:cs="Nirmala UI"/>
+        </w:rPr>
+        <w:t>না।</w:t>
+      </w:r>
+    </w:p>
+    <w:p>
+      <w:pPr>
+        <w:pStyle w:val="NormalWeb"/>
+      </w:pPr>
+      <w:r>
+        <w:rPr>
+          <w:rFonts w:ascii="Segoe UI Symbol" w:hAnsi="Segoe UI Symbol" w:cs="Segoe UI Symbol"/>
+        </w:rPr>
+        <w:t>➡️</w:t>
+      </w:r>
+      <w:r>
+        <w:t xml:space="preserve"> Infection </w:t>
+      </w:r>
+      <w:r>
+        <w:rPr>
+          <w:rFonts w:ascii="Nirmala UI" w:hAnsi="Nirmala UI" w:cs="Nirmala UI"/>
+        </w:rPr>
+        <w:t>হয়েছে</w:t>
+      </w:r>
+      <w:r>
+        <w:br/>
+      </w:r>
+      <w:r>
+        <w:rPr>
+          <w:rFonts w:ascii="Segoe UI Symbol" w:hAnsi="Segoe UI Symbol" w:cs="Segoe UI Symbol"/>
+        </w:rPr>
+        <w:t>➡️</w:t>
+      </w:r>
+      <w:r>
+        <w:t xml:space="preserve"> Propagation </w:t>
+      </w:r>
+      <w:r>
+        <w:rPr>
+          <w:rFonts w:ascii="Nirmala UI" w:hAnsi="Nirmala UI" w:cs="Nirmala UI"/>
+        </w:rPr>
+        <w:t>হয়নি</w:t>
+      </w:r>
+    </w:p>
+    <w:p>
+      <w:pPr>
+        <w:pStyle w:val="Heading3"/>
+      </w:pPr>
+      <w:r>
+        <w:t>4. Revealability (</w:t>
+      </w:r>
+      <w:r>
+        <w:rPr>
+          <w:rFonts w:ascii="Nirmala UI" w:hAnsi="Nirmala UI" w:cs="Nirmala UI"/>
+        </w:rPr>
+        <w:t>প্রকাশ</w:t>
+      </w:r>
+      <w:r>
+        <w:t xml:space="preserve"> </w:t>
+      </w:r>
+      <w:r>
+        <w:rPr>
+          <w:rFonts w:ascii="Nirmala UI" w:hAnsi="Nirmala UI" w:cs="Nirmala UI"/>
+        </w:rPr>
+        <w:t>পাওয়া</w:t>
+      </w:r>
+      <w:r>
+        <w:t>)</w:t>
+      </w:r>
+    </w:p>
+    <w:p>
+      <w:pPr>
+        <w:pStyle w:val="NormalWeb"/>
+      </w:pPr>
+      <w:r>
+        <w:rPr>
+          <w:rStyle w:val="Strong"/>
+        </w:rPr>
+        <w:t>Tester-</w:t>
+      </w:r>
+      <w:r>
+        <w:rPr>
+          <w:rStyle w:val="Strong"/>
+          <w:rFonts w:ascii="Nirmala UI" w:hAnsi="Nirmala UI" w:cs="Nirmala UI"/>
+        </w:rPr>
+        <w:t>কে</w:t>
+      </w:r>
+      <w:r>
+        <w:rPr>
+          <w:rStyle w:val="Strong"/>
+        </w:rPr>
+        <w:t xml:space="preserve"> </w:t>
+      </w:r>
+      <w:r>
+        <w:rPr>
+          <w:rStyle w:val="Strong"/>
+          <w:rFonts w:ascii="Nirmala UI" w:hAnsi="Nirmala UI" w:cs="Nirmala UI"/>
+        </w:rPr>
+        <w:t>ভুল</w:t>
+      </w:r>
+      <w:r>
+        <w:rPr>
+          <w:rStyle w:val="Strong"/>
+        </w:rPr>
+        <w:t xml:space="preserve"> output </w:t>
+      </w:r>
+      <w:r>
+        <w:rPr>
+          <w:rStyle w:val="Strong"/>
+          <w:rFonts w:ascii="Nirmala UI" w:hAnsi="Nirmala UI" w:cs="Nirmala UI"/>
+        </w:rPr>
+        <w:t>দেখতে</w:t>
+      </w:r>
+      <w:r>
+        <w:rPr>
+          <w:rStyle w:val="Strong"/>
+        </w:rPr>
+        <w:t xml:space="preserve"> </w:t>
+      </w:r>
+      <w:r>
+        <w:rPr>
+          <w:rStyle w:val="Strong"/>
+          <w:rFonts w:ascii="Nirmala UI" w:hAnsi="Nirmala UI" w:cs="Nirmala UI"/>
+        </w:rPr>
+        <w:t>হবে।</w:t>
+      </w:r>
+    </w:p>
+    <w:p>
+      <w:pPr>
+        <w:pStyle w:val="NormalWeb"/>
+      </w:pPr>
+      <w:r>
+        <w:t xml:space="preserve">Output </w:t>
+      </w:r>
+      <w:r>
+        <w:rPr>
+          <w:rFonts w:ascii="Nirmala UI" w:hAnsi="Nirmala UI" w:cs="Nirmala UI"/>
+        </w:rPr>
         <w:t>ভুল</w:t>
       </w:r>
       <w:r>
@@ -24369,6 +23608,7 @@
         <w:rPr>
           <w:rStyle w:val="Strong"/>
         </w:rPr>
+        <w:lastRenderedPageBreak/>
         <w:t>Left Side = Development</w:t>
       </w:r>
       <w:r>
@@ -24625,7 +23865,472 @@
         <w:pStyle w:val="Heading3"/>
       </w:pPr>
       <w:r>
+        <w:t>English</w:t>
+      </w:r>
+    </w:p>
+    <w:p>
+      <w:pPr>
+        <w:pStyle w:val="NormalWeb"/>
+      </w:pPr>
+      <w:r>
+        <w:t xml:space="preserve">During </w:t>
+      </w:r>
+      <w:r>
+        <w:rPr>
+          <w:rStyle w:val="Strong"/>
+        </w:rPr>
+        <w:t>Requirements Analysis</w:t>
+      </w:r>
+      <w:r>
+        <w:t>, customer needs and requirements are gathered.</w:t>
+      </w:r>
+    </w:p>
+    <w:p>
+      <w:pPr>
+        <w:pStyle w:val="NormalWeb"/>
+      </w:pPr>
+      <w:r>
+        <w:rPr>
+          <w:rStyle w:val="Strong"/>
+        </w:rPr>
+        <w:t>Acceptance Testing</w:t>
+      </w:r>
+      <w:r>
+        <w:t xml:space="preserve"> checks whether the completed software satisfies the customer's requirements and expectations.</w:t>
+      </w:r>
+    </w:p>
+    <w:p>
+      <w:pPr>
+        <w:pStyle w:val="NormalWeb"/>
+      </w:pPr>
+      <w:r>
+        <w:t>It answers the question:</w:t>
+      </w:r>
+    </w:p>
+    <w:p>
+      <w:pPr>
+        <w:pStyle w:val="NormalWeb"/>
+      </w:pPr>
+      <w:r>
+        <w:rPr>
+          <w:rStyle w:val="Strong"/>
+        </w:rPr>
+        <w:t>"Does the software do what the user wants?"</w:t>
+      </w:r>
+    </w:p>
+    <w:p>
+      <w:pPr>
+        <w:pStyle w:val="NormalWeb"/>
+      </w:pPr>
+      <w:r>
+        <w:t>Acceptance testing is usually performed by users or domain experts.</w:t>
+      </w:r>
+    </w:p>
+    <w:p>
+      <w:pPr>
+        <w:pStyle w:val="Heading3"/>
+      </w:pPr>
+      <w:r>
+        <w:t>Bangla</w:t>
+      </w:r>
+    </w:p>
+    <w:p>
+      <w:pPr>
+        <w:pStyle w:val="NormalWeb"/>
+      </w:pPr>
+      <w:r>
+        <w:rPr>
+          <w:rStyle w:val="Strong"/>
+        </w:rPr>
+        <w:t>Requirements Analysis</w:t>
+      </w:r>
+      <w:r>
+        <w:t xml:space="preserve"> </w:t>
+      </w:r>
+      <w:r>
+        <w:rPr>
+          <w:rFonts w:ascii="Nirmala UI" w:hAnsi="Nirmala UI" w:cs="Nirmala UI"/>
+        </w:rPr>
+        <w:t>পর্যায়ে</w:t>
+      </w:r>
+      <w:r>
+        <w:t xml:space="preserve"> </w:t>
+      </w:r>
+      <w:r>
+        <w:rPr>
+          <w:rFonts w:ascii="Nirmala UI" w:hAnsi="Nirmala UI" w:cs="Nirmala UI"/>
+        </w:rPr>
+        <w:t>গ্রাহকের</w:t>
+      </w:r>
+      <w:r>
+        <w:t xml:space="preserve"> </w:t>
+      </w:r>
+      <w:r>
+        <w:rPr>
+          <w:rFonts w:ascii="Nirmala UI" w:hAnsi="Nirmala UI" w:cs="Nirmala UI"/>
+        </w:rPr>
+        <w:t>চাহিদা</w:t>
+      </w:r>
+      <w:r>
+        <w:t xml:space="preserve"> </w:t>
+      </w:r>
+      <w:r>
+        <w:rPr>
+          <w:rFonts w:ascii="Nirmala UI" w:hAnsi="Nirmala UI" w:cs="Nirmala UI"/>
+        </w:rPr>
+        <w:t>ও</w:t>
+      </w:r>
+      <w:r>
+        <w:t xml:space="preserve"> </w:t>
+      </w:r>
+      <w:r>
+        <w:rPr>
+          <w:rFonts w:ascii="Nirmala UI" w:hAnsi="Nirmala UI" w:cs="Nirmala UI"/>
+        </w:rPr>
+        <w:t>প্রয়োজনীয়তা</w:t>
+      </w:r>
+      <w:r>
+        <w:t xml:space="preserve"> </w:t>
+      </w:r>
+      <w:r>
+        <w:rPr>
+          <w:rFonts w:ascii="Nirmala UI" w:hAnsi="Nirmala UI" w:cs="Nirmala UI"/>
+        </w:rPr>
+        <w:t>সংগ্রহ</w:t>
+      </w:r>
+      <w:r>
+        <w:t xml:space="preserve"> </w:t>
+      </w:r>
+      <w:r>
+        <w:rPr>
+          <w:rFonts w:ascii="Nirmala UI" w:hAnsi="Nirmala UI" w:cs="Nirmala UI"/>
+        </w:rPr>
+        <w:t>করা</w:t>
+      </w:r>
+      <w:r>
+        <w:t xml:space="preserve"> </w:t>
+      </w:r>
+      <w:r>
+        <w:rPr>
+          <w:rFonts w:ascii="Nirmala UI" w:hAnsi="Nirmala UI" w:cs="Nirmala UI"/>
+        </w:rPr>
+        <w:t>হয়।</w:t>
+      </w:r>
+    </w:p>
+    <w:p>
+      <w:pPr>
+        <w:pStyle w:val="NormalWeb"/>
+      </w:pPr>
+      <w:r>
+        <w:rPr>
+          <w:rStyle w:val="Strong"/>
+        </w:rPr>
+        <w:t>Acceptance Testing</w:t>
+      </w:r>
+      <w:r>
+        <w:t xml:space="preserve"> </w:t>
+      </w:r>
+      <w:r>
+        <w:rPr>
+          <w:rFonts w:ascii="Nirmala UI" w:hAnsi="Nirmala UI" w:cs="Nirmala UI"/>
+        </w:rPr>
+        <w:t>যাচাই</w:t>
+      </w:r>
+      <w:r>
+        <w:t xml:space="preserve"> </w:t>
+      </w:r>
+      <w:r>
+        <w:rPr>
+          <w:rFonts w:ascii="Nirmala UI" w:hAnsi="Nirmala UI" w:cs="Nirmala UI"/>
+        </w:rPr>
+        <w:t>করে</w:t>
+      </w:r>
+      <w:r>
+        <w:t xml:space="preserve"> </w:t>
+      </w:r>
+      <w:r>
+        <w:rPr>
+          <w:rFonts w:ascii="Nirmala UI" w:hAnsi="Nirmala UI" w:cs="Nirmala UI"/>
+        </w:rPr>
+        <w:t>সফটওয়্যারটি</w:t>
+      </w:r>
+      <w:r>
+        <w:t xml:space="preserve"> </w:t>
+      </w:r>
+      <w:r>
+        <w:rPr>
+          <w:rFonts w:ascii="Nirmala UI" w:hAnsi="Nirmala UI" w:cs="Nirmala UI"/>
+        </w:rPr>
+        <w:t>ব্যবহারকারীর</w:t>
+      </w:r>
+      <w:r>
+        <w:t xml:space="preserve"> </w:t>
+      </w:r>
+      <w:r>
+        <w:rPr>
+          <w:rFonts w:ascii="Nirmala UI" w:hAnsi="Nirmala UI" w:cs="Nirmala UI"/>
+        </w:rPr>
+        <w:t>চাহিদা</w:t>
+      </w:r>
+      <w:r>
+        <w:t xml:space="preserve"> </w:t>
+      </w:r>
+      <w:r>
+        <w:rPr>
+          <w:rFonts w:ascii="Nirmala UI" w:hAnsi="Nirmala UI" w:cs="Nirmala UI"/>
+        </w:rPr>
+        <w:t>পূরণ</w:t>
+      </w:r>
+      <w:r>
+        <w:t xml:space="preserve"> </w:t>
+      </w:r>
+      <w:r>
+        <w:rPr>
+          <w:rFonts w:ascii="Nirmala UI" w:hAnsi="Nirmala UI" w:cs="Nirmala UI"/>
+        </w:rPr>
+        <w:t>করছে</w:t>
+      </w:r>
+      <w:r>
+        <w:t xml:space="preserve"> </w:t>
+      </w:r>
+      <w:r>
+        <w:rPr>
+          <w:rFonts w:ascii="Nirmala UI" w:hAnsi="Nirmala UI" w:cs="Nirmala UI"/>
+        </w:rPr>
+        <w:t>কিনা।</w:t>
+      </w:r>
+    </w:p>
+    <w:p>
+      <w:pPr>
+        <w:pStyle w:val="NormalWeb"/>
+      </w:pPr>
+      <w:r>
+        <w:rPr>
+          <w:rFonts w:ascii="Nirmala UI" w:hAnsi="Nirmala UI" w:cs="Nirmala UI"/>
+        </w:rPr>
+        <w:t>এটি</w:t>
+      </w:r>
+      <w:r>
+        <w:t xml:space="preserve"> </w:t>
+      </w:r>
+      <w:r>
+        <w:rPr>
+          <w:rFonts w:ascii="Nirmala UI" w:hAnsi="Nirmala UI" w:cs="Nirmala UI"/>
+        </w:rPr>
+        <w:t>মূলত</w:t>
+      </w:r>
+      <w:r>
+        <w:t xml:space="preserve"> </w:t>
+      </w:r>
+      <w:r>
+        <w:rPr>
+          <w:rFonts w:ascii="Nirmala UI" w:hAnsi="Nirmala UI" w:cs="Nirmala UI"/>
+        </w:rPr>
+        <w:t>প্রশ্ন</w:t>
+      </w:r>
+      <w:r>
+        <w:t xml:space="preserve"> </w:t>
+      </w:r>
+      <w:r>
+        <w:rPr>
+          <w:rFonts w:ascii="Nirmala UI" w:hAnsi="Nirmala UI" w:cs="Nirmala UI"/>
+        </w:rPr>
+        <w:t>করে</w:t>
+      </w:r>
+      <w:r>
+        <w:t>:</w:t>
+      </w:r>
+    </w:p>
+    <w:p>
+      <w:pPr>
+        <w:pStyle w:val="NormalWeb"/>
+      </w:pPr>
+      <w:r>
+        <w:rPr>
+          <w:rStyle w:val="Strong"/>
+        </w:rPr>
         <w:lastRenderedPageBreak/>
+        <w:t>"</w:t>
+      </w:r>
+      <w:r>
+        <w:rPr>
+          <w:rStyle w:val="Strong"/>
+          <w:rFonts w:ascii="Nirmala UI" w:hAnsi="Nirmala UI" w:cs="Nirmala UI"/>
+        </w:rPr>
+        <w:t>সফটওয়্যার</w:t>
+      </w:r>
+      <w:r>
+        <w:rPr>
+          <w:rStyle w:val="Strong"/>
+        </w:rPr>
+        <w:t xml:space="preserve"> </w:t>
+      </w:r>
+      <w:r>
+        <w:rPr>
+          <w:rStyle w:val="Strong"/>
+          <w:rFonts w:ascii="Nirmala UI" w:hAnsi="Nirmala UI" w:cs="Nirmala UI"/>
+        </w:rPr>
+        <w:t>কি</w:t>
+      </w:r>
+      <w:r>
+        <w:rPr>
+          <w:rStyle w:val="Strong"/>
+        </w:rPr>
+        <w:t xml:space="preserve"> </w:t>
+      </w:r>
+      <w:r>
+        <w:rPr>
+          <w:rStyle w:val="Strong"/>
+          <w:rFonts w:ascii="Nirmala UI" w:hAnsi="Nirmala UI" w:cs="Nirmala UI"/>
+        </w:rPr>
+        <w:t>ব্যবহারকারী</w:t>
+      </w:r>
+      <w:r>
+        <w:rPr>
+          <w:rStyle w:val="Strong"/>
+        </w:rPr>
+        <w:t xml:space="preserve"> </w:t>
+      </w:r>
+      <w:r>
+        <w:rPr>
+          <w:rStyle w:val="Strong"/>
+          <w:rFonts w:ascii="Nirmala UI" w:hAnsi="Nirmala UI" w:cs="Nirmala UI"/>
+        </w:rPr>
+        <w:t>যা</w:t>
+      </w:r>
+      <w:r>
+        <w:rPr>
+          <w:rStyle w:val="Strong"/>
+        </w:rPr>
+        <w:t xml:space="preserve"> </w:t>
+      </w:r>
+      <w:r>
+        <w:rPr>
+          <w:rStyle w:val="Strong"/>
+          <w:rFonts w:ascii="Nirmala UI" w:hAnsi="Nirmala UI" w:cs="Nirmala UI"/>
+        </w:rPr>
+        <w:t>চেয়েছে</w:t>
+      </w:r>
+      <w:r>
+        <w:rPr>
+          <w:rStyle w:val="Strong"/>
+        </w:rPr>
+        <w:t xml:space="preserve"> </w:t>
+      </w:r>
+      <w:r>
+        <w:rPr>
+          <w:rStyle w:val="Strong"/>
+          <w:rFonts w:ascii="Nirmala UI" w:hAnsi="Nirmala UI" w:cs="Nirmala UI"/>
+        </w:rPr>
+        <w:t>তা</w:t>
+      </w:r>
+      <w:r>
+        <w:rPr>
+          <w:rStyle w:val="Strong"/>
+        </w:rPr>
+        <w:t xml:space="preserve"> </w:t>
+      </w:r>
+      <w:r>
+        <w:rPr>
+          <w:rStyle w:val="Strong"/>
+          <w:rFonts w:ascii="Nirmala UI" w:hAnsi="Nirmala UI" w:cs="Nirmala UI"/>
+        </w:rPr>
+        <w:t>করছে</w:t>
+      </w:r>
+      <w:r>
+        <w:rPr>
+          <w:rStyle w:val="Strong"/>
+        </w:rPr>
+        <w:t>?"</w:t>
+      </w:r>
+    </w:p>
+    <w:p>
+      <w:pPr>
+        <w:pStyle w:val="NormalWeb"/>
+      </w:pPr>
+      <w:r>
+        <w:rPr>
+          <w:rFonts w:ascii="Nirmala UI" w:hAnsi="Nirmala UI" w:cs="Nirmala UI"/>
+        </w:rPr>
+        <w:t>এই</w:t>
+      </w:r>
+      <w:r>
+        <w:t xml:space="preserve"> </w:t>
+      </w:r>
+      <w:r>
+        <w:rPr>
+          <w:rFonts w:ascii="Nirmala UI" w:hAnsi="Nirmala UI" w:cs="Nirmala UI"/>
+        </w:rPr>
+        <w:t>টেস্ট</w:t>
+      </w:r>
+      <w:r>
+        <w:t xml:space="preserve"> </w:t>
+      </w:r>
+      <w:r>
+        <w:rPr>
+          <w:rFonts w:ascii="Nirmala UI" w:hAnsi="Nirmala UI" w:cs="Nirmala UI"/>
+        </w:rPr>
+        <w:t>সাধারণত</w:t>
+      </w:r>
+      <w:r>
+        <w:t xml:space="preserve"> </w:t>
+      </w:r>
+      <w:r>
+        <w:rPr>
+          <w:rFonts w:ascii="Nirmala UI" w:hAnsi="Nirmala UI" w:cs="Nirmala UI"/>
+        </w:rPr>
+        <w:t>ব্যবহারকারী</w:t>
+      </w:r>
+      <w:r>
+        <w:t xml:space="preserve"> </w:t>
+      </w:r>
+      <w:r>
+        <w:rPr>
+          <w:rFonts w:ascii="Nirmala UI" w:hAnsi="Nirmala UI" w:cs="Nirmala UI"/>
+        </w:rPr>
+        <w:t>বা</w:t>
+      </w:r>
+      <w:r>
+        <w:t xml:space="preserve"> </w:t>
+      </w:r>
+      <w:r>
+        <w:rPr>
+          <w:rFonts w:ascii="Nirmala UI" w:hAnsi="Nirmala UI" w:cs="Nirmala UI"/>
+        </w:rPr>
+        <w:t>ডোমেইন</w:t>
+      </w:r>
+      <w:r>
+        <w:t xml:space="preserve"> </w:t>
+      </w:r>
+      <w:r>
+        <w:rPr>
+          <w:rFonts w:ascii="Nirmala UI" w:hAnsi="Nirmala UI" w:cs="Nirmala UI"/>
+        </w:rPr>
+        <w:t>বিশেষজ্ঞরা</w:t>
+      </w:r>
+      <w:r>
+        <w:t xml:space="preserve"> </w:t>
+      </w:r>
+      <w:r>
+        <w:rPr>
+          <w:rFonts w:ascii="Nirmala UI" w:hAnsi="Nirmala UI" w:cs="Nirmala UI"/>
+        </w:rPr>
+        <w:t>করে।</w:t>
+      </w:r>
+    </w:p>
+    <w:p>
+      <w:pPr>
+        <w:pStyle w:val="Heading1"/>
+      </w:pPr>
+      <w:r>
+        <w:t>2. Architectural Design ↔ System Testing</w:t>
+      </w:r>
+    </w:p>
+    <w:p>
+      <w:pPr>
+        <w:pStyle w:val="Heading3"/>
+      </w:pPr>
+      <w:r>
         <w:t>English</w:t>
       </w:r>
     </w:p>
@@ -24640,10 +24345,10 @@
         <w:rPr>
           <w:rStyle w:val="Strong"/>
         </w:rPr>
-        <w:t>Requirements Analysis</w:t>
-      </w:r>
-      <w:r>
-        <w:t>, customer needs and requirements are gathered.</w:t>
+        <w:t>Architectural Design</w:t>
+      </w:r>
+      <w:r>
+        <w:t>, the overall system structure, components, and connections are designed.</w:t>
       </w:r>
     </w:p>
     <w:p>
@@ -24654,10 +24359,10 @@
         <w:rPr>
           <w:rStyle w:val="Strong"/>
         </w:rPr>
-        <w:t>Acceptance Testing</w:t>
-      </w:r>
-      <w:r>
-        <w:t xml:space="preserve"> checks whether the completed software satisfies the customer's requirements and expectations.</w:t>
+        <w:t>System Testing</w:t>
+      </w:r>
+      <w:r>
+        <w:t xml:space="preserve"> verifies whether the complete integrated system works according to the specifications.</w:t>
       </w:r>
     </w:p>
     <w:p>
@@ -24665,7 +24370,7 @@
         <w:pStyle w:val="NormalWeb"/>
       </w:pPr>
       <w:r>
-        <w:t>It answers the question:</w:t>
+        <w:t>It answers:</w:t>
       </w:r>
     </w:p>
     <w:p>
@@ -24676,7 +24381,7 @@
         <w:rPr>
           <w:rStyle w:val="Strong"/>
         </w:rPr>
-        <w:t>"Does the software do what the user wants?"</w:t>
+        <w:t>"Does the whole system work correctly?"</w:t>
       </w:r>
     </w:p>
     <w:p>
@@ -24684,7 +24389,7 @@
         <w:pStyle w:val="NormalWeb"/>
       </w:pPr>
       <w:r>
-        <w:t>Acceptance testing is usually performed by users or domain experts.</w:t>
+        <w:t>System testing usually focuses on design and specification issues.</w:t>
       </w:r>
     </w:p>
     <w:p>
@@ -24703,7 +24408,7 @@
         <w:rPr>
           <w:rStyle w:val="Strong"/>
         </w:rPr>
-        <w:t>Requirements Analysis</w:t>
+        <w:t>Architectural Design</w:t>
       </w:r>
       <w:r>
         <w:t xml:space="preserve"> </w:t>
@@ -24721,16 +24426,34 @@
         <w:rPr>
           <w:rFonts w:ascii="Nirmala UI" w:hAnsi="Nirmala UI" w:cs="Nirmala UI"/>
         </w:rPr>
-        <w:t>গ্রাহকের</w:t>
-      </w:r>
-      <w:r>
-        <w:t xml:space="preserve"> </w:t>
-      </w:r>
-      <w:r>
-        <w:rPr>
-          <w:rFonts w:ascii="Nirmala UI" w:hAnsi="Nirmala UI" w:cs="Nirmala UI"/>
-        </w:rPr>
-        <w:t>চাহিদা</w:t>
+        <w:t>পুরো</w:t>
+      </w:r>
+      <w:r>
+        <w:t xml:space="preserve"> </w:t>
+      </w:r>
+      <w:r>
+        <w:rPr>
+          <w:rFonts w:ascii="Nirmala UI" w:hAnsi="Nirmala UI" w:cs="Nirmala UI"/>
+        </w:rPr>
+        <w:t>সিস্টেমের</w:t>
+      </w:r>
+      <w:r>
+        <w:t xml:space="preserve"> </w:t>
+      </w:r>
+      <w:r>
+        <w:rPr>
+          <w:rFonts w:ascii="Nirmala UI" w:hAnsi="Nirmala UI" w:cs="Nirmala UI"/>
+        </w:rPr>
+        <w:t>কাঠামো</w:t>
+      </w:r>
+      <w:r>
+        <w:t xml:space="preserve">, </w:t>
+      </w:r>
+      <w:r>
+        <w:rPr>
+          <w:rFonts w:ascii="Nirmala UI" w:hAnsi="Nirmala UI" w:cs="Nirmala UI"/>
+        </w:rPr>
+        <w:t>কম্পোনেন্ট</w:t>
       </w:r>
       <w:r>
         <w:t xml:space="preserve"> </w:t>
@@ -24748,16 +24471,25 @@
         <w:rPr>
           <w:rFonts w:ascii="Nirmala UI" w:hAnsi="Nirmala UI" w:cs="Nirmala UI"/>
         </w:rPr>
-        <w:t>প্রয়োজনীয়তা</w:t>
-      </w:r>
-      <w:r>
-        <w:t xml:space="preserve"> </w:t>
-      </w:r>
-      <w:r>
-        <w:rPr>
-          <w:rFonts w:ascii="Nirmala UI" w:hAnsi="Nirmala UI" w:cs="Nirmala UI"/>
-        </w:rPr>
-        <w:t>সংগ্রহ</w:t>
+        <w:t>তাদের</w:t>
+      </w:r>
+      <w:r>
+        <w:t xml:space="preserve"> </w:t>
+      </w:r>
+      <w:r>
+        <w:rPr>
+          <w:rFonts w:ascii="Nirmala UI" w:hAnsi="Nirmala UI" w:cs="Nirmala UI"/>
+        </w:rPr>
+        <w:t>সংযোগ</w:t>
+      </w:r>
+      <w:r>
+        <w:t xml:space="preserve"> </w:t>
+      </w:r>
+      <w:r>
+        <w:rPr>
+          <w:rFonts w:ascii="Nirmala UI" w:hAnsi="Nirmala UI" w:cs="Nirmala UI"/>
+        </w:rPr>
+        <w:t>নির্ধারণ</w:t>
       </w:r>
       <w:r>
         <w:t xml:space="preserve"> </w:t>
@@ -24786,7 +24518,7 @@
         <w:rPr>
           <w:rStyle w:val="Strong"/>
         </w:rPr>
-        <w:t>Acceptance Testing</w:t>
+        <w:t>System Testing</w:t>
       </w:r>
       <w:r>
         <w:t xml:space="preserve"> </w:t>
@@ -24813,34 +24545,43 @@
         <w:rPr>
           <w:rFonts w:ascii="Nirmala UI" w:hAnsi="Nirmala UI" w:cs="Nirmala UI"/>
         </w:rPr>
-        <w:t>সফটওয়্যারটি</w:t>
-      </w:r>
-      <w:r>
-        <w:t xml:space="preserve"> </w:t>
-      </w:r>
-      <w:r>
-        <w:rPr>
-          <w:rFonts w:ascii="Nirmala UI" w:hAnsi="Nirmala UI" w:cs="Nirmala UI"/>
-        </w:rPr>
-        <w:t>ব্যবহারকারীর</w:t>
-      </w:r>
-      <w:r>
-        <w:t xml:space="preserve"> </w:t>
-      </w:r>
-      <w:r>
-        <w:rPr>
-          <w:rFonts w:ascii="Nirmala UI" w:hAnsi="Nirmala UI" w:cs="Nirmala UI"/>
-        </w:rPr>
-        <w:t>চাহিদা</w:t>
-      </w:r>
-      <w:r>
-        <w:t xml:space="preserve"> </w:t>
-      </w:r>
-      <w:r>
-        <w:rPr>
-          <w:rFonts w:ascii="Nirmala UI" w:hAnsi="Nirmala UI" w:cs="Nirmala UI"/>
-        </w:rPr>
-        <w:t>পূরণ</w:t>
+        <w:t>সম্পূর্ণ</w:t>
+      </w:r>
+      <w:r>
+        <w:t xml:space="preserve"> </w:t>
+      </w:r>
+      <w:r>
+        <w:rPr>
+          <w:rFonts w:ascii="Nirmala UI" w:hAnsi="Nirmala UI" w:cs="Nirmala UI"/>
+        </w:rPr>
+        <w:t>সিস্টেম</w:t>
+      </w:r>
+      <w:r>
+        <w:t xml:space="preserve"> </w:t>
+      </w:r>
+      <w:r>
+        <w:rPr>
+          <w:rFonts w:ascii="Nirmala UI" w:hAnsi="Nirmala UI" w:cs="Nirmala UI"/>
+        </w:rPr>
+        <w:t>স্পেসিফিকেশন</w:t>
+      </w:r>
+      <w:r>
+        <w:t xml:space="preserve"> </w:t>
+      </w:r>
+      <w:r>
+        <w:rPr>
+          <w:rFonts w:ascii="Nirmala UI" w:hAnsi="Nirmala UI" w:cs="Nirmala UI"/>
+        </w:rPr>
+        <w:t>অনুযায়ী</w:t>
+      </w:r>
+      <w:r>
+        <w:t xml:space="preserve"> </w:t>
+      </w:r>
+      <w:r>
+        <w:rPr>
+          <w:rFonts w:ascii="Nirmala UI" w:hAnsi="Nirmala UI" w:cs="Nirmala UI"/>
+        </w:rPr>
+        <w:t>কাজ</w:t>
       </w:r>
       <w:r>
         <w:t xml:space="preserve"> </w:t>
@@ -24917,7 +24658,7 @@
           <w:rStyle w:val="Strong"/>
           <w:rFonts w:ascii="Nirmala UI" w:hAnsi="Nirmala UI" w:cs="Nirmala UI"/>
         </w:rPr>
-        <w:t>সফটওয়্যার</w:t>
+        <w:t>পুরো</w:t>
       </w:r>
       <w:r>
         <w:rPr>
@@ -24930,6 +24671,19 @@
           <w:rStyle w:val="Strong"/>
           <w:rFonts w:ascii="Nirmala UI" w:hAnsi="Nirmala UI" w:cs="Nirmala UI"/>
         </w:rPr>
+        <w:t>সিস্টেম</w:t>
+      </w:r>
+      <w:r>
+        <w:rPr>
+          <w:rStyle w:val="Strong"/>
+        </w:rPr>
+        <w:t xml:space="preserve"> </w:t>
+      </w:r>
+      <w:r>
+        <w:rPr>
+          <w:rStyle w:val="Strong"/>
+          <w:rFonts w:ascii="Nirmala UI" w:hAnsi="Nirmala UI" w:cs="Nirmala UI"/>
+        </w:rPr>
         <w:t>কি</w:t>
       </w:r>
       <w:r>
@@ -24943,7 +24697,7 @@
           <w:rStyle w:val="Strong"/>
           <w:rFonts w:ascii="Nirmala UI" w:hAnsi="Nirmala UI" w:cs="Nirmala UI"/>
         </w:rPr>
-        <w:t>ব্যবহারকারী</w:t>
+        <w:t>সঠিকভাবে</w:t>
       </w:r>
       <w:r>
         <w:rPr>
@@ -24956,7 +24710,7 @@
           <w:rStyle w:val="Strong"/>
           <w:rFonts w:ascii="Nirmala UI" w:hAnsi="Nirmala UI" w:cs="Nirmala UI"/>
         </w:rPr>
-        <w:t>যা</w:t>
+        <w:t>কাজ</w:t>
       </w:r>
       <w:r>
         <w:rPr>
@@ -24969,38 +24723,501 @@
           <w:rStyle w:val="Strong"/>
           <w:rFonts w:ascii="Nirmala UI" w:hAnsi="Nirmala UI" w:cs="Nirmala UI"/>
         </w:rPr>
-        <w:t>চেয়েছে</w:t>
+        <w:t>করছে</w:t>
       </w:r>
       <w:r>
         <w:rPr>
           <w:rStyle w:val="Strong"/>
         </w:rPr>
-        <w:t xml:space="preserve"> </w:t>
+        <w:t>?"</w:t>
+      </w:r>
+    </w:p>
+    <w:p>
+      <w:pPr>
+        <w:pStyle w:val="NormalWeb"/>
+      </w:pPr>
+      <w:r>
+        <w:rPr>
+          <w:rFonts w:ascii="Nirmala UI" w:hAnsi="Nirmala UI" w:cs="Nirmala UI"/>
+        </w:rPr>
+        <w:t>এখানে</w:t>
+      </w:r>
+      <w:r>
+        <w:t xml:space="preserve"> </w:t>
+      </w:r>
+      <w:r>
+        <w:rPr>
+          <w:rFonts w:ascii="Nirmala UI" w:hAnsi="Nirmala UI" w:cs="Nirmala UI"/>
+        </w:rPr>
+        <w:t>সাধারণত</w:t>
+      </w:r>
+      <w:r>
+        <w:t xml:space="preserve"> </w:t>
+      </w:r>
+      <w:r>
+        <w:rPr>
+          <w:rFonts w:ascii="Nirmala UI" w:hAnsi="Nirmala UI" w:cs="Nirmala UI"/>
+        </w:rPr>
+        <w:t>ডিজাইন</w:t>
+      </w:r>
+      <w:r>
+        <w:t xml:space="preserve"> </w:t>
+      </w:r>
+      <w:r>
+        <w:rPr>
+          <w:rFonts w:ascii="Nirmala UI" w:hAnsi="Nirmala UI" w:cs="Nirmala UI"/>
+        </w:rPr>
+        <w:t>ও</w:t>
+      </w:r>
+      <w:r>
+        <w:t xml:space="preserve"> </w:t>
+      </w:r>
+      <w:r>
+        <w:rPr>
+          <w:rFonts w:ascii="Nirmala UI" w:hAnsi="Nirmala UI" w:cs="Nirmala UI"/>
+        </w:rPr>
+        <w:t>স্পেসিফিকেশন</w:t>
+      </w:r>
+      <w:r>
+        <w:t xml:space="preserve"> </w:t>
+      </w:r>
+      <w:r>
+        <w:rPr>
+          <w:rFonts w:ascii="Nirmala UI" w:hAnsi="Nirmala UI" w:cs="Nirmala UI"/>
+        </w:rPr>
+        <w:t>সংক্রান্ত</w:t>
+      </w:r>
+      <w:r>
+        <w:t xml:space="preserve"> </w:t>
+      </w:r>
+      <w:r>
+        <w:rPr>
+          <w:rFonts w:ascii="Nirmala UI" w:hAnsi="Nirmala UI" w:cs="Nirmala UI"/>
+        </w:rPr>
+        <w:t>ত্রুটি</w:t>
+      </w:r>
+      <w:r>
+        <w:t xml:space="preserve"> </w:t>
+      </w:r>
+      <w:r>
+        <w:rPr>
+          <w:rFonts w:ascii="Nirmala UI" w:hAnsi="Nirmala UI" w:cs="Nirmala UI"/>
+        </w:rPr>
+        <w:t>খোঁজা</w:t>
+      </w:r>
+      <w:r>
+        <w:t xml:space="preserve"> </w:t>
+      </w:r>
+      <w:r>
+        <w:rPr>
+          <w:rFonts w:ascii="Nirmala UI" w:hAnsi="Nirmala UI" w:cs="Nirmala UI"/>
+        </w:rPr>
+        <w:t>হয়।</w:t>
+      </w:r>
+    </w:p>
+    <w:p>
+      <w:pPr>
+        <w:pStyle w:val="Heading1"/>
+      </w:pPr>
+      <w:r>
+        <w:t>3. Subsystem Design ↔ Integration Testing</w:t>
+      </w:r>
+    </w:p>
+    <w:p>
+      <w:pPr>
+        <w:pStyle w:val="Heading3"/>
+      </w:pPr>
+      <w:r>
+        <w:t>English</w:t>
+      </w:r>
+    </w:p>
+    <w:p>
+      <w:pPr>
+        <w:pStyle w:val="NormalWeb"/>
+      </w:pPr>
+      <w:r>
+        <w:t xml:space="preserve">During </w:t>
       </w:r>
       <w:r>
         <w:rPr>
           <w:rStyle w:val="Strong"/>
-          <w:rFonts w:ascii="Nirmala UI" w:hAnsi="Nirmala UI" w:cs="Nirmala UI"/>
-        </w:rPr>
-        <w:t>তা</w:t>
-      </w:r>
+        </w:rPr>
+        <w:t>Subsystem Design</w:t>
+      </w:r>
+      <w:r>
+        <w:t>, the structure and behavior of subsystems are defined.</w:t>
+      </w:r>
+    </w:p>
+    <w:p>
+      <w:pPr>
+        <w:pStyle w:val="NormalWeb"/>
+      </w:pPr>
       <w:r>
         <w:rPr>
           <w:rStyle w:val="Strong"/>
         </w:rPr>
-        <w:t xml:space="preserve"> </w:t>
-      </w:r>
+        <w:t>Integration Testing</w:t>
+      </w:r>
+      <w:r>
+        <w:t xml:space="preserve"> checks whether different modules communicate correctly and whether their interfaces are compatible.</w:t>
+      </w:r>
+    </w:p>
+    <w:p>
+      <w:pPr>
+        <w:pStyle w:val="NormalWeb"/>
+      </w:pPr>
+      <w:r>
+        <w:t>It answers:</w:t>
+      </w:r>
+    </w:p>
+    <w:p>
+      <w:pPr>
+        <w:pStyle w:val="NormalWeb"/>
+      </w:pPr>
       <w:r>
         <w:rPr>
           <w:rStyle w:val="Strong"/>
+        </w:rPr>
+        <w:lastRenderedPageBreak/>
+        <w:t>"Do the modules work together correctly?"</w:t>
+      </w:r>
+    </w:p>
+    <w:p>
+      <w:pPr>
+        <w:pStyle w:val="NormalWeb"/>
+      </w:pPr>
+      <w:r>
+        <w:t>Integration testing assumes that individual modules already work properly.</w:t>
+      </w:r>
+    </w:p>
+    <w:p>
+      <w:pPr>
+        <w:pStyle w:val="Heading3"/>
+      </w:pPr>
+      <w:r>
+        <w:t>Bangla</w:t>
+      </w:r>
+    </w:p>
+    <w:p>
+      <w:pPr>
+        <w:pStyle w:val="NormalWeb"/>
+      </w:pPr>
+      <w:r>
+        <w:rPr>
+          <w:rStyle w:val="Strong"/>
+        </w:rPr>
+        <w:t>Subsystem Design</w:t>
+      </w:r>
+      <w:r>
+        <w:t xml:space="preserve"> </w:t>
+      </w:r>
+      <w:r>
+        <w:rPr>
+          <w:rFonts w:ascii="Nirmala UI" w:hAnsi="Nirmala UI" w:cs="Nirmala UI"/>
+        </w:rPr>
+        <w:t>পর্যায়ে</w:t>
+      </w:r>
+      <w:r>
+        <w:t xml:space="preserve"> </w:t>
+      </w:r>
+      <w:r>
+        <w:rPr>
+          <w:rFonts w:ascii="Nirmala UI" w:hAnsi="Nirmala UI" w:cs="Nirmala UI"/>
+        </w:rPr>
+        <w:t>বিভিন্ন</w:t>
+      </w:r>
+      <w:r>
+        <w:t xml:space="preserve"> </w:t>
+      </w:r>
+      <w:r>
+        <w:rPr>
+          <w:rFonts w:ascii="Nirmala UI" w:hAnsi="Nirmala UI" w:cs="Nirmala UI"/>
+        </w:rPr>
+        <w:t>সাবসিস্টেমের</w:t>
+      </w:r>
+      <w:r>
+        <w:t xml:space="preserve"> </w:t>
+      </w:r>
+      <w:r>
+        <w:rPr>
+          <w:rFonts w:ascii="Nirmala UI" w:hAnsi="Nirmala UI" w:cs="Nirmala UI"/>
+        </w:rPr>
+        <w:t>গঠন</w:t>
+      </w:r>
+      <w:r>
+        <w:t xml:space="preserve"> </w:t>
+      </w:r>
+      <w:r>
+        <w:rPr>
+          <w:rFonts w:ascii="Nirmala UI" w:hAnsi="Nirmala UI" w:cs="Nirmala UI"/>
+        </w:rPr>
+        <w:t>ও</w:t>
+      </w:r>
+      <w:r>
+        <w:t xml:space="preserve"> </w:t>
+      </w:r>
+      <w:r>
+        <w:rPr>
+          <w:rFonts w:ascii="Nirmala UI" w:hAnsi="Nirmala UI" w:cs="Nirmala UI"/>
+        </w:rPr>
+        <w:t>আচরণ</w:t>
+      </w:r>
+      <w:r>
+        <w:t xml:space="preserve"> </w:t>
+      </w:r>
+      <w:r>
+        <w:rPr>
+          <w:rFonts w:ascii="Nirmala UI" w:hAnsi="Nirmala UI" w:cs="Nirmala UI"/>
+        </w:rPr>
+        <w:t>নির্ধারণ</w:t>
+      </w:r>
+      <w:r>
+        <w:t xml:space="preserve"> </w:t>
+      </w:r>
+      <w:r>
+        <w:rPr>
+          <w:rFonts w:ascii="Nirmala UI" w:hAnsi="Nirmala UI" w:cs="Nirmala UI"/>
+        </w:rPr>
+        <w:t>করা</w:t>
+      </w:r>
+      <w:r>
+        <w:t xml:space="preserve"> </w:t>
+      </w:r>
+      <w:r>
+        <w:rPr>
+          <w:rFonts w:ascii="Nirmala UI" w:hAnsi="Nirmala UI" w:cs="Nirmala UI"/>
+        </w:rPr>
+        <w:t>হয়।</w:t>
+      </w:r>
+    </w:p>
+    <w:p>
+      <w:pPr>
+        <w:pStyle w:val="NormalWeb"/>
+      </w:pPr>
+      <w:r>
+        <w:rPr>
+          <w:rStyle w:val="Strong"/>
+        </w:rPr>
+        <w:t>Integration Testing</w:t>
+      </w:r>
+      <w:r>
+        <w:t xml:space="preserve"> </w:t>
+      </w:r>
+      <w:r>
+        <w:rPr>
+          <w:rFonts w:ascii="Nirmala UI" w:hAnsi="Nirmala UI" w:cs="Nirmala UI"/>
+        </w:rPr>
+        <w:t>যাচাই</w:t>
+      </w:r>
+      <w:r>
+        <w:t xml:space="preserve"> </w:t>
+      </w:r>
+      <w:r>
+        <w:rPr>
+          <w:rFonts w:ascii="Nirmala UI" w:hAnsi="Nirmala UI" w:cs="Nirmala UI"/>
+        </w:rPr>
+        <w:t>করে</w:t>
+      </w:r>
+      <w:r>
+        <w:t xml:space="preserve"> </w:t>
+      </w:r>
+      <w:r>
+        <w:rPr>
+          <w:rFonts w:ascii="Nirmala UI" w:hAnsi="Nirmala UI" w:cs="Nirmala UI"/>
+        </w:rPr>
+        <w:t>মডিউলগুলো</w:t>
+      </w:r>
+      <w:r>
+        <w:t xml:space="preserve"> </w:t>
+      </w:r>
+      <w:r>
+        <w:rPr>
+          <w:rFonts w:ascii="Nirmala UI" w:hAnsi="Nirmala UI" w:cs="Nirmala UI"/>
+        </w:rPr>
+        <w:t>একে</w:t>
+      </w:r>
+      <w:r>
+        <w:t xml:space="preserve"> </w:t>
+      </w:r>
+      <w:r>
+        <w:rPr>
+          <w:rFonts w:ascii="Nirmala UI" w:hAnsi="Nirmala UI" w:cs="Nirmala UI"/>
+        </w:rPr>
+        <w:t>অপরের</w:t>
+      </w:r>
+      <w:r>
+        <w:t xml:space="preserve"> </w:t>
+      </w:r>
+      <w:r>
+        <w:rPr>
+          <w:rFonts w:ascii="Nirmala UI" w:hAnsi="Nirmala UI" w:cs="Nirmala UI"/>
+        </w:rPr>
+        <w:t>সাথে</w:t>
+      </w:r>
+      <w:r>
+        <w:t xml:space="preserve"> </w:t>
+      </w:r>
+      <w:r>
+        <w:rPr>
+          <w:rFonts w:ascii="Nirmala UI" w:hAnsi="Nirmala UI" w:cs="Nirmala UI"/>
+        </w:rPr>
+        <w:t>সঠিকভাবে</w:t>
+      </w:r>
+      <w:r>
+        <w:t xml:space="preserve"> </w:t>
+      </w:r>
+      <w:r>
+        <w:rPr>
+          <w:rFonts w:ascii="Nirmala UI" w:hAnsi="Nirmala UI" w:cs="Nirmala UI"/>
+        </w:rPr>
+        <w:t>যোগাযোগ</w:t>
+      </w:r>
+      <w:r>
+        <w:t xml:space="preserve"> </w:t>
+      </w:r>
+      <w:r>
+        <w:rPr>
           <w:rFonts w:ascii="Nirmala UI" w:hAnsi="Nirmala UI" w:cs="Nirmala UI"/>
         </w:rPr>
         <w:t>করছে</w:t>
       </w:r>
       <w:r>
+        <w:t xml:space="preserve"> </w:t>
+      </w:r>
+      <w:r>
+        <w:rPr>
+          <w:rFonts w:ascii="Nirmala UI" w:hAnsi="Nirmala UI" w:cs="Nirmala UI"/>
+        </w:rPr>
+        <w:t>কিনা।</w:t>
+      </w:r>
+    </w:p>
+    <w:p>
+      <w:pPr>
+        <w:pStyle w:val="NormalWeb"/>
+      </w:pPr>
+      <w:r>
+        <w:rPr>
+          <w:rFonts w:ascii="Nirmala UI" w:hAnsi="Nirmala UI" w:cs="Nirmala UI"/>
+        </w:rPr>
+        <w:t>এটি</w:t>
+      </w:r>
+      <w:r>
+        <w:t xml:space="preserve"> </w:t>
+      </w:r>
+      <w:r>
+        <w:rPr>
+          <w:rFonts w:ascii="Nirmala UI" w:hAnsi="Nirmala UI" w:cs="Nirmala UI"/>
+        </w:rPr>
+        <w:t>মূলত</w:t>
+      </w:r>
+      <w:r>
+        <w:t xml:space="preserve"> </w:t>
+      </w:r>
+      <w:r>
+        <w:rPr>
+          <w:rFonts w:ascii="Nirmala UI" w:hAnsi="Nirmala UI" w:cs="Nirmala UI"/>
+        </w:rPr>
+        <w:t>প্রশ্ন</w:t>
+      </w:r>
+      <w:r>
+        <w:t xml:space="preserve"> </w:t>
+      </w:r>
+      <w:r>
+        <w:rPr>
+          <w:rFonts w:ascii="Nirmala UI" w:hAnsi="Nirmala UI" w:cs="Nirmala UI"/>
+        </w:rPr>
+        <w:t>করে</w:t>
+      </w:r>
+      <w:r>
+        <w:t>:</w:t>
+      </w:r>
+    </w:p>
+    <w:p>
+      <w:pPr>
+        <w:pStyle w:val="NormalWeb"/>
+      </w:pPr>
+      <w:r>
         <w:rPr>
           <w:rStyle w:val="Strong"/>
         </w:rPr>
+        <w:t>"</w:t>
+      </w:r>
+      <w:r>
+        <w:rPr>
+          <w:rStyle w:val="Strong"/>
+          <w:rFonts w:ascii="Nirmala UI" w:hAnsi="Nirmala UI" w:cs="Nirmala UI"/>
+        </w:rPr>
+        <w:t>মডিউলগুলো</w:t>
+      </w:r>
+      <w:r>
+        <w:rPr>
+          <w:rStyle w:val="Strong"/>
+        </w:rPr>
+        <w:t xml:space="preserve"> </w:t>
+      </w:r>
+      <w:r>
+        <w:rPr>
+          <w:rStyle w:val="Strong"/>
+          <w:rFonts w:ascii="Nirmala UI" w:hAnsi="Nirmala UI" w:cs="Nirmala UI"/>
+        </w:rPr>
+        <w:t>কি</w:t>
+      </w:r>
+      <w:r>
+        <w:rPr>
+          <w:rStyle w:val="Strong"/>
+        </w:rPr>
+        <w:t xml:space="preserve"> </w:t>
+      </w:r>
+      <w:r>
+        <w:rPr>
+          <w:rStyle w:val="Strong"/>
+          <w:rFonts w:ascii="Nirmala UI" w:hAnsi="Nirmala UI" w:cs="Nirmala UI"/>
+        </w:rPr>
+        <w:t>একসাথে</w:t>
+      </w:r>
+      <w:r>
+        <w:rPr>
+          <w:rStyle w:val="Strong"/>
+        </w:rPr>
+        <w:t xml:space="preserve"> </w:t>
+      </w:r>
+      <w:r>
+        <w:rPr>
+          <w:rStyle w:val="Strong"/>
+          <w:rFonts w:ascii="Nirmala UI" w:hAnsi="Nirmala UI" w:cs="Nirmala UI"/>
+        </w:rPr>
+        <w:t>সঠিকভাবে</w:t>
+      </w:r>
+      <w:r>
+        <w:rPr>
+          <w:rStyle w:val="Strong"/>
+        </w:rPr>
+        <w:t xml:space="preserve"> </w:t>
+      </w:r>
+      <w:r>
+        <w:rPr>
+          <w:rStyle w:val="Strong"/>
+          <w:rFonts w:ascii="Nirmala UI" w:hAnsi="Nirmala UI" w:cs="Nirmala UI"/>
+        </w:rPr>
+        <w:t>কাজ</w:t>
+      </w:r>
+      <w:r>
+        <w:rPr>
+          <w:rStyle w:val="Strong"/>
+        </w:rPr>
+        <w:t xml:space="preserve"> </w:t>
+      </w:r>
+      <w:r>
+        <w:rPr>
+          <w:rStyle w:val="Strong"/>
+          <w:rFonts w:ascii="Nirmala UI" w:hAnsi="Nirmala UI" w:cs="Nirmala UI"/>
+        </w:rPr>
+        <w:t>করছে</w:t>
+      </w:r>
+      <w:r>
+        <w:rPr>
+          <w:rStyle w:val="Strong"/>
+        </w:rPr>
         <w:t>?"</w:t>
       </w:r>
     </w:p>
@@ -25012,6 +25229,445 @@
         <w:rPr>
           <w:rFonts w:ascii="Nirmala UI" w:hAnsi="Nirmala UI" w:cs="Nirmala UI"/>
         </w:rPr>
+        <w:t>এখানে</w:t>
+      </w:r>
+      <w:r>
+        <w:t xml:space="preserve"> </w:t>
+      </w:r>
+      <w:r>
+        <w:rPr>
+          <w:rFonts w:ascii="Nirmala UI" w:hAnsi="Nirmala UI" w:cs="Nirmala UI"/>
+        </w:rPr>
+        <w:t>ধরে</w:t>
+      </w:r>
+      <w:r>
+        <w:t xml:space="preserve"> </w:t>
+      </w:r>
+      <w:r>
+        <w:rPr>
+          <w:rFonts w:ascii="Nirmala UI" w:hAnsi="Nirmala UI" w:cs="Nirmala UI"/>
+        </w:rPr>
+        <w:t>নেওয়া</w:t>
+      </w:r>
+      <w:r>
+        <w:t xml:space="preserve"> </w:t>
+      </w:r>
+      <w:r>
+        <w:rPr>
+          <w:rFonts w:ascii="Nirmala UI" w:hAnsi="Nirmala UI" w:cs="Nirmala UI"/>
+        </w:rPr>
+        <w:t>হয়</w:t>
+      </w:r>
+      <w:r>
+        <w:t xml:space="preserve"> </w:t>
+      </w:r>
+      <w:r>
+        <w:rPr>
+          <w:rFonts w:ascii="Nirmala UI" w:hAnsi="Nirmala UI" w:cs="Nirmala UI"/>
+        </w:rPr>
+        <w:t>যে</w:t>
+      </w:r>
+      <w:r>
+        <w:t xml:space="preserve"> </w:t>
+      </w:r>
+      <w:r>
+        <w:rPr>
+          <w:rFonts w:ascii="Nirmala UI" w:hAnsi="Nirmala UI" w:cs="Nirmala UI"/>
+        </w:rPr>
+        <w:t>প্রতিটি</w:t>
+      </w:r>
+      <w:r>
+        <w:t xml:space="preserve"> </w:t>
+      </w:r>
+      <w:r>
+        <w:rPr>
+          <w:rFonts w:ascii="Nirmala UI" w:hAnsi="Nirmala UI" w:cs="Nirmala UI"/>
+        </w:rPr>
+        <w:t>মডিউল</w:t>
+      </w:r>
+      <w:r>
+        <w:t xml:space="preserve"> </w:t>
+      </w:r>
+      <w:r>
+        <w:rPr>
+          <w:rFonts w:ascii="Nirmala UI" w:hAnsi="Nirmala UI" w:cs="Nirmala UI"/>
+        </w:rPr>
+        <w:t>আলাদাভাবে</w:t>
+      </w:r>
+      <w:r>
+        <w:t xml:space="preserve"> </w:t>
+      </w:r>
+      <w:r>
+        <w:rPr>
+          <w:rFonts w:ascii="Nirmala UI" w:hAnsi="Nirmala UI" w:cs="Nirmala UI"/>
+        </w:rPr>
+        <w:t>ঠিকমতো</w:t>
+      </w:r>
+      <w:r>
+        <w:t xml:space="preserve"> </w:t>
+      </w:r>
+      <w:r>
+        <w:rPr>
+          <w:rFonts w:ascii="Nirmala UI" w:hAnsi="Nirmala UI" w:cs="Nirmala UI"/>
+        </w:rPr>
+        <w:t>কাজ</w:t>
+      </w:r>
+      <w:r>
+        <w:t xml:space="preserve"> </w:t>
+      </w:r>
+      <w:r>
+        <w:rPr>
+          <w:rFonts w:ascii="Nirmala UI" w:hAnsi="Nirmala UI" w:cs="Nirmala UI"/>
+        </w:rPr>
+        <w:t>করছে।</w:t>
+      </w:r>
+    </w:p>
+    <w:p>
+      <w:pPr>
+        <w:pStyle w:val="Heading1"/>
+      </w:pPr>
+      <w:r>
+        <w:t>4. Detailed Design ↔ Module Testing</w:t>
+      </w:r>
+    </w:p>
+    <w:p>
+      <w:pPr>
+        <w:pStyle w:val="Heading3"/>
+      </w:pPr>
+      <w:r>
+        <w:t>English</w:t>
+      </w:r>
+    </w:p>
+    <w:p>
+      <w:pPr>
+        <w:pStyle w:val="NormalWeb"/>
+      </w:pPr>
+      <w:r>
+        <w:t xml:space="preserve">During </w:t>
+      </w:r>
+      <w:r>
+        <w:rPr>
+          <w:rStyle w:val="Strong"/>
+        </w:rPr>
+        <w:t>Detailed Design</w:t>
+      </w:r>
+      <w:r>
+        <w:t>, the internal structure and behavior of individual modules are designed.</w:t>
+      </w:r>
+    </w:p>
+    <w:p>
+      <w:pPr>
+        <w:pStyle w:val="NormalWeb"/>
+      </w:pPr>
+      <w:r>
+        <w:rPr>
+          <w:rStyle w:val="Strong"/>
+        </w:rPr>
+        <w:t>Module Testing</w:t>
+      </w:r>
+      <w:r>
+        <w:t xml:space="preserve"> checks whether each module works correctly in isolation.</w:t>
+      </w:r>
+    </w:p>
+    <w:p>
+      <w:pPr>
+        <w:pStyle w:val="NormalWeb"/>
+      </w:pPr>
+      <w:r>
+        <w:t>It also verifies interactions among units and data structures inside the module.</w:t>
+      </w:r>
+    </w:p>
+    <w:p>
+      <w:pPr>
+        <w:pStyle w:val="NormalWeb"/>
+      </w:pPr>
+      <w:r>
+        <w:t>Usually performed by developers.</w:t>
+      </w:r>
+    </w:p>
+    <w:p>
+      <w:pPr>
+        <w:pStyle w:val="Heading3"/>
+      </w:pPr>
+      <w:r>
+        <w:t>Bangla</w:t>
+      </w:r>
+    </w:p>
+    <w:p>
+      <w:pPr>
+        <w:pStyle w:val="NormalWeb"/>
+      </w:pPr>
+      <w:r>
+        <w:rPr>
+          <w:rStyle w:val="Strong"/>
+        </w:rPr>
+        <w:t>Detailed Design</w:t>
+      </w:r>
+      <w:r>
+        <w:t xml:space="preserve"> </w:t>
+      </w:r>
+      <w:r>
+        <w:rPr>
+          <w:rFonts w:ascii="Nirmala UI" w:hAnsi="Nirmala UI" w:cs="Nirmala UI"/>
+        </w:rPr>
+        <w:t>পর্যায়ে</w:t>
+      </w:r>
+      <w:r>
+        <w:t xml:space="preserve"> </w:t>
+      </w:r>
+      <w:r>
+        <w:rPr>
+          <w:rFonts w:ascii="Nirmala UI" w:hAnsi="Nirmala UI" w:cs="Nirmala UI"/>
+        </w:rPr>
+        <w:t>প্রতিটি</w:t>
+      </w:r>
+      <w:r>
+        <w:t xml:space="preserve"> </w:t>
+      </w:r>
+      <w:r>
+        <w:rPr>
+          <w:rFonts w:ascii="Nirmala UI" w:hAnsi="Nirmala UI" w:cs="Nirmala UI"/>
+        </w:rPr>
+        <w:t>মডিউলের</w:t>
+      </w:r>
+      <w:r>
+        <w:t xml:space="preserve"> </w:t>
+      </w:r>
+      <w:r>
+        <w:rPr>
+          <w:rFonts w:ascii="Nirmala UI" w:hAnsi="Nirmala UI" w:cs="Nirmala UI"/>
+        </w:rPr>
+        <w:t>অভ্যন্তরীণ</w:t>
+      </w:r>
+      <w:r>
+        <w:t xml:space="preserve"> </w:t>
+      </w:r>
+      <w:r>
+        <w:rPr>
+          <w:rFonts w:ascii="Nirmala UI" w:hAnsi="Nirmala UI" w:cs="Nirmala UI"/>
+        </w:rPr>
+        <w:t>কাঠামো</w:t>
+      </w:r>
+      <w:r>
+        <w:t xml:space="preserve"> </w:t>
+      </w:r>
+      <w:r>
+        <w:rPr>
+          <w:rFonts w:ascii="Nirmala UI" w:hAnsi="Nirmala UI" w:cs="Nirmala UI"/>
+        </w:rPr>
+        <w:t>ও</w:t>
+      </w:r>
+      <w:r>
+        <w:t xml:space="preserve"> </w:t>
+      </w:r>
+      <w:r>
+        <w:rPr>
+          <w:rFonts w:ascii="Nirmala UI" w:hAnsi="Nirmala UI" w:cs="Nirmala UI"/>
+        </w:rPr>
+        <w:t>আচরণ</w:t>
+      </w:r>
+      <w:r>
+        <w:t xml:space="preserve"> </w:t>
+      </w:r>
+      <w:r>
+        <w:rPr>
+          <w:rFonts w:ascii="Nirmala UI" w:hAnsi="Nirmala UI" w:cs="Nirmala UI"/>
+        </w:rPr>
+        <w:t>নির্ধারণ</w:t>
+      </w:r>
+      <w:r>
+        <w:t xml:space="preserve"> </w:t>
+      </w:r>
+      <w:r>
+        <w:rPr>
+          <w:rFonts w:ascii="Nirmala UI" w:hAnsi="Nirmala UI" w:cs="Nirmala UI"/>
+        </w:rPr>
+        <w:t>করা</w:t>
+      </w:r>
+      <w:r>
+        <w:t xml:space="preserve"> </w:t>
+      </w:r>
+      <w:r>
+        <w:rPr>
+          <w:rFonts w:ascii="Nirmala UI" w:hAnsi="Nirmala UI" w:cs="Nirmala UI"/>
+        </w:rPr>
+        <w:t>হয়।</w:t>
+      </w:r>
+    </w:p>
+    <w:p>
+      <w:pPr>
+        <w:pStyle w:val="NormalWeb"/>
+      </w:pPr>
+      <w:r>
+        <w:rPr>
+          <w:rStyle w:val="Strong"/>
+        </w:rPr>
+        <w:t>Module Testing</w:t>
+      </w:r>
+      <w:r>
+        <w:t xml:space="preserve"> </w:t>
+      </w:r>
+      <w:r>
+        <w:rPr>
+          <w:rFonts w:ascii="Nirmala UI" w:hAnsi="Nirmala UI" w:cs="Nirmala UI"/>
+        </w:rPr>
+        <w:t>একটি</w:t>
+      </w:r>
+      <w:r>
+        <w:t xml:space="preserve"> </w:t>
+      </w:r>
+      <w:r>
+        <w:rPr>
+          <w:rFonts w:ascii="Nirmala UI" w:hAnsi="Nirmala UI" w:cs="Nirmala UI"/>
+        </w:rPr>
+        <w:t>মডিউলকে</w:t>
+      </w:r>
+      <w:r>
+        <w:t xml:space="preserve"> </w:t>
+      </w:r>
+      <w:r>
+        <w:rPr>
+          <w:rFonts w:ascii="Nirmala UI" w:hAnsi="Nirmala UI" w:cs="Nirmala UI"/>
+        </w:rPr>
+        <w:t>আলাদাভাবে</w:t>
+      </w:r>
+      <w:r>
+        <w:t xml:space="preserve"> </w:t>
+      </w:r>
+      <w:r>
+        <w:rPr>
+          <w:rFonts w:ascii="Nirmala UI" w:hAnsi="Nirmala UI" w:cs="Nirmala UI"/>
+        </w:rPr>
+        <w:t>পরীক্ষা</w:t>
+      </w:r>
+      <w:r>
+        <w:t xml:space="preserve"> </w:t>
+      </w:r>
+      <w:r>
+        <w:rPr>
+          <w:rFonts w:ascii="Nirmala UI" w:hAnsi="Nirmala UI" w:cs="Nirmala UI"/>
+        </w:rPr>
+        <w:t>করে।</w:t>
+      </w:r>
+    </w:p>
+    <w:p>
+      <w:pPr>
+        <w:pStyle w:val="NormalWeb"/>
+      </w:pPr>
+      <w:r>
+        <w:rPr>
+          <w:rFonts w:ascii="Nirmala UI" w:hAnsi="Nirmala UI" w:cs="Nirmala UI"/>
+        </w:rPr>
+        <w:t>এটি</w:t>
+      </w:r>
+      <w:r>
+        <w:t xml:space="preserve"> </w:t>
+      </w:r>
+      <w:r>
+        <w:rPr>
+          <w:rFonts w:ascii="Nirmala UI" w:hAnsi="Nirmala UI" w:cs="Nirmala UI"/>
+        </w:rPr>
+        <w:t>মডিউলের</w:t>
+      </w:r>
+      <w:r>
+        <w:t xml:space="preserve"> </w:t>
+      </w:r>
+      <w:r>
+        <w:rPr>
+          <w:rFonts w:ascii="Nirmala UI" w:hAnsi="Nirmala UI" w:cs="Nirmala UI"/>
+        </w:rPr>
+        <w:t>ইউনিট</w:t>
+      </w:r>
+      <w:r>
+        <w:t xml:space="preserve"> </w:t>
+      </w:r>
+      <w:r>
+        <w:rPr>
+          <w:rFonts w:ascii="Nirmala UI" w:hAnsi="Nirmala UI" w:cs="Nirmala UI"/>
+        </w:rPr>
+        <w:t>ও</w:t>
+      </w:r>
+      <w:r>
+        <w:t xml:space="preserve"> </w:t>
+      </w:r>
+      <w:r>
+        <w:rPr>
+          <w:rFonts w:ascii="Nirmala UI" w:hAnsi="Nirmala UI" w:cs="Nirmala UI"/>
+        </w:rPr>
+        <w:t>ডেটা</w:t>
+      </w:r>
+      <w:r>
+        <w:t xml:space="preserve"> </w:t>
+      </w:r>
+      <w:r>
+        <w:rPr>
+          <w:rFonts w:ascii="Nirmala UI" w:hAnsi="Nirmala UI" w:cs="Nirmala UI"/>
+        </w:rPr>
+        <w:t>স্ট্রাকচারের</w:t>
+      </w:r>
+      <w:r>
+        <w:t xml:space="preserve"> </w:t>
+      </w:r>
+      <w:r>
+        <w:rPr>
+          <w:rFonts w:ascii="Nirmala UI" w:hAnsi="Nirmala UI" w:cs="Nirmala UI"/>
+        </w:rPr>
+        <w:t>পারস্পরিক</w:t>
+      </w:r>
+      <w:r>
+        <w:t xml:space="preserve"> </w:t>
+      </w:r>
+      <w:r>
+        <w:rPr>
+          <w:rFonts w:ascii="Nirmala UI" w:hAnsi="Nirmala UI" w:cs="Nirmala UI"/>
+        </w:rPr>
+        <w:t>কাজও</w:t>
+      </w:r>
+      <w:r>
+        <w:t xml:space="preserve"> </w:t>
+      </w:r>
+      <w:r>
+        <w:rPr>
+          <w:rFonts w:ascii="Nirmala UI" w:hAnsi="Nirmala UI" w:cs="Nirmala UI"/>
+        </w:rPr>
+        <w:t>যাচাই</w:t>
+      </w:r>
+      <w:r>
+        <w:t xml:space="preserve"> </w:t>
+      </w:r>
+      <w:r>
+        <w:rPr>
+          <w:rFonts w:ascii="Nirmala UI" w:hAnsi="Nirmala UI" w:cs="Nirmala UI"/>
+        </w:rPr>
+        <w:t>করে।</w:t>
+      </w:r>
+    </w:p>
+    <w:p>
+      <w:pPr>
+        <w:pStyle w:val="NormalWeb"/>
+      </w:pPr>
+      <w:r>
+        <w:rPr>
+          <w:rFonts w:ascii="Nirmala UI" w:hAnsi="Nirmala UI" w:cs="Nirmala UI"/>
+        </w:rPr>
+        <w:t>সাধারণত</w:t>
+      </w:r>
+      <w:r>
+        <w:t xml:space="preserve"> </w:t>
+      </w:r>
+      <w:r>
+        <w:rPr>
+          <w:rFonts w:ascii="Nirmala UI" w:hAnsi="Nirmala UI" w:cs="Nirmala UI"/>
+        </w:rPr>
+        <w:t>ডেভেলপাররা</w:t>
+      </w:r>
+      <w:r>
+        <w:t xml:space="preserve"> </w:t>
+      </w:r>
+      <w:r>
+        <w:rPr>
+          <w:rFonts w:ascii="Nirmala UI" w:hAnsi="Nirmala UI" w:cs="Nirmala UI"/>
+        </w:rPr>
         <w:t>এই</w:t>
       </w:r>
       <w:r>
@@ -25030,16 +25686,217 @@
         <w:rPr>
           <w:rFonts w:ascii="Nirmala UI" w:hAnsi="Nirmala UI" w:cs="Nirmala UI"/>
         </w:rPr>
-        <w:t>সাধারণত</w:t>
-      </w:r>
-      <w:r>
-        <w:t xml:space="preserve"> </w:t>
-      </w:r>
-      <w:r>
-        <w:rPr>
-          <w:rFonts w:ascii="Nirmala UI" w:hAnsi="Nirmala UI" w:cs="Nirmala UI"/>
-        </w:rPr>
-        <w:t>ব্যবহারকারী</w:t>
+        <w:t>করে।</w:t>
+      </w:r>
+    </w:p>
+    <w:p>
+      <w:pPr>
+        <w:pStyle w:val="Heading1"/>
+      </w:pPr>
+      <w:r>
+        <w:t>5. Implementation ↔ Unit Testing</w:t>
+      </w:r>
+    </w:p>
+    <w:p>
+      <w:pPr>
+        <w:pStyle w:val="Heading3"/>
+      </w:pPr>
+      <w:r>
+        <w:t>English</w:t>
+      </w:r>
+    </w:p>
+    <w:p>
+      <w:pPr>
+        <w:pStyle w:val="NormalWeb"/>
+      </w:pPr>
+      <w:r>
+        <w:rPr>
+          <w:rStyle w:val="Strong"/>
+        </w:rPr>
+        <w:lastRenderedPageBreak/>
+        <w:t>Implementation</w:t>
+      </w:r>
+      <w:r>
+        <w:t xml:space="preserve"> is the coding phase where actual program code is written.</w:t>
+      </w:r>
+    </w:p>
+    <w:p>
+      <w:pPr>
+        <w:pStyle w:val="NormalWeb"/>
+      </w:pPr>
+      <w:r>
+        <w:rPr>
+          <w:rStyle w:val="Strong"/>
+        </w:rPr>
+        <w:t>Unit Testing</w:t>
+      </w:r>
+      <w:r>
+        <w:t xml:space="preserve"> is the lowest level of testing that checks individual functions, methods, or procedures.</w:t>
+      </w:r>
+    </w:p>
+    <w:p>
+      <w:pPr>
+        <w:pStyle w:val="NormalWeb"/>
+      </w:pPr>
+      <w:r>
+        <w:t>It answers:</w:t>
+      </w:r>
+    </w:p>
+    <w:p>
+      <w:pPr>
+        <w:pStyle w:val="NormalWeb"/>
+      </w:pPr>
+      <w:r>
+        <w:rPr>
+          <w:rStyle w:val="Strong"/>
+        </w:rPr>
+        <w:t>"Does this single unit work correctly?"</w:t>
+      </w:r>
+    </w:p>
+    <w:p>
+      <w:pPr>
+        <w:pStyle w:val="NormalWeb"/>
+      </w:pPr>
+      <w:r>
+        <w:t>Usually performed by programmers.</w:t>
+      </w:r>
+    </w:p>
+    <w:p>
+      <w:pPr>
+        <w:pStyle w:val="Heading3"/>
+      </w:pPr>
+      <w:r>
+        <w:t>Bangla</w:t>
+      </w:r>
+    </w:p>
+    <w:p>
+      <w:pPr>
+        <w:pStyle w:val="NormalWeb"/>
+      </w:pPr>
+      <w:r>
+        <w:rPr>
+          <w:rStyle w:val="Strong"/>
+        </w:rPr>
+        <w:t>Implementation</w:t>
+      </w:r>
+      <w:r>
+        <w:t xml:space="preserve"> </w:t>
+      </w:r>
+      <w:r>
+        <w:rPr>
+          <w:rFonts w:ascii="Nirmala UI" w:hAnsi="Nirmala UI" w:cs="Nirmala UI"/>
+        </w:rPr>
+        <w:t>হলো</w:t>
+      </w:r>
+      <w:r>
+        <w:t xml:space="preserve"> </w:t>
+      </w:r>
+      <w:r>
+        <w:rPr>
+          <w:rFonts w:ascii="Nirmala UI" w:hAnsi="Nirmala UI" w:cs="Nirmala UI"/>
+        </w:rPr>
+        <w:t>কোড</w:t>
+      </w:r>
+      <w:r>
+        <w:t xml:space="preserve"> </w:t>
+      </w:r>
+      <w:r>
+        <w:rPr>
+          <w:rFonts w:ascii="Nirmala UI" w:hAnsi="Nirmala UI" w:cs="Nirmala UI"/>
+        </w:rPr>
+        <w:t>লেখার</w:t>
+      </w:r>
+      <w:r>
+        <w:t xml:space="preserve"> </w:t>
+      </w:r>
+      <w:r>
+        <w:rPr>
+          <w:rFonts w:ascii="Nirmala UI" w:hAnsi="Nirmala UI" w:cs="Nirmala UI"/>
+        </w:rPr>
+        <w:t>পর্যায়।</w:t>
+      </w:r>
+    </w:p>
+    <w:p>
+      <w:pPr>
+        <w:pStyle w:val="NormalWeb"/>
+      </w:pPr>
+      <w:r>
+        <w:rPr>
+          <w:rStyle w:val="Strong"/>
+        </w:rPr>
+        <w:t>Unit Testing</w:t>
+      </w:r>
+      <w:r>
+        <w:t xml:space="preserve"> </w:t>
+      </w:r>
+      <w:r>
+        <w:rPr>
+          <w:rFonts w:ascii="Nirmala UI" w:hAnsi="Nirmala UI" w:cs="Nirmala UI"/>
+        </w:rPr>
+        <w:t>সবচেয়ে</w:t>
+      </w:r>
+      <w:r>
+        <w:t xml:space="preserve"> </w:t>
+      </w:r>
+      <w:r>
+        <w:rPr>
+          <w:rFonts w:ascii="Nirmala UI" w:hAnsi="Nirmala UI" w:cs="Nirmala UI"/>
+        </w:rPr>
+        <w:t>নিচের</w:t>
+      </w:r>
+      <w:r>
+        <w:t xml:space="preserve"> </w:t>
+      </w:r>
+      <w:r>
+        <w:rPr>
+          <w:rFonts w:ascii="Nirmala UI" w:hAnsi="Nirmala UI" w:cs="Nirmala UI"/>
+        </w:rPr>
+        <w:t>স্তরের</w:t>
+      </w:r>
+      <w:r>
+        <w:t xml:space="preserve"> </w:t>
+      </w:r>
+      <w:r>
+        <w:rPr>
+          <w:rFonts w:ascii="Nirmala UI" w:hAnsi="Nirmala UI" w:cs="Nirmala UI"/>
+        </w:rPr>
+        <w:t>টেস্টিং</w:t>
+      </w:r>
+      <w:r>
+        <w:t xml:space="preserve">, </w:t>
+      </w:r>
+      <w:r>
+        <w:rPr>
+          <w:rFonts w:ascii="Nirmala UI" w:hAnsi="Nirmala UI" w:cs="Nirmala UI"/>
+        </w:rPr>
+        <w:t>যেখানে</w:t>
+      </w:r>
+      <w:r>
+        <w:t xml:space="preserve"> </w:t>
+      </w:r>
+      <w:r>
+        <w:rPr>
+          <w:rFonts w:ascii="Nirmala UI" w:hAnsi="Nirmala UI" w:cs="Nirmala UI"/>
+        </w:rPr>
+        <w:t>একটি</w:t>
+      </w:r>
+      <w:r>
+        <w:t xml:space="preserve"> </w:t>
+      </w:r>
+      <w:r>
+        <w:rPr>
+          <w:rFonts w:ascii="Nirmala UI" w:hAnsi="Nirmala UI" w:cs="Nirmala UI"/>
+        </w:rPr>
+        <w:t>ফাংশন</w:t>
+      </w:r>
+      <w:r>
+        <w:t xml:space="preserve">, </w:t>
+      </w:r>
+      <w:r>
+        <w:rPr>
+          <w:rFonts w:ascii="Nirmala UI" w:hAnsi="Nirmala UI" w:cs="Nirmala UI"/>
+        </w:rPr>
+        <w:t>মেথড</w:t>
       </w:r>
       <w:r>
         <w:t xml:space="preserve"> </w:t>
@@ -25057,41 +25914,34 @@
         <w:rPr>
           <w:rFonts w:ascii="Nirmala UI" w:hAnsi="Nirmala UI" w:cs="Nirmala UI"/>
         </w:rPr>
-        <w:t>ডোমেইন</w:t>
-      </w:r>
-      <w:r>
-        <w:t xml:space="preserve"> </w:t>
-      </w:r>
-      <w:r>
-        <w:rPr>
-          <w:rFonts w:ascii="Nirmala UI" w:hAnsi="Nirmala UI" w:cs="Nirmala UI"/>
-        </w:rPr>
-        <w:t>বিশেষজ্ঞরা</w:t>
-      </w:r>
-      <w:r>
-        <w:t xml:space="preserve"> </w:t>
-      </w:r>
-      <w:r>
-        <w:rPr>
-          <w:rFonts w:ascii="Nirmala UI" w:hAnsi="Nirmala UI" w:cs="Nirmala UI"/>
-        </w:rPr>
-        <w:t>করে।</w:t>
-      </w:r>
-    </w:p>
-    <w:p>
-      <w:pPr>
-        <w:pStyle w:val="Heading1"/>
-      </w:pPr>
-      <w:r>
-        <w:t>2. Architectural Design ↔ System Testing</w:t>
-      </w:r>
-    </w:p>
-    <w:p>
-      <w:pPr>
-        <w:pStyle w:val="Heading3"/>
-      </w:pPr>
-      <w:r>
-        <w:t>English</w:t>
+        <w:t>প্রোসিডিউরকে</w:t>
+      </w:r>
+      <w:r>
+        <w:t xml:space="preserve"> </w:t>
+      </w:r>
+      <w:r>
+        <w:rPr>
+          <w:rFonts w:ascii="Nirmala UI" w:hAnsi="Nirmala UI" w:cs="Nirmala UI"/>
+        </w:rPr>
+        <w:t>পরীক্ষা</w:t>
+      </w:r>
+      <w:r>
+        <w:t xml:space="preserve"> </w:t>
+      </w:r>
+      <w:r>
+        <w:rPr>
+          <w:rFonts w:ascii="Nirmala UI" w:hAnsi="Nirmala UI" w:cs="Nirmala UI"/>
+        </w:rPr>
+        <w:t>করা</w:t>
+      </w:r>
+      <w:r>
+        <w:t xml:space="preserve"> </w:t>
+      </w:r>
+      <w:r>
+        <w:rPr>
+          <w:rFonts w:ascii="Nirmala UI" w:hAnsi="Nirmala UI" w:cs="Nirmala UI"/>
+        </w:rPr>
+        <w:t>হয়।</w:t>
       </w:r>
     </w:p>
     <w:p>
@@ -25099,16 +25949,142 @@
         <w:pStyle w:val="NormalWeb"/>
       </w:pPr>
       <w:r>
-        <w:t xml:space="preserve">During </w:t>
-      </w:r>
+        <w:rPr>
+          <w:rFonts w:ascii="Nirmala UI" w:hAnsi="Nirmala UI" w:cs="Nirmala UI"/>
+        </w:rPr>
+        <w:t>এটি</w:t>
+      </w:r>
+      <w:r>
+        <w:t xml:space="preserve"> </w:t>
+      </w:r>
+      <w:r>
+        <w:rPr>
+          <w:rFonts w:ascii="Nirmala UI" w:hAnsi="Nirmala UI" w:cs="Nirmala UI"/>
+        </w:rPr>
+        <w:t>মূলত</w:t>
+      </w:r>
+      <w:r>
+        <w:t xml:space="preserve"> </w:t>
+      </w:r>
+      <w:r>
+        <w:rPr>
+          <w:rFonts w:ascii="Nirmala UI" w:hAnsi="Nirmala UI" w:cs="Nirmala UI"/>
+        </w:rPr>
+        <w:t>প্রশ্ন</w:t>
+      </w:r>
+      <w:r>
+        <w:t xml:space="preserve"> </w:t>
+      </w:r>
+      <w:r>
+        <w:rPr>
+          <w:rFonts w:ascii="Nirmala UI" w:hAnsi="Nirmala UI" w:cs="Nirmala UI"/>
+        </w:rPr>
+        <w:t>করে</w:t>
+      </w:r>
+      <w:r>
+        <w:t>:</w:t>
+      </w:r>
+    </w:p>
+    <w:p>
+      <w:pPr>
+        <w:pStyle w:val="NormalWeb"/>
+      </w:pPr>
       <w:r>
         <w:rPr>
           <w:rStyle w:val="Strong"/>
         </w:rPr>
-        <w:t>Architectural Design</w:t>
-      </w:r>
-      <w:r>
-        <w:t>, the overall system structure, components, and connections are designed.</w:t>
+        <w:t>"</w:t>
+      </w:r>
+      <w:r>
+        <w:rPr>
+          <w:rStyle w:val="Strong"/>
+          <w:rFonts w:ascii="Nirmala UI" w:hAnsi="Nirmala UI" w:cs="Nirmala UI"/>
+        </w:rPr>
+        <w:t>এই</w:t>
+      </w:r>
+      <w:r>
+        <w:rPr>
+          <w:rStyle w:val="Strong"/>
+        </w:rPr>
+        <w:t xml:space="preserve"> </w:t>
+      </w:r>
+      <w:r>
+        <w:rPr>
+          <w:rStyle w:val="Strong"/>
+          <w:rFonts w:ascii="Nirmala UI" w:hAnsi="Nirmala UI" w:cs="Nirmala UI"/>
+        </w:rPr>
+        <w:t>একক</w:t>
+      </w:r>
+      <w:r>
+        <w:rPr>
+          <w:rStyle w:val="Strong"/>
+        </w:rPr>
+        <w:t xml:space="preserve"> </w:t>
+      </w:r>
+      <w:r>
+        <w:rPr>
+          <w:rStyle w:val="Strong"/>
+          <w:rFonts w:ascii="Nirmala UI" w:hAnsi="Nirmala UI" w:cs="Nirmala UI"/>
+        </w:rPr>
+        <w:t>ইউনিট</w:t>
+      </w:r>
+      <w:r>
+        <w:rPr>
+          <w:rStyle w:val="Strong"/>
+        </w:rPr>
+        <w:t xml:space="preserve"> </w:t>
+      </w:r>
+      <w:r>
+        <w:rPr>
+          <w:rStyle w:val="Strong"/>
+          <w:rFonts w:ascii="Nirmala UI" w:hAnsi="Nirmala UI" w:cs="Nirmala UI"/>
+        </w:rPr>
+        <w:t>কি</w:t>
+      </w:r>
+      <w:r>
+        <w:rPr>
+          <w:rStyle w:val="Strong"/>
+        </w:rPr>
+        <w:t xml:space="preserve"> </w:t>
+      </w:r>
+      <w:r>
+        <w:rPr>
+          <w:rStyle w:val="Strong"/>
+          <w:rFonts w:ascii="Nirmala UI" w:hAnsi="Nirmala UI" w:cs="Nirmala UI"/>
+        </w:rPr>
+        <w:t>সঠিকভাবে</w:t>
+      </w:r>
+      <w:r>
+        <w:rPr>
+          <w:rStyle w:val="Strong"/>
+        </w:rPr>
+        <w:t xml:space="preserve"> </w:t>
+      </w:r>
+      <w:r>
+        <w:rPr>
+          <w:rStyle w:val="Strong"/>
+          <w:rFonts w:ascii="Nirmala UI" w:hAnsi="Nirmala UI" w:cs="Nirmala UI"/>
+        </w:rPr>
+        <w:t>কাজ</w:t>
+      </w:r>
+      <w:r>
+        <w:rPr>
+          <w:rStyle w:val="Strong"/>
+        </w:rPr>
+        <w:t xml:space="preserve"> </w:t>
+      </w:r>
+      <w:r>
+        <w:rPr>
+          <w:rStyle w:val="Strong"/>
+          <w:rFonts w:ascii="Nirmala UI" w:hAnsi="Nirmala UI" w:cs="Nirmala UI"/>
+        </w:rPr>
+        <w:t>করছে</w:t>
+      </w:r>
+      <w:r>
+        <w:rPr>
+          <w:rStyle w:val="Strong"/>
+        </w:rPr>
+        <w:t>?"</w:t>
       </w:r>
     </w:p>
     <w:p>
@@ -25117,1745 +26093,8 @@
       </w:pPr>
       <w:r>
         <w:rPr>
-          <w:rStyle w:val="Strong"/>
-        </w:rPr>
-        <w:t>System Testing</w:t>
-      </w:r>
-      <w:r>
-        <w:t xml:space="preserve"> verifies whether the complete integrated system works according to the specifications.</w:t>
-      </w:r>
-    </w:p>
-    <w:p>
-      <w:pPr>
-        <w:pStyle w:val="NormalWeb"/>
-      </w:pPr>
-      <w:r>
-        <w:t>It answers:</w:t>
-      </w:r>
-    </w:p>
-    <w:p>
-      <w:pPr>
-        <w:pStyle w:val="NormalWeb"/>
-      </w:pPr>
-      <w:r>
-        <w:rPr>
-          <w:rStyle w:val="Strong"/>
-        </w:rPr>
-        <w:t>"Does the whole system work correctly?"</w:t>
-      </w:r>
-    </w:p>
-    <w:p>
-      <w:pPr>
-        <w:pStyle w:val="NormalWeb"/>
-      </w:pPr>
-      <w:r>
-        <w:t>System testing usually focuses on design and specification issues.</w:t>
-      </w:r>
-    </w:p>
-    <w:p>
-      <w:pPr>
-        <w:pStyle w:val="Heading3"/>
-      </w:pPr>
-      <w:r>
-        <w:t>Bangla</w:t>
-      </w:r>
-    </w:p>
-    <w:p>
-      <w:pPr>
-        <w:pStyle w:val="NormalWeb"/>
-      </w:pPr>
-      <w:r>
-        <w:rPr>
-          <w:rStyle w:val="Strong"/>
-        </w:rPr>
-        <w:lastRenderedPageBreak/>
-        <w:t>Architectural Design</w:t>
-      </w:r>
-      <w:r>
-        <w:t xml:space="preserve"> </w:t>
-      </w:r>
-      <w:r>
-        <w:rPr>
-          <w:rFonts w:ascii="Nirmala UI" w:hAnsi="Nirmala UI" w:cs="Nirmala UI"/>
-        </w:rPr>
-        <w:t>পর্যায়ে</w:t>
-      </w:r>
-      <w:r>
-        <w:t xml:space="preserve"> </w:t>
-      </w:r>
-      <w:r>
-        <w:rPr>
-          <w:rFonts w:ascii="Nirmala UI" w:hAnsi="Nirmala UI" w:cs="Nirmala UI"/>
-        </w:rPr>
-        <w:t>পুরো</w:t>
-      </w:r>
-      <w:r>
-        <w:t xml:space="preserve"> </w:t>
-      </w:r>
-      <w:r>
-        <w:rPr>
-          <w:rFonts w:ascii="Nirmala UI" w:hAnsi="Nirmala UI" w:cs="Nirmala UI"/>
-        </w:rPr>
-        <w:t>সিস্টেমের</w:t>
-      </w:r>
-      <w:r>
-        <w:t xml:space="preserve"> </w:t>
-      </w:r>
-      <w:r>
-        <w:rPr>
-          <w:rFonts w:ascii="Nirmala UI" w:hAnsi="Nirmala UI" w:cs="Nirmala UI"/>
-        </w:rPr>
-        <w:t>কাঠামো</w:t>
-      </w:r>
-      <w:r>
-        <w:t xml:space="preserve">, </w:t>
-      </w:r>
-      <w:r>
-        <w:rPr>
-          <w:rFonts w:ascii="Nirmala UI" w:hAnsi="Nirmala UI" w:cs="Nirmala UI"/>
-        </w:rPr>
-        <w:t>কম্পোনেন্ট</w:t>
-      </w:r>
-      <w:r>
-        <w:t xml:space="preserve"> </w:t>
-      </w:r>
-      <w:r>
-        <w:rPr>
-          <w:rFonts w:ascii="Nirmala UI" w:hAnsi="Nirmala UI" w:cs="Nirmala UI"/>
-        </w:rPr>
-        <w:t>ও</w:t>
-      </w:r>
-      <w:r>
-        <w:t xml:space="preserve"> </w:t>
-      </w:r>
-      <w:r>
-        <w:rPr>
-          <w:rFonts w:ascii="Nirmala UI" w:hAnsi="Nirmala UI" w:cs="Nirmala UI"/>
-        </w:rPr>
-        <w:t>তাদের</w:t>
-      </w:r>
-      <w:r>
-        <w:t xml:space="preserve"> </w:t>
-      </w:r>
-      <w:r>
-        <w:rPr>
-          <w:rFonts w:ascii="Nirmala UI" w:hAnsi="Nirmala UI" w:cs="Nirmala UI"/>
-        </w:rPr>
-        <w:t>সংযোগ</w:t>
-      </w:r>
-      <w:r>
-        <w:t xml:space="preserve"> </w:t>
-      </w:r>
-      <w:r>
-        <w:rPr>
-          <w:rFonts w:ascii="Nirmala UI" w:hAnsi="Nirmala UI" w:cs="Nirmala UI"/>
-        </w:rPr>
-        <w:t>নির্ধারণ</w:t>
-      </w:r>
-      <w:r>
-        <w:t xml:space="preserve"> </w:t>
-      </w:r>
-      <w:r>
-        <w:rPr>
-          <w:rFonts w:ascii="Nirmala UI" w:hAnsi="Nirmala UI" w:cs="Nirmala UI"/>
-        </w:rPr>
-        <w:t>করা</w:t>
-      </w:r>
-      <w:r>
-        <w:t xml:space="preserve"> </w:t>
-      </w:r>
-      <w:r>
-        <w:rPr>
-          <w:rFonts w:ascii="Nirmala UI" w:hAnsi="Nirmala UI" w:cs="Nirmala UI"/>
-        </w:rPr>
-        <w:t>হয়।</w:t>
-      </w:r>
-    </w:p>
-    <w:p>
-      <w:pPr>
-        <w:pStyle w:val="NormalWeb"/>
-      </w:pPr>
-      <w:r>
-        <w:rPr>
-          <w:rStyle w:val="Strong"/>
-        </w:rPr>
-        <w:t>System Testing</w:t>
-      </w:r>
-      <w:r>
-        <w:t xml:space="preserve"> </w:t>
-      </w:r>
-      <w:r>
-        <w:rPr>
-          <w:rFonts w:ascii="Nirmala UI" w:hAnsi="Nirmala UI" w:cs="Nirmala UI"/>
-        </w:rPr>
-        <w:t>যাচাই</w:t>
-      </w:r>
-      <w:r>
-        <w:t xml:space="preserve"> </w:t>
-      </w:r>
-      <w:r>
-        <w:rPr>
-          <w:rFonts w:ascii="Nirmala UI" w:hAnsi="Nirmala UI" w:cs="Nirmala UI"/>
-        </w:rPr>
-        <w:t>করে</w:t>
-      </w:r>
-      <w:r>
-        <w:t xml:space="preserve"> </w:t>
-      </w:r>
-      <w:r>
-        <w:rPr>
-          <w:rFonts w:ascii="Nirmala UI" w:hAnsi="Nirmala UI" w:cs="Nirmala UI"/>
-        </w:rPr>
-        <w:t>সম্পূর্ণ</w:t>
-      </w:r>
-      <w:r>
-        <w:t xml:space="preserve"> </w:t>
-      </w:r>
-      <w:r>
-        <w:rPr>
-          <w:rFonts w:ascii="Nirmala UI" w:hAnsi="Nirmala UI" w:cs="Nirmala UI"/>
-        </w:rPr>
-        <w:t>সিস্টেম</w:t>
-      </w:r>
-      <w:r>
-        <w:t xml:space="preserve"> </w:t>
-      </w:r>
-      <w:r>
-        <w:rPr>
-          <w:rFonts w:ascii="Nirmala UI" w:hAnsi="Nirmala UI" w:cs="Nirmala UI"/>
-        </w:rPr>
-        <w:t>স্পেসিফিকেশন</w:t>
-      </w:r>
-      <w:r>
-        <w:t xml:space="preserve"> </w:t>
-      </w:r>
-      <w:r>
-        <w:rPr>
-          <w:rFonts w:ascii="Nirmala UI" w:hAnsi="Nirmala UI" w:cs="Nirmala UI"/>
-        </w:rPr>
-        <w:t>অনুযায়ী</w:t>
-      </w:r>
-      <w:r>
-        <w:t xml:space="preserve"> </w:t>
-      </w:r>
-      <w:r>
-        <w:rPr>
-          <w:rFonts w:ascii="Nirmala UI" w:hAnsi="Nirmala UI" w:cs="Nirmala UI"/>
-        </w:rPr>
-        <w:t>কাজ</w:t>
-      </w:r>
-      <w:r>
-        <w:t xml:space="preserve"> </w:t>
-      </w:r>
-      <w:r>
-        <w:rPr>
-          <w:rFonts w:ascii="Nirmala UI" w:hAnsi="Nirmala UI" w:cs="Nirmala UI"/>
-        </w:rPr>
-        <w:t>করছে</w:t>
-      </w:r>
-      <w:r>
-        <w:t xml:space="preserve"> </w:t>
-      </w:r>
-      <w:r>
-        <w:rPr>
-          <w:rFonts w:ascii="Nirmala UI" w:hAnsi="Nirmala UI" w:cs="Nirmala UI"/>
-        </w:rPr>
-        <w:t>কিনা।</w:t>
-      </w:r>
-    </w:p>
-    <w:p>
-      <w:pPr>
-        <w:pStyle w:val="NormalWeb"/>
-      </w:pPr>
-      <w:r>
-        <w:rPr>
-          <w:rFonts w:ascii="Nirmala UI" w:hAnsi="Nirmala UI" w:cs="Nirmala UI"/>
-        </w:rPr>
-        <w:t>এটি</w:t>
-      </w:r>
-      <w:r>
-        <w:t xml:space="preserve"> </w:t>
-      </w:r>
-      <w:r>
-        <w:rPr>
-          <w:rFonts w:ascii="Nirmala UI" w:hAnsi="Nirmala UI" w:cs="Nirmala UI"/>
-        </w:rPr>
-        <w:t>মূলত</w:t>
-      </w:r>
-      <w:r>
-        <w:t xml:space="preserve"> </w:t>
-      </w:r>
-      <w:r>
-        <w:rPr>
-          <w:rFonts w:ascii="Nirmala UI" w:hAnsi="Nirmala UI" w:cs="Nirmala UI"/>
-        </w:rPr>
-        <w:t>প্রশ্ন</w:t>
-      </w:r>
-      <w:r>
-        <w:t xml:space="preserve"> </w:t>
-      </w:r>
-      <w:r>
-        <w:rPr>
-          <w:rFonts w:ascii="Nirmala UI" w:hAnsi="Nirmala UI" w:cs="Nirmala UI"/>
-        </w:rPr>
-        <w:t>করে</w:t>
-      </w:r>
-      <w:r>
-        <w:t>:</w:t>
-      </w:r>
-    </w:p>
-    <w:p>
-      <w:pPr>
-        <w:pStyle w:val="NormalWeb"/>
-      </w:pPr>
-      <w:r>
-        <w:rPr>
-          <w:rStyle w:val="Strong"/>
-        </w:rPr>
-        <w:t>"</w:t>
-      </w:r>
-      <w:r>
-        <w:rPr>
-          <w:rStyle w:val="Strong"/>
-          <w:rFonts w:ascii="Nirmala UI" w:hAnsi="Nirmala UI" w:cs="Nirmala UI"/>
-        </w:rPr>
-        <w:t>পুরো</w:t>
-      </w:r>
-      <w:r>
-        <w:rPr>
-          <w:rStyle w:val="Strong"/>
-        </w:rPr>
-        <w:t xml:space="preserve"> </w:t>
-      </w:r>
-      <w:r>
-        <w:rPr>
-          <w:rStyle w:val="Strong"/>
-          <w:rFonts w:ascii="Nirmala UI" w:hAnsi="Nirmala UI" w:cs="Nirmala UI"/>
-        </w:rPr>
-        <w:t>সিস্টেম</w:t>
-      </w:r>
-      <w:r>
-        <w:rPr>
-          <w:rStyle w:val="Strong"/>
-        </w:rPr>
-        <w:t xml:space="preserve"> </w:t>
-      </w:r>
-      <w:r>
-        <w:rPr>
-          <w:rStyle w:val="Strong"/>
-          <w:rFonts w:ascii="Nirmala UI" w:hAnsi="Nirmala UI" w:cs="Nirmala UI"/>
-        </w:rPr>
-        <w:t>কি</w:t>
-      </w:r>
-      <w:r>
-        <w:rPr>
-          <w:rStyle w:val="Strong"/>
-        </w:rPr>
-        <w:t xml:space="preserve"> </w:t>
-      </w:r>
-      <w:r>
-        <w:rPr>
-          <w:rStyle w:val="Strong"/>
-          <w:rFonts w:ascii="Nirmala UI" w:hAnsi="Nirmala UI" w:cs="Nirmala UI"/>
-        </w:rPr>
-        <w:t>সঠিকভাবে</w:t>
-      </w:r>
-      <w:r>
-        <w:rPr>
-          <w:rStyle w:val="Strong"/>
-        </w:rPr>
-        <w:t xml:space="preserve"> </w:t>
-      </w:r>
-      <w:r>
-        <w:rPr>
-          <w:rStyle w:val="Strong"/>
-          <w:rFonts w:ascii="Nirmala UI" w:hAnsi="Nirmala UI" w:cs="Nirmala UI"/>
-        </w:rPr>
-        <w:t>কাজ</w:t>
-      </w:r>
-      <w:r>
-        <w:rPr>
-          <w:rStyle w:val="Strong"/>
-        </w:rPr>
-        <w:t xml:space="preserve"> </w:t>
-      </w:r>
-      <w:r>
-        <w:rPr>
-          <w:rStyle w:val="Strong"/>
-          <w:rFonts w:ascii="Nirmala UI" w:hAnsi="Nirmala UI" w:cs="Nirmala UI"/>
-        </w:rPr>
-        <w:t>করছে</w:t>
-      </w:r>
-      <w:r>
-        <w:rPr>
-          <w:rStyle w:val="Strong"/>
-        </w:rPr>
-        <w:t>?"</w:t>
-      </w:r>
-    </w:p>
-    <w:p>
-      <w:pPr>
-        <w:pStyle w:val="NormalWeb"/>
-      </w:pPr>
-      <w:r>
-        <w:rPr>
-          <w:rFonts w:ascii="Nirmala UI" w:hAnsi="Nirmala UI" w:cs="Nirmala UI"/>
-        </w:rPr>
-        <w:t>এখানে</w:t>
-      </w:r>
-      <w:r>
-        <w:t xml:space="preserve"> </w:t>
-      </w:r>
-      <w:r>
-        <w:rPr>
-          <w:rFonts w:ascii="Nirmala UI" w:hAnsi="Nirmala UI" w:cs="Nirmala UI"/>
-        </w:rPr>
-        <w:t>সাধারণত</w:t>
-      </w:r>
-      <w:r>
-        <w:t xml:space="preserve"> </w:t>
-      </w:r>
-      <w:r>
-        <w:rPr>
-          <w:rFonts w:ascii="Nirmala UI" w:hAnsi="Nirmala UI" w:cs="Nirmala UI"/>
-        </w:rPr>
-        <w:t>ডিজাইন</w:t>
-      </w:r>
-      <w:r>
-        <w:t xml:space="preserve"> </w:t>
-      </w:r>
-      <w:r>
-        <w:rPr>
-          <w:rFonts w:ascii="Nirmala UI" w:hAnsi="Nirmala UI" w:cs="Nirmala UI"/>
-        </w:rPr>
-        <w:t>ও</w:t>
-      </w:r>
-      <w:r>
-        <w:t xml:space="preserve"> </w:t>
-      </w:r>
-      <w:r>
-        <w:rPr>
-          <w:rFonts w:ascii="Nirmala UI" w:hAnsi="Nirmala UI" w:cs="Nirmala UI"/>
-        </w:rPr>
-        <w:t>স্পেসিফিকেশন</w:t>
-      </w:r>
-      <w:r>
-        <w:t xml:space="preserve"> </w:t>
-      </w:r>
-      <w:r>
-        <w:rPr>
-          <w:rFonts w:ascii="Nirmala UI" w:hAnsi="Nirmala UI" w:cs="Nirmala UI"/>
-        </w:rPr>
-        <w:t>সংক্রান্ত</w:t>
-      </w:r>
-      <w:r>
-        <w:t xml:space="preserve"> </w:t>
-      </w:r>
-      <w:r>
-        <w:rPr>
-          <w:rFonts w:ascii="Nirmala UI" w:hAnsi="Nirmala UI" w:cs="Nirmala UI"/>
-        </w:rPr>
-        <w:t>ত্রুটি</w:t>
-      </w:r>
-      <w:r>
-        <w:t xml:space="preserve"> </w:t>
-      </w:r>
-      <w:r>
-        <w:rPr>
-          <w:rFonts w:ascii="Nirmala UI" w:hAnsi="Nirmala UI" w:cs="Nirmala UI"/>
-        </w:rPr>
-        <w:t>খোঁজা</w:t>
-      </w:r>
-      <w:r>
-        <w:t xml:space="preserve"> </w:t>
-      </w:r>
-      <w:r>
-        <w:rPr>
-          <w:rFonts w:ascii="Nirmala UI" w:hAnsi="Nirmala UI" w:cs="Nirmala UI"/>
-        </w:rPr>
-        <w:t>হয়।</w:t>
-      </w:r>
-    </w:p>
-    <w:p>
-      <w:pPr>
-        <w:pStyle w:val="Heading1"/>
-      </w:pPr>
-      <w:r>
-        <w:t>3. Subsystem Design ↔ Integration Testing</w:t>
-      </w:r>
-    </w:p>
-    <w:p>
-      <w:pPr>
-        <w:pStyle w:val="Heading3"/>
-      </w:pPr>
-      <w:r>
-        <w:t>English</w:t>
-      </w:r>
-    </w:p>
-    <w:p>
-      <w:pPr>
-        <w:pStyle w:val="NormalWeb"/>
-      </w:pPr>
-      <w:r>
-        <w:t xml:space="preserve">During </w:t>
-      </w:r>
-      <w:r>
-        <w:rPr>
-          <w:rStyle w:val="Strong"/>
-        </w:rPr>
-        <w:t>Subsystem Design</w:t>
-      </w:r>
-      <w:r>
-        <w:t>, the structure and behavior of subsystems are defined.</w:t>
-      </w:r>
-    </w:p>
-    <w:p>
-      <w:pPr>
-        <w:pStyle w:val="NormalWeb"/>
-      </w:pPr>
-      <w:r>
-        <w:rPr>
-          <w:rStyle w:val="Strong"/>
-        </w:rPr>
-        <w:t>Integration Testing</w:t>
-      </w:r>
-      <w:r>
-        <w:t xml:space="preserve"> checks whether different modules communicate correctly and whether their interfaces are compatible.</w:t>
-      </w:r>
-    </w:p>
-    <w:p>
-      <w:pPr>
-        <w:pStyle w:val="NormalWeb"/>
-      </w:pPr>
-      <w:r>
-        <w:t>It answers:</w:t>
-      </w:r>
-    </w:p>
-    <w:p>
-      <w:pPr>
-        <w:pStyle w:val="NormalWeb"/>
-      </w:pPr>
-      <w:r>
-        <w:rPr>
-          <w:rStyle w:val="Strong"/>
-        </w:rPr>
-        <w:t>"Do the modules work together correctly?"</w:t>
-      </w:r>
-    </w:p>
-    <w:p>
-      <w:pPr>
-        <w:pStyle w:val="NormalWeb"/>
-      </w:pPr>
-      <w:r>
-        <w:t>Integration testing assumes that individual modules already work properly.</w:t>
-      </w:r>
-    </w:p>
-    <w:p>
-      <w:pPr>
-        <w:pStyle w:val="Heading3"/>
-      </w:pPr>
-      <w:r>
-        <w:t>Bangla</w:t>
-      </w:r>
-    </w:p>
-    <w:p>
-      <w:pPr>
-        <w:pStyle w:val="NormalWeb"/>
-      </w:pPr>
-      <w:r>
-        <w:rPr>
-          <w:rStyle w:val="Strong"/>
-        </w:rPr>
-        <w:t>Subsystem Design</w:t>
-      </w:r>
-      <w:r>
-        <w:t xml:space="preserve"> </w:t>
-      </w:r>
-      <w:r>
-        <w:rPr>
-          <w:rFonts w:ascii="Nirmala UI" w:hAnsi="Nirmala UI" w:cs="Nirmala UI"/>
-        </w:rPr>
-        <w:t>পর্যায়ে</w:t>
-      </w:r>
-      <w:r>
-        <w:t xml:space="preserve"> </w:t>
-      </w:r>
-      <w:r>
-        <w:rPr>
-          <w:rFonts w:ascii="Nirmala UI" w:hAnsi="Nirmala UI" w:cs="Nirmala UI"/>
-        </w:rPr>
-        <w:t>বিভিন্ন</w:t>
-      </w:r>
-      <w:r>
-        <w:t xml:space="preserve"> </w:t>
-      </w:r>
-      <w:r>
-        <w:rPr>
-          <w:rFonts w:ascii="Nirmala UI" w:hAnsi="Nirmala UI" w:cs="Nirmala UI"/>
-        </w:rPr>
-        <w:t>সাবসিস্টেমের</w:t>
-      </w:r>
-      <w:r>
-        <w:t xml:space="preserve"> </w:t>
-      </w:r>
-      <w:r>
-        <w:rPr>
-          <w:rFonts w:ascii="Nirmala UI" w:hAnsi="Nirmala UI" w:cs="Nirmala UI"/>
-        </w:rPr>
-        <w:t>গঠন</w:t>
-      </w:r>
-      <w:r>
-        <w:t xml:space="preserve"> </w:t>
-      </w:r>
-      <w:r>
-        <w:rPr>
-          <w:rFonts w:ascii="Nirmala UI" w:hAnsi="Nirmala UI" w:cs="Nirmala UI"/>
-        </w:rPr>
-        <w:t>ও</w:t>
-      </w:r>
-      <w:r>
-        <w:t xml:space="preserve"> </w:t>
-      </w:r>
-      <w:r>
-        <w:rPr>
-          <w:rFonts w:ascii="Nirmala UI" w:hAnsi="Nirmala UI" w:cs="Nirmala UI"/>
-        </w:rPr>
-        <w:t>আচরণ</w:t>
-      </w:r>
-      <w:r>
-        <w:t xml:space="preserve"> </w:t>
-      </w:r>
-      <w:r>
-        <w:rPr>
-          <w:rFonts w:ascii="Nirmala UI" w:hAnsi="Nirmala UI" w:cs="Nirmala UI"/>
-        </w:rPr>
-        <w:t>নির্ধারণ</w:t>
-      </w:r>
-      <w:r>
-        <w:t xml:space="preserve"> </w:t>
-      </w:r>
-      <w:r>
-        <w:rPr>
-          <w:rFonts w:ascii="Nirmala UI" w:hAnsi="Nirmala UI" w:cs="Nirmala UI"/>
-        </w:rPr>
-        <w:t>করা</w:t>
-      </w:r>
-      <w:r>
-        <w:t xml:space="preserve"> </w:t>
-      </w:r>
-      <w:r>
-        <w:rPr>
-          <w:rFonts w:ascii="Nirmala UI" w:hAnsi="Nirmala UI" w:cs="Nirmala UI"/>
-        </w:rPr>
-        <w:t>হয়।</w:t>
-      </w:r>
-    </w:p>
-    <w:p>
-      <w:pPr>
-        <w:pStyle w:val="NormalWeb"/>
-      </w:pPr>
-      <w:r>
-        <w:rPr>
-          <w:rStyle w:val="Strong"/>
-        </w:rPr>
-        <w:t>Integration Testing</w:t>
-      </w:r>
-      <w:r>
-        <w:t xml:space="preserve"> </w:t>
-      </w:r>
-      <w:r>
-        <w:rPr>
-          <w:rFonts w:ascii="Nirmala UI" w:hAnsi="Nirmala UI" w:cs="Nirmala UI"/>
-        </w:rPr>
-        <w:t>যাচাই</w:t>
-      </w:r>
-      <w:r>
-        <w:t xml:space="preserve"> </w:t>
-      </w:r>
-      <w:r>
-        <w:rPr>
-          <w:rFonts w:ascii="Nirmala UI" w:hAnsi="Nirmala UI" w:cs="Nirmala UI"/>
-        </w:rPr>
-        <w:t>করে</w:t>
-      </w:r>
-      <w:r>
-        <w:t xml:space="preserve"> </w:t>
-      </w:r>
-      <w:r>
-        <w:rPr>
-          <w:rFonts w:ascii="Nirmala UI" w:hAnsi="Nirmala UI" w:cs="Nirmala UI"/>
-        </w:rPr>
-        <w:t>মডিউলগুলো</w:t>
-      </w:r>
-      <w:r>
-        <w:t xml:space="preserve"> </w:t>
-      </w:r>
-      <w:r>
-        <w:rPr>
-          <w:rFonts w:ascii="Nirmala UI" w:hAnsi="Nirmala UI" w:cs="Nirmala UI"/>
-        </w:rPr>
-        <w:t>একে</w:t>
-      </w:r>
-      <w:r>
-        <w:t xml:space="preserve"> </w:t>
-      </w:r>
-      <w:r>
-        <w:rPr>
-          <w:rFonts w:ascii="Nirmala UI" w:hAnsi="Nirmala UI" w:cs="Nirmala UI"/>
-        </w:rPr>
-        <w:t>অপরের</w:t>
-      </w:r>
-      <w:r>
-        <w:t xml:space="preserve"> </w:t>
-      </w:r>
-      <w:r>
-        <w:rPr>
-          <w:rFonts w:ascii="Nirmala UI" w:hAnsi="Nirmala UI" w:cs="Nirmala UI"/>
-        </w:rPr>
-        <w:t>সাথে</w:t>
-      </w:r>
-      <w:r>
-        <w:t xml:space="preserve"> </w:t>
-      </w:r>
-      <w:r>
-        <w:rPr>
-          <w:rFonts w:ascii="Nirmala UI" w:hAnsi="Nirmala UI" w:cs="Nirmala UI"/>
-        </w:rPr>
-        <w:t>সঠিকভাবে</w:t>
-      </w:r>
-      <w:r>
-        <w:t xml:space="preserve"> </w:t>
-      </w:r>
-      <w:r>
-        <w:rPr>
-          <w:rFonts w:ascii="Nirmala UI" w:hAnsi="Nirmala UI" w:cs="Nirmala UI"/>
-        </w:rPr>
-        <w:t>যোগাযোগ</w:t>
-      </w:r>
-      <w:r>
-        <w:t xml:space="preserve"> </w:t>
-      </w:r>
-      <w:r>
-        <w:rPr>
-          <w:rFonts w:ascii="Nirmala UI" w:hAnsi="Nirmala UI" w:cs="Nirmala UI"/>
-        </w:rPr>
-        <w:t>করছে</w:t>
-      </w:r>
-      <w:r>
-        <w:t xml:space="preserve"> </w:t>
-      </w:r>
-      <w:r>
-        <w:rPr>
-          <w:rFonts w:ascii="Nirmala UI" w:hAnsi="Nirmala UI" w:cs="Nirmala UI"/>
-        </w:rPr>
-        <w:t>কিনা।</w:t>
-      </w:r>
-    </w:p>
-    <w:p>
-      <w:pPr>
-        <w:pStyle w:val="NormalWeb"/>
-      </w:pPr>
-      <w:r>
-        <w:rPr>
-          <w:rFonts w:ascii="Nirmala UI" w:hAnsi="Nirmala UI" w:cs="Nirmala UI"/>
-        </w:rPr>
-        <w:t>এটি</w:t>
-      </w:r>
-      <w:r>
-        <w:t xml:space="preserve"> </w:t>
-      </w:r>
-      <w:r>
-        <w:rPr>
-          <w:rFonts w:ascii="Nirmala UI" w:hAnsi="Nirmala UI" w:cs="Nirmala UI"/>
-        </w:rPr>
-        <w:t>মূলত</w:t>
-      </w:r>
-      <w:r>
-        <w:t xml:space="preserve"> </w:t>
-      </w:r>
-      <w:r>
-        <w:rPr>
-          <w:rFonts w:ascii="Nirmala UI" w:hAnsi="Nirmala UI" w:cs="Nirmala UI"/>
-        </w:rPr>
-        <w:t>প্রশ্ন</w:t>
-      </w:r>
-      <w:r>
-        <w:t xml:space="preserve"> </w:t>
-      </w:r>
-      <w:r>
-        <w:rPr>
-          <w:rFonts w:ascii="Nirmala UI" w:hAnsi="Nirmala UI" w:cs="Nirmala UI"/>
-        </w:rPr>
-        <w:t>করে</w:t>
-      </w:r>
-      <w:r>
-        <w:t>:</w:t>
-      </w:r>
-    </w:p>
-    <w:p>
-      <w:pPr>
-        <w:pStyle w:val="NormalWeb"/>
-      </w:pPr>
-      <w:r>
-        <w:rPr>
-          <w:rStyle w:val="Strong"/>
-        </w:rPr>
-        <w:t>"</w:t>
-      </w:r>
-      <w:r>
-        <w:rPr>
-          <w:rStyle w:val="Strong"/>
-          <w:rFonts w:ascii="Nirmala UI" w:hAnsi="Nirmala UI" w:cs="Nirmala UI"/>
-        </w:rPr>
-        <w:t>মডিউলগুলো</w:t>
-      </w:r>
-      <w:r>
-        <w:rPr>
-          <w:rStyle w:val="Strong"/>
-        </w:rPr>
-        <w:t xml:space="preserve"> </w:t>
-      </w:r>
-      <w:r>
-        <w:rPr>
-          <w:rStyle w:val="Strong"/>
-          <w:rFonts w:ascii="Nirmala UI" w:hAnsi="Nirmala UI" w:cs="Nirmala UI"/>
-        </w:rPr>
-        <w:t>কি</w:t>
-      </w:r>
-      <w:r>
-        <w:rPr>
-          <w:rStyle w:val="Strong"/>
-        </w:rPr>
-        <w:t xml:space="preserve"> </w:t>
-      </w:r>
-      <w:r>
-        <w:rPr>
-          <w:rStyle w:val="Strong"/>
-          <w:rFonts w:ascii="Nirmala UI" w:hAnsi="Nirmala UI" w:cs="Nirmala UI"/>
-        </w:rPr>
-        <w:t>একসাথে</w:t>
-      </w:r>
-      <w:r>
-        <w:rPr>
-          <w:rStyle w:val="Strong"/>
-        </w:rPr>
-        <w:t xml:space="preserve"> </w:t>
-      </w:r>
-      <w:r>
-        <w:rPr>
-          <w:rStyle w:val="Strong"/>
-          <w:rFonts w:ascii="Nirmala UI" w:hAnsi="Nirmala UI" w:cs="Nirmala UI"/>
-        </w:rPr>
-        <w:t>সঠিকভাবে</w:t>
-      </w:r>
-      <w:r>
-        <w:rPr>
-          <w:rStyle w:val="Strong"/>
-        </w:rPr>
-        <w:t xml:space="preserve"> </w:t>
-      </w:r>
-      <w:r>
-        <w:rPr>
-          <w:rStyle w:val="Strong"/>
-          <w:rFonts w:ascii="Nirmala UI" w:hAnsi="Nirmala UI" w:cs="Nirmala UI"/>
-        </w:rPr>
-        <w:t>কাজ</w:t>
-      </w:r>
-      <w:r>
-        <w:rPr>
-          <w:rStyle w:val="Strong"/>
-        </w:rPr>
-        <w:t xml:space="preserve"> </w:t>
-      </w:r>
-      <w:r>
-        <w:rPr>
-          <w:rStyle w:val="Strong"/>
-          <w:rFonts w:ascii="Nirmala UI" w:hAnsi="Nirmala UI" w:cs="Nirmala UI"/>
-        </w:rPr>
-        <w:t>করছে</w:t>
-      </w:r>
-      <w:r>
-        <w:rPr>
-          <w:rStyle w:val="Strong"/>
-        </w:rPr>
-        <w:t>?"</w:t>
-      </w:r>
-    </w:p>
-    <w:p>
-      <w:pPr>
-        <w:pStyle w:val="NormalWeb"/>
-      </w:pPr>
-      <w:r>
-        <w:rPr>
-          <w:rFonts w:ascii="Nirmala UI" w:hAnsi="Nirmala UI" w:cs="Nirmala UI"/>
-        </w:rPr>
-        <w:t>এখানে</w:t>
-      </w:r>
-      <w:r>
-        <w:t xml:space="preserve"> </w:t>
-      </w:r>
-      <w:r>
-        <w:rPr>
-          <w:rFonts w:ascii="Nirmala UI" w:hAnsi="Nirmala UI" w:cs="Nirmala UI"/>
-        </w:rPr>
-        <w:t>ধরে</w:t>
-      </w:r>
-      <w:r>
-        <w:t xml:space="preserve"> </w:t>
-      </w:r>
-      <w:r>
-        <w:rPr>
-          <w:rFonts w:ascii="Nirmala UI" w:hAnsi="Nirmala UI" w:cs="Nirmala UI"/>
-        </w:rPr>
-        <w:t>নেওয়া</w:t>
-      </w:r>
-      <w:r>
-        <w:t xml:space="preserve"> </w:t>
-      </w:r>
-      <w:r>
-        <w:rPr>
-          <w:rFonts w:ascii="Nirmala UI" w:hAnsi="Nirmala UI" w:cs="Nirmala UI"/>
-        </w:rPr>
-        <w:t>হয়</w:t>
-      </w:r>
-      <w:r>
-        <w:t xml:space="preserve"> </w:t>
-      </w:r>
-      <w:r>
-        <w:rPr>
-          <w:rFonts w:ascii="Nirmala UI" w:hAnsi="Nirmala UI" w:cs="Nirmala UI"/>
-        </w:rPr>
-        <w:t>যে</w:t>
-      </w:r>
-      <w:r>
-        <w:t xml:space="preserve"> </w:t>
-      </w:r>
-      <w:r>
-        <w:rPr>
-          <w:rFonts w:ascii="Nirmala UI" w:hAnsi="Nirmala UI" w:cs="Nirmala UI"/>
-        </w:rPr>
-        <w:t>প্রতিটি</w:t>
-      </w:r>
-      <w:r>
-        <w:t xml:space="preserve"> </w:t>
-      </w:r>
-      <w:r>
-        <w:rPr>
-          <w:rFonts w:ascii="Nirmala UI" w:hAnsi="Nirmala UI" w:cs="Nirmala UI"/>
-        </w:rPr>
-        <w:t>মডিউল</w:t>
-      </w:r>
-      <w:r>
-        <w:t xml:space="preserve"> </w:t>
-      </w:r>
-      <w:r>
-        <w:rPr>
-          <w:rFonts w:ascii="Nirmala UI" w:hAnsi="Nirmala UI" w:cs="Nirmala UI"/>
-        </w:rPr>
-        <w:t>আলাদাভাবে</w:t>
-      </w:r>
-      <w:r>
-        <w:t xml:space="preserve"> </w:t>
-      </w:r>
-      <w:r>
-        <w:rPr>
-          <w:rFonts w:ascii="Nirmala UI" w:hAnsi="Nirmala UI" w:cs="Nirmala UI"/>
-        </w:rPr>
-        <w:t>ঠিকমতো</w:t>
-      </w:r>
-      <w:r>
-        <w:t xml:space="preserve"> </w:t>
-      </w:r>
-      <w:r>
-        <w:rPr>
-          <w:rFonts w:ascii="Nirmala UI" w:hAnsi="Nirmala UI" w:cs="Nirmala UI"/>
-        </w:rPr>
-        <w:t>কাজ</w:t>
-      </w:r>
-      <w:r>
-        <w:t xml:space="preserve"> </w:t>
-      </w:r>
-      <w:r>
-        <w:rPr>
-          <w:rFonts w:ascii="Nirmala UI" w:hAnsi="Nirmala UI" w:cs="Nirmala UI"/>
-        </w:rPr>
-        <w:t>করছে।</w:t>
-      </w:r>
-    </w:p>
-    <w:p>
-      <w:pPr>
-        <w:pStyle w:val="Heading1"/>
-      </w:pPr>
-      <w:r>
-        <w:t>4. Detailed Design ↔ Module Testing</w:t>
-      </w:r>
-    </w:p>
-    <w:p>
-      <w:pPr>
-        <w:pStyle w:val="Heading3"/>
-      </w:pPr>
-      <w:r>
-        <w:t>English</w:t>
-      </w:r>
-    </w:p>
-    <w:p>
-      <w:pPr>
-        <w:pStyle w:val="NormalWeb"/>
-      </w:pPr>
-      <w:r>
-        <w:lastRenderedPageBreak/>
-        <w:t xml:space="preserve">During </w:t>
-      </w:r>
-      <w:r>
-        <w:rPr>
-          <w:rStyle w:val="Strong"/>
-        </w:rPr>
-        <w:t>Detailed Design</w:t>
-      </w:r>
-      <w:r>
-        <w:t>, the internal structure and behavior of individual modules are designed.</w:t>
-      </w:r>
-    </w:p>
-    <w:p>
-      <w:pPr>
-        <w:pStyle w:val="NormalWeb"/>
-      </w:pPr>
-      <w:r>
-        <w:rPr>
-          <w:rStyle w:val="Strong"/>
-        </w:rPr>
-        <w:t>Module Testing</w:t>
-      </w:r>
-      <w:r>
-        <w:t xml:space="preserve"> checks whether each module works correctly in isolation.</w:t>
-      </w:r>
-    </w:p>
-    <w:p>
-      <w:pPr>
-        <w:pStyle w:val="NormalWeb"/>
-      </w:pPr>
-      <w:r>
-        <w:t>It also verifies interactions among units and data structures inside the module.</w:t>
-      </w:r>
-    </w:p>
-    <w:p>
-      <w:pPr>
-        <w:pStyle w:val="NormalWeb"/>
-      </w:pPr>
-      <w:r>
-        <w:t>Usually performed by developers.</w:t>
-      </w:r>
-    </w:p>
-    <w:p>
-      <w:pPr>
-        <w:pStyle w:val="Heading3"/>
-      </w:pPr>
-      <w:r>
-        <w:t>Bangla</w:t>
-      </w:r>
-    </w:p>
-    <w:p>
-      <w:pPr>
-        <w:pStyle w:val="NormalWeb"/>
-      </w:pPr>
-      <w:r>
-        <w:rPr>
-          <w:rStyle w:val="Strong"/>
-        </w:rPr>
-        <w:t>Detailed Design</w:t>
-      </w:r>
-      <w:r>
-        <w:t xml:space="preserve"> </w:t>
-      </w:r>
-      <w:r>
-        <w:rPr>
-          <w:rFonts w:ascii="Nirmala UI" w:hAnsi="Nirmala UI" w:cs="Nirmala UI"/>
-        </w:rPr>
-        <w:t>পর্যায়ে</w:t>
-      </w:r>
-      <w:r>
-        <w:t xml:space="preserve"> </w:t>
-      </w:r>
-      <w:r>
-        <w:rPr>
-          <w:rFonts w:ascii="Nirmala UI" w:hAnsi="Nirmala UI" w:cs="Nirmala UI"/>
-        </w:rPr>
-        <w:t>প্রতিটি</w:t>
-      </w:r>
-      <w:r>
-        <w:t xml:space="preserve"> </w:t>
-      </w:r>
-      <w:r>
-        <w:rPr>
-          <w:rFonts w:ascii="Nirmala UI" w:hAnsi="Nirmala UI" w:cs="Nirmala UI"/>
-        </w:rPr>
-        <w:t>মডিউলের</w:t>
-      </w:r>
-      <w:r>
-        <w:t xml:space="preserve"> </w:t>
-      </w:r>
-      <w:r>
-        <w:rPr>
-          <w:rFonts w:ascii="Nirmala UI" w:hAnsi="Nirmala UI" w:cs="Nirmala UI"/>
-        </w:rPr>
-        <w:t>অভ্যন্তরীণ</w:t>
-      </w:r>
-      <w:r>
-        <w:t xml:space="preserve"> </w:t>
-      </w:r>
-      <w:r>
-        <w:rPr>
-          <w:rFonts w:ascii="Nirmala UI" w:hAnsi="Nirmala UI" w:cs="Nirmala UI"/>
-        </w:rPr>
-        <w:t>কাঠামো</w:t>
-      </w:r>
-      <w:r>
-        <w:t xml:space="preserve"> </w:t>
-      </w:r>
-      <w:r>
-        <w:rPr>
-          <w:rFonts w:ascii="Nirmala UI" w:hAnsi="Nirmala UI" w:cs="Nirmala UI"/>
-        </w:rPr>
-        <w:t>ও</w:t>
-      </w:r>
-      <w:r>
-        <w:t xml:space="preserve"> </w:t>
-      </w:r>
-      <w:r>
-        <w:rPr>
-          <w:rFonts w:ascii="Nirmala UI" w:hAnsi="Nirmala UI" w:cs="Nirmala UI"/>
-        </w:rPr>
-        <w:t>আচরণ</w:t>
-      </w:r>
-      <w:r>
-        <w:t xml:space="preserve"> </w:t>
-      </w:r>
-      <w:r>
-        <w:rPr>
-          <w:rFonts w:ascii="Nirmala UI" w:hAnsi="Nirmala UI" w:cs="Nirmala UI"/>
-        </w:rPr>
-        <w:t>নির্ধারণ</w:t>
-      </w:r>
-      <w:r>
-        <w:t xml:space="preserve"> </w:t>
-      </w:r>
-      <w:r>
-        <w:rPr>
-          <w:rFonts w:ascii="Nirmala UI" w:hAnsi="Nirmala UI" w:cs="Nirmala UI"/>
-        </w:rPr>
-        <w:t>করা</w:t>
-      </w:r>
-      <w:r>
-        <w:t xml:space="preserve"> </w:t>
-      </w:r>
-      <w:r>
-        <w:rPr>
-          <w:rFonts w:ascii="Nirmala UI" w:hAnsi="Nirmala UI" w:cs="Nirmala UI"/>
-        </w:rPr>
-        <w:t>হয়।</w:t>
-      </w:r>
-    </w:p>
-    <w:p>
-      <w:pPr>
-        <w:pStyle w:val="NormalWeb"/>
-      </w:pPr>
-      <w:r>
-        <w:rPr>
-          <w:rStyle w:val="Strong"/>
-        </w:rPr>
-        <w:t>Module Testing</w:t>
-      </w:r>
-      <w:r>
-        <w:t xml:space="preserve"> </w:t>
-      </w:r>
-      <w:r>
-        <w:rPr>
-          <w:rFonts w:ascii="Nirmala UI" w:hAnsi="Nirmala UI" w:cs="Nirmala UI"/>
-        </w:rPr>
-        <w:t>একটি</w:t>
-      </w:r>
-      <w:r>
-        <w:t xml:space="preserve"> </w:t>
-      </w:r>
-      <w:r>
-        <w:rPr>
-          <w:rFonts w:ascii="Nirmala UI" w:hAnsi="Nirmala UI" w:cs="Nirmala UI"/>
-        </w:rPr>
-        <w:t>মডিউলকে</w:t>
-      </w:r>
-      <w:r>
-        <w:t xml:space="preserve"> </w:t>
-      </w:r>
-      <w:r>
-        <w:rPr>
-          <w:rFonts w:ascii="Nirmala UI" w:hAnsi="Nirmala UI" w:cs="Nirmala UI"/>
-        </w:rPr>
-        <w:t>আলাদাভাবে</w:t>
-      </w:r>
-      <w:r>
-        <w:t xml:space="preserve"> </w:t>
-      </w:r>
-      <w:r>
-        <w:rPr>
-          <w:rFonts w:ascii="Nirmala UI" w:hAnsi="Nirmala UI" w:cs="Nirmala UI"/>
-        </w:rPr>
-        <w:t>পরীক্ষা</w:t>
-      </w:r>
-      <w:r>
-        <w:t xml:space="preserve"> </w:t>
-      </w:r>
-      <w:r>
-        <w:rPr>
-          <w:rFonts w:ascii="Nirmala UI" w:hAnsi="Nirmala UI" w:cs="Nirmala UI"/>
-        </w:rPr>
-        <w:t>করে।</w:t>
-      </w:r>
-    </w:p>
-    <w:p>
-      <w:pPr>
-        <w:pStyle w:val="NormalWeb"/>
-      </w:pPr>
-      <w:r>
-        <w:rPr>
-          <w:rFonts w:ascii="Nirmala UI" w:hAnsi="Nirmala UI" w:cs="Nirmala UI"/>
-        </w:rPr>
-        <w:t>এটি</w:t>
-      </w:r>
-      <w:r>
-        <w:t xml:space="preserve"> </w:t>
-      </w:r>
-      <w:r>
-        <w:rPr>
-          <w:rFonts w:ascii="Nirmala UI" w:hAnsi="Nirmala UI" w:cs="Nirmala UI"/>
-        </w:rPr>
-        <w:t>মডিউলের</w:t>
-      </w:r>
-      <w:r>
-        <w:t xml:space="preserve"> </w:t>
-      </w:r>
-      <w:r>
-        <w:rPr>
-          <w:rFonts w:ascii="Nirmala UI" w:hAnsi="Nirmala UI" w:cs="Nirmala UI"/>
-        </w:rPr>
-        <w:t>ইউনিট</w:t>
-      </w:r>
-      <w:r>
-        <w:t xml:space="preserve"> </w:t>
-      </w:r>
-      <w:r>
-        <w:rPr>
-          <w:rFonts w:ascii="Nirmala UI" w:hAnsi="Nirmala UI" w:cs="Nirmala UI"/>
-        </w:rPr>
-        <w:t>ও</w:t>
-      </w:r>
-      <w:r>
-        <w:t xml:space="preserve"> </w:t>
-      </w:r>
-      <w:r>
-        <w:rPr>
-          <w:rFonts w:ascii="Nirmala UI" w:hAnsi="Nirmala UI" w:cs="Nirmala UI"/>
-        </w:rPr>
-        <w:t>ডেটা</w:t>
-      </w:r>
-      <w:r>
-        <w:t xml:space="preserve"> </w:t>
-      </w:r>
-      <w:r>
-        <w:rPr>
-          <w:rFonts w:ascii="Nirmala UI" w:hAnsi="Nirmala UI" w:cs="Nirmala UI"/>
-        </w:rPr>
-        <w:t>স্ট্রাকচারের</w:t>
-      </w:r>
-      <w:r>
-        <w:t xml:space="preserve"> </w:t>
-      </w:r>
-      <w:r>
-        <w:rPr>
-          <w:rFonts w:ascii="Nirmala UI" w:hAnsi="Nirmala UI" w:cs="Nirmala UI"/>
-        </w:rPr>
-        <w:t>পারস্পরিক</w:t>
-      </w:r>
-      <w:r>
-        <w:t xml:space="preserve"> </w:t>
-      </w:r>
-      <w:r>
-        <w:rPr>
-          <w:rFonts w:ascii="Nirmala UI" w:hAnsi="Nirmala UI" w:cs="Nirmala UI"/>
-        </w:rPr>
-        <w:t>কাজও</w:t>
-      </w:r>
-      <w:r>
-        <w:t xml:space="preserve"> </w:t>
-      </w:r>
-      <w:r>
-        <w:rPr>
-          <w:rFonts w:ascii="Nirmala UI" w:hAnsi="Nirmala UI" w:cs="Nirmala UI"/>
-        </w:rPr>
-        <w:t>যাচাই</w:t>
-      </w:r>
-      <w:r>
-        <w:t xml:space="preserve"> </w:t>
-      </w:r>
-      <w:r>
-        <w:rPr>
-          <w:rFonts w:ascii="Nirmala UI" w:hAnsi="Nirmala UI" w:cs="Nirmala UI"/>
-        </w:rPr>
-        <w:t>করে।</w:t>
-      </w:r>
-    </w:p>
-    <w:p>
-      <w:pPr>
-        <w:pStyle w:val="NormalWeb"/>
-      </w:pPr>
-      <w:r>
-        <w:rPr>
-          <w:rFonts w:ascii="Nirmala UI" w:hAnsi="Nirmala UI" w:cs="Nirmala UI"/>
-        </w:rPr>
-        <w:t>সাধারণত</w:t>
-      </w:r>
-      <w:r>
-        <w:t xml:space="preserve"> </w:t>
-      </w:r>
-      <w:r>
-        <w:rPr>
-          <w:rFonts w:ascii="Nirmala UI" w:hAnsi="Nirmala UI" w:cs="Nirmala UI"/>
-        </w:rPr>
-        <w:t>ডেভেলপাররা</w:t>
-      </w:r>
-      <w:r>
-        <w:t xml:space="preserve"> </w:t>
-      </w:r>
-      <w:r>
-        <w:rPr>
-          <w:rFonts w:ascii="Nirmala UI" w:hAnsi="Nirmala UI" w:cs="Nirmala UI"/>
-        </w:rPr>
-        <w:t>এই</w:t>
-      </w:r>
-      <w:r>
-        <w:t xml:space="preserve"> </w:t>
-      </w:r>
-      <w:r>
-        <w:rPr>
-          <w:rFonts w:ascii="Nirmala UI" w:hAnsi="Nirmala UI" w:cs="Nirmala UI"/>
-        </w:rPr>
-        <w:t>টেস্ট</w:t>
-      </w:r>
-      <w:r>
-        <w:t xml:space="preserve"> </w:t>
-      </w:r>
-      <w:r>
-        <w:rPr>
-          <w:rFonts w:ascii="Nirmala UI" w:hAnsi="Nirmala UI" w:cs="Nirmala UI"/>
-        </w:rPr>
-        <w:t>করে।</w:t>
-      </w:r>
-    </w:p>
-    <w:p>
-      <w:pPr>
-        <w:pStyle w:val="Heading1"/>
-      </w:pPr>
-      <w:r>
-        <w:t>5. Implementation ↔ Unit Testing</w:t>
-      </w:r>
-    </w:p>
-    <w:p>
-      <w:pPr>
-        <w:pStyle w:val="Heading3"/>
-      </w:pPr>
-      <w:r>
-        <w:t>English</w:t>
-      </w:r>
-    </w:p>
-    <w:p>
-      <w:pPr>
-        <w:pStyle w:val="NormalWeb"/>
-      </w:pPr>
-      <w:r>
-        <w:rPr>
-          <w:rStyle w:val="Strong"/>
-        </w:rPr>
-        <w:t>Implementation</w:t>
-      </w:r>
-      <w:r>
-        <w:t xml:space="preserve"> is the coding phase where actual program code is written.</w:t>
-      </w:r>
-    </w:p>
-    <w:p>
-      <w:pPr>
-        <w:pStyle w:val="NormalWeb"/>
-      </w:pPr>
-      <w:r>
-        <w:rPr>
-          <w:rStyle w:val="Strong"/>
-        </w:rPr>
-        <w:t>Unit Testing</w:t>
-      </w:r>
-      <w:r>
-        <w:t xml:space="preserve"> is the lowest level of testing that checks individual functions, methods, or procedures.</w:t>
-      </w:r>
-    </w:p>
-    <w:p>
-      <w:pPr>
-        <w:pStyle w:val="NormalWeb"/>
-      </w:pPr>
-      <w:r>
-        <w:t>It answers:</w:t>
-      </w:r>
-    </w:p>
-    <w:p>
-      <w:pPr>
-        <w:pStyle w:val="NormalWeb"/>
-      </w:pPr>
-      <w:r>
-        <w:rPr>
-          <w:rStyle w:val="Strong"/>
-        </w:rPr>
-        <w:t>"Does this single unit work correctly?"</w:t>
-      </w:r>
-    </w:p>
-    <w:p>
-      <w:pPr>
-        <w:pStyle w:val="NormalWeb"/>
-      </w:pPr>
-      <w:r>
-        <w:t>Usually performed by programmers.</w:t>
-      </w:r>
-    </w:p>
-    <w:p>
-      <w:pPr>
-        <w:pStyle w:val="Heading3"/>
-      </w:pPr>
-      <w:r>
-        <w:t>Bangla</w:t>
-      </w:r>
-    </w:p>
-    <w:p>
-      <w:pPr>
-        <w:pStyle w:val="NormalWeb"/>
-      </w:pPr>
-      <w:r>
-        <w:rPr>
-          <w:rStyle w:val="Strong"/>
-        </w:rPr>
-        <w:t>Implementation</w:t>
-      </w:r>
-      <w:r>
-        <w:t xml:space="preserve"> </w:t>
-      </w:r>
-      <w:r>
-        <w:rPr>
-          <w:rFonts w:ascii="Nirmala UI" w:hAnsi="Nirmala UI" w:cs="Nirmala UI"/>
-        </w:rPr>
-        <w:t>হলো</w:t>
-      </w:r>
-      <w:r>
-        <w:t xml:space="preserve"> </w:t>
-      </w:r>
-      <w:r>
-        <w:rPr>
-          <w:rFonts w:ascii="Nirmala UI" w:hAnsi="Nirmala UI" w:cs="Nirmala UI"/>
-        </w:rPr>
-        <w:t>কোড</w:t>
-      </w:r>
-      <w:r>
-        <w:t xml:space="preserve"> </w:t>
-      </w:r>
-      <w:r>
-        <w:rPr>
-          <w:rFonts w:ascii="Nirmala UI" w:hAnsi="Nirmala UI" w:cs="Nirmala UI"/>
-        </w:rPr>
-        <w:t>লেখার</w:t>
-      </w:r>
-      <w:r>
-        <w:t xml:space="preserve"> </w:t>
-      </w:r>
-      <w:r>
-        <w:rPr>
-          <w:rFonts w:ascii="Nirmala UI" w:hAnsi="Nirmala UI" w:cs="Nirmala UI"/>
-        </w:rPr>
-        <w:t>পর্যায়।</w:t>
-      </w:r>
-    </w:p>
-    <w:p>
-      <w:pPr>
-        <w:pStyle w:val="NormalWeb"/>
-      </w:pPr>
-      <w:r>
-        <w:rPr>
-          <w:rStyle w:val="Strong"/>
-        </w:rPr>
-        <w:t>Unit Testing</w:t>
-      </w:r>
-      <w:r>
-        <w:t xml:space="preserve"> </w:t>
-      </w:r>
-      <w:r>
-        <w:rPr>
-          <w:rFonts w:ascii="Nirmala UI" w:hAnsi="Nirmala UI" w:cs="Nirmala UI"/>
-        </w:rPr>
-        <w:t>সবচেয়ে</w:t>
-      </w:r>
-      <w:r>
-        <w:t xml:space="preserve"> </w:t>
-      </w:r>
-      <w:r>
-        <w:rPr>
-          <w:rFonts w:ascii="Nirmala UI" w:hAnsi="Nirmala UI" w:cs="Nirmala UI"/>
-        </w:rPr>
-        <w:t>নিচের</w:t>
-      </w:r>
-      <w:r>
-        <w:t xml:space="preserve"> </w:t>
-      </w:r>
-      <w:r>
-        <w:rPr>
-          <w:rFonts w:ascii="Nirmala UI" w:hAnsi="Nirmala UI" w:cs="Nirmala UI"/>
-        </w:rPr>
-        <w:t>স্তরের</w:t>
-      </w:r>
-      <w:r>
-        <w:t xml:space="preserve"> </w:t>
-      </w:r>
-      <w:r>
-        <w:rPr>
-          <w:rFonts w:ascii="Nirmala UI" w:hAnsi="Nirmala UI" w:cs="Nirmala UI"/>
-        </w:rPr>
-        <w:t>টেস্টিং</w:t>
-      </w:r>
-      <w:r>
-        <w:t xml:space="preserve">, </w:t>
-      </w:r>
-      <w:r>
-        <w:rPr>
-          <w:rFonts w:ascii="Nirmala UI" w:hAnsi="Nirmala UI" w:cs="Nirmala UI"/>
-        </w:rPr>
-        <w:t>যেখানে</w:t>
-      </w:r>
-      <w:r>
-        <w:t xml:space="preserve"> </w:t>
-      </w:r>
-      <w:r>
-        <w:rPr>
-          <w:rFonts w:ascii="Nirmala UI" w:hAnsi="Nirmala UI" w:cs="Nirmala UI"/>
-        </w:rPr>
-        <w:t>একটি</w:t>
-      </w:r>
-      <w:r>
-        <w:t xml:space="preserve"> </w:t>
-      </w:r>
-      <w:r>
-        <w:rPr>
-          <w:rFonts w:ascii="Nirmala UI" w:hAnsi="Nirmala UI" w:cs="Nirmala UI"/>
-        </w:rPr>
-        <w:t>ফাংশন</w:t>
-      </w:r>
-      <w:r>
-        <w:t xml:space="preserve">, </w:t>
-      </w:r>
-      <w:r>
-        <w:rPr>
-          <w:rFonts w:ascii="Nirmala UI" w:hAnsi="Nirmala UI" w:cs="Nirmala UI"/>
-        </w:rPr>
-        <w:t>মেথড</w:t>
-      </w:r>
-      <w:r>
-        <w:t xml:space="preserve"> </w:t>
-      </w:r>
-      <w:r>
-        <w:rPr>
-          <w:rFonts w:ascii="Nirmala UI" w:hAnsi="Nirmala UI" w:cs="Nirmala UI"/>
-        </w:rPr>
-        <w:t>বা</w:t>
-      </w:r>
-      <w:r>
-        <w:t xml:space="preserve"> </w:t>
-      </w:r>
-      <w:r>
-        <w:rPr>
-          <w:rFonts w:ascii="Nirmala UI" w:hAnsi="Nirmala UI" w:cs="Nirmala UI"/>
-        </w:rPr>
-        <w:t>প্রোসিডিউরকে</w:t>
-      </w:r>
-      <w:r>
-        <w:t xml:space="preserve"> </w:t>
-      </w:r>
-      <w:r>
-        <w:rPr>
-          <w:rFonts w:ascii="Nirmala UI" w:hAnsi="Nirmala UI" w:cs="Nirmala UI"/>
-        </w:rPr>
-        <w:t>পরীক্ষা</w:t>
-      </w:r>
-      <w:r>
-        <w:t xml:space="preserve"> </w:t>
-      </w:r>
-      <w:r>
-        <w:rPr>
-          <w:rFonts w:ascii="Nirmala UI" w:hAnsi="Nirmala UI" w:cs="Nirmala UI"/>
-        </w:rPr>
-        <w:t>করা</w:t>
-      </w:r>
-      <w:r>
-        <w:t xml:space="preserve"> </w:t>
-      </w:r>
-      <w:r>
-        <w:rPr>
-          <w:rFonts w:ascii="Nirmala UI" w:hAnsi="Nirmala UI" w:cs="Nirmala UI"/>
-        </w:rPr>
-        <w:t>হয়।</w:t>
-      </w:r>
-    </w:p>
-    <w:p>
-      <w:pPr>
-        <w:pStyle w:val="NormalWeb"/>
-      </w:pPr>
-      <w:r>
-        <w:rPr>
-          <w:rFonts w:ascii="Nirmala UI" w:hAnsi="Nirmala UI" w:cs="Nirmala UI"/>
-        </w:rPr>
-        <w:t>এটি</w:t>
-      </w:r>
-      <w:r>
-        <w:t xml:space="preserve"> </w:t>
-      </w:r>
-      <w:r>
-        <w:rPr>
-          <w:rFonts w:ascii="Nirmala UI" w:hAnsi="Nirmala UI" w:cs="Nirmala UI"/>
-        </w:rPr>
-        <w:t>মূলত</w:t>
-      </w:r>
-      <w:r>
-        <w:t xml:space="preserve"> </w:t>
-      </w:r>
-      <w:r>
-        <w:rPr>
-          <w:rFonts w:ascii="Nirmala UI" w:hAnsi="Nirmala UI" w:cs="Nirmala UI"/>
-        </w:rPr>
-        <w:t>প্রশ্ন</w:t>
-      </w:r>
-      <w:r>
-        <w:t xml:space="preserve"> </w:t>
-      </w:r>
-      <w:r>
-        <w:rPr>
-          <w:rFonts w:ascii="Nirmala UI" w:hAnsi="Nirmala UI" w:cs="Nirmala UI"/>
-        </w:rPr>
-        <w:t>করে</w:t>
-      </w:r>
-      <w:r>
-        <w:t>:</w:t>
-      </w:r>
-    </w:p>
-    <w:p>
-      <w:pPr>
-        <w:pStyle w:val="NormalWeb"/>
-      </w:pPr>
-      <w:r>
-        <w:rPr>
-          <w:rStyle w:val="Strong"/>
-        </w:rPr>
-        <w:t>"</w:t>
-      </w:r>
-      <w:r>
-        <w:rPr>
-          <w:rStyle w:val="Strong"/>
-          <w:rFonts w:ascii="Nirmala UI" w:hAnsi="Nirmala UI" w:cs="Nirmala UI"/>
-        </w:rPr>
-        <w:t>এই</w:t>
-      </w:r>
-      <w:r>
-        <w:rPr>
-          <w:rStyle w:val="Strong"/>
-        </w:rPr>
-        <w:t xml:space="preserve"> </w:t>
-      </w:r>
-      <w:r>
-        <w:rPr>
-          <w:rStyle w:val="Strong"/>
-          <w:rFonts w:ascii="Nirmala UI" w:hAnsi="Nirmala UI" w:cs="Nirmala UI"/>
-        </w:rPr>
-        <w:t>একক</w:t>
-      </w:r>
-      <w:r>
-        <w:rPr>
-          <w:rStyle w:val="Strong"/>
-        </w:rPr>
-        <w:t xml:space="preserve"> </w:t>
-      </w:r>
-      <w:r>
-        <w:rPr>
-          <w:rStyle w:val="Strong"/>
-          <w:rFonts w:ascii="Nirmala UI" w:hAnsi="Nirmala UI" w:cs="Nirmala UI"/>
-        </w:rPr>
-        <w:t>ইউনিট</w:t>
-      </w:r>
-      <w:r>
-        <w:rPr>
-          <w:rStyle w:val="Strong"/>
-        </w:rPr>
-        <w:t xml:space="preserve"> </w:t>
-      </w:r>
-      <w:r>
-        <w:rPr>
-          <w:rStyle w:val="Strong"/>
-          <w:rFonts w:ascii="Nirmala UI" w:hAnsi="Nirmala UI" w:cs="Nirmala UI"/>
-        </w:rPr>
-        <w:t>কি</w:t>
-      </w:r>
-      <w:r>
-        <w:rPr>
-          <w:rStyle w:val="Strong"/>
-        </w:rPr>
-        <w:t xml:space="preserve"> </w:t>
-      </w:r>
-      <w:r>
-        <w:rPr>
-          <w:rStyle w:val="Strong"/>
-          <w:rFonts w:ascii="Nirmala UI" w:hAnsi="Nirmala UI" w:cs="Nirmala UI"/>
-        </w:rPr>
-        <w:t>সঠিকভাবে</w:t>
-      </w:r>
-      <w:r>
-        <w:rPr>
-          <w:rStyle w:val="Strong"/>
-        </w:rPr>
-        <w:t xml:space="preserve"> </w:t>
-      </w:r>
-      <w:r>
-        <w:rPr>
-          <w:rStyle w:val="Strong"/>
-          <w:rFonts w:ascii="Nirmala UI" w:hAnsi="Nirmala UI" w:cs="Nirmala UI"/>
-        </w:rPr>
-        <w:t>কাজ</w:t>
-      </w:r>
-      <w:r>
-        <w:rPr>
-          <w:rStyle w:val="Strong"/>
-        </w:rPr>
-        <w:t xml:space="preserve"> </w:t>
-      </w:r>
-      <w:r>
-        <w:rPr>
-          <w:rStyle w:val="Strong"/>
-          <w:rFonts w:ascii="Nirmala UI" w:hAnsi="Nirmala UI" w:cs="Nirmala UI"/>
-        </w:rPr>
-        <w:t>করছে</w:t>
-      </w:r>
-      <w:r>
-        <w:rPr>
-          <w:rStyle w:val="Strong"/>
-        </w:rPr>
-        <w:t>?"</w:t>
-      </w:r>
-    </w:p>
-    <w:p>
-      <w:pPr>
-        <w:pStyle w:val="NormalWeb"/>
-      </w:pPr>
-      <w:r>
-        <w:rPr>
-          <w:rFonts w:ascii="Nirmala UI" w:hAnsi="Nirmala UI" w:cs="Nirmala UI"/>
-        </w:rPr>
-        <w:lastRenderedPageBreak/>
+          <w:rFonts w:ascii="Nirmala UI" w:hAnsi="Nirmala UI" w:cs="Nirmala UI"/>
+        </w:rPr>
         <w:t>সাধারণত</w:t>
       </w:r>
       <w:r>

--- a/2. Second_Semester/2. Software Testing/2. Class_Test-01.docx
+++ b/2. Second_Semester/2. Software Testing/2. Class_Test-01.docx
@@ -74,15 +74,17 @@
           <w:rFonts w:ascii="Times New Roman" w:eastAsia="Times New Roman" w:hAnsi="Times New Roman" w:cs="Times New Roman"/>
           <w:b/>
           <w:bCs/>
-          <w:sz w:val="28"/>
-          <w:szCs w:val="28"/>
-        </w:rPr>
-      </w:pPr>
-      <w:r>
-        <w:rPr>
-          <w:rFonts w:ascii="Times New Roman" w:eastAsia="Times New Roman" w:hAnsi="Times New Roman" w:cs="Times New Roman"/>
-          <w:b/>
-          <w:bCs/>
+          <w:color w:val="FF0000"/>
+          <w:sz w:val="28"/>
+          <w:szCs w:val="28"/>
+        </w:rPr>
+      </w:pPr>
+      <w:r>
+        <w:rPr>
+          <w:rFonts w:ascii="Times New Roman" w:eastAsia="Times New Roman" w:hAnsi="Times New Roman" w:cs="Times New Roman"/>
+          <w:b/>
+          <w:bCs/>
+          <w:color w:val="FF0000"/>
           <w:sz w:val="28"/>
           <w:szCs w:val="28"/>
         </w:rPr>
@@ -1309,14 +1311,7 @@
                 <w:sz w:val="28"/>
                 <w:szCs w:val="28"/>
               </w:rPr>
-              <w:t>Ensures quality standards and best practices are followed.</w:t>
-            </w:r>
-            <w:r>
-              <w:rPr>
-                <w:sz w:val="28"/>
-                <w:szCs w:val="28"/>
-              </w:rPr>
-              <w:t xml:space="preserve"> </w:t>
+              <w:t xml:space="preserve">Ensures quality standards and best practices are followed. </w:t>
             </w:r>
           </w:p>
           <w:p>
@@ -2081,6 +2076,7 @@
               <w:spacing w:after="0" w:line="240" w:lineRule="auto"/>
               <w:rPr>
                 <w:rFonts w:ascii="Times New Roman" w:eastAsia="Times New Roman" w:hAnsi="Times New Roman" w:cs="Times New Roman"/>
+                <w:color w:val="FF0000"/>
                 <w:sz w:val="28"/>
                 <w:szCs w:val="28"/>
               </w:rPr>
@@ -2088,6 +2084,7 @@
             <w:r>
               <w:rPr>
                 <w:rFonts w:ascii="Times New Roman" w:eastAsia="Times New Roman" w:hAnsi="Times New Roman" w:cs="Times New Roman"/>
+                <w:color w:val="FF0000"/>
                 <w:sz w:val="28"/>
                 <w:szCs w:val="28"/>
               </w:rPr>
@@ -2106,6 +2103,7 @@
               <w:spacing w:after="0" w:line="240" w:lineRule="auto"/>
               <w:rPr>
                 <w:rFonts w:ascii="Times New Roman" w:eastAsia="Times New Roman" w:hAnsi="Times New Roman" w:cs="Times New Roman"/>
+                <w:color w:val="FF0000"/>
                 <w:sz w:val="28"/>
                 <w:szCs w:val="28"/>
               </w:rPr>
@@ -2113,6 +2111,7 @@
             <w:r>
               <w:rPr>
                 <w:rFonts w:ascii="Times New Roman" w:eastAsia="Times New Roman" w:hAnsi="Times New Roman" w:cs="Times New Roman"/>
+                <w:color w:val="FF0000"/>
                 <w:sz w:val="28"/>
                 <w:szCs w:val="28"/>
               </w:rPr>
@@ -2136,6 +2135,7 @@
               <w:spacing w:after="0" w:line="240" w:lineRule="auto"/>
               <w:rPr>
                 <w:rFonts w:ascii="Times New Roman" w:eastAsia="Times New Roman" w:hAnsi="Times New Roman" w:cs="Times New Roman"/>
+                <w:color w:val="FF0000"/>
                 <w:sz w:val="28"/>
                 <w:szCs w:val="28"/>
               </w:rPr>
@@ -2143,6 +2143,7 @@
             <w:r>
               <w:rPr>
                 <w:rFonts w:ascii="Times New Roman" w:eastAsia="Times New Roman" w:hAnsi="Times New Roman" w:cs="Times New Roman"/>
+                <w:color w:val="FF0000"/>
                 <w:sz w:val="28"/>
                 <w:szCs w:val="28"/>
               </w:rPr>
@@ -2161,6 +2162,7 @@
               <w:spacing w:after="0" w:line="240" w:lineRule="auto"/>
               <w:rPr>
                 <w:rFonts w:ascii="Times New Roman" w:eastAsia="Times New Roman" w:hAnsi="Times New Roman" w:cs="Times New Roman"/>
+                <w:color w:val="FF0000"/>
                 <w:sz w:val="28"/>
                 <w:szCs w:val="28"/>
               </w:rPr>
@@ -2168,6 +2170,7 @@
             <w:r>
               <w:rPr>
                 <w:rFonts w:ascii="Times New Roman" w:eastAsia="Times New Roman" w:hAnsi="Times New Roman" w:cs="Times New Roman"/>
+                <w:color w:val="FF0000"/>
                 <w:sz w:val="28"/>
                 <w:szCs w:val="28"/>
               </w:rPr>
@@ -2191,6 +2194,7 @@
               <w:spacing w:after="0" w:line="240" w:lineRule="auto"/>
               <w:rPr>
                 <w:rFonts w:ascii="Times New Roman" w:eastAsia="Times New Roman" w:hAnsi="Times New Roman" w:cs="Times New Roman"/>
+                <w:color w:val="FF0000"/>
                 <w:sz w:val="28"/>
                 <w:szCs w:val="28"/>
               </w:rPr>
@@ -2198,6 +2202,7 @@
             <w:r>
               <w:rPr>
                 <w:rFonts w:ascii="Times New Roman" w:eastAsia="Times New Roman" w:hAnsi="Times New Roman" w:cs="Times New Roman"/>
+                <w:color w:val="FF0000"/>
                 <w:sz w:val="28"/>
                 <w:szCs w:val="28"/>
               </w:rPr>
@@ -2216,6 +2221,7 @@
               <w:spacing w:after="0" w:line="240" w:lineRule="auto"/>
               <w:rPr>
                 <w:rFonts w:ascii="Times New Roman" w:eastAsia="Times New Roman" w:hAnsi="Times New Roman" w:cs="Times New Roman"/>
+                <w:color w:val="FF0000"/>
                 <w:sz w:val="28"/>
                 <w:szCs w:val="28"/>
               </w:rPr>
@@ -2223,6 +2229,7 @@
             <w:r>
               <w:rPr>
                 <w:rFonts w:ascii="Times New Roman" w:eastAsia="Times New Roman" w:hAnsi="Times New Roman" w:cs="Times New Roman"/>
+                <w:color w:val="FF0000"/>
                 <w:sz w:val="28"/>
                 <w:szCs w:val="28"/>
               </w:rPr>
@@ -2246,6 +2253,7 @@
               <w:spacing w:after="0" w:line="240" w:lineRule="auto"/>
               <w:rPr>
                 <w:rFonts w:ascii="Times New Roman" w:eastAsia="Times New Roman" w:hAnsi="Times New Roman" w:cs="Times New Roman"/>
+                <w:color w:val="FF0000"/>
                 <w:sz w:val="28"/>
                 <w:szCs w:val="28"/>
               </w:rPr>
@@ -2253,6 +2261,7 @@
             <w:r>
               <w:rPr>
                 <w:rFonts w:ascii="Times New Roman" w:eastAsia="Times New Roman" w:hAnsi="Times New Roman" w:cs="Times New Roman"/>
+                <w:color w:val="FF0000"/>
                 <w:sz w:val="28"/>
                 <w:szCs w:val="28"/>
               </w:rPr>
@@ -2271,6 +2280,7 @@
               <w:spacing w:after="0" w:line="240" w:lineRule="auto"/>
               <w:rPr>
                 <w:rFonts w:ascii="Times New Roman" w:eastAsia="Times New Roman" w:hAnsi="Times New Roman" w:cs="Times New Roman"/>
+                <w:color w:val="FF0000"/>
                 <w:sz w:val="28"/>
                 <w:szCs w:val="28"/>
               </w:rPr>
@@ -2278,6 +2288,7 @@
             <w:r>
               <w:rPr>
                 <w:rFonts w:ascii="Times New Roman" w:eastAsia="Times New Roman" w:hAnsi="Times New Roman" w:cs="Times New Roman"/>
+                <w:color w:val="FF0000"/>
                 <w:sz w:val="28"/>
                 <w:szCs w:val="28"/>
               </w:rPr>
@@ -2327,12 +2338,14 @@
             <w:pPr>
               <w:spacing w:after="0" w:line="240" w:lineRule="auto"/>
               <w:rPr>
+                <w:color w:val="FF0000"/>
                 <w:sz w:val="28"/>
                 <w:szCs w:val="28"/>
               </w:rPr>
             </w:pPr>
             <w:r>
               <w:rPr>
+                <w:color w:val="FF0000"/>
                 <w:sz w:val="28"/>
                 <w:szCs w:val="28"/>
               </w:rPr>
@@ -2413,12 +2426,14 @@
             <w:pPr>
               <w:spacing w:after="0" w:line="240" w:lineRule="auto"/>
               <w:rPr>
+                <w:color w:val="FF0000"/>
                 <w:sz w:val="28"/>
                 <w:szCs w:val="28"/>
               </w:rPr>
             </w:pPr>
             <w:r>
               <w:rPr>
+                <w:color w:val="FF0000"/>
                 <w:sz w:val="28"/>
                 <w:szCs w:val="28"/>
               </w:rPr>
@@ -2447,14 +2462,7 @@
                 <w:sz w:val="28"/>
                 <w:szCs w:val="28"/>
               </w:rPr>
-              <w:t>Starts after a defect has been identified through testing</w:t>
-            </w:r>
-            <w:r>
-              <w:rPr>
-                <w:sz w:val="28"/>
-                <w:szCs w:val="28"/>
-              </w:rPr>
-              <w:t xml:space="preserve"> or reported by users.</w:t>
+              <w:t>Starts after a defect has been identified through testing or reported by users.</w:t>
             </w:r>
           </w:p>
           <w:p>
@@ -7887,18 +7895,12 @@
     </w:p>
     <w:p>
       <w:pPr>
-        <w:spacing w:before="100" w:beforeAutospacing="1" w:after="100" w:afterAutospacing="1" w:line="240" w:lineRule="auto"/>
-        <w:rPr>
-          <w:rFonts w:ascii="Times New Roman" w:eastAsia="Times New Roman" w:hAnsi="Times New Roman" w:cs="Times New Roman"/>
-          <w:sz w:val="28"/>
-          <w:szCs w:val="28"/>
-        </w:rPr>
-      </w:pPr>
-      <w:r>
-        <w:rPr>
-          <w:rFonts w:ascii="Times New Roman" w:eastAsia="Times New Roman" w:hAnsi="Times New Roman" w:cs="Times New Roman"/>
-          <w:b/>
-          <w:bCs/>
+        <w:pStyle w:val="Heading3"/>
+      </w:pPr>
+      <w:r>
+        <w:rPr>
+          <w:b w:val="0"/>
+          <w:bCs w:val="0"/>
           <w:sz w:val="28"/>
           <w:szCs w:val="28"/>
         </w:rPr>
@@ -7906,7 +7908,6 @@
       </w:r>
       <w:r>
         <w:rPr>
-          <w:rFonts w:ascii="Times New Roman" w:eastAsia="Times New Roman" w:hAnsi="Times New Roman" w:cs="Times New Roman"/>
           <w:sz w:val="28"/>
           <w:szCs w:val="28"/>
         </w:rPr>
@@ -7915,7 +7916,6 @@
       </w:r>
       <w:r>
         <w:rPr>
-          <w:rFonts w:ascii="Times New Roman" w:eastAsia="Times New Roman" w:hAnsi="Times New Roman" w:cs="Times New Roman"/>
           <w:sz w:val="28"/>
           <w:szCs w:val="28"/>
         </w:rPr>
@@ -7923,13 +7923,2848 @@
       </w:r>
       <w:r>
         <w:rPr>
-          <w:b/>
+          <w:b w:val="0"/>
           <w:color w:val="FF0000"/>
           <w:sz w:val="28"/>
           <w:szCs w:val="28"/>
         </w:rPr>
         <w:t xml:space="preserve">C S D T S E M E J L </w:t>
       </w:r>
+      <w:r>
+        <w:rPr>
+          <w:b w:val="0"/>
+          <w:color w:val="FF0000"/>
+          <w:sz w:val="28"/>
+          <w:szCs w:val="28"/>
+        </w:rPr>
+        <w:br/>
+      </w:r>
+      <w:r>
+        <w:rPr>
+          <w:b w:val="0"/>
+          <w:color w:val="FF0000"/>
+          <w:sz w:val="28"/>
+          <w:szCs w:val="28"/>
+        </w:rPr>
+        <w:br/>
+      </w:r>
+      <w:proofErr w:type="spellStart"/>
+      <w:r>
+        <w:rPr>
+          <w:rFonts w:ascii="Nirmala UI" w:hAnsi="Nirmala UI" w:cs="Nirmala UI"/>
+        </w:rPr>
+        <w:t>ত্রুটিপূর্ণ</w:t>
+      </w:r>
+      <w:proofErr w:type="spellEnd"/>
+      <w:r>
+        <w:t xml:space="preserve"> (Faulty) </w:t>
+      </w:r>
+      <w:proofErr w:type="spellStart"/>
+      <w:r>
+        <w:rPr>
+          <w:rFonts w:ascii="Nirmala UI" w:hAnsi="Nirmala UI" w:cs="Nirmala UI"/>
+        </w:rPr>
+        <w:t>সফটওয়্যারের</w:t>
+      </w:r>
+      <w:proofErr w:type="spellEnd"/>
+      <w:r>
+        <w:t xml:space="preserve"> </w:t>
+      </w:r>
+      <w:proofErr w:type="spellStart"/>
+      <w:r>
+        <w:rPr>
+          <w:rFonts w:ascii="Nirmala UI" w:hAnsi="Nirmala UI" w:cs="Nirmala UI"/>
+        </w:rPr>
+        <w:t>ক্ষতিকর</w:t>
+      </w:r>
+      <w:proofErr w:type="spellEnd"/>
+      <w:r>
+        <w:t xml:space="preserve"> </w:t>
+      </w:r>
+      <w:proofErr w:type="spellStart"/>
+      <w:r>
+        <w:rPr>
+          <w:rFonts w:ascii="Nirmala UI" w:hAnsi="Nirmala UI" w:cs="Nirmala UI"/>
+        </w:rPr>
+        <w:t>প্রভাব</w:t>
+      </w:r>
+      <w:proofErr w:type="spellEnd"/>
+      <w:r>
+        <w:t xml:space="preserve"> (Adverse Effects of Faulty Software)</w:t>
+      </w:r>
+    </w:p>
+    <w:p>
+      <w:pPr>
+        <w:numPr>
+          <w:ilvl w:val="0"/>
+          <w:numId w:val="49"/>
+        </w:numPr>
+        <w:spacing w:before="100" w:beforeAutospacing="1" w:after="100" w:afterAutospacing="1" w:line="240" w:lineRule="auto"/>
+        <w:rPr>
+          <w:rFonts w:ascii="Times New Roman" w:eastAsia="Times New Roman" w:hAnsi="Times New Roman" w:cs="Times New Roman"/>
+          <w:sz w:val="24"/>
+          <w:szCs w:val="24"/>
+        </w:rPr>
+      </w:pPr>
+      <w:proofErr w:type="spellStart"/>
+      <w:r>
+        <w:rPr>
+          <w:rFonts w:ascii="Nirmala UI" w:eastAsia="Times New Roman" w:hAnsi="Nirmala UI" w:cs="Nirmala UI"/>
+          <w:b/>
+          <w:bCs/>
+          <w:sz w:val="24"/>
+          <w:szCs w:val="24"/>
+        </w:rPr>
+        <w:t>যোগাযোগ</w:t>
+      </w:r>
+      <w:proofErr w:type="spellEnd"/>
+      <w:r>
+        <w:rPr>
+          <w:rFonts w:ascii="Times New Roman" w:eastAsia="Times New Roman" w:hAnsi="Times New Roman" w:cs="Times New Roman"/>
+          <w:b/>
+          <w:bCs/>
+          <w:sz w:val="24"/>
+          <w:szCs w:val="24"/>
+        </w:rPr>
+        <w:t xml:space="preserve"> </w:t>
+      </w:r>
+      <w:proofErr w:type="spellStart"/>
+      <w:r>
+        <w:rPr>
+          <w:rFonts w:ascii="Nirmala UI" w:eastAsia="Times New Roman" w:hAnsi="Nirmala UI" w:cs="Nirmala UI"/>
+          <w:b/>
+          <w:bCs/>
+          <w:sz w:val="24"/>
+          <w:szCs w:val="24"/>
+        </w:rPr>
+        <w:t>ব্যবস্থা</w:t>
+      </w:r>
+      <w:proofErr w:type="spellEnd"/>
+      <w:r>
+        <w:rPr>
+          <w:rFonts w:ascii="Times New Roman" w:eastAsia="Times New Roman" w:hAnsi="Times New Roman" w:cs="Times New Roman"/>
+          <w:b/>
+          <w:bCs/>
+          <w:sz w:val="24"/>
+          <w:szCs w:val="24"/>
+        </w:rPr>
+        <w:t xml:space="preserve"> (Communications):</w:t>
+      </w:r>
+      <w:r>
+        <w:rPr>
+          <w:rFonts w:ascii="Times New Roman" w:eastAsia="Times New Roman" w:hAnsi="Times New Roman" w:cs="Times New Roman"/>
+          <w:sz w:val="24"/>
+          <w:szCs w:val="24"/>
+        </w:rPr>
+        <w:t xml:space="preserve"> </w:t>
+      </w:r>
+      <w:proofErr w:type="spellStart"/>
+      <w:r>
+        <w:rPr>
+          <w:rFonts w:ascii="Nirmala UI" w:eastAsia="Times New Roman" w:hAnsi="Nirmala UI" w:cs="Nirmala UI"/>
+          <w:sz w:val="24"/>
+          <w:szCs w:val="24"/>
+        </w:rPr>
+        <w:t>যোগাযোগ</w:t>
+      </w:r>
+      <w:proofErr w:type="spellEnd"/>
+      <w:r>
+        <w:rPr>
+          <w:rFonts w:ascii="Times New Roman" w:eastAsia="Times New Roman" w:hAnsi="Times New Roman" w:cs="Times New Roman"/>
+          <w:sz w:val="24"/>
+          <w:szCs w:val="24"/>
+        </w:rPr>
+        <w:t xml:space="preserve"> </w:t>
+      </w:r>
+      <w:proofErr w:type="spellStart"/>
+      <w:r>
+        <w:rPr>
+          <w:rFonts w:ascii="Nirmala UI" w:eastAsia="Times New Roman" w:hAnsi="Nirmala UI" w:cs="Nirmala UI"/>
+          <w:sz w:val="24"/>
+          <w:szCs w:val="24"/>
+        </w:rPr>
+        <w:t>মাধ্যমের</w:t>
+      </w:r>
+      <w:proofErr w:type="spellEnd"/>
+      <w:r>
+        <w:rPr>
+          <w:rFonts w:ascii="Times New Roman" w:eastAsia="Times New Roman" w:hAnsi="Times New Roman" w:cs="Times New Roman"/>
+          <w:sz w:val="24"/>
+          <w:szCs w:val="24"/>
+        </w:rPr>
+        <w:t xml:space="preserve"> </w:t>
+      </w:r>
+      <w:proofErr w:type="spellStart"/>
+      <w:r>
+        <w:rPr>
+          <w:rFonts w:ascii="Nirmala UI" w:eastAsia="Times New Roman" w:hAnsi="Nirmala UI" w:cs="Nirmala UI"/>
+          <w:sz w:val="24"/>
+          <w:szCs w:val="24"/>
+        </w:rPr>
+        <w:t>তথ্য</w:t>
+      </w:r>
+      <w:proofErr w:type="spellEnd"/>
+      <w:r>
+        <w:rPr>
+          <w:rFonts w:ascii="Times New Roman" w:eastAsia="Times New Roman" w:hAnsi="Times New Roman" w:cs="Times New Roman"/>
+          <w:sz w:val="24"/>
+          <w:szCs w:val="24"/>
+        </w:rPr>
+        <w:t xml:space="preserve"> </w:t>
+      </w:r>
+      <w:proofErr w:type="spellStart"/>
+      <w:r>
+        <w:rPr>
+          <w:rFonts w:ascii="Nirmala UI" w:eastAsia="Times New Roman" w:hAnsi="Nirmala UI" w:cs="Nirmala UI"/>
+          <w:sz w:val="24"/>
+          <w:szCs w:val="24"/>
+        </w:rPr>
+        <w:t>হারিয়ে</w:t>
+      </w:r>
+      <w:proofErr w:type="spellEnd"/>
+      <w:r>
+        <w:rPr>
+          <w:rFonts w:ascii="Times New Roman" w:eastAsia="Times New Roman" w:hAnsi="Times New Roman" w:cs="Times New Roman"/>
+          <w:sz w:val="24"/>
+          <w:szCs w:val="24"/>
+        </w:rPr>
+        <w:t xml:space="preserve"> </w:t>
+      </w:r>
+      <w:proofErr w:type="spellStart"/>
+      <w:r>
+        <w:rPr>
+          <w:rFonts w:ascii="Nirmala UI" w:eastAsia="Times New Roman" w:hAnsi="Nirmala UI" w:cs="Nirmala UI"/>
+          <w:sz w:val="24"/>
+          <w:szCs w:val="24"/>
+        </w:rPr>
+        <w:t>যাওয়া</w:t>
+      </w:r>
+      <w:proofErr w:type="spellEnd"/>
+      <w:r>
+        <w:rPr>
+          <w:rFonts w:ascii="Times New Roman" w:eastAsia="Times New Roman" w:hAnsi="Times New Roman" w:cs="Times New Roman"/>
+          <w:sz w:val="24"/>
+          <w:szCs w:val="24"/>
+        </w:rPr>
+        <w:t xml:space="preserve"> </w:t>
+      </w:r>
+      <w:proofErr w:type="spellStart"/>
+      <w:r>
+        <w:rPr>
+          <w:rFonts w:ascii="Nirmala UI" w:eastAsia="Times New Roman" w:hAnsi="Nirmala UI" w:cs="Nirmala UI"/>
+          <w:sz w:val="24"/>
+          <w:szCs w:val="24"/>
+        </w:rPr>
+        <w:t>বা</w:t>
+      </w:r>
+      <w:proofErr w:type="spellEnd"/>
+      <w:r>
+        <w:rPr>
+          <w:rFonts w:ascii="Times New Roman" w:eastAsia="Times New Roman" w:hAnsi="Times New Roman" w:cs="Times New Roman"/>
+          <w:sz w:val="24"/>
+          <w:szCs w:val="24"/>
+        </w:rPr>
+        <w:t xml:space="preserve"> </w:t>
+      </w:r>
+      <w:proofErr w:type="spellStart"/>
+      <w:r>
+        <w:rPr>
+          <w:rFonts w:ascii="Nirmala UI" w:eastAsia="Times New Roman" w:hAnsi="Nirmala UI" w:cs="Nirmala UI"/>
+          <w:sz w:val="24"/>
+          <w:szCs w:val="24"/>
+        </w:rPr>
+        <w:t>নষ্ট</w:t>
+      </w:r>
+      <w:proofErr w:type="spellEnd"/>
+      <w:r>
+        <w:rPr>
+          <w:rFonts w:ascii="Times New Roman" w:eastAsia="Times New Roman" w:hAnsi="Times New Roman" w:cs="Times New Roman"/>
+          <w:sz w:val="24"/>
+          <w:szCs w:val="24"/>
+        </w:rPr>
+        <w:t xml:space="preserve"> </w:t>
+      </w:r>
+      <w:proofErr w:type="spellStart"/>
+      <w:r>
+        <w:rPr>
+          <w:rFonts w:ascii="Nirmala UI" w:eastAsia="Times New Roman" w:hAnsi="Nirmala UI" w:cs="Nirmala UI"/>
+          <w:sz w:val="24"/>
+          <w:szCs w:val="24"/>
+        </w:rPr>
+        <w:t>হওয়া</w:t>
+      </w:r>
+      <w:proofErr w:type="spellEnd"/>
+      <w:r>
+        <w:rPr>
+          <w:rFonts w:ascii="Times New Roman" w:eastAsia="Times New Roman" w:hAnsi="Times New Roman" w:cs="Times New Roman"/>
+          <w:sz w:val="24"/>
+          <w:szCs w:val="24"/>
+        </w:rPr>
+        <w:t xml:space="preserve">, </w:t>
+      </w:r>
+      <w:proofErr w:type="spellStart"/>
+      <w:r>
+        <w:rPr>
+          <w:rFonts w:ascii="Nirmala UI" w:eastAsia="Times New Roman" w:hAnsi="Nirmala UI" w:cs="Nirmala UI"/>
+          <w:sz w:val="24"/>
+          <w:szCs w:val="24"/>
+        </w:rPr>
+        <w:t>এবং</w:t>
+      </w:r>
+      <w:proofErr w:type="spellEnd"/>
+      <w:r>
+        <w:rPr>
+          <w:rFonts w:ascii="Times New Roman" w:eastAsia="Times New Roman" w:hAnsi="Times New Roman" w:cs="Times New Roman"/>
+          <w:sz w:val="24"/>
+          <w:szCs w:val="24"/>
+        </w:rPr>
+        <w:t xml:space="preserve"> </w:t>
+      </w:r>
+      <w:proofErr w:type="spellStart"/>
+      <w:r>
+        <w:rPr>
+          <w:rFonts w:ascii="Nirmala UI" w:eastAsia="Times New Roman" w:hAnsi="Nirmala UI" w:cs="Nirmala UI"/>
+          <w:sz w:val="24"/>
+          <w:szCs w:val="24"/>
+        </w:rPr>
+        <w:t>তথ্য</w:t>
+      </w:r>
+      <w:proofErr w:type="spellEnd"/>
+      <w:r>
+        <w:rPr>
+          <w:rFonts w:ascii="Times New Roman" w:eastAsia="Times New Roman" w:hAnsi="Times New Roman" w:cs="Times New Roman"/>
+          <w:sz w:val="24"/>
+          <w:szCs w:val="24"/>
+        </w:rPr>
+        <w:t xml:space="preserve"> (Data) </w:t>
+      </w:r>
+      <w:proofErr w:type="spellStart"/>
+      <w:r>
+        <w:rPr>
+          <w:rFonts w:ascii="Nirmala UI" w:eastAsia="Times New Roman" w:hAnsi="Nirmala UI" w:cs="Nirmala UI"/>
+          <w:sz w:val="24"/>
+          <w:szCs w:val="24"/>
+        </w:rPr>
+        <w:t>সঠিকভাবে</w:t>
+      </w:r>
+      <w:proofErr w:type="spellEnd"/>
+      <w:r>
+        <w:rPr>
+          <w:rFonts w:ascii="Times New Roman" w:eastAsia="Times New Roman" w:hAnsi="Times New Roman" w:cs="Times New Roman"/>
+          <w:sz w:val="24"/>
+          <w:szCs w:val="24"/>
+        </w:rPr>
+        <w:t xml:space="preserve"> </w:t>
+      </w:r>
+      <w:proofErr w:type="spellStart"/>
+      <w:r>
+        <w:rPr>
+          <w:rFonts w:ascii="Nirmala UI" w:eastAsia="Times New Roman" w:hAnsi="Nirmala UI" w:cs="Nirmala UI"/>
+          <w:sz w:val="24"/>
+          <w:szCs w:val="24"/>
+        </w:rPr>
+        <w:t>পৌঁছাতে</w:t>
+      </w:r>
+      <w:proofErr w:type="spellEnd"/>
+      <w:r>
+        <w:rPr>
+          <w:rFonts w:ascii="Times New Roman" w:eastAsia="Times New Roman" w:hAnsi="Times New Roman" w:cs="Times New Roman"/>
+          <w:sz w:val="24"/>
+          <w:szCs w:val="24"/>
+        </w:rPr>
+        <w:t xml:space="preserve"> </w:t>
+      </w:r>
+      <w:proofErr w:type="spellStart"/>
+      <w:r>
+        <w:rPr>
+          <w:rFonts w:ascii="Nirmala UI" w:eastAsia="Times New Roman" w:hAnsi="Nirmala UI" w:cs="Nirmala UI"/>
+          <w:sz w:val="24"/>
+          <w:szCs w:val="24"/>
+        </w:rPr>
+        <w:t>ব্যর্থ</w:t>
+      </w:r>
+      <w:proofErr w:type="spellEnd"/>
+      <w:r>
+        <w:rPr>
+          <w:rFonts w:ascii="Times New Roman" w:eastAsia="Times New Roman" w:hAnsi="Times New Roman" w:cs="Times New Roman"/>
+          <w:sz w:val="24"/>
+          <w:szCs w:val="24"/>
+        </w:rPr>
+        <w:t xml:space="preserve"> </w:t>
+      </w:r>
+      <w:proofErr w:type="spellStart"/>
+      <w:r>
+        <w:rPr>
+          <w:rFonts w:ascii="Nirmala UI" w:eastAsia="Times New Roman" w:hAnsi="Nirmala UI" w:cs="Nirmala UI"/>
+          <w:sz w:val="24"/>
+          <w:szCs w:val="24"/>
+        </w:rPr>
+        <w:t>হওয়া</w:t>
+      </w:r>
+      <w:proofErr w:type="spellEnd"/>
+      <w:r>
+        <w:rPr>
+          <w:rFonts w:ascii="Nirmala UI" w:eastAsia="Times New Roman" w:hAnsi="Nirmala UI" w:cs="Nirmala UI"/>
+          <w:sz w:val="24"/>
+          <w:szCs w:val="24"/>
+        </w:rPr>
+        <w:t>।</w:t>
+      </w:r>
+      <w:r>
+        <w:rPr>
+          <w:rFonts w:ascii="Times New Roman" w:eastAsia="Times New Roman" w:hAnsi="Times New Roman" w:cs="Times New Roman"/>
+          <w:sz w:val="24"/>
+          <w:szCs w:val="24"/>
+        </w:rPr>
+        <w:t xml:space="preserve"> </w:t>
+      </w:r>
+    </w:p>
+    <w:p>
+      <w:pPr>
+        <w:numPr>
+          <w:ilvl w:val="0"/>
+          <w:numId w:val="49"/>
+        </w:numPr>
+        <w:spacing w:before="100" w:beforeAutospacing="1" w:after="100" w:afterAutospacing="1" w:line="240" w:lineRule="auto"/>
+        <w:rPr>
+          <w:rFonts w:ascii="Times New Roman" w:eastAsia="Times New Roman" w:hAnsi="Times New Roman" w:cs="Times New Roman"/>
+          <w:sz w:val="24"/>
+          <w:szCs w:val="24"/>
+        </w:rPr>
+      </w:pPr>
+      <w:proofErr w:type="spellStart"/>
+      <w:r>
+        <w:rPr>
+          <w:rFonts w:ascii="Nirmala UI" w:eastAsia="Times New Roman" w:hAnsi="Nirmala UI" w:cs="Nirmala UI"/>
+          <w:b/>
+          <w:bCs/>
+          <w:sz w:val="24"/>
+          <w:szCs w:val="24"/>
+        </w:rPr>
+        <w:t>মহাকাশ</w:t>
+      </w:r>
+      <w:proofErr w:type="spellEnd"/>
+      <w:r>
+        <w:rPr>
+          <w:rFonts w:ascii="Times New Roman" w:eastAsia="Times New Roman" w:hAnsi="Times New Roman" w:cs="Times New Roman"/>
+          <w:b/>
+          <w:bCs/>
+          <w:sz w:val="24"/>
+          <w:szCs w:val="24"/>
+        </w:rPr>
+        <w:t xml:space="preserve"> </w:t>
+      </w:r>
+      <w:proofErr w:type="spellStart"/>
+      <w:r>
+        <w:rPr>
+          <w:rFonts w:ascii="Nirmala UI" w:eastAsia="Times New Roman" w:hAnsi="Nirmala UI" w:cs="Nirmala UI"/>
+          <w:b/>
+          <w:bCs/>
+          <w:sz w:val="24"/>
+          <w:szCs w:val="24"/>
+        </w:rPr>
+        <w:t>কার্যক্রম</w:t>
+      </w:r>
+      <w:proofErr w:type="spellEnd"/>
+      <w:r>
+        <w:rPr>
+          <w:rFonts w:ascii="Times New Roman" w:eastAsia="Times New Roman" w:hAnsi="Times New Roman" w:cs="Times New Roman"/>
+          <w:b/>
+          <w:bCs/>
+          <w:sz w:val="24"/>
+          <w:szCs w:val="24"/>
+        </w:rPr>
+        <w:t xml:space="preserve"> (Space Applications):</w:t>
+      </w:r>
+      <w:r>
+        <w:rPr>
+          <w:rFonts w:ascii="Times New Roman" w:eastAsia="Times New Roman" w:hAnsi="Times New Roman" w:cs="Times New Roman"/>
+          <w:sz w:val="24"/>
+          <w:szCs w:val="24"/>
+        </w:rPr>
+        <w:t xml:space="preserve"> </w:t>
+      </w:r>
+      <w:proofErr w:type="spellStart"/>
+      <w:r>
+        <w:rPr>
+          <w:rFonts w:ascii="Nirmala UI" w:eastAsia="Times New Roman" w:hAnsi="Nirmala UI" w:cs="Nirmala UI"/>
+          <w:sz w:val="24"/>
+          <w:szCs w:val="24"/>
+        </w:rPr>
+        <w:t>মানুষের</w:t>
+      </w:r>
+      <w:proofErr w:type="spellEnd"/>
+      <w:r>
+        <w:rPr>
+          <w:rFonts w:ascii="Times New Roman" w:eastAsia="Times New Roman" w:hAnsi="Times New Roman" w:cs="Times New Roman"/>
+          <w:sz w:val="24"/>
+          <w:szCs w:val="24"/>
+        </w:rPr>
+        <w:t xml:space="preserve"> </w:t>
+      </w:r>
+      <w:proofErr w:type="spellStart"/>
+      <w:r>
+        <w:rPr>
+          <w:rFonts w:ascii="Nirmala UI" w:eastAsia="Times New Roman" w:hAnsi="Nirmala UI" w:cs="Nirmala UI"/>
+          <w:sz w:val="24"/>
+          <w:szCs w:val="24"/>
+        </w:rPr>
+        <w:t>প্রাণহানি</w:t>
+      </w:r>
+      <w:proofErr w:type="spellEnd"/>
+      <w:r>
+        <w:rPr>
+          <w:rFonts w:ascii="Times New Roman" w:eastAsia="Times New Roman" w:hAnsi="Times New Roman" w:cs="Times New Roman"/>
+          <w:sz w:val="24"/>
+          <w:szCs w:val="24"/>
+        </w:rPr>
+        <w:t xml:space="preserve"> </w:t>
+      </w:r>
+      <w:proofErr w:type="spellStart"/>
+      <w:r>
+        <w:rPr>
+          <w:rFonts w:ascii="Nirmala UI" w:eastAsia="Times New Roman" w:hAnsi="Nirmala UI" w:cs="Nirmala UI"/>
+          <w:sz w:val="24"/>
+          <w:szCs w:val="24"/>
+        </w:rPr>
+        <w:t>এবং</w:t>
+      </w:r>
+      <w:proofErr w:type="spellEnd"/>
+      <w:r>
+        <w:rPr>
+          <w:rFonts w:ascii="Times New Roman" w:eastAsia="Times New Roman" w:hAnsi="Times New Roman" w:cs="Times New Roman"/>
+          <w:sz w:val="24"/>
+          <w:szCs w:val="24"/>
+        </w:rPr>
+        <w:t xml:space="preserve"> </w:t>
+      </w:r>
+      <w:proofErr w:type="spellStart"/>
+      <w:r>
+        <w:rPr>
+          <w:rFonts w:ascii="Nirmala UI" w:eastAsia="Times New Roman" w:hAnsi="Nirmala UI" w:cs="Nirmala UI"/>
+          <w:sz w:val="24"/>
+          <w:szCs w:val="24"/>
+        </w:rPr>
+        <w:t>রকেট</w:t>
+      </w:r>
+      <w:proofErr w:type="spellEnd"/>
+      <w:r>
+        <w:rPr>
+          <w:rFonts w:ascii="Times New Roman" w:eastAsia="Times New Roman" w:hAnsi="Times New Roman" w:cs="Times New Roman"/>
+          <w:sz w:val="24"/>
+          <w:szCs w:val="24"/>
+        </w:rPr>
+        <w:t>/</w:t>
+      </w:r>
+      <w:proofErr w:type="spellStart"/>
+      <w:r>
+        <w:rPr>
+          <w:rFonts w:ascii="Nirmala UI" w:eastAsia="Times New Roman" w:hAnsi="Nirmala UI" w:cs="Nirmala UI"/>
+          <w:sz w:val="24"/>
+          <w:szCs w:val="24"/>
+        </w:rPr>
+        <w:t>মিশন</w:t>
+      </w:r>
+      <w:proofErr w:type="spellEnd"/>
+      <w:r>
+        <w:rPr>
+          <w:rFonts w:ascii="Times New Roman" w:eastAsia="Times New Roman" w:hAnsi="Times New Roman" w:cs="Times New Roman"/>
+          <w:sz w:val="24"/>
+          <w:szCs w:val="24"/>
+        </w:rPr>
+        <w:t xml:space="preserve"> </w:t>
+      </w:r>
+      <w:proofErr w:type="spellStart"/>
+      <w:r>
+        <w:rPr>
+          <w:rFonts w:ascii="Nirmala UI" w:eastAsia="Times New Roman" w:hAnsi="Nirmala UI" w:cs="Nirmala UI"/>
+          <w:sz w:val="24"/>
+          <w:szCs w:val="24"/>
+        </w:rPr>
+        <w:t>উৎক্ষেপণে</w:t>
+      </w:r>
+      <w:proofErr w:type="spellEnd"/>
+      <w:r>
+        <w:rPr>
+          <w:rFonts w:ascii="Times New Roman" w:eastAsia="Times New Roman" w:hAnsi="Times New Roman" w:cs="Times New Roman"/>
+          <w:sz w:val="24"/>
+          <w:szCs w:val="24"/>
+        </w:rPr>
+        <w:t xml:space="preserve"> </w:t>
+      </w:r>
+      <w:proofErr w:type="spellStart"/>
+      <w:r>
+        <w:rPr>
+          <w:rFonts w:ascii="Nirmala UI" w:eastAsia="Times New Roman" w:hAnsi="Nirmala UI" w:cs="Nirmala UI"/>
+          <w:sz w:val="24"/>
+          <w:szCs w:val="24"/>
+        </w:rPr>
+        <w:t>বিলম্ব</w:t>
+      </w:r>
+      <w:proofErr w:type="spellEnd"/>
+      <w:r>
+        <w:rPr>
+          <w:rFonts w:ascii="Nirmala UI" w:eastAsia="Times New Roman" w:hAnsi="Nirmala UI" w:cs="Nirmala UI"/>
+          <w:sz w:val="24"/>
+          <w:szCs w:val="24"/>
+        </w:rPr>
+        <w:t>।</w:t>
+      </w:r>
+      <w:r>
+        <w:rPr>
+          <w:rFonts w:ascii="Times New Roman" w:eastAsia="Times New Roman" w:hAnsi="Times New Roman" w:cs="Times New Roman"/>
+          <w:sz w:val="24"/>
+          <w:szCs w:val="24"/>
+        </w:rPr>
+        <w:t xml:space="preserve"> </w:t>
+      </w:r>
+    </w:p>
+    <w:p>
+      <w:pPr>
+        <w:numPr>
+          <w:ilvl w:val="0"/>
+          <w:numId w:val="49"/>
+        </w:numPr>
+        <w:spacing w:before="100" w:beforeAutospacing="1" w:after="100" w:afterAutospacing="1" w:line="240" w:lineRule="auto"/>
+        <w:rPr>
+          <w:rFonts w:ascii="Times New Roman" w:eastAsia="Times New Roman" w:hAnsi="Times New Roman" w:cs="Times New Roman"/>
+          <w:sz w:val="24"/>
+          <w:szCs w:val="24"/>
+        </w:rPr>
+      </w:pPr>
+      <w:proofErr w:type="spellStart"/>
+      <w:r>
+        <w:rPr>
+          <w:rFonts w:ascii="Nirmala UI" w:eastAsia="Times New Roman" w:hAnsi="Nirmala UI" w:cs="Nirmala UI"/>
+          <w:b/>
+          <w:bCs/>
+          <w:sz w:val="24"/>
+          <w:szCs w:val="24"/>
+        </w:rPr>
+        <w:t>প্রতিরক্ষা</w:t>
+      </w:r>
+      <w:proofErr w:type="spellEnd"/>
+      <w:r>
+        <w:rPr>
+          <w:rFonts w:ascii="Times New Roman" w:eastAsia="Times New Roman" w:hAnsi="Times New Roman" w:cs="Times New Roman"/>
+          <w:b/>
+          <w:bCs/>
+          <w:sz w:val="24"/>
+          <w:szCs w:val="24"/>
+        </w:rPr>
+        <w:t xml:space="preserve"> </w:t>
+      </w:r>
+      <w:r>
+        <w:rPr>
+          <w:rFonts w:ascii="Nirmala UI" w:eastAsia="Times New Roman" w:hAnsi="Nirmala UI" w:cs="Nirmala UI"/>
+          <w:b/>
+          <w:bCs/>
+          <w:sz w:val="24"/>
+          <w:szCs w:val="24"/>
+        </w:rPr>
+        <w:t>ও</w:t>
+      </w:r>
+      <w:r>
+        <w:rPr>
+          <w:rFonts w:ascii="Times New Roman" w:eastAsia="Times New Roman" w:hAnsi="Times New Roman" w:cs="Times New Roman"/>
+          <w:b/>
+          <w:bCs/>
+          <w:sz w:val="24"/>
+          <w:szCs w:val="24"/>
+        </w:rPr>
+        <w:t xml:space="preserve"> </w:t>
+      </w:r>
+      <w:proofErr w:type="spellStart"/>
+      <w:r>
+        <w:rPr>
+          <w:rFonts w:ascii="Nirmala UI" w:eastAsia="Times New Roman" w:hAnsi="Nirmala UI" w:cs="Nirmala UI"/>
+          <w:b/>
+          <w:bCs/>
+          <w:sz w:val="24"/>
+          <w:szCs w:val="24"/>
+        </w:rPr>
+        <w:t>যুদ্ধ</w:t>
+      </w:r>
+      <w:proofErr w:type="spellEnd"/>
+      <w:r>
+        <w:rPr>
+          <w:rFonts w:ascii="Times New Roman" w:eastAsia="Times New Roman" w:hAnsi="Times New Roman" w:cs="Times New Roman"/>
+          <w:b/>
+          <w:bCs/>
+          <w:sz w:val="24"/>
+          <w:szCs w:val="24"/>
+        </w:rPr>
+        <w:t xml:space="preserve"> (Defense and Warfare):</w:t>
+      </w:r>
+      <w:r>
+        <w:rPr>
+          <w:rFonts w:ascii="Times New Roman" w:eastAsia="Times New Roman" w:hAnsi="Times New Roman" w:cs="Times New Roman"/>
+          <w:sz w:val="24"/>
+          <w:szCs w:val="24"/>
+        </w:rPr>
+        <w:t xml:space="preserve"> </w:t>
+      </w:r>
+      <w:proofErr w:type="spellStart"/>
+      <w:r>
+        <w:rPr>
+          <w:rFonts w:ascii="Nirmala UI" w:eastAsia="Times New Roman" w:hAnsi="Nirmala UI" w:cs="Nirmala UI"/>
+          <w:sz w:val="24"/>
+          <w:szCs w:val="24"/>
+        </w:rPr>
+        <w:t>শত্রু</w:t>
+      </w:r>
+      <w:proofErr w:type="spellEnd"/>
+      <w:r>
+        <w:rPr>
+          <w:rFonts w:ascii="Times New Roman" w:eastAsia="Times New Roman" w:hAnsi="Times New Roman" w:cs="Times New Roman"/>
+          <w:sz w:val="24"/>
+          <w:szCs w:val="24"/>
+        </w:rPr>
+        <w:t xml:space="preserve"> </w:t>
+      </w:r>
+      <w:r>
+        <w:rPr>
+          <w:rFonts w:ascii="Nirmala UI" w:eastAsia="Times New Roman" w:hAnsi="Nirmala UI" w:cs="Nirmala UI"/>
+          <w:sz w:val="24"/>
+          <w:szCs w:val="24"/>
+        </w:rPr>
+        <w:t>ও</w:t>
+      </w:r>
+      <w:r>
+        <w:rPr>
+          <w:rFonts w:ascii="Times New Roman" w:eastAsia="Times New Roman" w:hAnsi="Times New Roman" w:cs="Times New Roman"/>
+          <w:sz w:val="24"/>
+          <w:szCs w:val="24"/>
+        </w:rPr>
+        <w:t xml:space="preserve"> </w:t>
+      </w:r>
+      <w:proofErr w:type="spellStart"/>
+      <w:r>
+        <w:rPr>
+          <w:rFonts w:ascii="Nirmala UI" w:eastAsia="Times New Roman" w:hAnsi="Nirmala UI" w:cs="Nirmala UI"/>
+          <w:sz w:val="24"/>
+          <w:szCs w:val="24"/>
+        </w:rPr>
+        <w:t>মিত্রকে</w:t>
+      </w:r>
+      <w:proofErr w:type="spellEnd"/>
+      <w:r>
+        <w:rPr>
+          <w:rFonts w:ascii="Times New Roman" w:eastAsia="Times New Roman" w:hAnsi="Times New Roman" w:cs="Times New Roman"/>
+          <w:sz w:val="24"/>
+          <w:szCs w:val="24"/>
+        </w:rPr>
+        <w:t xml:space="preserve"> </w:t>
+      </w:r>
+      <w:proofErr w:type="spellStart"/>
+      <w:r>
+        <w:rPr>
+          <w:rFonts w:ascii="Nirmala UI" w:eastAsia="Times New Roman" w:hAnsi="Nirmala UI" w:cs="Nirmala UI"/>
+          <w:sz w:val="24"/>
+          <w:szCs w:val="24"/>
+        </w:rPr>
+        <w:t>ভুলভাবে</w:t>
+      </w:r>
+      <w:proofErr w:type="spellEnd"/>
+      <w:r>
+        <w:rPr>
+          <w:rFonts w:ascii="Times New Roman" w:eastAsia="Times New Roman" w:hAnsi="Times New Roman" w:cs="Times New Roman"/>
+          <w:sz w:val="24"/>
+          <w:szCs w:val="24"/>
+        </w:rPr>
+        <w:t xml:space="preserve"> </w:t>
+      </w:r>
+      <w:proofErr w:type="spellStart"/>
+      <w:r>
+        <w:rPr>
+          <w:rFonts w:ascii="Nirmala UI" w:eastAsia="Times New Roman" w:hAnsi="Nirmala UI" w:cs="Nirmala UI"/>
+          <w:sz w:val="24"/>
+          <w:szCs w:val="24"/>
+        </w:rPr>
+        <w:t>শনাক্ত</w:t>
+      </w:r>
+      <w:proofErr w:type="spellEnd"/>
+      <w:r>
+        <w:rPr>
+          <w:rFonts w:ascii="Times New Roman" w:eastAsia="Times New Roman" w:hAnsi="Times New Roman" w:cs="Times New Roman"/>
+          <w:sz w:val="24"/>
+          <w:szCs w:val="24"/>
+        </w:rPr>
+        <w:t xml:space="preserve"> </w:t>
+      </w:r>
+      <w:proofErr w:type="spellStart"/>
+      <w:r>
+        <w:rPr>
+          <w:rFonts w:ascii="Nirmala UI" w:eastAsia="Times New Roman" w:hAnsi="Nirmala UI" w:cs="Nirmala UI"/>
+          <w:sz w:val="24"/>
+          <w:szCs w:val="24"/>
+        </w:rPr>
+        <w:t>করা</w:t>
+      </w:r>
+      <w:proofErr w:type="spellEnd"/>
+      <w:r>
+        <w:rPr>
+          <w:rFonts w:ascii="Nirmala UI" w:eastAsia="Times New Roman" w:hAnsi="Nirmala UI" w:cs="Nirmala UI"/>
+          <w:sz w:val="24"/>
+          <w:szCs w:val="24"/>
+        </w:rPr>
+        <w:t>।</w:t>
+      </w:r>
+      <w:r>
+        <w:rPr>
+          <w:rFonts w:ascii="Times New Roman" w:eastAsia="Times New Roman" w:hAnsi="Times New Roman" w:cs="Times New Roman"/>
+          <w:sz w:val="24"/>
+          <w:szCs w:val="24"/>
+        </w:rPr>
+        <w:t xml:space="preserve"> </w:t>
+      </w:r>
+    </w:p>
+    <w:p>
+      <w:pPr>
+        <w:numPr>
+          <w:ilvl w:val="0"/>
+          <w:numId w:val="49"/>
+        </w:numPr>
+        <w:spacing w:before="100" w:beforeAutospacing="1" w:after="100" w:afterAutospacing="1" w:line="240" w:lineRule="auto"/>
+        <w:rPr>
+          <w:rFonts w:ascii="Times New Roman" w:eastAsia="Times New Roman" w:hAnsi="Times New Roman" w:cs="Times New Roman"/>
+          <w:sz w:val="24"/>
+          <w:szCs w:val="24"/>
+        </w:rPr>
+      </w:pPr>
+      <w:proofErr w:type="spellStart"/>
+      <w:r>
+        <w:rPr>
+          <w:rFonts w:ascii="Nirmala UI" w:eastAsia="Times New Roman" w:hAnsi="Nirmala UI" w:cs="Nirmala UI"/>
+          <w:b/>
+          <w:bCs/>
+          <w:sz w:val="24"/>
+          <w:szCs w:val="24"/>
+        </w:rPr>
+        <w:t>পরিবহন</w:t>
+      </w:r>
+      <w:proofErr w:type="spellEnd"/>
+      <w:r>
+        <w:rPr>
+          <w:rFonts w:ascii="Times New Roman" w:eastAsia="Times New Roman" w:hAnsi="Times New Roman" w:cs="Times New Roman"/>
+          <w:b/>
+          <w:bCs/>
+          <w:sz w:val="24"/>
+          <w:szCs w:val="24"/>
+        </w:rPr>
+        <w:t xml:space="preserve"> </w:t>
+      </w:r>
+      <w:proofErr w:type="spellStart"/>
+      <w:r>
+        <w:rPr>
+          <w:rFonts w:ascii="Nirmala UI" w:eastAsia="Times New Roman" w:hAnsi="Nirmala UI" w:cs="Nirmala UI"/>
+          <w:b/>
+          <w:bCs/>
+          <w:sz w:val="24"/>
+          <w:szCs w:val="24"/>
+        </w:rPr>
+        <w:t>ব্যবস্থা</w:t>
+      </w:r>
+      <w:proofErr w:type="spellEnd"/>
+      <w:r>
+        <w:rPr>
+          <w:rFonts w:ascii="Times New Roman" w:eastAsia="Times New Roman" w:hAnsi="Times New Roman" w:cs="Times New Roman"/>
+          <w:b/>
+          <w:bCs/>
+          <w:sz w:val="24"/>
+          <w:szCs w:val="24"/>
+        </w:rPr>
+        <w:t xml:space="preserve"> (Transportation):</w:t>
+      </w:r>
+      <w:r>
+        <w:rPr>
+          <w:rFonts w:ascii="Times New Roman" w:eastAsia="Times New Roman" w:hAnsi="Times New Roman" w:cs="Times New Roman"/>
+          <w:sz w:val="24"/>
+          <w:szCs w:val="24"/>
+        </w:rPr>
+        <w:t xml:space="preserve"> </w:t>
+      </w:r>
+      <w:proofErr w:type="spellStart"/>
+      <w:r>
+        <w:rPr>
+          <w:rFonts w:ascii="Nirmala UI" w:eastAsia="Times New Roman" w:hAnsi="Nirmala UI" w:cs="Nirmala UI"/>
+          <w:sz w:val="24"/>
+          <w:szCs w:val="24"/>
+        </w:rPr>
+        <w:t>প্রাণহানি</w:t>
+      </w:r>
+      <w:proofErr w:type="spellEnd"/>
+      <w:r>
+        <w:rPr>
+          <w:rFonts w:ascii="Times New Roman" w:eastAsia="Times New Roman" w:hAnsi="Times New Roman" w:cs="Times New Roman"/>
+          <w:sz w:val="24"/>
+          <w:szCs w:val="24"/>
+        </w:rPr>
+        <w:t xml:space="preserve">, </w:t>
+      </w:r>
+      <w:proofErr w:type="spellStart"/>
+      <w:r>
+        <w:rPr>
+          <w:rFonts w:ascii="Nirmala UI" w:eastAsia="Times New Roman" w:hAnsi="Nirmala UI" w:cs="Nirmala UI"/>
+          <w:sz w:val="24"/>
+          <w:szCs w:val="24"/>
+        </w:rPr>
+        <w:t>যাতায়াতে</w:t>
+      </w:r>
+      <w:proofErr w:type="spellEnd"/>
+      <w:r>
+        <w:rPr>
+          <w:rFonts w:ascii="Times New Roman" w:eastAsia="Times New Roman" w:hAnsi="Times New Roman" w:cs="Times New Roman"/>
+          <w:sz w:val="24"/>
+          <w:szCs w:val="24"/>
+        </w:rPr>
+        <w:t xml:space="preserve"> </w:t>
+      </w:r>
+      <w:proofErr w:type="spellStart"/>
+      <w:r>
+        <w:rPr>
+          <w:rFonts w:ascii="Nirmala UI" w:eastAsia="Times New Roman" w:hAnsi="Nirmala UI" w:cs="Nirmala UI"/>
+          <w:sz w:val="24"/>
+          <w:szCs w:val="24"/>
+        </w:rPr>
+        <w:t>বিলম্ব</w:t>
+      </w:r>
+      <w:proofErr w:type="spellEnd"/>
+      <w:r>
+        <w:rPr>
+          <w:rFonts w:ascii="Times New Roman" w:eastAsia="Times New Roman" w:hAnsi="Times New Roman" w:cs="Times New Roman"/>
+          <w:sz w:val="24"/>
+          <w:szCs w:val="24"/>
+        </w:rPr>
+        <w:t xml:space="preserve">, </w:t>
+      </w:r>
+      <w:proofErr w:type="spellStart"/>
+      <w:r>
+        <w:rPr>
+          <w:rFonts w:ascii="Nirmala UI" w:eastAsia="Times New Roman" w:hAnsi="Nirmala UI" w:cs="Nirmala UI"/>
+          <w:sz w:val="24"/>
+          <w:szCs w:val="24"/>
+        </w:rPr>
+        <w:t>গাড়ির</w:t>
+      </w:r>
+      <w:proofErr w:type="spellEnd"/>
+      <w:r>
+        <w:rPr>
+          <w:rFonts w:ascii="Times New Roman" w:eastAsia="Times New Roman" w:hAnsi="Times New Roman" w:cs="Times New Roman"/>
+          <w:sz w:val="24"/>
+          <w:szCs w:val="24"/>
+        </w:rPr>
+        <w:t xml:space="preserve"> </w:t>
+      </w:r>
+      <w:proofErr w:type="spellStart"/>
+      <w:r>
+        <w:rPr>
+          <w:rFonts w:ascii="Nirmala UI" w:eastAsia="Times New Roman" w:hAnsi="Nirmala UI" w:cs="Nirmala UI"/>
+          <w:sz w:val="24"/>
+          <w:szCs w:val="24"/>
+        </w:rPr>
+        <w:t>হঠা</w:t>
+      </w:r>
+      <w:proofErr w:type="spellEnd"/>
+      <w:r>
+        <w:rPr>
+          <w:rFonts w:ascii="Nirmala UI" w:eastAsia="Times New Roman" w:hAnsi="Nirmala UI" w:cs="Nirmala UI"/>
+          <w:sz w:val="24"/>
+          <w:szCs w:val="24"/>
+        </w:rPr>
+        <w:t>ৎ</w:t>
+      </w:r>
+      <w:r>
+        <w:rPr>
+          <w:rFonts w:ascii="Times New Roman" w:eastAsia="Times New Roman" w:hAnsi="Times New Roman" w:cs="Times New Roman"/>
+          <w:sz w:val="24"/>
+          <w:szCs w:val="24"/>
+        </w:rPr>
+        <w:t xml:space="preserve"> </w:t>
+      </w:r>
+      <w:proofErr w:type="spellStart"/>
+      <w:r>
+        <w:rPr>
+          <w:rFonts w:ascii="Nirmala UI" w:eastAsia="Times New Roman" w:hAnsi="Nirmala UI" w:cs="Nirmala UI"/>
+          <w:sz w:val="24"/>
+          <w:szCs w:val="24"/>
+        </w:rPr>
+        <w:t>গতি</w:t>
+      </w:r>
+      <w:proofErr w:type="spellEnd"/>
+      <w:r>
+        <w:rPr>
+          <w:rFonts w:ascii="Times New Roman" w:eastAsia="Times New Roman" w:hAnsi="Times New Roman" w:cs="Times New Roman"/>
+          <w:sz w:val="24"/>
+          <w:szCs w:val="24"/>
+        </w:rPr>
+        <w:t xml:space="preserve"> </w:t>
+      </w:r>
+      <w:proofErr w:type="spellStart"/>
+      <w:r>
+        <w:rPr>
+          <w:rFonts w:ascii="Nirmala UI" w:eastAsia="Times New Roman" w:hAnsi="Nirmala UI" w:cs="Nirmala UI"/>
+          <w:sz w:val="24"/>
+          <w:szCs w:val="24"/>
+        </w:rPr>
+        <w:t>বেড়ে</w:t>
+      </w:r>
+      <w:proofErr w:type="spellEnd"/>
+      <w:r>
+        <w:rPr>
+          <w:rFonts w:ascii="Times New Roman" w:eastAsia="Times New Roman" w:hAnsi="Times New Roman" w:cs="Times New Roman"/>
+          <w:sz w:val="24"/>
+          <w:szCs w:val="24"/>
+        </w:rPr>
+        <w:t xml:space="preserve"> </w:t>
+      </w:r>
+      <w:proofErr w:type="spellStart"/>
+      <w:r>
+        <w:rPr>
+          <w:rFonts w:ascii="Nirmala UI" w:eastAsia="Times New Roman" w:hAnsi="Nirmala UI" w:cs="Nirmala UI"/>
+          <w:sz w:val="24"/>
+          <w:szCs w:val="24"/>
+        </w:rPr>
+        <w:t>যাওয়া</w:t>
+      </w:r>
+      <w:proofErr w:type="spellEnd"/>
+      <w:r>
+        <w:rPr>
+          <w:rFonts w:ascii="Times New Roman" w:eastAsia="Times New Roman" w:hAnsi="Times New Roman" w:cs="Times New Roman"/>
+          <w:sz w:val="24"/>
+          <w:szCs w:val="24"/>
+        </w:rPr>
+        <w:t xml:space="preserve"> </w:t>
+      </w:r>
+      <w:proofErr w:type="spellStart"/>
+      <w:r>
+        <w:rPr>
+          <w:rFonts w:ascii="Nirmala UI" w:eastAsia="Times New Roman" w:hAnsi="Nirmala UI" w:cs="Nirmala UI"/>
+          <w:sz w:val="24"/>
+          <w:szCs w:val="24"/>
+        </w:rPr>
+        <w:t>এবং</w:t>
+      </w:r>
+      <w:proofErr w:type="spellEnd"/>
+      <w:r>
+        <w:rPr>
+          <w:rFonts w:ascii="Times New Roman" w:eastAsia="Times New Roman" w:hAnsi="Times New Roman" w:cs="Times New Roman"/>
+          <w:sz w:val="24"/>
+          <w:szCs w:val="24"/>
+        </w:rPr>
+        <w:t xml:space="preserve"> </w:t>
+      </w:r>
+      <w:proofErr w:type="spellStart"/>
+      <w:r>
+        <w:rPr>
+          <w:rFonts w:ascii="Nirmala UI" w:eastAsia="Times New Roman" w:hAnsi="Nirmala UI" w:cs="Nirmala UI"/>
+          <w:b/>
+          <w:bCs/>
+          <w:sz w:val="24"/>
+          <w:szCs w:val="24"/>
+        </w:rPr>
+        <w:t>ব্রেক</w:t>
+      </w:r>
+      <w:proofErr w:type="spellEnd"/>
+      <w:r>
+        <w:rPr>
+          <w:rFonts w:ascii="Times New Roman" w:eastAsia="Times New Roman" w:hAnsi="Times New Roman" w:cs="Times New Roman"/>
+          <w:b/>
+          <w:bCs/>
+          <w:sz w:val="24"/>
+          <w:szCs w:val="24"/>
+        </w:rPr>
+        <w:t xml:space="preserve"> (Brake) </w:t>
+      </w:r>
+      <w:proofErr w:type="spellStart"/>
+      <w:r>
+        <w:rPr>
+          <w:rFonts w:ascii="Nirmala UI" w:eastAsia="Times New Roman" w:hAnsi="Nirmala UI" w:cs="Nirmala UI"/>
+          <w:b/>
+          <w:bCs/>
+          <w:sz w:val="24"/>
+          <w:szCs w:val="24"/>
+        </w:rPr>
+        <w:t>কাজ</w:t>
+      </w:r>
+      <w:proofErr w:type="spellEnd"/>
+      <w:r>
+        <w:rPr>
+          <w:rFonts w:ascii="Times New Roman" w:eastAsia="Times New Roman" w:hAnsi="Times New Roman" w:cs="Times New Roman"/>
+          <w:b/>
+          <w:bCs/>
+          <w:sz w:val="24"/>
+          <w:szCs w:val="24"/>
+        </w:rPr>
+        <w:t xml:space="preserve"> </w:t>
+      </w:r>
+      <w:proofErr w:type="spellStart"/>
+      <w:r>
+        <w:rPr>
+          <w:rFonts w:ascii="Nirmala UI" w:eastAsia="Times New Roman" w:hAnsi="Nirmala UI" w:cs="Nirmala UI"/>
+          <w:b/>
+          <w:bCs/>
+          <w:sz w:val="24"/>
+          <w:szCs w:val="24"/>
+        </w:rPr>
+        <w:t>না</w:t>
+      </w:r>
+      <w:proofErr w:type="spellEnd"/>
+      <w:r>
+        <w:rPr>
+          <w:rFonts w:ascii="Times New Roman" w:eastAsia="Times New Roman" w:hAnsi="Times New Roman" w:cs="Times New Roman"/>
+          <w:b/>
+          <w:bCs/>
+          <w:sz w:val="24"/>
+          <w:szCs w:val="24"/>
+        </w:rPr>
+        <w:t xml:space="preserve"> </w:t>
+      </w:r>
+      <w:proofErr w:type="spellStart"/>
+      <w:r>
+        <w:rPr>
+          <w:rFonts w:ascii="Nirmala UI" w:eastAsia="Times New Roman" w:hAnsi="Nirmala UI" w:cs="Nirmala UI"/>
+          <w:b/>
+          <w:bCs/>
+          <w:sz w:val="24"/>
+          <w:szCs w:val="24"/>
+        </w:rPr>
+        <w:t>করা</w:t>
+      </w:r>
+      <w:proofErr w:type="spellEnd"/>
+      <w:r>
+        <w:rPr>
+          <w:rFonts w:ascii="Nirmala UI" w:eastAsia="Times New Roman" w:hAnsi="Nirmala UI" w:cs="Nirmala UI"/>
+          <w:sz w:val="24"/>
+          <w:szCs w:val="24"/>
+        </w:rPr>
+        <w:t>।</w:t>
+      </w:r>
+      <w:r>
+        <w:rPr>
+          <w:rFonts w:ascii="Times New Roman" w:eastAsia="Times New Roman" w:hAnsi="Times New Roman" w:cs="Times New Roman"/>
+          <w:sz w:val="24"/>
+          <w:szCs w:val="24"/>
+        </w:rPr>
+        <w:t xml:space="preserve"> </w:t>
+      </w:r>
+    </w:p>
+    <w:p>
+      <w:pPr>
+        <w:numPr>
+          <w:ilvl w:val="0"/>
+          <w:numId w:val="49"/>
+        </w:numPr>
+        <w:spacing w:before="100" w:beforeAutospacing="1" w:after="100" w:afterAutospacing="1" w:line="240" w:lineRule="auto"/>
+        <w:rPr>
+          <w:rFonts w:ascii="Times New Roman" w:eastAsia="Times New Roman" w:hAnsi="Times New Roman" w:cs="Times New Roman"/>
+          <w:sz w:val="24"/>
+          <w:szCs w:val="24"/>
+        </w:rPr>
+      </w:pPr>
+      <w:proofErr w:type="spellStart"/>
+      <w:r>
+        <w:rPr>
+          <w:rFonts w:ascii="Nirmala UI" w:eastAsia="Times New Roman" w:hAnsi="Nirmala UI" w:cs="Nirmala UI"/>
+          <w:b/>
+          <w:bCs/>
+          <w:sz w:val="24"/>
+          <w:szCs w:val="24"/>
+        </w:rPr>
+        <w:t>নিরাপত্তা</w:t>
+      </w:r>
+      <w:r>
+        <w:rPr>
+          <w:rFonts w:ascii="Times New Roman" w:eastAsia="Times New Roman" w:hAnsi="Times New Roman" w:cs="Times New Roman"/>
+          <w:b/>
+          <w:bCs/>
+          <w:sz w:val="24"/>
+          <w:szCs w:val="24"/>
+        </w:rPr>
+        <w:t>-</w:t>
+      </w:r>
+      <w:r>
+        <w:rPr>
+          <w:rFonts w:ascii="Nirmala UI" w:eastAsia="Times New Roman" w:hAnsi="Nirmala UI" w:cs="Nirmala UI"/>
+          <w:b/>
+          <w:bCs/>
+          <w:sz w:val="24"/>
+          <w:szCs w:val="24"/>
+        </w:rPr>
+        <w:t>সংক্রান্ত</w:t>
+      </w:r>
+      <w:proofErr w:type="spellEnd"/>
+      <w:r>
+        <w:rPr>
+          <w:rFonts w:ascii="Times New Roman" w:eastAsia="Times New Roman" w:hAnsi="Times New Roman" w:cs="Times New Roman"/>
+          <w:b/>
+          <w:bCs/>
+          <w:sz w:val="24"/>
+          <w:szCs w:val="24"/>
+        </w:rPr>
+        <w:t xml:space="preserve"> </w:t>
+      </w:r>
+      <w:proofErr w:type="spellStart"/>
+      <w:r>
+        <w:rPr>
+          <w:rFonts w:ascii="Nirmala UI" w:eastAsia="Times New Roman" w:hAnsi="Nirmala UI" w:cs="Nirmala UI"/>
+          <w:b/>
+          <w:bCs/>
+          <w:sz w:val="24"/>
+          <w:szCs w:val="24"/>
+        </w:rPr>
+        <w:t>গুরুত্বপূর্ণ</w:t>
+      </w:r>
+      <w:proofErr w:type="spellEnd"/>
+      <w:r>
+        <w:rPr>
+          <w:rFonts w:ascii="Times New Roman" w:eastAsia="Times New Roman" w:hAnsi="Times New Roman" w:cs="Times New Roman"/>
+          <w:b/>
+          <w:bCs/>
+          <w:sz w:val="24"/>
+          <w:szCs w:val="24"/>
+        </w:rPr>
+        <w:t xml:space="preserve"> </w:t>
+      </w:r>
+      <w:proofErr w:type="spellStart"/>
+      <w:r>
+        <w:rPr>
+          <w:rFonts w:ascii="Nirmala UI" w:eastAsia="Times New Roman" w:hAnsi="Nirmala UI" w:cs="Nirmala UI"/>
+          <w:b/>
+          <w:bCs/>
+          <w:sz w:val="24"/>
+          <w:szCs w:val="24"/>
+        </w:rPr>
+        <w:t>অ্যাপ্লিকেশন</w:t>
+      </w:r>
+      <w:proofErr w:type="spellEnd"/>
+      <w:r>
+        <w:rPr>
+          <w:rFonts w:ascii="Times New Roman" w:eastAsia="Times New Roman" w:hAnsi="Times New Roman" w:cs="Times New Roman"/>
+          <w:b/>
+          <w:bCs/>
+          <w:sz w:val="24"/>
+          <w:szCs w:val="24"/>
+        </w:rPr>
+        <w:t xml:space="preserve"> (Safety-critical Applications):</w:t>
+      </w:r>
+      <w:r>
+        <w:rPr>
+          <w:rFonts w:ascii="Times New Roman" w:eastAsia="Times New Roman" w:hAnsi="Times New Roman" w:cs="Times New Roman"/>
+          <w:sz w:val="24"/>
+          <w:szCs w:val="24"/>
+        </w:rPr>
+        <w:t xml:space="preserve"> </w:t>
+      </w:r>
+      <w:proofErr w:type="spellStart"/>
+      <w:r>
+        <w:rPr>
+          <w:rFonts w:ascii="Nirmala UI" w:eastAsia="Times New Roman" w:hAnsi="Nirmala UI" w:cs="Nirmala UI"/>
+          <w:sz w:val="24"/>
+          <w:szCs w:val="24"/>
+        </w:rPr>
+        <w:t>মৃত্যু</w:t>
+      </w:r>
+      <w:proofErr w:type="spellEnd"/>
+      <w:r>
+        <w:rPr>
+          <w:rFonts w:ascii="Times New Roman" w:eastAsia="Times New Roman" w:hAnsi="Times New Roman" w:cs="Times New Roman"/>
+          <w:sz w:val="24"/>
+          <w:szCs w:val="24"/>
+        </w:rPr>
+        <w:t xml:space="preserve"> </w:t>
+      </w:r>
+      <w:r>
+        <w:rPr>
+          <w:rFonts w:ascii="Nirmala UI" w:eastAsia="Times New Roman" w:hAnsi="Nirmala UI" w:cs="Nirmala UI"/>
+          <w:sz w:val="24"/>
+          <w:szCs w:val="24"/>
+        </w:rPr>
+        <w:t>ও</w:t>
+      </w:r>
+      <w:r>
+        <w:rPr>
+          <w:rFonts w:ascii="Times New Roman" w:eastAsia="Times New Roman" w:hAnsi="Times New Roman" w:cs="Times New Roman"/>
+          <w:sz w:val="24"/>
+          <w:szCs w:val="24"/>
+        </w:rPr>
+        <w:t xml:space="preserve"> </w:t>
+      </w:r>
+      <w:proofErr w:type="spellStart"/>
+      <w:r>
+        <w:rPr>
+          <w:rFonts w:ascii="Nirmala UI" w:eastAsia="Times New Roman" w:hAnsi="Nirmala UI" w:cs="Nirmala UI"/>
+          <w:sz w:val="24"/>
+          <w:szCs w:val="24"/>
+        </w:rPr>
+        <w:t>গুরুতর</w:t>
+      </w:r>
+      <w:proofErr w:type="spellEnd"/>
+      <w:r>
+        <w:rPr>
+          <w:rFonts w:ascii="Times New Roman" w:eastAsia="Times New Roman" w:hAnsi="Times New Roman" w:cs="Times New Roman"/>
+          <w:sz w:val="24"/>
+          <w:szCs w:val="24"/>
+        </w:rPr>
+        <w:t xml:space="preserve"> </w:t>
+      </w:r>
+      <w:proofErr w:type="spellStart"/>
+      <w:r>
+        <w:rPr>
+          <w:rFonts w:ascii="Nirmala UI" w:eastAsia="Times New Roman" w:hAnsi="Nirmala UI" w:cs="Nirmala UI"/>
+          <w:sz w:val="24"/>
+          <w:szCs w:val="24"/>
+        </w:rPr>
+        <w:t>আহত</w:t>
+      </w:r>
+      <w:proofErr w:type="spellEnd"/>
+      <w:r>
+        <w:rPr>
+          <w:rFonts w:ascii="Times New Roman" w:eastAsia="Times New Roman" w:hAnsi="Times New Roman" w:cs="Times New Roman"/>
+          <w:sz w:val="24"/>
+          <w:szCs w:val="24"/>
+        </w:rPr>
+        <w:t xml:space="preserve"> </w:t>
+      </w:r>
+      <w:proofErr w:type="spellStart"/>
+      <w:r>
+        <w:rPr>
+          <w:rFonts w:ascii="Nirmala UI" w:eastAsia="Times New Roman" w:hAnsi="Nirmala UI" w:cs="Nirmala UI"/>
+          <w:sz w:val="24"/>
+          <w:szCs w:val="24"/>
+        </w:rPr>
+        <w:t>হওয়ার</w:t>
+      </w:r>
+      <w:proofErr w:type="spellEnd"/>
+      <w:r>
+        <w:rPr>
+          <w:rFonts w:ascii="Times New Roman" w:eastAsia="Times New Roman" w:hAnsi="Times New Roman" w:cs="Times New Roman"/>
+          <w:sz w:val="24"/>
+          <w:szCs w:val="24"/>
+        </w:rPr>
+        <w:t xml:space="preserve"> </w:t>
+      </w:r>
+      <w:proofErr w:type="spellStart"/>
+      <w:r>
+        <w:rPr>
+          <w:rFonts w:ascii="Nirmala UI" w:eastAsia="Times New Roman" w:hAnsi="Nirmala UI" w:cs="Nirmala UI"/>
+          <w:sz w:val="24"/>
+          <w:szCs w:val="24"/>
+        </w:rPr>
+        <w:t>ঘটনা</w:t>
+      </w:r>
+      <w:proofErr w:type="spellEnd"/>
+      <w:r>
+        <w:rPr>
+          <w:rFonts w:ascii="Nirmala UI" w:eastAsia="Times New Roman" w:hAnsi="Nirmala UI" w:cs="Nirmala UI"/>
+          <w:sz w:val="24"/>
+          <w:szCs w:val="24"/>
+        </w:rPr>
+        <w:t>।</w:t>
+      </w:r>
+      <w:r>
+        <w:rPr>
+          <w:rFonts w:ascii="Times New Roman" w:eastAsia="Times New Roman" w:hAnsi="Times New Roman" w:cs="Times New Roman"/>
+          <w:sz w:val="24"/>
+          <w:szCs w:val="24"/>
+        </w:rPr>
+        <w:t xml:space="preserve"> </w:t>
+      </w:r>
+    </w:p>
+    <w:p>
+      <w:pPr>
+        <w:numPr>
+          <w:ilvl w:val="0"/>
+          <w:numId w:val="49"/>
+        </w:numPr>
+        <w:spacing w:before="100" w:beforeAutospacing="1" w:after="100" w:afterAutospacing="1" w:line="240" w:lineRule="auto"/>
+        <w:rPr>
+          <w:rFonts w:ascii="Times New Roman" w:eastAsia="Times New Roman" w:hAnsi="Times New Roman" w:cs="Times New Roman"/>
+          <w:sz w:val="24"/>
+          <w:szCs w:val="24"/>
+        </w:rPr>
+      </w:pPr>
+      <w:proofErr w:type="spellStart"/>
+      <w:r>
+        <w:rPr>
+          <w:rFonts w:ascii="Nirmala UI" w:eastAsia="Times New Roman" w:hAnsi="Nirmala UI" w:cs="Nirmala UI"/>
+          <w:b/>
+          <w:bCs/>
+          <w:sz w:val="24"/>
+          <w:szCs w:val="24"/>
+        </w:rPr>
+        <w:t>বিদ্যু</w:t>
+      </w:r>
+      <w:proofErr w:type="spellEnd"/>
+      <w:r>
+        <w:rPr>
+          <w:rFonts w:ascii="Nirmala UI" w:eastAsia="Times New Roman" w:hAnsi="Nirmala UI" w:cs="Nirmala UI"/>
+          <w:b/>
+          <w:bCs/>
+          <w:sz w:val="24"/>
+          <w:szCs w:val="24"/>
+        </w:rPr>
+        <w:t>ৎ</w:t>
+      </w:r>
+      <w:r>
+        <w:rPr>
+          <w:rFonts w:ascii="Times New Roman" w:eastAsia="Times New Roman" w:hAnsi="Times New Roman" w:cs="Times New Roman"/>
+          <w:b/>
+          <w:bCs/>
+          <w:sz w:val="24"/>
+          <w:szCs w:val="24"/>
+        </w:rPr>
+        <w:t xml:space="preserve"> </w:t>
+      </w:r>
+      <w:proofErr w:type="spellStart"/>
+      <w:r>
+        <w:rPr>
+          <w:rFonts w:ascii="Nirmala UI" w:eastAsia="Times New Roman" w:hAnsi="Nirmala UI" w:cs="Nirmala UI"/>
+          <w:b/>
+          <w:bCs/>
+          <w:sz w:val="24"/>
+          <w:szCs w:val="24"/>
+        </w:rPr>
+        <w:t>ব্যবস্থা</w:t>
+      </w:r>
+      <w:proofErr w:type="spellEnd"/>
+      <w:r>
+        <w:rPr>
+          <w:rFonts w:ascii="Times New Roman" w:eastAsia="Times New Roman" w:hAnsi="Times New Roman" w:cs="Times New Roman"/>
+          <w:b/>
+          <w:bCs/>
+          <w:sz w:val="24"/>
+          <w:szCs w:val="24"/>
+        </w:rPr>
+        <w:t xml:space="preserve"> (Electric Power):</w:t>
+      </w:r>
+      <w:r>
+        <w:rPr>
+          <w:rFonts w:ascii="Times New Roman" w:eastAsia="Times New Roman" w:hAnsi="Times New Roman" w:cs="Times New Roman"/>
+          <w:sz w:val="24"/>
+          <w:szCs w:val="24"/>
+        </w:rPr>
+        <w:t xml:space="preserve"> </w:t>
+      </w:r>
+      <w:proofErr w:type="spellStart"/>
+      <w:r>
+        <w:rPr>
+          <w:rFonts w:ascii="Nirmala UI" w:eastAsia="Times New Roman" w:hAnsi="Nirmala UI" w:cs="Nirmala UI"/>
+          <w:sz w:val="24"/>
+          <w:szCs w:val="24"/>
+        </w:rPr>
+        <w:t>মৃত্যু</w:t>
+      </w:r>
+      <w:proofErr w:type="spellEnd"/>
+      <w:r>
+        <w:rPr>
+          <w:rFonts w:ascii="Times New Roman" w:eastAsia="Times New Roman" w:hAnsi="Times New Roman" w:cs="Times New Roman"/>
+          <w:sz w:val="24"/>
+          <w:szCs w:val="24"/>
+        </w:rPr>
+        <w:t xml:space="preserve">, </w:t>
+      </w:r>
+      <w:proofErr w:type="spellStart"/>
+      <w:r>
+        <w:rPr>
+          <w:rFonts w:ascii="Nirmala UI" w:eastAsia="Times New Roman" w:hAnsi="Nirmala UI" w:cs="Nirmala UI"/>
+          <w:sz w:val="24"/>
+          <w:szCs w:val="24"/>
+        </w:rPr>
+        <w:t>আহত</w:t>
+      </w:r>
+      <w:proofErr w:type="spellEnd"/>
+      <w:r>
+        <w:rPr>
+          <w:rFonts w:ascii="Times New Roman" w:eastAsia="Times New Roman" w:hAnsi="Times New Roman" w:cs="Times New Roman"/>
+          <w:sz w:val="24"/>
+          <w:szCs w:val="24"/>
+        </w:rPr>
+        <w:t xml:space="preserve"> </w:t>
+      </w:r>
+      <w:proofErr w:type="spellStart"/>
+      <w:r>
+        <w:rPr>
+          <w:rFonts w:ascii="Nirmala UI" w:eastAsia="Times New Roman" w:hAnsi="Nirmala UI" w:cs="Nirmala UI"/>
+          <w:sz w:val="24"/>
+          <w:szCs w:val="24"/>
+        </w:rPr>
+        <w:t>হওয়া</w:t>
+      </w:r>
+      <w:proofErr w:type="spellEnd"/>
+      <w:r>
+        <w:rPr>
+          <w:rFonts w:ascii="Times New Roman" w:eastAsia="Times New Roman" w:hAnsi="Times New Roman" w:cs="Times New Roman"/>
+          <w:sz w:val="24"/>
+          <w:szCs w:val="24"/>
+        </w:rPr>
+        <w:t xml:space="preserve">, </w:t>
+      </w:r>
+      <w:proofErr w:type="spellStart"/>
+      <w:r>
+        <w:rPr>
+          <w:rFonts w:ascii="Nirmala UI" w:eastAsia="Times New Roman" w:hAnsi="Nirmala UI" w:cs="Nirmala UI"/>
+          <w:sz w:val="24"/>
+          <w:szCs w:val="24"/>
+        </w:rPr>
+        <w:t>বিদ্যু</w:t>
+      </w:r>
+      <w:proofErr w:type="spellEnd"/>
+      <w:r>
+        <w:rPr>
+          <w:rFonts w:ascii="Nirmala UI" w:eastAsia="Times New Roman" w:hAnsi="Nirmala UI" w:cs="Nirmala UI"/>
+          <w:sz w:val="24"/>
+          <w:szCs w:val="24"/>
+        </w:rPr>
+        <w:t>ৎ</w:t>
+      </w:r>
+      <w:r>
+        <w:rPr>
+          <w:rFonts w:ascii="Times New Roman" w:eastAsia="Times New Roman" w:hAnsi="Times New Roman" w:cs="Times New Roman"/>
+          <w:sz w:val="24"/>
+          <w:szCs w:val="24"/>
+        </w:rPr>
+        <w:t xml:space="preserve"> </w:t>
+      </w:r>
+      <w:proofErr w:type="spellStart"/>
+      <w:r>
+        <w:rPr>
+          <w:rFonts w:ascii="Nirmala UI" w:eastAsia="Times New Roman" w:hAnsi="Nirmala UI" w:cs="Nirmala UI"/>
+          <w:sz w:val="24"/>
+          <w:szCs w:val="24"/>
+        </w:rPr>
+        <w:t>বিভ্রাট</w:t>
+      </w:r>
+      <w:proofErr w:type="spellEnd"/>
+      <w:r>
+        <w:rPr>
+          <w:rFonts w:ascii="Times New Roman" w:eastAsia="Times New Roman" w:hAnsi="Times New Roman" w:cs="Times New Roman"/>
+          <w:sz w:val="24"/>
+          <w:szCs w:val="24"/>
+        </w:rPr>
+        <w:t xml:space="preserve"> </w:t>
+      </w:r>
+      <w:proofErr w:type="spellStart"/>
+      <w:r>
+        <w:rPr>
+          <w:rFonts w:ascii="Nirmala UI" w:eastAsia="Times New Roman" w:hAnsi="Nirmala UI" w:cs="Nirmala UI"/>
+          <w:sz w:val="24"/>
+          <w:szCs w:val="24"/>
+        </w:rPr>
+        <w:t>এবং</w:t>
+      </w:r>
+      <w:proofErr w:type="spellEnd"/>
+      <w:r>
+        <w:rPr>
+          <w:rFonts w:ascii="Times New Roman" w:eastAsia="Times New Roman" w:hAnsi="Times New Roman" w:cs="Times New Roman"/>
+          <w:sz w:val="24"/>
+          <w:szCs w:val="24"/>
+        </w:rPr>
+        <w:t xml:space="preserve"> </w:t>
+      </w:r>
+      <w:proofErr w:type="spellStart"/>
+      <w:r>
+        <w:rPr>
+          <w:rFonts w:ascii="Nirmala UI" w:eastAsia="Times New Roman" w:hAnsi="Nirmala UI" w:cs="Nirmala UI"/>
+          <w:sz w:val="24"/>
+          <w:szCs w:val="24"/>
+        </w:rPr>
+        <w:t>দীর্ঘমেয়াদি</w:t>
+      </w:r>
+      <w:proofErr w:type="spellEnd"/>
+      <w:r>
+        <w:rPr>
+          <w:rFonts w:ascii="Times New Roman" w:eastAsia="Times New Roman" w:hAnsi="Times New Roman" w:cs="Times New Roman"/>
+          <w:sz w:val="24"/>
+          <w:szCs w:val="24"/>
+        </w:rPr>
+        <w:t xml:space="preserve"> </w:t>
+      </w:r>
+      <w:proofErr w:type="spellStart"/>
+      <w:r>
+        <w:rPr>
+          <w:rFonts w:ascii="Nirmala UI" w:eastAsia="Times New Roman" w:hAnsi="Nirmala UI" w:cs="Nirmala UI"/>
+          <w:sz w:val="24"/>
+          <w:szCs w:val="24"/>
+        </w:rPr>
+        <w:t>স্বাস্থ্যঝুঁকি</w:t>
+      </w:r>
+      <w:proofErr w:type="spellEnd"/>
+      <w:r>
+        <w:rPr>
+          <w:rFonts w:ascii="Times New Roman" w:eastAsia="Times New Roman" w:hAnsi="Times New Roman" w:cs="Times New Roman"/>
+          <w:sz w:val="24"/>
+          <w:szCs w:val="24"/>
+        </w:rPr>
+        <w:t xml:space="preserve"> (</w:t>
+      </w:r>
+      <w:proofErr w:type="spellStart"/>
+      <w:r>
+        <w:rPr>
+          <w:rFonts w:ascii="Nirmala UI" w:eastAsia="Times New Roman" w:hAnsi="Nirmala UI" w:cs="Nirmala UI"/>
+          <w:sz w:val="24"/>
+          <w:szCs w:val="24"/>
+        </w:rPr>
+        <w:t>যেমন</w:t>
+      </w:r>
+      <w:proofErr w:type="spellEnd"/>
+      <w:r>
+        <w:rPr>
+          <w:rFonts w:ascii="Times New Roman" w:eastAsia="Times New Roman" w:hAnsi="Times New Roman" w:cs="Times New Roman"/>
+          <w:sz w:val="24"/>
+          <w:szCs w:val="24"/>
+        </w:rPr>
+        <w:t xml:space="preserve">: </w:t>
+      </w:r>
+      <w:proofErr w:type="spellStart"/>
+      <w:r>
+        <w:rPr>
+          <w:rFonts w:ascii="Nirmala UI" w:eastAsia="Times New Roman" w:hAnsi="Nirmala UI" w:cs="Nirmala UI"/>
+          <w:sz w:val="24"/>
+          <w:szCs w:val="24"/>
+        </w:rPr>
+        <w:t>বিকিরণ</w:t>
+      </w:r>
+      <w:proofErr w:type="spellEnd"/>
+      <w:r>
+        <w:rPr>
+          <w:rFonts w:ascii="Times New Roman" w:eastAsia="Times New Roman" w:hAnsi="Times New Roman" w:cs="Times New Roman"/>
+          <w:sz w:val="24"/>
+          <w:szCs w:val="24"/>
+        </w:rPr>
+        <w:t>/</w:t>
+      </w:r>
+      <w:proofErr w:type="gramStart"/>
+      <w:r>
+        <w:rPr>
+          <w:rFonts w:ascii="Times New Roman" w:eastAsia="Times New Roman" w:hAnsi="Times New Roman" w:cs="Times New Roman"/>
+          <w:sz w:val="24"/>
+          <w:szCs w:val="24"/>
+        </w:rPr>
+        <w:t>Radiation)</w:t>
+      </w:r>
+      <w:r>
+        <w:rPr>
+          <w:rFonts w:ascii="Nirmala UI" w:eastAsia="Times New Roman" w:hAnsi="Nirmala UI" w:cs="Nirmala UI"/>
+          <w:sz w:val="24"/>
+          <w:szCs w:val="24"/>
+        </w:rPr>
+        <w:t>।</w:t>
+      </w:r>
+      <w:proofErr w:type="gramEnd"/>
+      <w:r>
+        <w:rPr>
+          <w:rFonts w:ascii="Times New Roman" w:eastAsia="Times New Roman" w:hAnsi="Times New Roman" w:cs="Times New Roman"/>
+          <w:sz w:val="24"/>
+          <w:szCs w:val="24"/>
+        </w:rPr>
+        <w:t xml:space="preserve"> </w:t>
+      </w:r>
+    </w:p>
+    <w:p>
+      <w:pPr>
+        <w:numPr>
+          <w:ilvl w:val="0"/>
+          <w:numId w:val="49"/>
+        </w:numPr>
+        <w:spacing w:before="100" w:beforeAutospacing="1" w:after="100" w:afterAutospacing="1" w:line="240" w:lineRule="auto"/>
+        <w:rPr>
+          <w:rFonts w:ascii="Times New Roman" w:eastAsia="Times New Roman" w:hAnsi="Times New Roman" w:cs="Times New Roman"/>
+          <w:sz w:val="24"/>
+          <w:szCs w:val="24"/>
+        </w:rPr>
+      </w:pPr>
+      <w:proofErr w:type="spellStart"/>
+      <w:r>
+        <w:rPr>
+          <w:rFonts w:ascii="Nirmala UI" w:eastAsia="Times New Roman" w:hAnsi="Nirmala UI" w:cs="Nirmala UI"/>
+          <w:b/>
+          <w:bCs/>
+          <w:sz w:val="24"/>
+          <w:szCs w:val="24"/>
+        </w:rPr>
+        <w:lastRenderedPageBreak/>
+        <w:t>অর্থ</w:t>
+      </w:r>
+      <w:proofErr w:type="spellEnd"/>
+      <w:r>
+        <w:rPr>
+          <w:rFonts w:ascii="Times New Roman" w:eastAsia="Times New Roman" w:hAnsi="Times New Roman" w:cs="Times New Roman"/>
+          <w:b/>
+          <w:bCs/>
+          <w:sz w:val="24"/>
+          <w:szCs w:val="24"/>
+        </w:rPr>
+        <w:t xml:space="preserve"> </w:t>
+      </w:r>
+      <w:r>
+        <w:rPr>
+          <w:rFonts w:ascii="Nirmala UI" w:eastAsia="Times New Roman" w:hAnsi="Nirmala UI" w:cs="Nirmala UI"/>
+          <w:b/>
+          <w:bCs/>
+          <w:sz w:val="24"/>
+          <w:szCs w:val="24"/>
+        </w:rPr>
+        <w:t>ও</w:t>
+      </w:r>
+      <w:r>
+        <w:rPr>
+          <w:rFonts w:ascii="Times New Roman" w:eastAsia="Times New Roman" w:hAnsi="Times New Roman" w:cs="Times New Roman"/>
+          <w:b/>
+          <w:bCs/>
+          <w:sz w:val="24"/>
+          <w:szCs w:val="24"/>
+        </w:rPr>
+        <w:t xml:space="preserve"> </w:t>
+      </w:r>
+      <w:proofErr w:type="spellStart"/>
+      <w:r>
+        <w:rPr>
+          <w:rFonts w:ascii="Nirmala UI" w:eastAsia="Times New Roman" w:hAnsi="Nirmala UI" w:cs="Nirmala UI"/>
+          <w:b/>
+          <w:bCs/>
+          <w:sz w:val="24"/>
+          <w:szCs w:val="24"/>
+        </w:rPr>
+        <w:t>ব্যাংকিং</w:t>
+      </w:r>
+      <w:proofErr w:type="spellEnd"/>
+      <w:r>
+        <w:rPr>
+          <w:rFonts w:ascii="Times New Roman" w:eastAsia="Times New Roman" w:hAnsi="Times New Roman" w:cs="Times New Roman"/>
+          <w:b/>
+          <w:bCs/>
+          <w:sz w:val="24"/>
+          <w:szCs w:val="24"/>
+        </w:rPr>
+        <w:t xml:space="preserve"> </w:t>
+      </w:r>
+      <w:proofErr w:type="spellStart"/>
+      <w:r>
+        <w:rPr>
+          <w:rFonts w:ascii="Nirmala UI" w:eastAsia="Times New Roman" w:hAnsi="Nirmala UI" w:cs="Nirmala UI"/>
+          <w:b/>
+          <w:bCs/>
+          <w:sz w:val="24"/>
+          <w:szCs w:val="24"/>
+        </w:rPr>
+        <w:t>ব্যবস্থাপনা</w:t>
+      </w:r>
+      <w:proofErr w:type="spellEnd"/>
+      <w:r>
+        <w:rPr>
+          <w:rFonts w:ascii="Times New Roman" w:eastAsia="Times New Roman" w:hAnsi="Times New Roman" w:cs="Times New Roman"/>
+          <w:b/>
+          <w:bCs/>
+          <w:sz w:val="24"/>
+          <w:szCs w:val="24"/>
+        </w:rPr>
+        <w:t xml:space="preserve"> (Money Management):</w:t>
+      </w:r>
+      <w:r>
+        <w:rPr>
+          <w:rFonts w:ascii="Times New Roman" w:eastAsia="Times New Roman" w:hAnsi="Times New Roman" w:cs="Times New Roman"/>
+          <w:sz w:val="24"/>
+          <w:szCs w:val="24"/>
+        </w:rPr>
+        <w:t xml:space="preserve"> </w:t>
+      </w:r>
+      <w:proofErr w:type="spellStart"/>
+      <w:r>
+        <w:rPr>
+          <w:rFonts w:ascii="Nirmala UI" w:eastAsia="Times New Roman" w:hAnsi="Nirmala UI" w:cs="Nirmala UI"/>
+          <w:sz w:val="24"/>
+          <w:szCs w:val="24"/>
+        </w:rPr>
+        <w:t>জালিয়াতি</w:t>
+      </w:r>
+      <w:proofErr w:type="spellEnd"/>
+      <w:r>
+        <w:rPr>
+          <w:rFonts w:ascii="Times New Roman" w:eastAsia="Times New Roman" w:hAnsi="Times New Roman" w:cs="Times New Roman"/>
+          <w:sz w:val="24"/>
+          <w:szCs w:val="24"/>
+        </w:rPr>
+        <w:t xml:space="preserve"> (Fraud), </w:t>
+      </w:r>
+      <w:proofErr w:type="spellStart"/>
+      <w:r>
+        <w:rPr>
+          <w:rFonts w:ascii="Nirmala UI" w:eastAsia="Times New Roman" w:hAnsi="Nirmala UI" w:cs="Nirmala UI"/>
+          <w:sz w:val="24"/>
+          <w:szCs w:val="24"/>
+        </w:rPr>
+        <w:t>ব্যক্তিগত</w:t>
+      </w:r>
+      <w:proofErr w:type="spellEnd"/>
+      <w:r>
+        <w:rPr>
+          <w:rFonts w:ascii="Times New Roman" w:eastAsia="Times New Roman" w:hAnsi="Times New Roman" w:cs="Times New Roman"/>
+          <w:sz w:val="24"/>
+          <w:szCs w:val="24"/>
+        </w:rPr>
+        <w:t xml:space="preserve"> </w:t>
+      </w:r>
+      <w:proofErr w:type="spellStart"/>
+      <w:r>
+        <w:rPr>
+          <w:rFonts w:ascii="Nirmala UI" w:eastAsia="Times New Roman" w:hAnsi="Nirmala UI" w:cs="Nirmala UI"/>
+          <w:sz w:val="24"/>
+          <w:szCs w:val="24"/>
+        </w:rPr>
+        <w:t>তথ্যের</w:t>
+      </w:r>
+      <w:proofErr w:type="spellEnd"/>
+      <w:r>
+        <w:rPr>
+          <w:rFonts w:ascii="Times New Roman" w:eastAsia="Times New Roman" w:hAnsi="Times New Roman" w:cs="Times New Roman"/>
+          <w:sz w:val="24"/>
+          <w:szCs w:val="24"/>
+        </w:rPr>
+        <w:t xml:space="preserve"> </w:t>
+      </w:r>
+      <w:proofErr w:type="spellStart"/>
+      <w:r>
+        <w:rPr>
+          <w:rFonts w:ascii="Nirmala UI" w:eastAsia="Times New Roman" w:hAnsi="Nirmala UI" w:cs="Nirmala UI"/>
+          <w:sz w:val="24"/>
+          <w:szCs w:val="24"/>
+        </w:rPr>
+        <w:t>গোপনীয়তা</w:t>
+      </w:r>
+      <w:proofErr w:type="spellEnd"/>
+      <w:r>
+        <w:rPr>
+          <w:rFonts w:ascii="Times New Roman" w:eastAsia="Times New Roman" w:hAnsi="Times New Roman" w:cs="Times New Roman"/>
+          <w:sz w:val="24"/>
+          <w:szCs w:val="24"/>
+        </w:rPr>
+        <w:t xml:space="preserve"> </w:t>
+      </w:r>
+      <w:proofErr w:type="spellStart"/>
+      <w:r>
+        <w:rPr>
+          <w:rFonts w:ascii="Nirmala UI" w:eastAsia="Times New Roman" w:hAnsi="Nirmala UI" w:cs="Nirmala UI"/>
+          <w:sz w:val="24"/>
+          <w:szCs w:val="24"/>
+        </w:rPr>
+        <w:t>লঙ্ঘন</w:t>
+      </w:r>
+      <w:proofErr w:type="spellEnd"/>
+      <w:r>
+        <w:rPr>
+          <w:rFonts w:ascii="Times New Roman" w:eastAsia="Times New Roman" w:hAnsi="Times New Roman" w:cs="Times New Roman"/>
+          <w:sz w:val="24"/>
+          <w:szCs w:val="24"/>
+        </w:rPr>
+        <w:t xml:space="preserve"> (Privacy Violation), </w:t>
+      </w:r>
+      <w:proofErr w:type="spellStart"/>
+      <w:r>
+        <w:rPr>
+          <w:rFonts w:ascii="Nirmala UI" w:eastAsia="Times New Roman" w:hAnsi="Nirmala UI" w:cs="Nirmala UI"/>
+          <w:sz w:val="24"/>
+          <w:szCs w:val="24"/>
+        </w:rPr>
+        <w:t>শেয়ারবাজার</w:t>
+      </w:r>
+      <w:proofErr w:type="spellEnd"/>
+      <w:r>
+        <w:rPr>
+          <w:rFonts w:ascii="Times New Roman" w:eastAsia="Times New Roman" w:hAnsi="Times New Roman" w:cs="Times New Roman"/>
+          <w:sz w:val="24"/>
+          <w:szCs w:val="24"/>
+        </w:rPr>
+        <w:t xml:space="preserve"> </w:t>
+      </w:r>
+      <w:r>
+        <w:rPr>
+          <w:rFonts w:ascii="Nirmala UI" w:eastAsia="Times New Roman" w:hAnsi="Nirmala UI" w:cs="Nirmala UI"/>
+          <w:sz w:val="24"/>
+          <w:szCs w:val="24"/>
+        </w:rPr>
+        <w:t>ও</w:t>
+      </w:r>
+      <w:r>
+        <w:rPr>
+          <w:rFonts w:ascii="Times New Roman" w:eastAsia="Times New Roman" w:hAnsi="Times New Roman" w:cs="Times New Roman"/>
+          <w:sz w:val="24"/>
+          <w:szCs w:val="24"/>
+        </w:rPr>
+        <w:t xml:space="preserve"> </w:t>
+      </w:r>
+      <w:proofErr w:type="spellStart"/>
+      <w:r>
+        <w:rPr>
+          <w:rFonts w:ascii="Nirmala UI" w:eastAsia="Times New Roman" w:hAnsi="Nirmala UI" w:cs="Nirmala UI"/>
+          <w:sz w:val="24"/>
+          <w:szCs w:val="24"/>
+        </w:rPr>
+        <w:t>ব্যাংক</w:t>
+      </w:r>
+      <w:proofErr w:type="spellEnd"/>
+      <w:r>
+        <w:rPr>
+          <w:rFonts w:ascii="Times New Roman" w:eastAsia="Times New Roman" w:hAnsi="Times New Roman" w:cs="Times New Roman"/>
+          <w:sz w:val="24"/>
+          <w:szCs w:val="24"/>
+        </w:rPr>
+        <w:t xml:space="preserve"> </w:t>
+      </w:r>
+      <w:proofErr w:type="spellStart"/>
+      <w:r>
+        <w:rPr>
+          <w:rFonts w:ascii="Nirmala UI" w:eastAsia="Times New Roman" w:hAnsi="Nirmala UI" w:cs="Nirmala UI"/>
+          <w:sz w:val="24"/>
+          <w:szCs w:val="24"/>
+        </w:rPr>
+        <w:t>বন্ধ</w:t>
+      </w:r>
+      <w:proofErr w:type="spellEnd"/>
+      <w:r>
+        <w:rPr>
+          <w:rFonts w:ascii="Times New Roman" w:eastAsia="Times New Roman" w:hAnsi="Times New Roman" w:cs="Times New Roman"/>
+          <w:sz w:val="24"/>
+          <w:szCs w:val="24"/>
+        </w:rPr>
+        <w:t xml:space="preserve"> </w:t>
+      </w:r>
+      <w:proofErr w:type="spellStart"/>
+      <w:r>
+        <w:rPr>
+          <w:rFonts w:ascii="Nirmala UI" w:eastAsia="Times New Roman" w:hAnsi="Nirmala UI" w:cs="Nirmala UI"/>
+          <w:sz w:val="24"/>
+          <w:szCs w:val="24"/>
+        </w:rPr>
+        <w:t>হয়ে</w:t>
+      </w:r>
+      <w:proofErr w:type="spellEnd"/>
+      <w:r>
+        <w:rPr>
+          <w:rFonts w:ascii="Times New Roman" w:eastAsia="Times New Roman" w:hAnsi="Times New Roman" w:cs="Times New Roman"/>
+          <w:sz w:val="24"/>
+          <w:szCs w:val="24"/>
+        </w:rPr>
+        <w:t xml:space="preserve"> </w:t>
+      </w:r>
+      <w:proofErr w:type="spellStart"/>
+      <w:r>
+        <w:rPr>
+          <w:rFonts w:ascii="Nirmala UI" w:eastAsia="Times New Roman" w:hAnsi="Nirmala UI" w:cs="Nirmala UI"/>
+          <w:sz w:val="24"/>
+          <w:szCs w:val="24"/>
+        </w:rPr>
+        <w:t>যাওয়া</w:t>
+      </w:r>
+      <w:proofErr w:type="spellEnd"/>
+      <w:r>
+        <w:rPr>
+          <w:rFonts w:ascii="Times New Roman" w:eastAsia="Times New Roman" w:hAnsi="Times New Roman" w:cs="Times New Roman"/>
+          <w:sz w:val="24"/>
+          <w:szCs w:val="24"/>
+        </w:rPr>
+        <w:t xml:space="preserve"> </w:t>
+      </w:r>
+      <w:proofErr w:type="spellStart"/>
+      <w:r>
+        <w:rPr>
+          <w:rFonts w:ascii="Nirmala UI" w:eastAsia="Times New Roman" w:hAnsi="Nirmala UI" w:cs="Nirmala UI"/>
+          <w:sz w:val="24"/>
+          <w:szCs w:val="24"/>
+        </w:rPr>
+        <w:t>এবং</w:t>
+      </w:r>
+      <w:proofErr w:type="spellEnd"/>
+      <w:r>
+        <w:rPr>
+          <w:rFonts w:ascii="Times New Roman" w:eastAsia="Times New Roman" w:hAnsi="Times New Roman" w:cs="Times New Roman"/>
+          <w:sz w:val="24"/>
+          <w:szCs w:val="24"/>
+        </w:rPr>
+        <w:t xml:space="preserve"> </w:t>
+      </w:r>
+      <w:proofErr w:type="spellStart"/>
+      <w:r>
+        <w:rPr>
+          <w:rFonts w:ascii="Nirmala UI" w:eastAsia="Times New Roman" w:hAnsi="Nirmala UI" w:cs="Nirmala UI"/>
+          <w:sz w:val="24"/>
+          <w:szCs w:val="24"/>
+        </w:rPr>
+        <w:t>ভুলভাবে</w:t>
+      </w:r>
+      <w:proofErr w:type="spellEnd"/>
+      <w:r>
+        <w:rPr>
+          <w:rFonts w:ascii="Times New Roman" w:eastAsia="Times New Roman" w:hAnsi="Times New Roman" w:cs="Times New Roman"/>
+          <w:sz w:val="24"/>
+          <w:szCs w:val="24"/>
+        </w:rPr>
+        <w:t xml:space="preserve"> </w:t>
+      </w:r>
+      <w:proofErr w:type="spellStart"/>
+      <w:r>
+        <w:rPr>
+          <w:rFonts w:ascii="Nirmala UI" w:eastAsia="Times New Roman" w:hAnsi="Nirmala UI" w:cs="Nirmala UI"/>
+          <w:sz w:val="24"/>
+          <w:szCs w:val="24"/>
+        </w:rPr>
+        <w:t>ঋণাত্মক</w:t>
+      </w:r>
+      <w:proofErr w:type="spellEnd"/>
+      <w:r>
+        <w:rPr>
+          <w:rFonts w:ascii="Times New Roman" w:eastAsia="Times New Roman" w:hAnsi="Times New Roman" w:cs="Times New Roman"/>
+          <w:sz w:val="24"/>
+          <w:szCs w:val="24"/>
+        </w:rPr>
+        <w:t xml:space="preserve"> </w:t>
+      </w:r>
+      <w:proofErr w:type="spellStart"/>
+      <w:r>
+        <w:rPr>
+          <w:rFonts w:ascii="Nirmala UI" w:eastAsia="Times New Roman" w:hAnsi="Nirmala UI" w:cs="Nirmala UI"/>
+          <w:sz w:val="24"/>
+          <w:szCs w:val="24"/>
+        </w:rPr>
+        <w:t>সুদের</w:t>
+      </w:r>
+      <w:proofErr w:type="spellEnd"/>
+      <w:r>
+        <w:rPr>
+          <w:rFonts w:ascii="Times New Roman" w:eastAsia="Times New Roman" w:hAnsi="Times New Roman" w:cs="Times New Roman"/>
+          <w:sz w:val="24"/>
+          <w:szCs w:val="24"/>
+        </w:rPr>
+        <w:t xml:space="preserve"> </w:t>
+      </w:r>
+      <w:proofErr w:type="spellStart"/>
+      <w:r>
+        <w:rPr>
+          <w:rFonts w:ascii="Nirmala UI" w:eastAsia="Times New Roman" w:hAnsi="Nirmala UI" w:cs="Nirmala UI"/>
+          <w:sz w:val="24"/>
+          <w:szCs w:val="24"/>
+        </w:rPr>
+        <w:t>হার</w:t>
+      </w:r>
+      <w:proofErr w:type="spellEnd"/>
+      <w:r>
+        <w:rPr>
+          <w:rFonts w:ascii="Times New Roman" w:eastAsia="Times New Roman" w:hAnsi="Times New Roman" w:cs="Times New Roman"/>
+          <w:sz w:val="24"/>
+          <w:szCs w:val="24"/>
+        </w:rPr>
+        <w:t xml:space="preserve"> (Negative Interest Rate) </w:t>
+      </w:r>
+      <w:proofErr w:type="spellStart"/>
+      <w:r>
+        <w:rPr>
+          <w:rFonts w:ascii="Nirmala UI" w:eastAsia="Times New Roman" w:hAnsi="Nirmala UI" w:cs="Nirmala UI"/>
+          <w:sz w:val="24"/>
+          <w:szCs w:val="24"/>
+        </w:rPr>
+        <w:t>প্রয়োগ</w:t>
+      </w:r>
+      <w:proofErr w:type="spellEnd"/>
+      <w:r>
+        <w:rPr>
+          <w:rFonts w:ascii="Nirmala UI" w:eastAsia="Times New Roman" w:hAnsi="Nirmala UI" w:cs="Nirmala UI"/>
+          <w:sz w:val="24"/>
+          <w:szCs w:val="24"/>
+        </w:rPr>
+        <w:t>।</w:t>
+      </w:r>
+      <w:r>
+        <w:rPr>
+          <w:rFonts w:ascii="Times New Roman" w:eastAsia="Times New Roman" w:hAnsi="Times New Roman" w:cs="Times New Roman"/>
+          <w:sz w:val="24"/>
+          <w:szCs w:val="24"/>
+        </w:rPr>
+        <w:t xml:space="preserve"> </w:t>
+      </w:r>
+    </w:p>
+    <w:p>
+      <w:pPr>
+        <w:numPr>
+          <w:ilvl w:val="0"/>
+          <w:numId w:val="49"/>
+        </w:numPr>
+        <w:spacing w:before="100" w:beforeAutospacing="1" w:after="100" w:afterAutospacing="1" w:line="240" w:lineRule="auto"/>
+        <w:rPr>
+          <w:rFonts w:ascii="Times New Roman" w:eastAsia="Times New Roman" w:hAnsi="Times New Roman" w:cs="Times New Roman"/>
+          <w:sz w:val="24"/>
+          <w:szCs w:val="24"/>
+        </w:rPr>
+      </w:pPr>
+      <w:proofErr w:type="spellStart"/>
+      <w:r>
+        <w:rPr>
+          <w:rFonts w:ascii="Nirmala UI" w:eastAsia="Times New Roman" w:hAnsi="Nirmala UI" w:cs="Nirmala UI"/>
+          <w:b/>
+          <w:bCs/>
+          <w:sz w:val="24"/>
+          <w:szCs w:val="24"/>
+        </w:rPr>
+        <w:t>নির্বাচন</w:t>
+      </w:r>
+      <w:proofErr w:type="spellEnd"/>
+      <w:r>
+        <w:rPr>
+          <w:rFonts w:ascii="Times New Roman" w:eastAsia="Times New Roman" w:hAnsi="Times New Roman" w:cs="Times New Roman"/>
+          <w:b/>
+          <w:bCs/>
+          <w:sz w:val="24"/>
+          <w:szCs w:val="24"/>
+        </w:rPr>
+        <w:t xml:space="preserve"> </w:t>
+      </w:r>
+      <w:proofErr w:type="spellStart"/>
+      <w:r>
+        <w:rPr>
+          <w:rFonts w:ascii="Nirmala UI" w:eastAsia="Times New Roman" w:hAnsi="Nirmala UI" w:cs="Nirmala UI"/>
+          <w:b/>
+          <w:bCs/>
+          <w:sz w:val="24"/>
+          <w:szCs w:val="24"/>
+        </w:rPr>
+        <w:t>নিয়ন্ত্রণ</w:t>
+      </w:r>
+      <w:proofErr w:type="spellEnd"/>
+      <w:r>
+        <w:rPr>
+          <w:rFonts w:ascii="Times New Roman" w:eastAsia="Times New Roman" w:hAnsi="Times New Roman" w:cs="Times New Roman"/>
+          <w:b/>
+          <w:bCs/>
+          <w:sz w:val="24"/>
+          <w:szCs w:val="24"/>
+        </w:rPr>
+        <w:t xml:space="preserve"> (Control of Elections):</w:t>
+      </w:r>
+      <w:r>
+        <w:rPr>
+          <w:rFonts w:ascii="Times New Roman" w:eastAsia="Times New Roman" w:hAnsi="Times New Roman" w:cs="Times New Roman"/>
+          <w:sz w:val="24"/>
+          <w:szCs w:val="24"/>
+        </w:rPr>
+        <w:t xml:space="preserve"> </w:t>
+      </w:r>
+      <w:proofErr w:type="spellStart"/>
+      <w:r>
+        <w:rPr>
+          <w:rFonts w:ascii="Nirmala UI" w:eastAsia="Times New Roman" w:hAnsi="Nirmala UI" w:cs="Nirmala UI"/>
+          <w:sz w:val="24"/>
+          <w:szCs w:val="24"/>
+        </w:rPr>
+        <w:t>ইচ্ছাকৃত</w:t>
+      </w:r>
+      <w:proofErr w:type="spellEnd"/>
+      <w:r>
+        <w:rPr>
+          <w:rFonts w:ascii="Times New Roman" w:eastAsia="Times New Roman" w:hAnsi="Times New Roman" w:cs="Times New Roman"/>
+          <w:sz w:val="24"/>
+          <w:szCs w:val="24"/>
+        </w:rPr>
+        <w:t xml:space="preserve"> </w:t>
+      </w:r>
+      <w:proofErr w:type="spellStart"/>
+      <w:r>
+        <w:rPr>
+          <w:rFonts w:ascii="Nirmala UI" w:eastAsia="Times New Roman" w:hAnsi="Nirmala UI" w:cs="Nirmala UI"/>
+          <w:sz w:val="24"/>
+          <w:szCs w:val="24"/>
+        </w:rPr>
+        <w:t>বা</w:t>
+      </w:r>
+      <w:proofErr w:type="spellEnd"/>
+      <w:r>
+        <w:rPr>
+          <w:rFonts w:ascii="Times New Roman" w:eastAsia="Times New Roman" w:hAnsi="Times New Roman" w:cs="Times New Roman"/>
+          <w:sz w:val="24"/>
+          <w:szCs w:val="24"/>
+        </w:rPr>
+        <w:t xml:space="preserve"> </w:t>
+      </w:r>
+      <w:proofErr w:type="spellStart"/>
+      <w:r>
+        <w:rPr>
+          <w:rFonts w:ascii="Nirmala UI" w:eastAsia="Times New Roman" w:hAnsi="Nirmala UI" w:cs="Nirmala UI"/>
+          <w:sz w:val="24"/>
+          <w:szCs w:val="24"/>
+        </w:rPr>
+        <w:t>অনিচ্ছাকৃতভাবে</w:t>
+      </w:r>
+      <w:proofErr w:type="spellEnd"/>
+      <w:r>
+        <w:rPr>
+          <w:rFonts w:ascii="Times New Roman" w:eastAsia="Times New Roman" w:hAnsi="Times New Roman" w:cs="Times New Roman"/>
+          <w:sz w:val="24"/>
+          <w:szCs w:val="24"/>
+        </w:rPr>
+        <w:t xml:space="preserve"> </w:t>
+      </w:r>
+      <w:proofErr w:type="spellStart"/>
+      <w:r>
+        <w:rPr>
+          <w:rFonts w:ascii="Nirmala UI" w:eastAsia="Times New Roman" w:hAnsi="Nirmala UI" w:cs="Nirmala UI"/>
+          <w:sz w:val="24"/>
+          <w:szCs w:val="24"/>
+        </w:rPr>
+        <w:t>ভুল</w:t>
+      </w:r>
+      <w:proofErr w:type="spellEnd"/>
+      <w:r>
+        <w:rPr>
+          <w:rFonts w:ascii="Times New Roman" w:eastAsia="Times New Roman" w:hAnsi="Times New Roman" w:cs="Times New Roman"/>
+          <w:sz w:val="24"/>
+          <w:szCs w:val="24"/>
+        </w:rPr>
+        <w:t xml:space="preserve"> </w:t>
+      </w:r>
+      <w:proofErr w:type="spellStart"/>
+      <w:r>
+        <w:rPr>
+          <w:rFonts w:ascii="Nirmala UI" w:eastAsia="Times New Roman" w:hAnsi="Nirmala UI" w:cs="Nirmala UI"/>
+          <w:sz w:val="24"/>
+          <w:szCs w:val="24"/>
+        </w:rPr>
+        <w:t>নির্বাচনী</w:t>
+      </w:r>
+      <w:proofErr w:type="spellEnd"/>
+      <w:r>
+        <w:rPr>
+          <w:rFonts w:ascii="Times New Roman" w:eastAsia="Times New Roman" w:hAnsi="Times New Roman" w:cs="Times New Roman"/>
+          <w:sz w:val="24"/>
+          <w:szCs w:val="24"/>
+        </w:rPr>
+        <w:t xml:space="preserve"> </w:t>
+      </w:r>
+      <w:proofErr w:type="spellStart"/>
+      <w:r>
+        <w:rPr>
+          <w:rFonts w:ascii="Nirmala UI" w:eastAsia="Times New Roman" w:hAnsi="Nirmala UI" w:cs="Nirmala UI"/>
+          <w:sz w:val="24"/>
+          <w:szCs w:val="24"/>
+        </w:rPr>
+        <w:t>ফলাফল</w:t>
+      </w:r>
+      <w:proofErr w:type="spellEnd"/>
+      <w:r>
+        <w:rPr>
+          <w:rFonts w:ascii="Times New Roman" w:eastAsia="Times New Roman" w:hAnsi="Times New Roman" w:cs="Times New Roman"/>
+          <w:sz w:val="24"/>
+          <w:szCs w:val="24"/>
+        </w:rPr>
+        <w:t xml:space="preserve"> </w:t>
+      </w:r>
+      <w:proofErr w:type="spellStart"/>
+      <w:r>
+        <w:rPr>
+          <w:rFonts w:ascii="Nirmala UI" w:eastAsia="Times New Roman" w:hAnsi="Nirmala UI" w:cs="Nirmala UI"/>
+          <w:sz w:val="24"/>
+          <w:szCs w:val="24"/>
+        </w:rPr>
+        <w:t>প্রকাশ</w:t>
+      </w:r>
+      <w:proofErr w:type="spellEnd"/>
+      <w:r>
+        <w:rPr>
+          <w:rFonts w:ascii="Nirmala UI" w:eastAsia="Times New Roman" w:hAnsi="Nirmala UI" w:cs="Nirmala UI"/>
+          <w:sz w:val="24"/>
+          <w:szCs w:val="24"/>
+        </w:rPr>
+        <w:t>।</w:t>
+      </w:r>
+      <w:r>
+        <w:rPr>
+          <w:rFonts w:ascii="Times New Roman" w:eastAsia="Times New Roman" w:hAnsi="Times New Roman" w:cs="Times New Roman"/>
+          <w:sz w:val="24"/>
+          <w:szCs w:val="24"/>
+        </w:rPr>
+        <w:t xml:space="preserve"> </w:t>
+      </w:r>
+    </w:p>
+    <w:p>
+      <w:pPr>
+        <w:numPr>
+          <w:ilvl w:val="0"/>
+          <w:numId w:val="49"/>
+        </w:numPr>
+        <w:spacing w:before="100" w:beforeAutospacing="1" w:after="100" w:afterAutospacing="1" w:line="240" w:lineRule="auto"/>
+        <w:rPr>
+          <w:rFonts w:ascii="Times New Roman" w:eastAsia="Times New Roman" w:hAnsi="Times New Roman" w:cs="Times New Roman"/>
+          <w:sz w:val="24"/>
+          <w:szCs w:val="24"/>
+        </w:rPr>
+      </w:pPr>
+      <w:proofErr w:type="spellStart"/>
+      <w:r>
+        <w:rPr>
+          <w:rFonts w:ascii="Nirmala UI" w:eastAsia="Times New Roman" w:hAnsi="Nirmala UI" w:cs="Nirmala UI"/>
+          <w:b/>
+          <w:bCs/>
+          <w:sz w:val="24"/>
+          <w:szCs w:val="24"/>
+        </w:rPr>
+        <w:t>কারাগার</w:t>
+      </w:r>
+      <w:proofErr w:type="spellEnd"/>
+      <w:r>
+        <w:rPr>
+          <w:rFonts w:ascii="Times New Roman" w:eastAsia="Times New Roman" w:hAnsi="Times New Roman" w:cs="Times New Roman"/>
+          <w:b/>
+          <w:bCs/>
+          <w:sz w:val="24"/>
+          <w:szCs w:val="24"/>
+        </w:rPr>
+        <w:t xml:space="preserve"> </w:t>
+      </w:r>
+      <w:proofErr w:type="spellStart"/>
+      <w:r>
+        <w:rPr>
+          <w:rFonts w:ascii="Nirmala UI" w:eastAsia="Times New Roman" w:hAnsi="Nirmala UI" w:cs="Nirmala UI"/>
+          <w:b/>
+          <w:bCs/>
+          <w:sz w:val="24"/>
+          <w:szCs w:val="24"/>
+        </w:rPr>
+        <w:t>নিয়ন্ত্রণ</w:t>
+      </w:r>
+      <w:proofErr w:type="spellEnd"/>
+      <w:r>
+        <w:rPr>
+          <w:rFonts w:ascii="Times New Roman" w:eastAsia="Times New Roman" w:hAnsi="Times New Roman" w:cs="Times New Roman"/>
+          <w:b/>
+          <w:bCs/>
+          <w:sz w:val="24"/>
+          <w:szCs w:val="24"/>
+        </w:rPr>
+        <w:t xml:space="preserve"> (Control of Jails):</w:t>
+      </w:r>
+      <w:r>
+        <w:rPr>
+          <w:rFonts w:ascii="Times New Roman" w:eastAsia="Times New Roman" w:hAnsi="Times New Roman" w:cs="Times New Roman"/>
+          <w:sz w:val="24"/>
+          <w:szCs w:val="24"/>
+        </w:rPr>
+        <w:t xml:space="preserve"> </w:t>
+      </w:r>
+      <w:proofErr w:type="spellStart"/>
+      <w:r>
+        <w:rPr>
+          <w:rFonts w:ascii="Nirmala UI" w:eastAsia="Times New Roman" w:hAnsi="Nirmala UI" w:cs="Nirmala UI"/>
+          <w:sz w:val="24"/>
+          <w:szCs w:val="24"/>
+        </w:rPr>
+        <w:t>প্রযুক্তির</w:t>
+      </w:r>
+      <w:proofErr w:type="spellEnd"/>
+      <w:r>
+        <w:rPr>
+          <w:rFonts w:ascii="Times New Roman" w:eastAsia="Times New Roman" w:hAnsi="Times New Roman" w:cs="Times New Roman"/>
+          <w:sz w:val="24"/>
+          <w:szCs w:val="24"/>
+        </w:rPr>
+        <w:t xml:space="preserve"> </w:t>
+      </w:r>
+      <w:proofErr w:type="spellStart"/>
+      <w:r>
+        <w:rPr>
+          <w:rFonts w:ascii="Nirmala UI" w:eastAsia="Times New Roman" w:hAnsi="Nirmala UI" w:cs="Nirmala UI"/>
+          <w:sz w:val="24"/>
+          <w:szCs w:val="24"/>
+        </w:rPr>
+        <w:t>সাহায্যে</w:t>
+      </w:r>
+      <w:proofErr w:type="spellEnd"/>
+      <w:r>
+        <w:rPr>
+          <w:rFonts w:ascii="Times New Roman" w:eastAsia="Times New Roman" w:hAnsi="Times New Roman" w:cs="Times New Roman"/>
+          <w:sz w:val="24"/>
+          <w:szCs w:val="24"/>
+        </w:rPr>
+        <w:t xml:space="preserve"> </w:t>
+      </w:r>
+      <w:proofErr w:type="spellStart"/>
+      <w:r>
+        <w:rPr>
+          <w:rFonts w:ascii="Nirmala UI" w:eastAsia="Times New Roman" w:hAnsi="Nirmala UI" w:cs="Nirmala UI"/>
+          <w:sz w:val="24"/>
+          <w:szCs w:val="24"/>
+        </w:rPr>
+        <w:t>পালানোর</w:t>
+      </w:r>
+      <w:proofErr w:type="spellEnd"/>
+      <w:r>
+        <w:rPr>
+          <w:rFonts w:ascii="Times New Roman" w:eastAsia="Times New Roman" w:hAnsi="Times New Roman" w:cs="Times New Roman"/>
+          <w:sz w:val="24"/>
+          <w:szCs w:val="24"/>
+        </w:rPr>
+        <w:t xml:space="preserve"> </w:t>
+      </w:r>
+      <w:proofErr w:type="spellStart"/>
+      <w:r>
+        <w:rPr>
+          <w:rFonts w:ascii="Nirmala UI" w:eastAsia="Times New Roman" w:hAnsi="Nirmala UI" w:cs="Nirmala UI"/>
+          <w:sz w:val="24"/>
+          <w:szCs w:val="24"/>
+        </w:rPr>
+        <w:t>চেষ্টা</w:t>
+      </w:r>
+      <w:proofErr w:type="spellEnd"/>
+      <w:r>
+        <w:rPr>
+          <w:rFonts w:ascii="Times New Roman" w:eastAsia="Times New Roman" w:hAnsi="Times New Roman" w:cs="Times New Roman"/>
+          <w:sz w:val="24"/>
+          <w:szCs w:val="24"/>
+        </w:rPr>
+        <w:t xml:space="preserve">, </w:t>
+      </w:r>
+      <w:proofErr w:type="spellStart"/>
+      <w:r>
+        <w:rPr>
+          <w:rFonts w:ascii="Nirmala UI" w:eastAsia="Times New Roman" w:hAnsi="Nirmala UI" w:cs="Nirmala UI"/>
+          <w:sz w:val="24"/>
+          <w:szCs w:val="24"/>
+        </w:rPr>
+        <w:t>ভুলবশত</w:t>
+      </w:r>
+      <w:proofErr w:type="spellEnd"/>
+      <w:r>
+        <w:rPr>
+          <w:rFonts w:ascii="Times New Roman" w:eastAsia="Times New Roman" w:hAnsi="Times New Roman" w:cs="Times New Roman"/>
+          <w:sz w:val="24"/>
+          <w:szCs w:val="24"/>
+        </w:rPr>
+        <w:t xml:space="preserve"> </w:t>
+      </w:r>
+      <w:proofErr w:type="spellStart"/>
+      <w:r>
+        <w:rPr>
+          <w:rFonts w:ascii="Nirmala UI" w:eastAsia="Times New Roman" w:hAnsi="Nirmala UI" w:cs="Nirmala UI"/>
+          <w:sz w:val="24"/>
+          <w:szCs w:val="24"/>
+        </w:rPr>
+        <w:t>বন্দিদের</w:t>
+      </w:r>
+      <w:proofErr w:type="spellEnd"/>
+      <w:r>
+        <w:rPr>
+          <w:rFonts w:ascii="Times New Roman" w:eastAsia="Times New Roman" w:hAnsi="Times New Roman" w:cs="Times New Roman"/>
+          <w:sz w:val="24"/>
+          <w:szCs w:val="24"/>
+        </w:rPr>
+        <w:t xml:space="preserve"> </w:t>
+      </w:r>
+      <w:proofErr w:type="spellStart"/>
+      <w:r>
+        <w:rPr>
+          <w:rFonts w:ascii="Nirmala UI" w:eastAsia="Times New Roman" w:hAnsi="Nirmala UI" w:cs="Nirmala UI"/>
+          <w:sz w:val="24"/>
+          <w:szCs w:val="24"/>
+        </w:rPr>
+        <w:t>মুক্তি</w:t>
+      </w:r>
+      <w:proofErr w:type="spellEnd"/>
+      <w:r>
+        <w:rPr>
+          <w:rFonts w:ascii="Times New Roman" w:eastAsia="Times New Roman" w:hAnsi="Times New Roman" w:cs="Times New Roman"/>
+          <w:sz w:val="24"/>
+          <w:szCs w:val="24"/>
+        </w:rPr>
+        <w:t xml:space="preserve"> </w:t>
+      </w:r>
+      <w:proofErr w:type="spellStart"/>
+      <w:r>
+        <w:rPr>
+          <w:rFonts w:ascii="Nirmala UI" w:eastAsia="Times New Roman" w:hAnsi="Nirmala UI" w:cs="Nirmala UI"/>
+          <w:sz w:val="24"/>
+          <w:szCs w:val="24"/>
+        </w:rPr>
+        <w:t>এবং</w:t>
+      </w:r>
+      <w:proofErr w:type="spellEnd"/>
+      <w:r>
+        <w:rPr>
+          <w:rFonts w:ascii="Times New Roman" w:eastAsia="Times New Roman" w:hAnsi="Times New Roman" w:cs="Times New Roman"/>
+          <w:sz w:val="24"/>
+          <w:szCs w:val="24"/>
+        </w:rPr>
+        <w:t xml:space="preserve"> </w:t>
+      </w:r>
+      <w:proofErr w:type="spellStart"/>
+      <w:r>
+        <w:rPr>
+          <w:rFonts w:ascii="Nirmala UI" w:eastAsia="Times New Roman" w:hAnsi="Nirmala UI" w:cs="Nirmala UI"/>
+          <w:sz w:val="24"/>
+          <w:szCs w:val="24"/>
+        </w:rPr>
+        <w:t>সফটওয়্যার</w:t>
+      </w:r>
+      <w:r>
+        <w:rPr>
+          <w:rFonts w:ascii="Times New Roman" w:eastAsia="Times New Roman" w:hAnsi="Times New Roman" w:cs="Times New Roman"/>
+          <w:sz w:val="24"/>
+          <w:szCs w:val="24"/>
+        </w:rPr>
+        <w:t>-</w:t>
+      </w:r>
+      <w:r>
+        <w:rPr>
+          <w:rFonts w:ascii="Nirmala UI" w:eastAsia="Times New Roman" w:hAnsi="Nirmala UI" w:cs="Nirmala UI"/>
+          <w:sz w:val="24"/>
+          <w:szCs w:val="24"/>
+        </w:rPr>
+        <w:t>নিয়ন্ত্রিত</w:t>
+      </w:r>
+      <w:proofErr w:type="spellEnd"/>
+      <w:r>
+        <w:rPr>
+          <w:rFonts w:ascii="Times New Roman" w:eastAsia="Times New Roman" w:hAnsi="Times New Roman" w:cs="Times New Roman"/>
+          <w:sz w:val="24"/>
+          <w:szCs w:val="24"/>
+        </w:rPr>
+        <w:t xml:space="preserve"> </w:t>
+      </w:r>
+      <w:proofErr w:type="spellStart"/>
+      <w:r>
+        <w:rPr>
+          <w:rFonts w:ascii="Nirmala UI" w:eastAsia="Times New Roman" w:hAnsi="Nirmala UI" w:cs="Nirmala UI"/>
+          <w:sz w:val="24"/>
+          <w:szCs w:val="24"/>
+        </w:rPr>
+        <w:t>তালা</w:t>
+      </w:r>
+      <w:proofErr w:type="spellEnd"/>
+      <w:r>
+        <w:rPr>
+          <w:rFonts w:ascii="Times New Roman" w:eastAsia="Times New Roman" w:hAnsi="Times New Roman" w:cs="Times New Roman"/>
+          <w:sz w:val="24"/>
+          <w:szCs w:val="24"/>
+        </w:rPr>
+        <w:t xml:space="preserve"> (Lock) </w:t>
+      </w:r>
+      <w:proofErr w:type="spellStart"/>
+      <w:r>
+        <w:rPr>
+          <w:rFonts w:ascii="Nirmala UI" w:eastAsia="Times New Roman" w:hAnsi="Nirmala UI" w:cs="Nirmala UI"/>
+          <w:sz w:val="24"/>
+          <w:szCs w:val="24"/>
+        </w:rPr>
+        <w:t>কাজ</w:t>
+      </w:r>
+      <w:proofErr w:type="spellEnd"/>
+      <w:r>
+        <w:rPr>
+          <w:rFonts w:ascii="Times New Roman" w:eastAsia="Times New Roman" w:hAnsi="Times New Roman" w:cs="Times New Roman"/>
+          <w:sz w:val="24"/>
+          <w:szCs w:val="24"/>
+        </w:rPr>
+        <w:t xml:space="preserve"> </w:t>
+      </w:r>
+      <w:proofErr w:type="spellStart"/>
+      <w:r>
+        <w:rPr>
+          <w:rFonts w:ascii="Nirmala UI" w:eastAsia="Times New Roman" w:hAnsi="Nirmala UI" w:cs="Nirmala UI"/>
+          <w:sz w:val="24"/>
+          <w:szCs w:val="24"/>
+        </w:rPr>
+        <w:t>না</w:t>
+      </w:r>
+      <w:proofErr w:type="spellEnd"/>
+      <w:r>
+        <w:rPr>
+          <w:rFonts w:ascii="Times New Roman" w:eastAsia="Times New Roman" w:hAnsi="Times New Roman" w:cs="Times New Roman"/>
+          <w:sz w:val="24"/>
+          <w:szCs w:val="24"/>
+        </w:rPr>
+        <w:t xml:space="preserve"> </w:t>
+      </w:r>
+      <w:proofErr w:type="spellStart"/>
+      <w:r>
+        <w:rPr>
+          <w:rFonts w:ascii="Nirmala UI" w:eastAsia="Times New Roman" w:hAnsi="Nirmala UI" w:cs="Nirmala UI"/>
+          <w:sz w:val="24"/>
+          <w:szCs w:val="24"/>
+        </w:rPr>
+        <w:t>করা</w:t>
+      </w:r>
+      <w:proofErr w:type="spellEnd"/>
+      <w:r>
+        <w:rPr>
+          <w:rFonts w:ascii="Nirmala UI" w:eastAsia="Times New Roman" w:hAnsi="Nirmala UI" w:cs="Nirmala UI"/>
+          <w:sz w:val="24"/>
+          <w:szCs w:val="24"/>
+        </w:rPr>
+        <w:t>।</w:t>
+      </w:r>
+      <w:r>
+        <w:rPr>
+          <w:rFonts w:ascii="Times New Roman" w:eastAsia="Times New Roman" w:hAnsi="Times New Roman" w:cs="Times New Roman"/>
+          <w:sz w:val="24"/>
+          <w:szCs w:val="24"/>
+        </w:rPr>
+        <w:t xml:space="preserve"> </w:t>
+      </w:r>
+    </w:p>
+    <w:p>
+      <w:pPr>
+        <w:numPr>
+          <w:ilvl w:val="0"/>
+          <w:numId w:val="49"/>
+        </w:numPr>
+        <w:spacing w:before="100" w:beforeAutospacing="1" w:after="100" w:afterAutospacing="1" w:line="240" w:lineRule="auto"/>
+        <w:rPr>
+          <w:rFonts w:ascii="Times New Roman" w:eastAsia="Times New Roman" w:hAnsi="Times New Roman" w:cs="Times New Roman"/>
+          <w:sz w:val="24"/>
+          <w:szCs w:val="24"/>
+        </w:rPr>
+      </w:pPr>
+      <w:proofErr w:type="spellStart"/>
+      <w:r>
+        <w:rPr>
+          <w:rFonts w:ascii="Nirmala UI" w:eastAsia="Times New Roman" w:hAnsi="Nirmala UI" w:cs="Nirmala UI"/>
+          <w:b/>
+          <w:bCs/>
+          <w:sz w:val="24"/>
+          <w:szCs w:val="24"/>
+        </w:rPr>
+        <w:t>আইন</w:t>
+      </w:r>
+      <w:proofErr w:type="spellEnd"/>
+      <w:r>
+        <w:rPr>
+          <w:rFonts w:ascii="Times New Roman" w:eastAsia="Times New Roman" w:hAnsi="Times New Roman" w:cs="Times New Roman"/>
+          <w:b/>
+          <w:bCs/>
+          <w:sz w:val="24"/>
+          <w:szCs w:val="24"/>
+        </w:rPr>
+        <w:t xml:space="preserve"> </w:t>
+      </w:r>
+      <w:proofErr w:type="spellStart"/>
+      <w:r>
+        <w:rPr>
+          <w:rFonts w:ascii="Nirmala UI" w:eastAsia="Times New Roman" w:hAnsi="Nirmala UI" w:cs="Nirmala UI"/>
+          <w:b/>
+          <w:bCs/>
+          <w:sz w:val="24"/>
+          <w:szCs w:val="24"/>
+        </w:rPr>
+        <w:t>প্রয়োগকারী</w:t>
+      </w:r>
+      <w:proofErr w:type="spellEnd"/>
+      <w:r>
+        <w:rPr>
+          <w:rFonts w:ascii="Times New Roman" w:eastAsia="Times New Roman" w:hAnsi="Times New Roman" w:cs="Times New Roman"/>
+          <w:b/>
+          <w:bCs/>
+          <w:sz w:val="24"/>
+          <w:szCs w:val="24"/>
+        </w:rPr>
+        <w:t xml:space="preserve"> </w:t>
+      </w:r>
+      <w:proofErr w:type="spellStart"/>
+      <w:r>
+        <w:rPr>
+          <w:rFonts w:ascii="Nirmala UI" w:eastAsia="Times New Roman" w:hAnsi="Nirmala UI" w:cs="Nirmala UI"/>
+          <w:b/>
+          <w:bCs/>
+          <w:sz w:val="24"/>
+          <w:szCs w:val="24"/>
+        </w:rPr>
+        <w:t>সংস্থা</w:t>
+      </w:r>
+      <w:proofErr w:type="spellEnd"/>
+      <w:r>
+        <w:rPr>
+          <w:rFonts w:ascii="Times New Roman" w:eastAsia="Times New Roman" w:hAnsi="Times New Roman" w:cs="Times New Roman"/>
+          <w:b/>
+          <w:bCs/>
+          <w:sz w:val="24"/>
+          <w:szCs w:val="24"/>
+        </w:rPr>
+        <w:t xml:space="preserve"> (Law Enforcement):</w:t>
+      </w:r>
+      <w:r>
+        <w:rPr>
+          <w:rFonts w:ascii="Times New Roman" w:eastAsia="Times New Roman" w:hAnsi="Times New Roman" w:cs="Times New Roman"/>
+          <w:sz w:val="24"/>
+          <w:szCs w:val="24"/>
+        </w:rPr>
+        <w:t xml:space="preserve"> </w:t>
+      </w:r>
+      <w:proofErr w:type="spellStart"/>
+      <w:r>
+        <w:rPr>
+          <w:rFonts w:ascii="Nirmala UI" w:eastAsia="Times New Roman" w:hAnsi="Nirmala UI" w:cs="Nirmala UI"/>
+          <w:sz w:val="24"/>
+          <w:szCs w:val="24"/>
+        </w:rPr>
+        <w:t>নির্দোষ</w:t>
+      </w:r>
+      <w:proofErr w:type="spellEnd"/>
+      <w:r>
+        <w:rPr>
+          <w:rFonts w:ascii="Times New Roman" w:eastAsia="Times New Roman" w:hAnsi="Times New Roman" w:cs="Times New Roman"/>
+          <w:sz w:val="24"/>
+          <w:szCs w:val="24"/>
+        </w:rPr>
+        <w:t xml:space="preserve"> </w:t>
+      </w:r>
+      <w:proofErr w:type="spellStart"/>
+      <w:r>
+        <w:rPr>
+          <w:rFonts w:ascii="Nirmala UI" w:eastAsia="Times New Roman" w:hAnsi="Nirmala UI" w:cs="Nirmala UI"/>
+          <w:sz w:val="24"/>
+          <w:szCs w:val="24"/>
+        </w:rPr>
+        <w:t>ব্যক্তিকে</w:t>
+      </w:r>
+      <w:proofErr w:type="spellEnd"/>
+      <w:r>
+        <w:rPr>
+          <w:rFonts w:ascii="Times New Roman" w:eastAsia="Times New Roman" w:hAnsi="Times New Roman" w:cs="Times New Roman"/>
+          <w:sz w:val="24"/>
+          <w:szCs w:val="24"/>
+        </w:rPr>
+        <w:t xml:space="preserve"> </w:t>
+      </w:r>
+      <w:proofErr w:type="spellStart"/>
+      <w:r>
+        <w:rPr>
+          <w:rFonts w:ascii="Nirmala UI" w:eastAsia="Times New Roman" w:hAnsi="Nirmala UI" w:cs="Nirmala UI"/>
+          <w:sz w:val="24"/>
+          <w:szCs w:val="24"/>
+        </w:rPr>
+        <w:t>ভুলভাবে</w:t>
+      </w:r>
+      <w:proofErr w:type="spellEnd"/>
+      <w:r>
+        <w:rPr>
+          <w:rFonts w:ascii="Times New Roman" w:eastAsia="Times New Roman" w:hAnsi="Times New Roman" w:cs="Times New Roman"/>
+          <w:sz w:val="24"/>
+          <w:szCs w:val="24"/>
+        </w:rPr>
+        <w:t xml:space="preserve"> </w:t>
+      </w:r>
+      <w:proofErr w:type="spellStart"/>
+      <w:r>
+        <w:rPr>
+          <w:rFonts w:ascii="Nirmala UI" w:eastAsia="Times New Roman" w:hAnsi="Nirmala UI" w:cs="Nirmala UI"/>
+          <w:sz w:val="24"/>
+          <w:szCs w:val="24"/>
+        </w:rPr>
+        <w:t>গ্রেপ্তার</w:t>
+      </w:r>
+      <w:proofErr w:type="spellEnd"/>
+      <w:r>
+        <w:rPr>
+          <w:rFonts w:ascii="Times New Roman" w:eastAsia="Times New Roman" w:hAnsi="Times New Roman" w:cs="Times New Roman"/>
+          <w:sz w:val="24"/>
+          <w:szCs w:val="24"/>
+        </w:rPr>
+        <w:t xml:space="preserve"> </w:t>
+      </w:r>
+      <w:proofErr w:type="spellStart"/>
+      <w:r>
+        <w:rPr>
+          <w:rFonts w:ascii="Nirmala UI" w:eastAsia="Times New Roman" w:hAnsi="Nirmala UI" w:cs="Nirmala UI"/>
+          <w:sz w:val="24"/>
+          <w:szCs w:val="24"/>
+        </w:rPr>
+        <w:t>করা</w:t>
+      </w:r>
+      <w:proofErr w:type="spellEnd"/>
+      <w:r>
+        <w:rPr>
+          <w:rFonts w:ascii="Times New Roman" w:eastAsia="Times New Roman" w:hAnsi="Times New Roman" w:cs="Times New Roman"/>
+          <w:sz w:val="24"/>
+          <w:szCs w:val="24"/>
+        </w:rPr>
+        <w:t xml:space="preserve"> </w:t>
+      </w:r>
+      <w:proofErr w:type="spellStart"/>
+      <w:r>
+        <w:rPr>
+          <w:rFonts w:ascii="Nirmala UI" w:eastAsia="Times New Roman" w:hAnsi="Nirmala UI" w:cs="Nirmala UI"/>
+          <w:sz w:val="24"/>
+          <w:szCs w:val="24"/>
+        </w:rPr>
+        <w:t>এবং</w:t>
+      </w:r>
+      <w:proofErr w:type="spellEnd"/>
+      <w:r>
+        <w:rPr>
+          <w:rFonts w:ascii="Times New Roman" w:eastAsia="Times New Roman" w:hAnsi="Times New Roman" w:cs="Times New Roman"/>
+          <w:sz w:val="24"/>
+          <w:szCs w:val="24"/>
+        </w:rPr>
+        <w:t xml:space="preserve"> </w:t>
+      </w:r>
+      <w:proofErr w:type="spellStart"/>
+      <w:r>
+        <w:rPr>
+          <w:rFonts w:ascii="Nirmala UI" w:eastAsia="Times New Roman" w:hAnsi="Nirmala UI" w:cs="Nirmala UI"/>
+          <w:sz w:val="24"/>
+          <w:szCs w:val="24"/>
+        </w:rPr>
+        <w:t>অন্যায়ভাবে</w:t>
+      </w:r>
+      <w:proofErr w:type="spellEnd"/>
+      <w:r>
+        <w:rPr>
+          <w:rFonts w:ascii="Times New Roman" w:eastAsia="Times New Roman" w:hAnsi="Times New Roman" w:cs="Times New Roman"/>
+          <w:sz w:val="24"/>
+          <w:szCs w:val="24"/>
+        </w:rPr>
+        <w:t xml:space="preserve"> </w:t>
+      </w:r>
+      <w:proofErr w:type="spellStart"/>
+      <w:r>
+        <w:rPr>
+          <w:rFonts w:ascii="Nirmala UI" w:eastAsia="Times New Roman" w:hAnsi="Nirmala UI" w:cs="Nirmala UI"/>
+          <w:sz w:val="24"/>
+          <w:szCs w:val="24"/>
+        </w:rPr>
+        <w:t>কারাবন্দি</w:t>
+      </w:r>
+      <w:proofErr w:type="spellEnd"/>
+      <w:r>
+        <w:rPr>
+          <w:rFonts w:ascii="Times New Roman" w:eastAsia="Times New Roman" w:hAnsi="Times New Roman" w:cs="Times New Roman"/>
+          <w:sz w:val="24"/>
+          <w:szCs w:val="24"/>
+        </w:rPr>
+        <w:t xml:space="preserve"> </w:t>
+      </w:r>
+      <w:proofErr w:type="spellStart"/>
+      <w:r>
+        <w:rPr>
+          <w:rFonts w:ascii="Nirmala UI" w:eastAsia="Times New Roman" w:hAnsi="Nirmala UI" w:cs="Nirmala UI"/>
+          <w:sz w:val="24"/>
+          <w:szCs w:val="24"/>
+        </w:rPr>
+        <w:t>করা</w:t>
+      </w:r>
+      <w:proofErr w:type="spellEnd"/>
+      <w:r>
+        <w:rPr>
+          <w:rFonts w:ascii="Nirmala UI" w:eastAsia="Times New Roman" w:hAnsi="Nirmala UI" w:cs="Nirmala UI"/>
+          <w:sz w:val="24"/>
+          <w:szCs w:val="24"/>
+        </w:rPr>
+        <w:t>।</w:t>
+      </w:r>
+    </w:p>
+    <w:p>
+      <w:pPr>
+        <w:spacing w:before="100" w:beforeAutospacing="1" w:after="100" w:afterAutospacing="1" w:line="240" w:lineRule="auto"/>
+        <w:rPr>
+          <w:rFonts w:ascii="Times New Roman" w:eastAsia="Times New Roman" w:hAnsi="Times New Roman" w:cs="Times New Roman"/>
+          <w:sz w:val="28"/>
+          <w:szCs w:val="28"/>
+        </w:rPr>
+      </w:pPr>
     </w:p>
     <w:p>
       <w:pPr>
@@ -8535,8 +11370,6 @@
         </w:rPr>
         <w:t xml:space="preserve"> → False arrest</w:t>
       </w:r>
-      <w:bookmarkStart w:id="0" w:name="_GoBack"/>
-      <w:bookmarkEnd w:id="0"/>
     </w:p>
     <w:p>
       <w:pPr>
@@ -8562,7 +11395,6 @@
           <w:sz w:val="28"/>
           <w:szCs w:val="28"/>
         </w:rPr>
-        <w:lastRenderedPageBreak/>
         <w:t>Testing Goals Based on Test P</w:t>
       </w:r>
       <w:r>
@@ -8724,6 +11556,7 @@
           <w:sz w:val="28"/>
           <w:szCs w:val="28"/>
         </w:rPr>
+        <w:lastRenderedPageBreak/>
         <w:t>No distinction is made between software failures and programming mistakes.</w:t>
       </w:r>
     </w:p>
@@ -9096,7 +11929,6 @@
           <w:sz w:val="28"/>
           <w:szCs w:val="28"/>
         </w:rPr>
-        <w:lastRenderedPageBreak/>
         <w:t>Test managers have little control.</w:t>
       </w:r>
     </w:p>
@@ -9249,6 +12081,7 @@
           <w:sz w:val="28"/>
           <w:szCs w:val="28"/>
         </w:rPr>
+        <w:lastRenderedPageBreak/>
         <w:t>Easy Explanation:</w:t>
       </w:r>
     </w:p>
@@ -9666,7 +12499,6 @@
           <w:sz w:val="28"/>
           <w:szCs w:val="28"/>
         </w:rPr>
-        <w:lastRenderedPageBreak/>
         <w:t>Exam Point:</w:t>
       </w:r>
     </w:p>
@@ -9796,6 +12628,7 @@
           <w:sz w:val="28"/>
           <w:szCs w:val="28"/>
         </w:rPr>
+        <w:lastRenderedPageBreak/>
         <w:t>Testing is one way to improve software quality.</w:t>
       </w:r>
     </w:p>
@@ -10842,7 +13675,6 @@
           <w:sz w:val="28"/>
           <w:szCs w:val="28"/>
         </w:rPr>
-        <w:lastRenderedPageBreak/>
         <w:t>Test Data (</w:t>
       </w:r>
       <w:proofErr w:type="spellStart"/>
@@ -12231,6 +15063,7 @@
           <w:sz w:val="28"/>
           <w:szCs w:val="28"/>
         </w:rPr>
+        <w:lastRenderedPageBreak/>
         <w:t>Oracle (</w:t>
       </w:r>
       <w:proofErr w:type="spellStart"/>
@@ -13109,7 +15942,6 @@
           <w:sz w:val="28"/>
           <w:szCs w:val="28"/>
         </w:rPr>
-        <w:lastRenderedPageBreak/>
         <w:t>👉</w:t>
       </w:r>
       <w:r>
@@ -13316,6 +16148,7 @@
           <w:sz w:val="28"/>
           <w:szCs w:val="28"/>
         </w:rPr>
+        <w:lastRenderedPageBreak/>
         <w:t xml:space="preserve">Oracle is the </w:t>
       </w:r>
       <w:r>
@@ -13418,6 +16251,67 @@
           <w:szCs w:val="28"/>
         </w:rPr>
       </w:pPr>
+      <w:r>
+        <w:rPr>
+          <w:rFonts w:ascii="Times New Roman" w:eastAsia="Times New Roman" w:hAnsi="Times New Roman" w:cs="Times New Roman"/>
+          <w:noProof/>
+          <w:sz w:val="28"/>
+          <w:szCs w:val="28"/>
+        </w:rPr>
+        <w:drawing>
+          <wp:inline distT="0" distB="0" distL="0" distR="0">
+            <wp:extent cx="5620534" cy="3953427"/>
+            <wp:effectExtent l="0" t="0" r="0" b="9525"/>
+            <wp:docPr id="4" name="Picture 4"/>
+            <wp:cNvGraphicFramePr>
+              <a:graphicFrameLocks xmlns:a="http://schemas.openxmlformats.org/drawingml/2006/main" noChangeAspect="1"/>
+            </wp:cNvGraphicFramePr>
+            <a:graphic xmlns:a="http://schemas.openxmlformats.org/drawingml/2006/main">
+              <a:graphicData uri="http://schemas.openxmlformats.org/drawingml/2006/picture">
+                <pic:pic xmlns:pic="http://schemas.openxmlformats.org/drawingml/2006/picture">
+                  <pic:nvPicPr>
+                    <pic:cNvPr id="4" name="Screenshot_1.png"/>
+                    <pic:cNvPicPr/>
+                  </pic:nvPicPr>
+                  <pic:blipFill>
+                    <a:blip r:embed="rId5">
+                      <a:extLst>
+                        <a:ext uri="{28A0092B-C50C-407E-A947-70E740481C1C}">
+                          <a14:useLocalDpi xmlns:a14="http://schemas.microsoft.com/office/drawing/2010/main" val="0"/>
+                        </a:ext>
+                      </a:extLst>
+                    </a:blip>
+                    <a:stretch>
+                      <a:fillRect/>
+                    </a:stretch>
+                  </pic:blipFill>
+                  <pic:spPr>
+                    <a:xfrm>
+                      <a:off x="0" y="0"/>
+                      <a:ext cx="5620534" cy="3953427"/>
+                    </a:xfrm>
+                    <a:prstGeom prst="rect">
+                      <a:avLst/>
+                    </a:prstGeom>
+                  </pic:spPr>
+                </pic:pic>
+              </a:graphicData>
+            </a:graphic>
+          </wp:inline>
+        </w:drawing>
+      </w:r>
+    </w:p>
+    <w:p>
+      <w:pPr>
+        <w:spacing w:before="100" w:beforeAutospacing="1" w:after="100" w:afterAutospacing="1" w:line="240" w:lineRule="auto"/>
+        <w:rPr>
+          <w:rFonts w:ascii="Times New Roman" w:eastAsia="Times New Roman" w:hAnsi="Times New Roman" w:cs="Times New Roman"/>
+          <w:sz w:val="28"/>
+          <w:szCs w:val="28"/>
+        </w:rPr>
+      </w:pPr>
+      <w:bookmarkStart w:id="0" w:name="_GoBack"/>
+      <w:bookmarkEnd w:id="0"/>
     </w:p>
     <w:p>
       <w:pPr>
@@ -13619,6 +16513,7 @@
           <w:sz w:val="28"/>
           <w:szCs w:val="28"/>
         </w:rPr>
+        <w:lastRenderedPageBreak/>
         <w:t>👉</w:t>
       </w:r>
       <w:r>
@@ -13724,7 +16619,6 @@
           <w:sz w:val="28"/>
           <w:szCs w:val="28"/>
         </w:rPr>
-        <w:lastRenderedPageBreak/>
         <w:t xml:space="preserve">This is the step where we actually </w:t>
       </w:r>
       <w:r>
@@ -14240,6 +17134,7 @@
           <w:sz w:val="28"/>
           <w:szCs w:val="28"/>
         </w:rPr>
+        <w:lastRenderedPageBreak/>
         <w:t>Easy Summary</w:t>
       </w:r>
     </w:p>
@@ -14332,7 +17227,6 @@
           <w:sz w:val="28"/>
           <w:szCs w:val="28"/>
         </w:rPr>
-        <w:lastRenderedPageBreak/>
         <w:t xml:space="preserve">To find a </w:t>
       </w:r>
       <w:r>
@@ -14983,7 +17877,7 @@
                     <pic:cNvPicPr/>
                   </pic:nvPicPr>
                   <pic:blipFill>
-                    <a:blip r:embed="rId5">
+                    <a:blip r:embed="rId6">
                       <a:extLst>
                         <a:ext uri="{28A0092B-C50C-407E-A947-70E740481C1C}">
                           <a14:useLocalDpi xmlns:a14="http://schemas.microsoft.com/office/drawing/2010/main" val="0"/>
@@ -16139,7 +19033,7 @@
                     <pic:cNvPicPr/>
                   </pic:nvPicPr>
                   <pic:blipFill>
-                    <a:blip r:embed="rId6">
+                    <a:blip r:embed="rId7">
                       <a:extLst>
                         <a:ext uri="{28A0092B-C50C-407E-A947-70E740481C1C}">
                           <a14:useLocalDpi xmlns:a14="http://schemas.microsoft.com/office/drawing/2010/main" val="0"/>
@@ -16922,7 +19816,7 @@
                     <pic:cNvPicPr/>
                   </pic:nvPicPr>
                   <pic:blipFill>
-                    <a:blip r:embed="rId7">
+                    <a:blip r:embed="rId8">
                       <a:extLst>
                         <a:ext uri="{28A0092B-C50C-407E-A947-70E740481C1C}">
                           <a14:useLocalDpi xmlns:a14="http://schemas.microsoft.com/office/drawing/2010/main" val="0"/>
@@ -20985,6 +23879,155 @@
     </w:lvl>
   </w:abstractNum>
   <w:abstractNum w:abstractNumId="27" w15:restartNumberingAfterBreak="0">
+    <w:nsid w:val="47D74DC7"/>
+    <w:multiLevelType w:val="multilevel"/>
+    <w:tmpl w:val="FD2893AA"/>
+    <w:lvl w:ilvl="0">
+      <w:start w:val="1"/>
+      <w:numFmt w:val="bullet"/>
+      <w:lvlText w:val=""/>
+      <w:lvlJc w:val="left"/>
+      <w:pPr>
+        <w:tabs>
+          <w:tab w:val="num" w:pos="720"/>
+        </w:tabs>
+        <w:ind w:left="720" w:hanging="360"/>
+      </w:pPr>
+      <w:rPr>
+        <w:rFonts w:ascii="Symbol" w:hAnsi="Symbol" w:hint="default"/>
+        <w:sz w:val="20"/>
+      </w:rPr>
+    </w:lvl>
+    <w:lvl w:ilvl="1" w:tentative="1">
+      <w:start w:val="1"/>
+      <w:numFmt w:val="bullet"/>
+      <w:lvlText w:val="o"/>
+      <w:lvlJc w:val="left"/>
+      <w:pPr>
+        <w:tabs>
+          <w:tab w:val="num" w:pos="1440"/>
+        </w:tabs>
+        <w:ind w:left="1440" w:hanging="360"/>
+      </w:pPr>
+      <w:rPr>
+        <w:rFonts w:ascii="Courier New" w:hAnsi="Courier New" w:hint="default"/>
+        <w:sz w:val="20"/>
+      </w:rPr>
+    </w:lvl>
+    <w:lvl w:ilvl="2" w:tentative="1">
+      <w:start w:val="1"/>
+      <w:numFmt w:val="bullet"/>
+      <w:lvlText w:val=""/>
+      <w:lvlJc w:val="left"/>
+      <w:pPr>
+        <w:tabs>
+          <w:tab w:val="num" w:pos="2160"/>
+        </w:tabs>
+        <w:ind w:left="2160" w:hanging="360"/>
+      </w:pPr>
+      <w:rPr>
+        <w:rFonts w:ascii="Wingdings" w:hAnsi="Wingdings" w:hint="default"/>
+        <w:sz w:val="20"/>
+      </w:rPr>
+    </w:lvl>
+    <w:lvl w:ilvl="3" w:tentative="1">
+      <w:start w:val="1"/>
+      <w:numFmt w:val="bullet"/>
+      <w:lvlText w:val=""/>
+      <w:lvlJc w:val="left"/>
+      <w:pPr>
+        <w:tabs>
+          <w:tab w:val="num" w:pos="2880"/>
+        </w:tabs>
+        <w:ind w:left="2880" w:hanging="360"/>
+      </w:pPr>
+      <w:rPr>
+        <w:rFonts w:ascii="Wingdings" w:hAnsi="Wingdings" w:hint="default"/>
+        <w:sz w:val="20"/>
+      </w:rPr>
+    </w:lvl>
+    <w:lvl w:ilvl="4" w:tentative="1">
+      <w:start w:val="1"/>
+      <w:numFmt w:val="bullet"/>
+      <w:lvlText w:val=""/>
+      <w:lvlJc w:val="left"/>
+      <w:pPr>
+        <w:tabs>
+          <w:tab w:val="num" w:pos="3600"/>
+        </w:tabs>
+        <w:ind w:left="3600" w:hanging="360"/>
+      </w:pPr>
+      <w:rPr>
+        <w:rFonts w:ascii="Wingdings" w:hAnsi="Wingdings" w:hint="default"/>
+        <w:sz w:val="20"/>
+      </w:rPr>
+    </w:lvl>
+    <w:lvl w:ilvl="5" w:tentative="1">
+      <w:start w:val="1"/>
+      <w:numFmt w:val="bullet"/>
+      <w:lvlText w:val=""/>
+      <w:lvlJc w:val="left"/>
+      <w:pPr>
+        <w:tabs>
+          <w:tab w:val="num" w:pos="4320"/>
+        </w:tabs>
+        <w:ind w:left="4320" w:hanging="360"/>
+      </w:pPr>
+      <w:rPr>
+        <w:rFonts w:ascii="Wingdings" w:hAnsi="Wingdings" w:hint="default"/>
+        <w:sz w:val="20"/>
+      </w:rPr>
+    </w:lvl>
+    <w:lvl w:ilvl="6" w:tentative="1">
+      <w:start w:val="1"/>
+      <w:numFmt w:val="bullet"/>
+      <w:lvlText w:val=""/>
+      <w:lvlJc w:val="left"/>
+      <w:pPr>
+        <w:tabs>
+          <w:tab w:val="num" w:pos="5040"/>
+        </w:tabs>
+        <w:ind w:left="5040" w:hanging="360"/>
+      </w:pPr>
+      <w:rPr>
+        <w:rFonts w:ascii="Wingdings" w:hAnsi="Wingdings" w:hint="default"/>
+        <w:sz w:val="20"/>
+      </w:rPr>
+    </w:lvl>
+    <w:lvl w:ilvl="7" w:tentative="1">
+      <w:start w:val="1"/>
+      <w:numFmt w:val="bullet"/>
+      <w:lvlText w:val=""/>
+      <w:lvlJc w:val="left"/>
+      <w:pPr>
+        <w:tabs>
+          <w:tab w:val="num" w:pos="5760"/>
+        </w:tabs>
+        <w:ind w:left="5760" w:hanging="360"/>
+      </w:pPr>
+      <w:rPr>
+        <w:rFonts w:ascii="Wingdings" w:hAnsi="Wingdings" w:hint="default"/>
+        <w:sz w:val="20"/>
+      </w:rPr>
+    </w:lvl>
+    <w:lvl w:ilvl="8" w:tentative="1">
+      <w:start w:val="1"/>
+      <w:numFmt w:val="bullet"/>
+      <w:lvlText w:val=""/>
+      <w:lvlJc w:val="left"/>
+      <w:pPr>
+        <w:tabs>
+          <w:tab w:val="num" w:pos="6480"/>
+        </w:tabs>
+        <w:ind w:left="6480" w:hanging="360"/>
+      </w:pPr>
+      <w:rPr>
+        <w:rFonts w:ascii="Wingdings" w:hAnsi="Wingdings" w:hint="default"/>
+        <w:sz w:val="20"/>
+      </w:rPr>
+    </w:lvl>
+  </w:abstractNum>
+  <w:abstractNum w:abstractNumId="28" w15:restartNumberingAfterBreak="0">
     <w:nsid w:val="48913676"/>
     <w:multiLevelType w:val="multilevel"/>
     <w:tmpl w:val="3A1A69DA"/>
@@ -21133,7 +24176,7 @@
       </w:rPr>
     </w:lvl>
   </w:abstractNum>
-  <w:abstractNum w:abstractNumId="28" w15:restartNumberingAfterBreak="0">
+  <w:abstractNum w:abstractNumId="29" w15:restartNumberingAfterBreak="0">
     <w:nsid w:val="4A9039D2"/>
     <w:multiLevelType w:val="multilevel"/>
     <w:tmpl w:val="DF323AAE"/>
@@ -21282,7 +24325,7 @@
       </w:rPr>
     </w:lvl>
   </w:abstractNum>
-  <w:abstractNum w:abstractNumId="29" w15:restartNumberingAfterBreak="0">
+  <w:abstractNum w:abstractNumId="30" w15:restartNumberingAfterBreak="0">
     <w:nsid w:val="4CF642E3"/>
     <w:multiLevelType w:val="multilevel"/>
     <w:tmpl w:val="8C505002"/>
@@ -21431,7 +24474,7 @@
       </w:rPr>
     </w:lvl>
   </w:abstractNum>
-  <w:abstractNum w:abstractNumId="30" w15:restartNumberingAfterBreak="0">
+  <w:abstractNum w:abstractNumId="31" w15:restartNumberingAfterBreak="0">
     <w:nsid w:val="4F5D584B"/>
     <w:multiLevelType w:val="multilevel"/>
     <w:tmpl w:val="0AF0DD0A"/>
@@ -21580,7 +24623,7 @@
       </w:rPr>
     </w:lvl>
   </w:abstractNum>
-  <w:abstractNum w:abstractNumId="31" w15:restartNumberingAfterBreak="0">
+  <w:abstractNum w:abstractNumId="32" w15:restartNumberingAfterBreak="0">
     <w:nsid w:val="538A0982"/>
     <w:multiLevelType w:val="multilevel"/>
     <w:tmpl w:val="C778DB06"/>
@@ -21729,7 +24772,7 @@
       </w:rPr>
     </w:lvl>
   </w:abstractNum>
-  <w:abstractNum w:abstractNumId="32" w15:restartNumberingAfterBreak="0">
+  <w:abstractNum w:abstractNumId="33" w15:restartNumberingAfterBreak="0">
     <w:nsid w:val="548002F9"/>
     <w:multiLevelType w:val="multilevel"/>
     <w:tmpl w:val="890ADB0E"/>
@@ -21878,7 +24921,7 @@
       </w:rPr>
     </w:lvl>
   </w:abstractNum>
-  <w:abstractNum w:abstractNumId="33" w15:restartNumberingAfterBreak="0">
+  <w:abstractNum w:abstractNumId="34" w15:restartNumberingAfterBreak="0">
     <w:nsid w:val="551C6C64"/>
     <w:multiLevelType w:val="multilevel"/>
     <w:tmpl w:val="1AD6EC8E"/>
@@ -22027,7 +25070,7 @@
       </w:rPr>
     </w:lvl>
   </w:abstractNum>
-  <w:abstractNum w:abstractNumId="34" w15:restartNumberingAfterBreak="0">
+  <w:abstractNum w:abstractNumId="35" w15:restartNumberingAfterBreak="0">
     <w:nsid w:val="5B8412E6"/>
     <w:multiLevelType w:val="multilevel"/>
     <w:tmpl w:val="5718D028"/>
@@ -22176,7 +25219,7 @@
       </w:rPr>
     </w:lvl>
   </w:abstractNum>
-  <w:abstractNum w:abstractNumId="35" w15:restartNumberingAfterBreak="0">
+  <w:abstractNum w:abstractNumId="36" w15:restartNumberingAfterBreak="0">
     <w:nsid w:val="602F40D9"/>
     <w:multiLevelType w:val="multilevel"/>
     <w:tmpl w:val="06065EFA"/>
@@ -22325,7 +25368,7 @@
       </w:rPr>
     </w:lvl>
   </w:abstractNum>
-  <w:abstractNum w:abstractNumId="36" w15:restartNumberingAfterBreak="0">
+  <w:abstractNum w:abstractNumId="37" w15:restartNumberingAfterBreak="0">
     <w:nsid w:val="60F01505"/>
     <w:multiLevelType w:val="multilevel"/>
     <w:tmpl w:val="34142C04"/>
@@ -22474,7 +25517,7 @@
       </w:rPr>
     </w:lvl>
   </w:abstractNum>
-  <w:abstractNum w:abstractNumId="37" w15:restartNumberingAfterBreak="0">
+  <w:abstractNum w:abstractNumId="38" w15:restartNumberingAfterBreak="0">
     <w:nsid w:val="651F3060"/>
     <w:multiLevelType w:val="multilevel"/>
     <w:tmpl w:val="33A0D770"/>
@@ -22623,7 +25666,7 @@
       </w:rPr>
     </w:lvl>
   </w:abstractNum>
-  <w:abstractNum w:abstractNumId="38" w15:restartNumberingAfterBreak="0">
+  <w:abstractNum w:abstractNumId="39" w15:restartNumberingAfterBreak="0">
     <w:nsid w:val="6A86625C"/>
     <w:multiLevelType w:val="multilevel"/>
     <w:tmpl w:val="74A8C0FC"/>
@@ -22772,7 +25815,7 @@
       </w:rPr>
     </w:lvl>
   </w:abstractNum>
-  <w:abstractNum w:abstractNumId="39" w15:restartNumberingAfterBreak="0">
+  <w:abstractNum w:abstractNumId="40" w15:restartNumberingAfterBreak="0">
     <w:nsid w:val="6A9819D0"/>
     <w:multiLevelType w:val="multilevel"/>
     <w:tmpl w:val="078CCC50"/>
@@ -22921,7 +25964,7 @@
       </w:rPr>
     </w:lvl>
   </w:abstractNum>
-  <w:abstractNum w:abstractNumId="40" w15:restartNumberingAfterBreak="0">
+  <w:abstractNum w:abstractNumId="41" w15:restartNumberingAfterBreak="0">
     <w:nsid w:val="6B445A68"/>
     <w:multiLevelType w:val="multilevel"/>
     <w:tmpl w:val="2490131A"/>
@@ -23070,7 +26113,7 @@
       </w:rPr>
     </w:lvl>
   </w:abstractNum>
-  <w:abstractNum w:abstractNumId="41" w15:restartNumberingAfterBreak="0">
+  <w:abstractNum w:abstractNumId="42" w15:restartNumberingAfterBreak="0">
     <w:nsid w:val="6D5532D9"/>
     <w:multiLevelType w:val="multilevel"/>
     <w:tmpl w:val="CDC8FEFA"/>
@@ -23219,7 +26262,7 @@
       </w:rPr>
     </w:lvl>
   </w:abstractNum>
-  <w:abstractNum w:abstractNumId="42" w15:restartNumberingAfterBreak="0">
+  <w:abstractNum w:abstractNumId="43" w15:restartNumberingAfterBreak="0">
     <w:nsid w:val="6FA25EFA"/>
     <w:multiLevelType w:val="multilevel"/>
     <w:tmpl w:val="D65895EC"/>
@@ -23368,7 +26411,7 @@
       </w:rPr>
     </w:lvl>
   </w:abstractNum>
-  <w:abstractNum w:abstractNumId="43" w15:restartNumberingAfterBreak="0">
+  <w:abstractNum w:abstractNumId="44" w15:restartNumberingAfterBreak="0">
     <w:nsid w:val="723E023E"/>
     <w:multiLevelType w:val="multilevel"/>
     <w:tmpl w:val="65AAC94C"/>
@@ -23517,7 +26560,7 @@
       </w:rPr>
     </w:lvl>
   </w:abstractNum>
-  <w:abstractNum w:abstractNumId="44" w15:restartNumberingAfterBreak="0">
+  <w:abstractNum w:abstractNumId="45" w15:restartNumberingAfterBreak="0">
     <w:nsid w:val="77B81ECE"/>
     <w:multiLevelType w:val="multilevel"/>
     <w:tmpl w:val="E6887E14"/>
@@ -23666,7 +26709,7 @@
       </w:rPr>
     </w:lvl>
   </w:abstractNum>
-  <w:abstractNum w:abstractNumId="45" w15:restartNumberingAfterBreak="0">
+  <w:abstractNum w:abstractNumId="46" w15:restartNumberingAfterBreak="0">
     <w:nsid w:val="77E727B9"/>
     <w:multiLevelType w:val="multilevel"/>
     <w:tmpl w:val="35F21390"/>
@@ -23815,7 +26858,7 @@
       </w:rPr>
     </w:lvl>
   </w:abstractNum>
-  <w:abstractNum w:abstractNumId="46" w15:restartNumberingAfterBreak="0">
+  <w:abstractNum w:abstractNumId="47" w15:restartNumberingAfterBreak="0">
     <w:nsid w:val="78344440"/>
     <w:multiLevelType w:val="multilevel"/>
     <w:tmpl w:val="F7260036"/>
@@ -23964,7 +27007,7 @@
       </w:rPr>
     </w:lvl>
   </w:abstractNum>
-  <w:abstractNum w:abstractNumId="47" w15:restartNumberingAfterBreak="0">
+  <w:abstractNum w:abstractNumId="48" w15:restartNumberingAfterBreak="0">
     <w:nsid w:val="78940B31"/>
     <w:multiLevelType w:val="multilevel"/>
     <w:tmpl w:val="0D0CCBA8"/>
@@ -24114,16 +27157,16 @@
     </w:lvl>
   </w:abstractNum>
   <w:num w:numId="1">
-    <w:abstractNumId w:val="27"/>
+    <w:abstractNumId w:val="28"/>
   </w:num>
   <w:num w:numId="2">
     <w:abstractNumId w:val="6"/>
   </w:num>
   <w:num w:numId="3">
-    <w:abstractNumId w:val="43"/>
+    <w:abstractNumId w:val="44"/>
   </w:num>
   <w:num w:numId="4">
-    <w:abstractNumId w:val="45"/>
+    <w:abstractNumId w:val="46"/>
   </w:num>
   <w:num w:numId="5">
     <w:abstractNumId w:val="11"/>
@@ -24135,13 +27178,13 @@
     <w:abstractNumId w:val="17"/>
   </w:num>
   <w:num w:numId="8">
-    <w:abstractNumId w:val="28"/>
+    <w:abstractNumId w:val="29"/>
   </w:num>
   <w:num w:numId="9">
-    <w:abstractNumId w:val="33"/>
+    <w:abstractNumId w:val="34"/>
   </w:num>
   <w:num w:numId="10">
-    <w:abstractNumId w:val="34"/>
+    <w:abstractNumId w:val="35"/>
   </w:num>
   <w:num w:numId="11">
     <w:abstractNumId w:val="0"/>
@@ -24150,16 +27193,16 @@
     <w:abstractNumId w:val="19"/>
   </w:num>
   <w:num w:numId="13">
-    <w:abstractNumId w:val="42"/>
+    <w:abstractNumId w:val="43"/>
   </w:num>
   <w:num w:numId="14">
     <w:abstractNumId w:val="7"/>
   </w:num>
   <w:num w:numId="15">
-    <w:abstractNumId w:val="39"/>
+    <w:abstractNumId w:val="40"/>
   </w:num>
   <w:num w:numId="16">
-    <w:abstractNumId w:val="30"/>
+    <w:abstractNumId w:val="31"/>
   </w:num>
   <w:num w:numId="17">
     <w:abstractNumId w:val="14"/>
@@ -24168,10 +27211,10 @@
     <w:abstractNumId w:val="22"/>
   </w:num>
   <w:num w:numId="19">
-    <w:abstractNumId w:val="44"/>
+    <w:abstractNumId w:val="45"/>
   </w:num>
   <w:num w:numId="20">
-    <w:abstractNumId w:val="37"/>
+    <w:abstractNumId w:val="38"/>
   </w:num>
   <w:num w:numId="21">
     <w:abstractNumId w:val="4"/>
@@ -24183,13 +27226,13 @@
     <w:abstractNumId w:val="9"/>
   </w:num>
   <w:num w:numId="24">
-    <w:abstractNumId w:val="40"/>
+    <w:abstractNumId w:val="41"/>
   </w:num>
   <w:num w:numId="25">
     <w:abstractNumId w:val="1"/>
   </w:num>
   <w:num w:numId="26">
-    <w:abstractNumId w:val="35"/>
+    <w:abstractNumId w:val="36"/>
   </w:num>
   <w:num w:numId="27">
     <w:abstractNumId w:val="5"/>
@@ -24198,7 +27241,7 @@
     <w:abstractNumId w:val="13"/>
   </w:num>
   <w:num w:numId="29">
-    <w:abstractNumId w:val="32"/>
+    <w:abstractNumId w:val="33"/>
   </w:num>
   <w:num w:numId="30">
     <w:abstractNumId w:val="8"/>
@@ -24213,28 +27256,28 @@
     <w:abstractNumId w:val="16"/>
   </w:num>
   <w:num w:numId="34">
-    <w:abstractNumId w:val="41"/>
+    <w:abstractNumId w:val="42"/>
   </w:num>
   <w:num w:numId="35">
     <w:abstractNumId w:val="24"/>
   </w:num>
   <w:num w:numId="36">
-    <w:abstractNumId w:val="36"/>
+    <w:abstractNumId w:val="37"/>
   </w:num>
   <w:num w:numId="37">
-    <w:abstractNumId w:val="46"/>
+    <w:abstractNumId w:val="47"/>
   </w:num>
   <w:num w:numId="38">
-    <w:abstractNumId w:val="29"/>
+    <w:abstractNumId w:val="30"/>
   </w:num>
   <w:num w:numId="39">
-    <w:abstractNumId w:val="47"/>
+    <w:abstractNumId w:val="48"/>
   </w:num>
   <w:num w:numId="40">
     <w:abstractNumId w:val="23"/>
   </w:num>
   <w:num w:numId="41">
-    <w:abstractNumId w:val="31"/>
+    <w:abstractNumId w:val="32"/>
   </w:num>
   <w:num w:numId="42">
     <w:abstractNumId w:val="3"/>
@@ -24246,7 +27289,7 @@
     <w:abstractNumId w:val="21"/>
   </w:num>
   <w:num w:numId="45">
-    <w:abstractNumId w:val="38"/>
+    <w:abstractNumId w:val="39"/>
   </w:num>
   <w:num w:numId="46">
     <w:abstractNumId w:val="2"/>
@@ -24256,6 +27299,9 @@
   </w:num>
   <w:num w:numId="48">
     <w:abstractNumId w:val="26"/>
+  </w:num>
+  <w:num w:numId="49">
+    <w:abstractNumId w:val="27"/>
   </w:num>
 </w:numbering>
 </file>
